--- a/04_QA_Review/Approved/Milestone_5_Algorithms/SDD/RA_M5_SDD_5.0ComponentDesign_v02.docx
+++ b/04_QA_Review/Approved/Milestone_5_Algorithms/SDD/RA_M5_SDD_5.0ComponentDesign_v02.docx
@@ -1,6 +1,6 @@
 
 <file path=word/document.xml><?xml version="1.0" encoding="utf-8"?>
-<w:document xmlns:wpc="http://schemas.microsoft.com/office/word/2010/wordprocessingCanvas" xmlns:cx="http://schemas.microsoft.com/office/drawing/2014/chartex" xmlns:cx1="http://schemas.microsoft.com/office/drawing/2015/9/8/chartex" xmlns:cx2="http://schemas.microsoft.com/office/drawing/2015/10/21/chartex" xmlns:cx3="http://schemas.microsoft.com/office/drawing/2016/5/9/chartex" xmlns:cx4="http://schemas.microsoft.com/office/drawing/2016/5/10/chartex" xmlns:cx5="http://schemas.microsoft.com/office/drawing/2016/5/11/chartex" xmlns:cx6="http://schemas.microsoft.com/office/drawing/2016/5/12/chartex" xmlns:cx7="http://schemas.microsoft.com/office/drawing/2016/5/13/chartex" xmlns:cx8="http://schemas.microsoft.com/office/drawing/2016/5/14/chartex" xmlns:mc="http://schemas.openxmlformats.org/markup-compatibility/2006" xmlns:aink="http://schemas.microsoft.com/office/drawing/2016/ink" xmlns:am3d="http://schemas.microsoft.com/office/drawing/2017/model3d" xmlns:o="urn:schemas-microsoft-com:office:office" xmlns:oel="http://schemas.microsoft.com/office/2019/extlst" xmlns:r="http://schemas.openxmlformats.org/officeDocument/2006/relationships" xmlns:m="http://schemas.openxmlformats.org/officeDocument/2006/math" xmlns:v="urn:schemas-microsoft-com:vml" xmlns:wp14="http://schemas.microsoft.com/office/word/2010/wordprocessingDrawing" xmlns:wp="http://schemas.openxmlformats.org/drawingml/2006/wordprocessingDrawing" xmlns:w10="urn:schemas-microsoft-com:office:word" xmlns:w="http://schemas.openxmlformats.org/wordprocessingml/2006/main" xmlns:w14="http://schemas.microsoft.com/office/word/2010/wordml" xmlns:w15="http://schemas.microsoft.com/office/word/2012/wordml" xmlns:w16cex="http://schemas.microsoft.com/office/word/2018/wordml/cex" xmlns:w16cid="http://schemas.microsoft.com/office/word/2016/wordml/cid" xmlns:w16="http://schemas.microsoft.com/office/word/2018/wordml" xmlns:w16sdtdh="http://schemas.microsoft.com/office/word/2020/wordml/sdtdatahash" xmlns:w16se="http://schemas.microsoft.com/office/word/2015/wordml/symex" xmlns:wpg="http://schemas.microsoft.com/office/word/2010/wordprocessingGroup" xmlns:wpi="http://schemas.microsoft.com/office/word/2010/wordprocessingInk" xmlns:wne="http://schemas.microsoft.com/office/word/2006/wordml" xmlns:wps="http://schemas.microsoft.com/office/word/2010/wordprocessingShape" mc:Ignorable="w14 w15 w16se w16cid w16 w16cex w16sdtdh wp14">
+<w:document xmlns:wpc="http://schemas.microsoft.com/office/word/2010/wordprocessingCanvas" xmlns:cx="http://schemas.microsoft.com/office/drawing/2014/chartex" xmlns:cx1="http://schemas.microsoft.com/office/drawing/2015/9/8/chartex" xmlns:cx2="http://schemas.microsoft.com/office/drawing/2015/10/21/chartex" xmlns:cx3="http://schemas.microsoft.com/office/drawing/2016/5/9/chartex" xmlns:cx4="http://schemas.microsoft.com/office/drawing/2016/5/10/chartex" xmlns:cx5="http://schemas.microsoft.com/office/drawing/2016/5/11/chartex" xmlns:cx6="http://schemas.microsoft.com/office/drawing/2016/5/12/chartex" xmlns:cx7="http://schemas.microsoft.com/office/drawing/2016/5/13/chartex" xmlns:cx8="http://schemas.microsoft.com/office/drawing/2016/5/14/chartex" xmlns:mc="http://schemas.openxmlformats.org/markup-compatibility/2006" xmlns:aink="http://schemas.microsoft.com/office/drawing/2016/ink" xmlns:am3d="http://schemas.microsoft.com/office/drawing/2017/model3d" xmlns:o="urn:schemas-microsoft-com:office:office" xmlns:oel="http://schemas.microsoft.com/office/2019/extlst" xmlns:r="http://schemas.openxmlformats.org/officeDocument/2006/relationships" xmlns:m="http://schemas.openxmlformats.org/officeDocument/2006/math" xmlns:v="urn:schemas-microsoft-com:vml" xmlns:wp14="http://schemas.microsoft.com/office/word/2010/wordprocessingDrawing" xmlns:wp="http://schemas.openxmlformats.org/drawingml/2006/wordprocessingDrawing" xmlns:w10="urn:schemas-microsoft-com:office:word" xmlns:w="http://schemas.openxmlformats.org/wordprocessingml/2006/main" xmlns:w14="http://schemas.microsoft.com/office/word/2010/wordml" xmlns:w15="http://schemas.microsoft.com/office/word/2012/wordml" xmlns:w16cex="http://schemas.microsoft.com/office/word/2018/wordml/cex" xmlns:w16cid="http://schemas.microsoft.com/office/word/2016/wordml/cid" xmlns:w16="http://schemas.microsoft.com/office/word/2018/wordml" xmlns:w16du="http://schemas.microsoft.com/office/word/2023/wordml/word16du" xmlns:w16sdtdh="http://schemas.microsoft.com/office/word/2020/wordml/sdtdatahash" xmlns:w16sdtfl="http://schemas.microsoft.com/office/word/2024/wordml/sdtformatlock" xmlns:w16se="http://schemas.microsoft.com/office/word/2015/wordml/symex" xmlns:wpg="http://schemas.microsoft.com/office/word/2010/wordprocessingGroup" xmlns:wpi="http://schemas.microsoft.com/office/word/2010/wordprocessingInk" xmlns:wne="http://schemas.microsoft.com/office/word/2006/wordml" xmlns:wps="http://schemas.microsoft.com/office/word/2010/wordprocessingShape" mc:Ignorable="w14 w15 w16se w16cid w16 w16cex w16sdtdh w16sdtfl w16du wp14">
   <w:body>
     <w:p>
       <w:pPr>
@@ -111,14 +111,16 @@
     </w:p>
     <w:p>
       <w:pPr>
+        <w:pStyle w:val="Intro-Sentence"/>
+      </w:pPr>
+      <w:r>
+        <w:t>Determines which view should be shown and updates navigation state.</w:t>
+      </w:r>
+    </w:p>
+    <w:p>
+      <w:pPr>
         <w:pStyle w:val="List-Sentence"/>
       </w:pPr>
-      <w:r>
-        <w:rPr>
-          <w:rFonts w:eastAsia="Times New Roman"/>
-        </w:rPr>
-        <w:t>Determines which view should be shown and updates navigation state.</w:t>
-      </w:r>
       <w:r>
         <w:rPr>
           <w:noProof/>
@@ -264,17 +266,6 @@
     </w:p>
     <w:p>
       <w:pPr>
-        <w:pStyle w:val="BodyText"/>
-        <w:spacing w:before="6"/>
-        <w:rPr>
-          <w:rFonts w:eastAsia="Arial"/>
-          <w:sz w:val="22"/>
-          <w:szCs w:val="22"/>
-        </w:rPr>
-      </w:pPr>
-    </w:p>
-    <w:p>
-      <w:pPr>
         <w:pStyle w:val="12ptHeading"/>
       </w:pPr>
       <w:r>
@@ -297,47 +288,43 @@
     </w:p>
     <w:p>
       <w:pPr>
-        <w:keepNext/>
-        <w:spacing w:before="6" w:line="240" w:lineRule="auto"/>
-        <w:rPr>
-          <w:rFonts w:ascii="Times New Roman" w:hAnsi="Times New Roman" w:cs="Times New Roman"/>
-          <w:sz w:val="22"/>
-          <w:szCs w:val="22"/>
-        </w:rPr>
-      </w:pPr>
-      <w:r>
-        <w:rPr>
-          <w:rStyle w:val="Body-HeaderChar"/>
+        <w:pStyle w:val="Body-Header"/>
+        <w:rPr>
           <w:rFonts w:eastAsiaTheme="minorEastAsia"/>
         </w:rPr>
+      </w:pPr>
+      <w:r>
+        <w:rPr>
+          <w:rFonts w:eastAsiaTheme="minorEastAsia"/>
+        </w:rPr>
         <w:t>Purpose:</w:t>
       </w:r>
-      <w:r>
-        <w:rPr>
-          <w:rFonts w:ascii="Arial" w:hAnsi="Arial" w:cs="Arial"/>
-          <w:sz w:val="22"/>
-          <w:szCs w:val="22"/>
-        </w:rPr>
-        <w:br/>
-      </w:r>
-      <w:r>
+    </w:p>
+    <w:p>
+      <w:pPr>
+        <w:pStyle w:val="Intro-Sentence"/>
         <w:rPr>
           <w:rStyle w:val="Intro-SentenceChar"/>
           <w:rFonts w:eastAsiaTheme="minorEastAsia"/>
         </w:rPr>
+      </w:pPr>
+      <w:r>
+        <w:rPr>
+          <w:rStyle w:val="Intro-SentenceChar"/>
+          <w:rFonts w:eastAsiaTheme="minorEastAsia"/>
+        </w:rPr>
         <w:t>Determines the correct target view from a selected menu/button action.</w:t>
       </w:r>
     </w:p>
     <w:p>
       <w:pPr>
-        <w:rPr>
-          <w:rFonts w:ascii="Arial" w:hAnsi="Arial" w:cs="Arial"/>
+        <w:pStyle w:val="List-Sentence"/>
+        <w:rPr>
           <w:noProof/>
         </w:rPr>
       </w:pPr>
       <w:r>
         <w:rPr>
-          <w:rFonts w:ascii="Arial" w:hAnsi="Arial" w:cs="Arial"/>
           <w:noProof/>
         </w:rPr>
         <w:drawing>
@@ -392,207 +379,105 @@
     </w:p>
     <w:p>
       <w:pPr>
-        <w:keepNext/>
-        <w:spacing w:before="6" w:line="240" w:lineRule="auto"/>
-        <w:rPr>
-          <w:rFonts w:ascii="Times New Roman" w:hAnsi="Times New Roman" w:cs="Times New Roman"/>
-          <w:sz w:val="22"/>
-          <w:szCs w:val="22"/>
-        </w:rPr>
-      </w:pPr>
-      <w:r>
-        <w:rPr>
-          <w:rFonts w:ascii="Arial" w:hAnsi="Arial" w:cs="Arial"/>
-          <w:b/>
-          <w:bCs/>
-          <w:sz w:val="22"/>
-          <w:szCs w:val="22"/>
-        </w:rPr>
+        <w:pStyle w:val="Body-Header"/>
+        <w:rPr>
+          <w:rFonts w:ascii="Times New Roman" w:hAnsi="Times New Roman" w:cs="Times New Roman"/>
+        </w:rPr>
+      </w:pPr>
+      <w:r>
         <w:t>Local Data</w:t>
       </w:r>
       <w:r>
-        <w:rPr>
-          <w:rFonts w:ascii="Arial" w:hAnsi="Arial" w:cs="Arial"/>
-          <w:b/>
-          <w:bCs/>
-          <w:sz w:val="22"/>
-          <w:szCs w:val="22"/>
-        </w:rPr>
         <w:t>:</w:t>
       </w:r>
     </w:p>
     <w:p>
       <w:pPr>
-        <w:keepNext/>
-        <w:spacing w:before="6" w:line="240" w:lineRule="auto"/>
-        <w:rPr>
-          <w:rFonts w:ascii="Times New Roman" w:hAnsi="Times New Roman" w:cs="Times New Roman"/>
-          <w:sz w:val="22"/>
-          <w:szCs w:val="22"/>
-        </w:rPr>
-      </w:pPr>
-      <w:proofErr w:type="spellStart"/>
-      <w:proofErr w:type="gramStart"/>
-      <w:r>
-        <w:rPr>
-          <w:rFonts w:ascii="Times New Roman" w:hAnsi="Times New Roman" w:cs="Times New Roman"/>
-          <w:sz w:val="22"/>
-          <w:szCs w:val="22"/>
-        </w:rPr>
+        <w:pStyle w:val="List-Sentence"/>
+      </w:pPr>
+      <w:proofErr w:type="spellStart"/>
+      <w:proofErr w:type="gramStart"/>
+      <w:r>
         <w:t>userState</w:t>
       </w:r>
       <w:proofErr w:type="spellEnd"/>
       <w:r>
-        <w:rPr>
-          <w:rFonts w:ascii="Times New Roman" w:hAnsi="Times New Roman" w:cs="Times New Roman"/>
-          <w:sz w:val="22"/>
-          <w:szCs w:val="22"/>
-        </w:rPr>
         <w:t xml:space="preserve"> :</w:t>
       </w:r>
       <w:proofErr w:type="gramEnd"/>
       <w:r>
-        <w:rPr>
-          <w:rFonts w:ascii="Times New Roman" w:hAnsi="Times New Roman" w:cs="Times New Roman"/>
-          <w:sz w:val="22"/>
-          <w:szCs w:val="22"/>
-        </w:rPr>
         <w:t xml:space="preserve"> State</w:t>
       </w:r>
     </w:p>
     <w:p>
       <w:pPr>
-        <w:spacing w:before="6" w:line="240" w:lineRule="auto"/>
-        <w:rPr>
-          <w:rFonts w:ascii="Times New Roman" w:hAnsi="Times New Roman" w:cs="Times New Roman"/>
-          <w:sz w:val="22"/>
-          <w:szCs w:val="22"/>
-        </w:rPr>
-      </w:pPr>
-      <w:proofErr w:type="gramStart"/>
-      <w:r>
-        <w:rPr>
-          <w:rFonts w:ascii="Times New Roman" w:hAnsi="Times New Roman" w:cs="Times New Roman"/>
-          <w:sz w:val="22"/>
-          <w:szCs w:val="22"/>
-        </w:rPr>
+        <w:pStyle w:val="List-Sentence"/>
+      </w:pPr>
+      <w:proofErr w:type="gramStart"/>
+      <w:r>
         <w:t>route :</w:t>
       </w:r>
       <w:proofErr w:type="gramEnd"/>
       <w:r>
-        <w:rPr>
-          <w:rFonts w:ascii="Times New Roman" w:hAnsi="Times New Roman" w:cs="Times New Roman"/>
-          <w:sz w:val="22"/>
-          <w:szCs w:val="22"/>
-        </w:rPr>
         <w:t xml:space="preserve"> Route</w:t>
       </w:r>
     </w:p>
     <w:p>
       <w:pPr>
-        <w:pStyle w:val="BodyText"/>
-        <w:spacing w:before="6"/>
-        <w:rPr>
-          <w:sz w:val="22"/>
-        </w:rPr>
-      </w:pPr>
-    </w:p>
-    <w:p>
-      <w:pPr>
-        <w:keepNext/>
-        <w:outlineLvl w:val="3"/>
-        <w:rPr>
-          <w:rFonts w:ascii="Arial" w:hAnsi="Arial" w:cs="Arial"/>
-          <w:b/>
-          <w:bCs/>
-        </w:rPr>
-      </w:pPr>
-      <w:r>
-        <w:rPr>
-          <w:rFonts w:ascii="Arial" w:hAnsi="Arial" w:cs="Arial"/>
-          <w:b/>
-          <w:bCs/>
-        </w:rPr>
+        <w:pStyle w:val="12ptHeading"/>
+      </w:pPr>
+      <w:r>
         <w:lastRenderedPageBreak/>
         <w:t xml:space="preserve">1.2.2 &amp; 1.3.2-ALG </w:t>
       </w:r>
       <w:proofErr w:type="spellStart"/>
       <w:proofErr w:type="gramStart"/>
       <w:r>
-        <w:rPr>
-          <w:rFonts w:ascii="Arial" w:hAnsi="Arial" w:cs="Arial"/>
-          <w:b/>
-          <w:bCs/>
-        </w:rPr>
         <w:t>onInit</w:t>
       </w:r>
       <w:proofErr w:type="spellEnd"/>
       <w:r>
-        <w:rPr>
-          <w:rFonts w:ascii="Arial" w:hAnsi="Arial" w:cs="Arial"/>
-          <w:b/>
-          <w:bCs/>
-        </w:rPr>
         <w:t>(</w:t>
       </w:r>
       <w:proofErr w:type="gramEnd"/>
       <w:r>
-        <w:rPr>
-          <w:rFonts w:ascii="Arial" w:hAnsi="Arial" w:cs="Arial"/>
-          <w:b/>
-          <w:bCs/>
-        </w:rPr>
         <w:t>) Algorithm</w:t>
       </w:r>
     </w:p>
     <w:p>
       <w:pPr>
-        <w:keepNext/>
-        <w:spacing w:before="6" w:line="240" w:lineRule="auto"/>
-        <w:rPr>
-          <w:rFonts w:ascii="Times New Roman" w:hAnsi="Times New Roman" w:cs="Times New Roman"/>
-          <w:sz w:val="22"/>
-          <w:szCs w:val="22"/>
-        </w:rPr>
-      </w:pPr>
-      <w:r>
-        <w:rPr>
-          <w:rStyle w:val="Body-HeaderChar"/>
+        <w:pStyle w:val="Body-Header"/>
+        <w:rPr>
           <w:rFonts w:eastAsiaTheme="minorEastAsia"/>
         </w:rPr>
+      </w:pPr>
+      <w:r>
+        <w:rPr>
+          <w:rFonts w:eastAsiaTheme="minorEastAsia"/>
+        </w:rPr>
         <w:t>Purpose:</w:t>
       </w:r>
-      <w:r>
-        <w:rPr>
-          <w:rFonts w:ascii="Arial" w:hAnsi="Arial" w:cs="Arial"/>
-          <w:sz w:val="22"/>
-          <w:szCs w:val="22"/>
-        </w:rPr>
-        <w:br/>
-      </w:r>
-      <w:r>
-        <w:rPr>
-          <w:rStyle w:val="Intro-SentenceChar"/>
-          <w:rFonts w:eastAsiaTheme="minorEastAsia"/>
-        </w:rPr>
+    </w:p>
+    <w:p>
+      <w:pPr>
+        <w:pStyle w:val="Intro-Sentence"/>
+      </w:pPr>
+      <w:r>
         <w:t>Performs initial view setup when a page/view loads.</w:t>
       </w:r>
     </w:p>
     <w:p>
       <w:pPr>
-        <w:rPr>
-          <w:rFonts w:ascii="Arial" w:hAnsi="Arial" w:cs="Arial"/>
-        </w:rPr>
-      </w:pPr>
-      <w:r>
-        <w:rPr>
-          <w:rFonts w:ascii="Arial" w:hAnsi="Arial" w:cs="Arial"/>
+        <w:pStyle w:val="List-Sentence"/>
+      </w:pPr>
+      <w:r>
+        <w:rPr>
           <w:noProof/>
         </w:rPr>
         <w:drawing>
-          <wp:inline distT="0" distB="0" distL="0" distR="0" wp14:anchorId="5422B88A" wp14:editId="48744542">
-            <wp:extent cx="5943600" cy="3840480"/>
-            <wp:effectExtent l="0" t="0" r="0" b="7620"/>
+          <wp:inline distT="0" distB="0" distL="0" distR="0" wp14:anchorId="5422B88A" wp14:editId="3681DD21">
+            <wp:extent cx="5943600" cy="3883351"/>
+            <wp:effectExtent l="0" t="0" r="0" b="3175"/>
             <wp:docPr id="1516662980" name="Picture 3"/>
             <wp:cNvGraphicFramePr>
               <a:graphicFrameLocks xmlns:a="http://schemas.openxmlformats.org/drawingml/2006/main" noChangeAspect="1"/>
@@ -614,7 +499,7 @@
                         </a:ext>
                       </a:extLst>
                     </a:blip>
-                    <a:srcRect r="46721" b="68468"/>
+                    <a:srcRect l="-1" t="-1" r="51688" b="71088"/>
                     <a:stretch>
                       <a:fillRect/>
                     </a:stretch>
@@ -622,7 +507,7 @@
                   <pic:spPr bwMode="auto">
                     <a:xfrm>
                       <a:off x="0" y="0"/>
-                      <a:ext cx="5943600" cy="3840480"/>
+                      <a:ext cx="5943600" cy="3883351"/>
                     </a:xfrm>
                     <a:prstGeom prst="rect">
                       <a:avLst/>
@@ -646,55 +531,38 @@
     </w:p>
     <w:p>
       <w:pPr>
-        <w:keepNext/>
-        <w:spacing w:before="6"/>
-        <w:rPr>
-          <w:rFonts w:ascii="Times New Roman" w:hAnsi="Times New Roman" w:cs="Times New Roman"/>
-          <w:sz w:val="22"/>
-          <w:szCs w:val="22"/>
-        </w:rPr>
-      </w:pPr>
-      <w:r>
+        <w:pStyle w:val="Body-Header"/>
+        <w:rPr>
+          <w:rFonts w:ascii="Times New Roman" w:hAnsi="Times New Roman" w:cs="Times New Roman"/>
+        </w:rPr>
+      </w:pPr>
+      <w:r>
+        <w:t>Local Data</w:t>
+      </w:r>
+      <w:r>
+        <w:t>:</w:t>
+      </w:r>
+    </w:p>
+    <w:p>
+      <w:pPr>
+        <w:pStyle w:val="List-Sentence"/>
+      </w:pPr>
+      <w:proofErr w:type="gramStart"/>
+      <w:r>
+        <w:t>config :</w:t>
+      </w:r>
+      <w:proofErr w:type="gramEnd"/>
+      <w:r>
+        <w:t xml:space="preserve"> Config</w:t>
+      </w:r>
+    </w:p>
+    <w:p>
+      <w:pPr>
+        <w:pStyle w:val="List-Sentence"/>
         <w:rPr>
           <w:rFonts w:ascii="Arial" w:hAnsi="Arial" w:cs="Arial"/>
           <w:b/>
           <w:bCs/>
-          <w:sz w:val="22"/>
-          <w:szCs w:val="22"/>
-        </w:rPr>
-        <w:t>Local Data</w:t>
-      </w:r>
-      <w:r>
-        <w:rPr>
-          <w:rFonts w:ascii="Arial" w:hAnsi="Arial" w:cs="Arial"/>
-          <w:b/>
-          <w:bCs/>
-          <w:sz w:val="22"/>
-          <w:szCs w:val="22"/>
-        </w:rPr>
-        <w:t>:</w:t>
-      </w:r>
-    </w:p>
-    <w:p>
-      <w:pPr>
-        <w:pStyle w:val="List-Sentence"/>
-      </w:pPr>
-      <w:proofErr w:type="gramStart"/>
-      <w:r>
-        <w:t>config :</w:t>
-      </w:r>
-      <w:proofErr w:type="gramEnd"/>
-      <w:r>
-        <w:t xml:space="preserve"> Config</w:t>
-      </w:r>
-    </w:p>
-    <w:p>
-      <w:pPr>
-        <w:pStyle w:val="List-Sentence"/>
-        <w:rPr>
-          <w:rFonts w:ascii="Arial" w:hAnsi="Arial" w:cs="Arial"/>
-          <w:b/>
-          <w:bCs/>
         </w:rPr>
       </w:pPr>
       <w:proofErr w:type="gramStart"/>
@@ -713,125 +581,26 @@
     </w:p>
     <w:p>
       <w:pPr>
-        <w:pStyle w:val="BodyText"/>
-        <w:spacing w:before="6"/>
-        <w:rPr>
-          <w:sz w:val="22"/>
-        </w:rPr>
-      </w:pPr>
-    </w:p>
-    <w:p>
-      <w:pPr>
-        <w:keepNext/>
-        <w:spacing w:before="6" w:line="240" w:lineRule="auto"/>
-        <w:outlineLvl w:val="3"/>
-        <w:rPr>
-          <w:rFonts w:ascii="Arial" w:eastAsia="Arial" w:hAnsi="Arial" w:cs="Arial"/>
-          <w:b/>
-          <w:bCs/>
-        </w:rPr>
-      </w:pPr>
-    </w:p>
-    <w:p>
-      <w:pPr>
-        <w:keepNext/>
-        <w:spacing w:before="6" w:line="240" w:lineRule="auto"/>
-        <w:outlineLvl w:val="3"/>
-        <w:rPr>
-          <w:rFonts w:ascii="Arial" w:eastAsia="Arial" w:hAnsi="Arial" w:cs="Arial"/>
-          <w:b/>
-          <w:bCs/>
-        </w:rPr>
-      </w:pPr>
-    </w:p>
-    <w:p>
-      <w:pPr>
-        <w:keepNext/>
-        <w:spacing w:before="6" w:line="240" w:lineRule="auto"/>
-        <w:outlineLvl w:val="3"/>
-        <w:rPr>
-          <w:rFonts w:ascii="Arial" w:eastAsia="Arial" w:hAnsi="Arial" w:cs="Arial"/>
-          <w:b/>
-          <w:bCs/>
-        </w:rPr>
-      </w:pPr>
-    </w:p>
-    <w:p>
-      <w:pPr>
-        <w:keepNext/>
-        <w:spacing w:before="6" w:line="240" w:lineRule="auto"/>
-        <w:outlineLvl w:val="3"/>
-        <w:rPr>
-          <w:rFonts w:ascii="Arial" w:eastAsia="Arial" w:hAnsi="Arial" w:cs="Arial"/>
-          <w:b/>
-          <w:bCs/>
-        </w:rPr>
-      </w:pPr>
-    </w:p>
-    <w:p/>
-    <w:p/>
-    <w:p/>
-    <w:p/>
-    <w:p/>
-    <w:p/>
-    <w:p/>
-    <w:p/>
-    <w:p/>
-    <w:p/>
-    <w:p>
-      <w:pPr>
-        <w:keepNext/>
-        <w:spacing w:before="6" w:line="240" w:lineRule="auto"/>
-        <w:outlineLvl w:val="3"/>
-        <w:rPr>
-          <w:rFonts w:ascii="Arial" w:eastAsia="Arial" w:hAnsi="Arial" w:cs="Arial"/>
-          <w:b/>
-          <w:bCs/>
-        </w:rPr>
-      </w:pPr>
-      <w:r>
-        <w:rPr>
-          <w:rFonts w:ascii="Arial" w:eastAsia="Arial" w:hAnsi="Arial" w:cs="Arial"/>
-          <w:b/>
-          <w:bCs/>
-        </w:rPr>
+        <w:pStyle w:val="12ptHeading"/>
+      </w:pPr>
+      <w:r>
         <w:lastRenderedPageBreak/>
         <w:t xml:space="preserve">1.2.3 &amp; 1.3.3-ALG </w:t>
       </w:r>
       <w:proofErr w:type="spellStart"/>
       <w:proofErr w:type="gramStart"/>
       <w:r>
-        <w:rPr>
-          <w:rFonts w:ascii="Arial" w:eastAsia="Arial" w:hAnsi="Arial" w:cs="Arial"/>
-          <w:b/>
-          <w:bCs/>
-        </w:rPr>
         <w:t>submitForm</w:t>
       </w:r>
       <w:proofErr w:type="spellEnd"/>
       <w:r>
-        <w:rPr>
-          <w:rFonts w:ascii="Arial" w:eastAsia="Arial" w:hAnsi="Arial" w:cs="Arial"/>
-          <w:b/>
-          <w:bCs/>
-        </w:rPr>
         <w:t>(</w:t>
       </w:r>
       <w:proofErr w:type="gramEnd"/>
       <w:r>
-        <w:rPr>
-          <w:rFonts w:ascii="Arial" w:eastAsia="Arial" w:hAnsi="Arial" w:cs="Arial"/>
-          <w:b/>
-          <w:bCs/>
-        </w:rPr>
         <w:t xml:space="preserve">) </w:t>
       </w:r>
       <w:r>
-        <w:rPr>
-          <w:rFonts w:ascii="Arial" w:eastAsia="Arial" w:hAnsi="Arial" w:cs="Arial"/>
-          <w:b/>
-          <w:bCs/>
-        </w:rPr>
         <w:t>Algorithm</w:t>
       </w:r>
     </w:p>
@@ -865,19 +634,11 @@
     </w:p>
     <w:p>
       <w:pPr>
-        <w:spacing w:before="6" w:line="240" w:lineRule="auto"/>
-        <w:rPr>
-          <w:rFonts w:ascii="Arial" w:hAnsi="Arial" w:cs="Arial"/>
-          <w:sz w:val="22"/>
-          <w:szCs w:val="22"/>
-        </w:rPr>
-      </w:pPr>
-      <w:r>
-        <w:rPr>
-          <w:rFonts w:ascii="Arial" w:hAnsi="Arial" w:cs="Arial"/>
+        <w:pStyle w:val="List-Sentence"/>
+      </w:pPr>
+      <w:r>
+        <w:rPr>
           <w:noProof/>
-          <w:sz w:val="22"/>
-          <w:szCs w:val="22"/>
         </w:rPr>
         <w:drawing>
           <wp:inline distT="0" distB="0" distL="0" distR="0" wp14:anchorId="624B1BF4" wp14:editId="257083E2">
@@ -934,23 +695,9 @@
     </w:p>
     <w:p>
       <w:pPr>
-        <w:spacing w:before="6" w:line="240" w:lineRule="auto"/>
-        <w:rPr>
-          <w:rFonts w:ascii="Arial" w:hAnsi="Arial" w:cs="Arial"/>
-          <w:b/>
-          <w:bCs/>
-          <w:sz w:val="22"/>
-          <w:szCs w:val="22"/>
-        </w:rPr>
-      </w:pPr>
-      <w:r>
-        <w:rPr>
-          <w:rFonts w:ascii="Arial" w:hAnsi="Arial" w:cs="Arial"/>
-          <w:b/>
-          <w:bCs/>
-          <w:sz w:val="22"/>
-          <w:szCs w:val="22"/>
-        </w:rPr>
+        <w:pStyle w:val="Body-Header"/>
+      </w:pPr>
+      <w:r>
         <w:t>Local Data:</w:t>
       </w:r>
     </w:p>
@@ -987,176 +734,7 @@
     </w:p>
     <w:p>
       <w:pPr>
-        <w:pStyle w:val="BodyText"/>
-        <w:spacing w:before="6"/>
-        <w:rPr>
-          <w:sz w:val="22"/>
-        </w:rPr>
-      </w:pPr>
-    </w:p>
-    <w:p>
-      <w:pPr>
-        <w:spacing w:before="6" w:line="240" w:lineRule="auto"/>
-        <w:rPr>
-          <w:rFonts w:ascii="Arial" w:hAnsi="Arial" w:cs="Arial"/>
-          <w:b/>
-          <w:bCs/>
-        </w:rPr>
-      </w:pPr>
-    </w:p>
-    <w:p>
-      <w:pPr>
-        <w:spacing w:before="6" w:line="240" w:lineRule="auto"/>
-        <w:rPr>
-          <w:rFonts w:ascii="Arial" w:hAnsi="Arial" w:cs="Arial"/>
-          <w:b/>
-          <w:bCs/>
-        </w:rPr>
-      </w:pPr>
-    </w:p>
-    <w:p>
-      <w:pPr>
-        <w:spacing w:before="6" w:line="240" w:lineRule="auto"/>
-        <w:rPr>
-          <w:rFonts w:ascii="Arial" w:hAnsi="Arial" w:cs="Arial"/>
-          <w:b/>
-          <w:bCs/>
-        </w:rPr>
-      </w:pPr>
-    </w:p>
-    <w:p>
-      <w:pPr>
-        <w:spacing w:before="6" w:line="240" w:lineRule="auto"/>
-        <w:rPr>
-          <w:rFonts w:ascii="Arial" w:hAnsi="Arial" w:cs="Arial"/>
-          <w:b/>
-          <w:bCs/>
-        </w:rPr>
-      </w:pPr>
-    </w:p>
-    <w:p>
-      <w:pPr>
-        <w:spacing w:before="6" w:line="240" w:lineRule="auto"/>
-        <w:rPr>
-          <w:rFonts w:ascii="Arial" w:hAnsi="Arial" w:cs="Arial"/>
-          <w:b/>
-          <w:bCs/>
-        </w:rPr>
-      </w:pPr>
-    </w:p>
-    <w:p>
-      <w:pPr>
-        <w:spacing w:before="6" w:line="240" w:lineRule="auto"/>
-        <w:rPr>
-          <w:rFonts w:ascii="Arial" w:hAnsi="Arial" w:cs="Arial"/>
-          <w:b/>
-          <w:bCs/>
-        </w:rPr>
-      </w:pPr>
-    </w:p>
-    <w:p>
-      <w:pPr>
-        <w:spacing w:before="6" w:line="240" w:lineRule="auto"/>
-        <w:rPr>
-          <w:rFonts w:ascii="Arial" w:hAnsi="Arial" w:cs="Arial"/>
-          <w:b/>
-          <w:bCs/>
-        </w:rPr>
-      </w:pPr>
-    </w:p>
-    <w:p>
-      <w:pPr>
-        <w:spacing w:before="6" w:line="240" w:lineRule="auto"/>
-        <w:rPr>
-          <w:rFonts w:ascii="Arial" w:hAnsi="Arial" w:cs="Arial"/>
-          <w:b/>
-          <w:bCs/>
-        </w:rPr>
-      </w:pPr>
-    </w:p>
-    <w:p>
-      <w:pPr>
-        <w:spacing w:before="6" w:line="240" w:lineRule="auto"/>
-        <w:rPr>
-          <w:rFonts w:ascii="Arial" w:hAnsi="Arial" w:cs="Arial"/>
-          <w:b/>
-          <w:bCs/>
-        </w:rPr>
-      </w:pPr>
-    </w:p>
-    <w:p>
-      <w:pPr>
-        <w:spacing w:before="6" w:line="240" w:lineRule="auto"/>
-        <w:rPr>
-          <w:rFonts w:ascii="Arial" w:hAnsi="Arial" w:cs="Arial"/>
-          <w:b/>
-          <w:bCs/>
-        </w:rPr>
-      </w:pPr>
-    </w:p>
-    <w:p>
-      <w:pPr>
-        <w:spacing w:before="6" w:line="240" w:lineRule="auto"/>
-        <w:rPr>
-          <w:rFonts w:ascii="Arial" w:hAnsi="Arial" w:cs="Arial"/>
-          <w:b/>
-          <w:bCs/>
-        </w:rPr>
-      </w:pPr>
-    </w:p>
-    <w:p>
-      <w:pPr>
-        <w:spacing w:before="6" w:line="240" w:lineRule="auto"/>
-        <w:rPr>
-          <w:rFonts w:ascii="Arial" w:hAnsi="Arial" w:cs="Arial"/>
-          <w:b/>
-          <w:bCs/>
-        </w:rPr>
-      </w:pPr>
-    </w:p>
-    <w:p>
-      <w:pPr>
-        <w:spacing w:before="6" w:line="240" w:lineRule="auto"/>
-        <w:rPr>
-          <w:rFonts w:ascii="Arial" w:hAnsi="Arial" w:cs="Arial"/>
-          <w:b/>
-          <w:bCs/>
-        </w:rPr>
-      </w:pPr>
-    </w:p>
-    <w:p>
-      <w:pPr>
-        <w:spacing w:before="6" w:line="240" w:lineRule="auto"/>
-        <w:rPr>
-          <w:rFonts w:ascii="Arial" w:hAnsi="Arial" w:cs="Arial"/>
-          <w:b/>
-          <w:bCs/>
-        </w:rPr>
-      </w:pPr>
-    </w:p>
-    <w:p>
-      <w:pPr>
-        <w:spacing w:before="6" w:line="240" w:lineRule="auto"/>
-        <w:rPr>
-          <w:rFonts w:ascii="Arial" w:hAnsi="Arial" w:cs="Arial"/>
-          <w:b/>
-          <w:bCs/>
-        </w:rPr>
-      </w:pPr>
-    </w:p>
-    <w:p>
-      <w:pPr>
-        <w:spacing w:before="6" w:line="240" w:lineRule="auto"/>
-        <w:rPr>
-          <w:rFonts w:ascii="Arial" w:hAnsi="Arial" w:cs="Arial"/>
-          <w:b/>
-          <w:bCs/>
-        </w:rPr>
-      </w:pPr>
-    </w:p>
-    <w:p>
-      <w:pPr>
-        <w:pStyle w:val="12ptHeadings"/>
+        <w:pStyle w:val="12ptHeading"/>
         <w:rPr>
           <w:rFonts w:ascii="Times New Roman" w:hAnsi="Times New Roman" w:cs="Times New Roman"/>
           <w:sz w:val="22"/>
@@ -1202,20 +780,11 @@
     </w:p>
     <w:p>
       <w:pPr>
-        <w:keepNext/>
-        <w:spacing w:before="6" w:line="240" w:lineRule="auto"/>
-        <w:rPr>
-          <w:rFonts w:ascii="Arial" w:hAnsi="Arial" w:cs="Arial"/>
-          <w:sz w:val="22"/>
-          <w:szCs w:val="22"/>
-        </w:rPr>
-      </w:pPr>
-      <w:r>
-        <w:rPr>
-          <w:rFonts w:ascii="Arial" w:hAnsi="Arial" w:cs="Arial"/>
+        <w:pStyle w:val="List-Sentence"/>
+      </w:pPr>
+      <w:r>
+        <w:rPr>
           <w:noProof/>
-          <w:sz w:val="22"/>
-          <w:szCs w:val="22"/>
         </w:rPr>
         <w:drawing>
           <wp:inline distT="0" distB="0" distL="0" distR="0" wp14:anchorId="6B8D8E11" wp14:editId="710ABBB1">
@@ -1272,194 +841,49 @@
     </w:p>
     <w:p>
       <w:pPr>
-        <w:keepNext/>
-        <w:spacing w:before="6" w:line="240" w:lineRule="auto"/>
-        <w:rPr>
-          <w:rFonts w:ascii="Arial" w:hAnsi="Arial" w:cs="Arial"/>
-          <w:b/>
-          <w:bCs/>
-          <w:sz w:val="22"/>
-          <w:szCs w:val="22"/>
-        </w:rPr>
-      </w:pPr>
-      <w:r>
-        <w:rPr>
-          <w:rFonts w:ascii="Arial" w:hAnsi="Arial" w:cs="Arial"/>
-          <w:b/>
-          <w:bCs/>
-          <w:sz w:val="22"/>
-          <w:szCs w:val="22"/>
-        </w:rPr>
+        <w:pStyle w:val="Body-Header"/>
+      </w:pPr>
+      <w:r>
         <w:t>Local Data:</w:t>
       </w:r>
     </w:p>
     <w:p>
       <w:pPr>
-        <w:spacing w:before="6" w:line="240" w:lineRule="auto"/>
-        <w:rPr>
-          <w:rFonts w:ascii="Times New Roman" w:hAnsi="Times New Roman" w:cs="Times New Roman"/>
-          <w:sz w:val="22"/>
-          <w:szCs w:val="22"/>
-        </w:rPr>
-      </w:pPr>
-      <w:proofErr w:type="spellStart"/>
-      <w:proofErr w:type="gramStart"/>
-      <w:r>
-        <w:rPr>
-          <w:rFonts w:ascii="Times New Roman" w:hAnsi="Times New Roman" w:cs="Times New Roman"/>
-          <w:sz w:val="22"/>
-          <w:szCs w:val="22"/>
-        </w:rPr>
+        <w:pStyle w:val="List-Sentence"/>
+      </w:pPr>
+      <w:proofErr w:type="spellStart"/>
+      <w:proofErr w:type="gramStart"/>
+      <w:r>
         <w:t>isValid</w:t>
       </w:r>
       <w:proofErr w:type="spellEnd"/>
       <w:r>
-        <w:rPr>
-          <w:rFonts w:ascii="Times New Roman" w:hAnsi="Times New Roman" w:cs="Times New Roman"/>
-          <w:sz w:val="22"/>
-          <w:szCs w:val="22"/>
-        </w:rPr>
         <w:t xml:space="preserve"> :</w:t>
       </w:r>
       <w:proofErr w:type="gramEnd"/>
       <w:r>
-        <w:rPr>
-          <w:rFonts w:ascii="Times New Roman" w:hAnsi="Times New Roman" w:cs="Times New Roman"/>
-          <w:sz w:val="22"/>
-          <w:szCs w:val="22"/>
-        </w:rPr>
         <w:t xml:space="preserve"> </w:t>
       </w:r>
       <w:r>
-        <w:rPr>
-          <w:rFonts w:ascii="Times New Roman" w:hAnsi="Times New Roman" w:cs="Times New Roman"/>
-          <w:sz w:val="22"/>
-          <w:szCs w:val="22"/>
-        </w:rPr>
         <w:t>Boolean</w:t>
       </w:r>
     </w:p>
     <w:p>
       <w:pPr>
-        <w:spacing w:before="6" w:line="240" w:lineRule="auto"/>
-        <w:rPr>
-          <w:rFonts w:ascii="Times New Roman" w:hAnsi="Times New Roman" w:cs="Times New Roman"/>
-          <w:sz w:val="22"/>
-          <w:szCs w:val="22"/>
-        </w:rPr>
-      </w:pPr>
-      <w:proofErr w:type="gramStart"/>
-      <w:r>
-        <w:rPr>
-          <w:rFonts w:ascii="Times New Roman" w:hAnsi="Times New Roman" w:cs="Times New Roman"/>
-          <w:sz w:val="22"/>
-          <w:szCs w:val="22"/>
-        </w:rPr>
+        <w:pStyle w:val="List-Sentence"/>
+      </w:pPr>
+      <w:proofErr w:type="gramStart"/>
+      <w:r>
         <w:t>field :</w:t>
       </w:r>
       <w:proofErr w:type="gramEnd"/>
       <w:r>
-        <w:rPr>
-          <w:rFonts w:ascii="Times New Roman" w:hAnsi="Times New Roman" w:cs="Times New Roman"/>
-          <w:sz w:val="22"/>
-          <w:szCs w:val="22"/>
-        </w:rPr>
         <w:t xml:space="preserve"> HTML DOM Object</w:t>
       </w:r>
     </w:p>
     <w:p>
       <w:pPr>
-        <w:spacing w:before="6" w:line="240" w:lineRule="auto"/>
-        <w:rPr>
-          <w:rFonts w:ascii="Times New Roman" w:hAnsi="Times New Roman" w:cs="Times New Roman"/>
-          <w:sz w:val="22"/>
-          <w:szCs w:val="22"/>
-        </w:rPr>
-      </w:pPr>
-    </w:p>
-    <w:p>
-      <w:pPr>
-        <w:spacing w:before="6" w:line="240" w:lineRule="auto"/>
-        <w:rPr>
-          <w:rFonts w:ascii="Arial" w:hAnsi="Arial" w:cs="Arial"/>
-          <w:b/>
-          <w:bCs/>
-        </w:rPr>
-      </w:pPr>
-    </w:p>
-    <w:p>
-      <w:pPr>
-        <w:spacing w:before="6" w:line="240" w:lineRule="auto"/>
-        <w:rPr>
-          <w:rFonts w:ascii="Arial" w:hAnsi="Arial" w:cs="Arial"/>
-          <w:b/>
-          <w:bCs/>
-        </w:rPr>
-      </w:pPr>
-    </w:p>
-    <w:p>
-      <w:pPr>
-        <w:spacing w:before="6" w:line="240" w:lineRule="auto"/>
-        <w:rPr>
-          <w:rFonts w:ascii="Arial" w:hAnsi="Arial" w:cs="Arial"/>
-          <w:b/>
-          <w:bCs/>
-        </w:rPr>
-      </w:pPr>
-    </w:p>
-    <w:p>
-      <w:pPr>
-        <w:spacing w:before="6" w:line="240" w:lineRule="auto"/>
-        <w:rPr>
-          <w:rFonts w:ascii="Arial" w:hAnsi="Arial" w:cs="Arial"/>
-          <w:b/>
-          <w:bCs/>
-        </w:rPr>
-      </w:pPr>
-    </w:p>
-    <w:p>
-      <w:pPr>
-        <w:spacing w:before="6" w:line="240" w:lineRule="auto"/>
-        <w:rPr>
-          <w:rFonts w:ascii="Arial" w:hAnsi="Arial" w:cs="Arial"/>
-          <w:b/>
-          <w:bCs/>
-        </w:rPr>
-      </w:pPr>
-    </w:p>
-    <w:p>
-      <w:pPr>
-        <w:spacing w:before="6" w:line="240" w:lineRule="auto"/>
-        <w:rPr>
-          <w:rFonts w:ascii="Arial" w:hAnsi="Arial" w:cs="Arial"/>
-          <w:b/>
-          <w:bCs/>
-        </w:rPr>
-      </w:pPr>
-    </w:p>
-    <w:p>
-      <w:pPr>
-        <w:spacing w:before="6" w:line="240" w:lineRule="auto"/>
-        <w:rPr>
-          <w:rFonts w:ascii="Arial" w:hAnsi="Arial" w:cs="Arial"/>
-          <w:b/>
-          <w:bCs/>
-        </w:rPr>
-      </w:pPr>
-    </w:p>
-    <w:p>
-      <w:pPr>
-        <w:spacing w:before="6" w:line="240" w:lineRule="auto"/>
-        <w:rPr>
-          <w:rFonts w:ascii="Arial" w:hAnsi="Arial" w:cs="Arial"/>
-          <w:b/>
-          <w:bCs/>
-        </w:rPr>
-      </w:pPr>
-    </w:p>
-    <w:p>
-      <w:pPr>
-        <w:pStyle w:val="12ptHeadings"/>
+        <w:pStyle w:val="12ptHeading"/>
         <w:rPr>
           <w:rFonts w:ascii="Times New Roman" w:hAnsi="Times New Roman" w:cs="Times New Roman"/>
           <w:sz w:val="22"/>
@@ -1494,26 +918,44 @@
     </w:p>
     <w:p>
       <w:pPr>
-        <w:spacing w:before="6" w:line="240" w:lineRule="auto"/>
-        <w:rPr>
-          <w:rFonts w:ascii="Times New Roman" w:hAnsi="Times New Roman" w:cs="Times New Roman"/>
-          <w:sz w:val="22"/>
-          <w:szCs w:val="22"/>
-        </w:rPr>
-      </w:pPr>
-      <w:r>
-        <w:rPr>
-          <w:rStyle w:val="Intro-SentenceChar"/>
-          <w:rFonts w:eastAsiaTheme="minorEastAsia"/>
-        </w:rPr>
-        <w:t>Checks whether mandatory fields are completed.</w:t>
-      </w:r>
-      <w:r>
-        <w:rPr>
-          <w:rFonts w:ascii="Times New Roman" w:hAnsi="Times New Roman" w:cs="Times New Roman"/>
+        <w:pStyle w:val="List-Sentence"/>
+        <w:keepNext/>
+        <w:spacing w:after="120"/>
+        <w:rPr>
+          <w:rFonts w:eastAsia="Times New Roman"/>
+          <w:kern w:val="0"/>
+          <w:szCs w:val="24"/>
+          <w14:ligatures w14:val="none"/>
+        </w:rPr>
+      </w:pPr>
+      <w:proofErr w:type="gramStart"/>
+      <w:r>
+        <w:rPr>
+          <w:rFonts w:eastAsia="Times New Roman"/>
+          <w:kern w:val="0"/>
+          <w:szCs w:val="24"/>
+          <w14:ligatures w14:val="none"/>
+        </w:rPr>
+        <w:t>Checks</w:t>
+      </w:r>
+      <w:proofErr w:type="gramEnd"/>
+      <w:r>
+        <w:rPr>
+          <w:rFonts w:eastAsia="Times New Roman"/>
+          <w:kern w:val="0"/>
+          <w:szCs w:val="24"/>
+          <w14:ligatures w14:val="none"/>
+        </w:rPr>
+        <w:t xml:space="preserve"> whether mandatory fields are completed.</w:t>
+      </w:r>
+    </w:p>
+    <w:p>
+      <w:pPr>
+        <w:pStyle w:val="List-Sentence"/>
+      </w:pPr>
+      <w:r>
+        <w:rPr>
           <w:noProof/>
-          <w:sz w:val="22"/>
-          <w:szCs w:val="22"/>
         </w:rPr>
         <w:drawing>
           <wp:inline distT="0" distB="0" distL="0" distR="0" wp14:anchorId="6BC39F15" wp14:editId="381A738F">
@@ -1570,24 +1012,9 @@
     </w:p>
     <w:p>
       <w:pPr>
-        <w:keepNext/>
-        <w:spacing w:before="6" w:line="240" w:lineRule="auto"/>
-        <w:rPr>
-          <w:rFonts w:ascii="Arial" w:hAnsi="Arial" w:cs="Arial"/>
-          <w:b/>
-          <w:bCs/>
-          <w:sz w:val="22"/>
-          <w:szCs w:val="22"/>
-        </w:rPr>
-      </w:pPr>
-      <w:r>
-        <w:rPr>
-          <w:rFonts w:ascii="Arial" w:hAnsi="Arial" w:cs="Arial"/>
-          <w:b/>
-          <w:bCs/>
-          <w:sz w:val="22"/>
-          <w:szCs w:val="22"/>
-        </w:rPr>
+        <w:pStyle w:val="Body-Header"/>
+      </w:pPr>
+      <w:r>
         <w:t>Local Data:</w:t>
       </w:r>
     </w:p>
@@ -1624,61 +1051,26 @@
     </w:p>
     <w:p>
       <w:pPr>
-        <w:spacing w:before="6" w:line="240" w:lineRule="auto"/>
-        <w:rPr>
-          <w:rFonts w:ascii="Times New Roman" w:hAnsi="Times New Roman" w:cs="Times New Roman"/>
-          <w:sz w:val="22"/>
-          <w:szCs w:val="22"/>
-        </w:rPr>
-      </w:pPr>
-    </w:p>
-    <w:p>
-      <w:pPr>
-        <w:keepNext/>
-        <w:spacing w:before="6" w:line="240" w:lineRule="auto"/>
-        <w:outlineLvl w:val="2"/>
-        <w:rPr>
-          <w:rFonts w:ascii="Arial" w:hAnsi="Arial" w:cs="Arial"/>
-          <w:b/>
-          <w:bCs/>
+        <w:pStyle w:val="12ptHeading"/>
+        <w:rPr>
           <w:sz w:val="27"/>
           <w:szCs w:val="27"/>
         </w:rPr>
       </w:pPr>
       <w:r>
-        <w:rPr>
-          <w:rFonts w:ascii="Arial" w:hAnsi="Arial" w:cs="Arial"/>
-          <w:b/>
-          <w:bCs/>
-        </w:rPr>
         <w:t xml:space="preserve">1.2.3 &amp; 1.3.3-ALG </w:t>
       </w:r>
       <w:proofErr w:type="spellStart"/>
       <w:proofErr w:type="gramStart"/>
       <w:r>
-        <w:rPr>
-          <w:rFonts w:ascii="Arial" w:hAnsi="Arial" w:cs="Arial"/>
-          <w:b/>
-          <w:bCs/>
-        </w:rPr>
         <w:t>buildPayload</w:t>
       </w:r>
       <w:proofErr w:type="spellEnd"/>
       <w:r>
-        <w:rPr>
-          <w:rFonts w:ascii="Arial" w:hAnsi="Arial" w:cs="Arial"/>
-          <w:b/>
-          <w:bCs/>
-        </w:rPr>
         <w:t>(</w:t>
       </w:r>
       <w:proofErr w:type="gramEnd"/>
       <w:r>
-        <w:rPr>
-          <w:rFonts w:ascii="Arial" w:hAnsi="Arial" w:cs="Arial"/>
-          <w:b/>
-          <w:bCs/>
-        </w:rPr>
         <w:t>) Algorithm</w:t>
       </w:r>
     </w:p>
@@ -1703,20 +1095,11 @@
     </w:p>
     <w:p>
       <w:pPr>
-        <w:keepNext/>
-        <w:spacing w:before="6" w:line="240" w:lineRule="auto"/>
-        <w:rPr>
-          <w:rFonts w:ascii="Arial" w:hAnsi="Arial" w:cs="Arial"/>
-          <w:sz w:val="22"/>
-          <w:szCs w:val="22"/>
-        </w:rPr>
-      </w:pPr>
-      <w:r>
-        <w:rPr>
-          <w:rFonts w:ascii="Arial" w:hAnsi="Arial" w:cs="Arial"/>
+        <w:pStyle w:val="List-Sentence"/>
+      </w:pPr>
+      <w:r>
+        <w:rPr>
           <w:noProof/>
-          <w:sz w:val="22"/>
-          <w:szCs w:val="22"/>
         </w:rPr>
         <w:drawing>
           <wp:inline distT="0" distB="0" distL="0" distR="0" wp14:anchorId="3E85F251" wp14:editId="2B45C997">
@@ -1773,24 +1156,9 @@
     </w:p>
     <w:p>
       <w:pPr>
-        <w:spacing w:before="6" w:line="240" w:lineRule="auto"/>
-        <w:outlineLvl w:val="2"/>
-        <w:rPr>
-          <w:rFonts w:ascii="Arial" w:hAnsi="Arial" w:cs="Arial"/>
-          <w:b/>
-          <w:bCs/>
-          <w:sz w:val="22"/>
-          <w:szCs w:val="22"/>
-        </w:rPr>
-      </w:pPr>
-      <w:r>
-        <w:rPr>
-          <w:rFonts w:ascii="Arial" w:hAnsi="Arial" w:cs="Arial"/>
-          <w:b/>
-          <w:bCs/>
-          <w:sz w:val="22"/>
-          <w:szCs w:val="22"/>
-        </w:rPr>
+        <w:pStyle w:val="Body-Header"/>
+      </w:pPr>
+      <w:r>
         <w:t xml:space="preserve">Local Data: </w:t>
       </w:r>
     </w:p>
@@ -1809,27 +1177,7 @@
     </w:p>
     <w:p>
       <w:pPr>
-        <w:spacing w:before="6" w:line="240" w:lineRule="auto"/>
-        <w:outlineLvl w:val="2"/>
-        <w:rPr>
-          <w:rFonts w:ascii="Times New Roman" w:hAnsi="Times New Roman" w:cs="Times New Roman"/>
-          <w:sz w:val="22"/>
-          <w:szCs w:val="22"/>
-        </w:rPr>
-      </w:pPr>
-    </w:p>
-    <w:p>
-      <w:pPr>
-        <w:rPr>
-          <w:rFonts w:ascii="Arial" w:hAnsi="Arial" w:cs="Arial"/>
-          <w:b/>
-          <w:bCs/>
-        </w:rPr>
-      </w:pPr>
-    </w:p>
-    <w:p>
-      <w:pPr>
-        <w:pStyle w:val="12ptHeadings"/>
+        <w:pStyle w:val="12ptHeading"/>
       </w:pPr>
       <w:r>
         <w:lastRenderedPageBreak/>
@@ -1860,16 +1208,19 @@
     <w:p>
       <w:pPr>
         <w:pStyle w:val="Intro-Sentence"/>
-        <w:rPr>
-          <w:rFonts w:ascii="Arial" w:hAnsi="Arial" w:cs="Arial"/>
-          <w:b/>
-          <w:bCs/>
-          <w:szCs w:val="22"/>
-        </w:rPr>
       </w:pPr>
       <w:r>
         <w:t>Displays errors or confirmation messages to the user.</w:t>
       </w:r>
+    </w:p>
+    <w:p>
+      <w:pPr>
+        <w:pStyle w:val="List-Sentence"/>
+        <w:rPr>
+          <w:rStyle w:val="Body-HeaderChar"/>
+          <w:rFonts w:eastAsia="Arial"/>
+        </w:rPr>
+      </w:pPr>
       <w:r>
         <w:rPr>
           <w:noProof/>
@@ -1923,10 +1274,19 @@
           </wp:inline>
         </w:drawing>
       </w:r>
-      <w:r>
+    </w:p>
+    <w:p>
+      <w:pPr>
+        <w:pStyle w:val="Intro-Sentence"/>
+        <w:spacing w:before="120" w:after="0"/>
         <w:rPr>
           <w:rStyle w:val="Body-HeaderChar"/>
         </w:rPr>
+      </w:pPr>
+      <w:r>
+        <w:rPr>
+          <w:rStyle w:val="Body-HeaderChar"/>
+        </w:rPr>
         <w:t>Local Data:</w:t>
       </w:r>
     </w:p>
@@ -1983,17 +1343,18 @@
     <w:p>
       <w:pPr>
         <w:pStyle w:val="Intro-Sentence"/>
-        <w:rPr>
-          <w:szCs w:val="22"/>
-        </w:rPr>
       </w:pPr>
       <w:r>
         <w:t>Updates stored client state after layout/accessibility changes.</w:t>
       </w:r>
+    </w:p>
+    <w:p>
+      <w:pPr>
+        <w:pStyle w:val="List-Sentence"/>
+      </w:pPr>
       <w:r>
         <w:rPr>
           <w:noProof/>
-          <w:szCs w:val="22"/>
         </w:rPr>
         <w:drawing>
           <wp:inline distT="0" distB="0" distL="0" distR="0" wp14:anchorId="227FC8C5" wp14:editId="1B45F906">
@@ -2047,356 +1408,195 @@
     </w:p>
     <w:p>
       <w:pPr>
+        <w:pStyle w:val="Body-Header"/>
+        <w:rPr>
+          <w:rFonts w:ascii="Times New Roman" w:hAnsi="Times New Roman" w:cs="Times New Roman"/>
+        </w:rPr>
+      </w:pPr>
+      <w:r>
+        <w:t>Local Data:</w:t>
+      </w:r>
+    </w:p>
+    <w:p>
+      <w:pPr>
+        <w:pStyle w:val="List-Sentence"/>
+      </w:pPr>
+      <w:proofErr w:type="spellStart"/>
+      <w:proofErr w:type="gramStart"/>
+      <w:r>
+        <w:t>userId</w:t>
+      </w:r>
+      <w:proofErr w:type="spellEnd"/>
+      <w:r>
+        <w:t xml:space="preserve"> :</w:t>
+      </w:r>
+      <w:proofErr w:type="gramEnd"/>
+      <w:r>
+        <w:t xml:space="preserve"> Int</w:t>
+      </w:r>
+    </w:p>
+    <w:p>
+      <w:pPr>
+        <w:pStyle w:val="List-Sentence"/>
+      </w:pPr>
+      <w:proofErr w:type="spellStart"/>
+      <w:proofErr w:type="gramStart"/>
+      <w:r>
+        <w:t>newSettings</w:t>
+      </w:r>
+      <w:proofErr w:type="spellEnd"/>
+      <w:r>
+        <w:t xml:space="preserve"> :</w:t>
+      </w:r>
+      <w:proofErr w:type="gramEnd"/>
+      <w:r>
+        <w:t xml:space="preserve"> Settings</w:t>
+      </w:r>
+    </w:p>
+    <w:p>
+      <w:pPr>
+        <w:pStyle w:val="List-Sentence"/>
+      </w:pPr>
+      <w:proofErr w:type="gramStart"/>
+      <w:r>
+        <w:t>settings :</w:t>
+      </w:r>
+      <w:proofErr w:type="gramEnd"/>
+      <w:r>
+        <w:t xml:space="preserve"> Settings</w:t>
+      </w:r>
+    </w:p>
+    <w:p>
+      <w:pPr>
+        <w:pStyle w:val="List-Sentence"/>
+      </w:pPr>
+      <w:proofErr w:type="spellStart"/>
+      <w:proofErr w:type="gramStart"/>
+      <w:r>
+        <w:lastRenderedPageBreak/>
+        <w:t>isValid</w:t>
+      </w:r>
+      <w:proofErr w:type="spellEnd"/>
+      <w:r>
+        <w:t xml:space="preserve"> :</w:t>
+      </w:r>
+      <w:proofErr w:type="gramEnd"/>
+      <w:r>
+        <w:t xml:space="preserve"> Boolean</w:t>
+      </w:r>
+    </w:p>
+    <w:p>
+      <w:pPr>
+        <w:pStyle w:val="List-Sentence"/>
+      </w:pPr>
+      <w:proofErr w:type="spellStart"/>
+      <w:proofErr w:type="gramStart"/>
+      <w:r>
+        <w:t>currentDateTime</w:t>
+      </w:r>
+      <w:proofErr w:type="spellEnd"/>
+      <w:r>
+        <w:t xml:space="preserve"> :</w:t>
+      </w:r>
+      <w:proofErr w:type="gramEnd"/>
+      <w:r>
+        <w:t xml:space="preserve"> </w:t>
+      </w:r>
+      <w:proofErr w:type="spellStart"/>
+      <w:r>
+        <w:t>DateTime</w:t>
+      </w:r>
+      <w:proofErr w:type="spellEnd"/>
+    </w:p>
+    <w:p>
+      <w:pPr>
+        <w:pStyle w:val="List-Sentence"/>
+      </w:pPr>
+      <w:proofErr w:type="spellStart"/>
+      <w:proofErr w:type="gramStart"/>
+      <w:r>
+        <w:t>updateResult</w:t>
+      </w:r>
+      <w:proofErr w:type="spellEnd"/>
+      <w:r>
+        <w:t xml:space="preserve"> :</w:t>
+      </w:r>
+      <w:proofErr w:type="gramEnd"/>
+      <w:r>
+        <w:t xml:space="preserve"> Boolean</w:t>
+      </w:r>
+    </w:p>
+    <w:p>
+      <w:pPr>
+        <w:pStyle w:val="List-Sentence"/>
+      </w:pPr>
+      <w:proofErr w:type="spellStart"/>
+      <w:proofErr w:type="gramStart"/>
+      <w:r>
+        <w:t>errorMessage</w:t>
+      </w:r>
+      <w:proofErr w:type="spellEnd"/>
+      <w:r>
+        <w:t xml:space="preserve"> :</w:t>
+      </w:r>
+      <w:proofErr w:type="gramEnd"/>
+      <w:r>
+        <w:t xml:space="preserve"> String</w:t>
+      </w:r>
+    </w:p>
+    <w:p>
+      <w:pPr>
+        <w:pStyle w:val="12ptHeading"/>
+      </w:pPr>
+      <w:r>
+        <w:t xml:space="preserve">1.2.4 &amp; 1.3.4-ALG </w:t>
+      </w:r>
+      <w:proofErr w:type="spellStart"/>
+      <w:r>
+        <w:t>DynamicUI</w:t>
+      </w:r>
+      <w:proofErr w:type="spellEnd"/>
+      <w:r>
+        <w:t xml:space="preserve"> () Algorithm</w:t>
+      </w:r>
+    </w:p>
+    <w:p>
+      <w:pPr>
+        <w:pStyle w:val="Body-Header"/>
+      </w:pPr>
+      <w:r>
+        <w:t>Purpose:</w:t>
+      </w:r>
+    </w:p>
+    <w:p>
+      <w:pPr>
         <w:keepNext/>
-        <w:spacing w:before="6" w:line="240" w:lineRule="auto"/>
-        <w:rPr>
-          <w:rFonts w:ascii="Times New Roman" w:hAnsi="Times New Roman" w:cs="Times New Roman"/>
-          <w:sz w:val="22"/>
-          <w:szCs w:val="22"/>
-        </w:rPr>
-      </w:pPr>
-      <w:r>
-        <w:rPr>
-          <w:rFonts w:ascii="Arial" w:hAnsi="Arial" w:cs="Arial"/>
-          <w:b/>
-          <w:bCs/>
-          <w:sz w:val="22"/>
-          <w:szCs w:val="22"/>
-        </w:rPr>
-        <w:lastRenderedPageBreak/>
-        <w:t>Local Data:</w:t>
-      </w:r>
-    </w:p>
-    <w:p>
-      <w:pPr>
-        <w:keepNext/>
-        <w:spacing w:before="6" w:line="240" w:lineRule="auto"/>
-        <w:rPr>
-          <w:rFonts w:ascii="Times New Roman" w:hAnsi="Times New Roman" w:cs="Times New Roman"/>
-          <w:sz w:val="22"/>
-          <w:szCs w:val="22"/>
-        </w:rPr>
-      </w:pPr>
-      <w:proofErr w:type="spellStart"/>
-      <w:proofErr w:type="gramStart"/>
-      <w:r>
-        <w:rPr>
-          <w:rFonts w:ascii="Times New Roman" w:hAnsi="Times New Roman" w:cs="Times New Roman"/>
-          <w:sz w:val="22"/>
-          <w:szCs w:val="22"/>
-        </w:rPr>
-        <w:t>userId</w:t>
-      </w:r>
-      <w:proofErr w:type="spellEnd"/>
-      <w:r>
-        <w:rPr>
-          <w:rFonts w:ascii="Times New Roman" w:hAnsi="Times New Roman" w:cs="Times New Roman"/>
-          <w:sz w:val="22"/>
-          <w:szCs w:val="22"/>
-        </w:rPr>
-        <w:t xml:space="preserve"> :</w:t>
-      </w:r>
-      <w:proofErr w:type="gramEnd"/>
-      <w:r>
-        <w:rPr>
-          <w:rFonts w:ascii="Times New Roman" w:hAnsi="Times New Roman" w:cs="Times New Roman"/>
-          <w:sz w:val="22"/>
-          <w:szCs w:val="22"/>
-        </w:rPr>
-        <w:t xml:space="preserve"> Int</w:t>
-      </w:r>
-    </w:p>
-    <w:p>
-      <w:pPr>
-        <w:keepNext/>
-        <w:spacing w:before="6" w:line="240" w:lineRule="auto"/>
-        <w:rPr>
-          <w:rFonts w:ascii="Times New Roman" w:hAnsi="Times New Roman" w:cs="Times New Roman"/>
-          <w:sz w:val="22"/>
-          <w:szCs w:val="22"/>
-        </w:rPr>
-      </w:pPr>
-      <w:proofErr w:type="spellStart"/>
-      <w:proofErr w:type="gramStart"/>
-      <w:r>
-        <w:rPr>
-          <w:rFonts w:ascii="Times New Roman" w:hAnsi="Times New Roman" w:cs="Times New Roman"/>
-          <w:sz w:val="22"/>
-          <w:szCs w:val="22"/>
-        </w:rPr>
-        <w:t>newSettings</w:t>
-      </w:r>
-      <w:proofErr w:type="spellEnd"/>
-      <w:r>
-        <w:rPr>
-          <w:rFonts w:ascii="Times New Roman" w:hAnsi="Times New Roman" w:cs="Times New Roman"/>
-          <w:sz w:val="22"/>
-          <w:szCs w:val="22"/>
-        </w:rPr>
-        <w:t xml:space="preserve"> :</w:t>
-      </w:r>
-      <w:proofErr w:type="gramEnd"/>
-      <w:r>
-        <w:rPr>
-          <w:rFonts w:ascii="Times New Roman" w:hAnsi="Times New Roman" w:cs="Times New Roman"/>
-          <w:sz w:val="22"/>
-          <w:szCs w:val="22"/>
-        </w:rPr>
-        <w:t xml:space="preserve"> Settings</w:t>
-      </w:r>
-    </w:p>
-    <w:p>
-      <w:pPr>
-        <w:keepNext/>
-        <w:spacing w:before="6" w:line="240" w:lineRule="auto"/>
-        <w:rPr>
-          <w:rFonts w:ascii="Times New Roman" w:hAnsi="Times New Roman" w:cs="Times New Roman"/>
-          <w:sz w:val="22"/>
-          <w:szCs w:val="22"/>
-        </w:rPr>
-      </w:pPr>
-      <w:proofErr w:type="gramStart"/>
-      <w:r>
-        <w:rPr>
-          <w:rFonts w:ascii="Times New Roman" w:hAnsi="Times New Roman" w:cs="Times New Roman"/>
-          <w:sz w:val="22"/>
-          <w:szCs w:val="22"/>
-        </w:rPr>
-        <w:t>settings :</w:t>
-      </w:r>
-      <w:proofErr w:type="gramEnd"/>
-      <w:r>
-        <w:rPr>
-          <w:rFonts w:ascii="Times New Roman" w:hAnsi="Times New Roman" w:cs="Times New Roman"/>
-          <w:sz w:val="22"/>
-          <w:szCs w:val="22"/>
-        </w:rPr>
-        <w:t xml:space="preserve"> Settings</w:t>
-      </w:r>
-    </w:p>
-    <w:p>
-      <w:pPr>
-        <w:keepNext/>
-        <w:spacing w:before="6" w:line="240" w:lineRule="auto"/>
-        <w:rPr>
-          <w:rFonts w:ascii="Times New Roman" w:hAnsi="Times New Roman" w:cs="Times New Roman"/>
-          <w:sz w:val="22"/>
-          <w:szCs w:val="22"/>
-        </w:rPr>
-      </w:pPr>
-      <w:proofErr w:type="spellStart"/>
-      <w:proofErr w:type="gramStart"/>
-      <w:r>
-        <w:rPr>
-          <w:rFonts w:ascii="Times New Roman" w:hAnsi="Times New Roman" w:cs="Times New Roman"/>
-          <w:sz w:val="22"/>
-          <w:szCs w:val="22"/>
-        </w:rPr>
-        <w:t>isValid</w:t>
-      </w:r>
-      <w:proofErr w:type="spellEnd"/>
-      <w:r>
-        <w:rPr>
-          <w:rFonts w:ascii="Times New Roman" w:hAnsi="Times New Roman" w:cs="Times New Roman"/>
-          <w:sz w:val="22"/>
-          <w:szCs w:val="22"/>
-        </w:rPr>
-        <w:t xml:space="preserve"> :</w:t>
-      </w:r>
-      <w:proofErr w:type="gramEnd"/>
-      <w:r>
-        <w:rPr>
-          <w:rFonts w:ascii="Times New Roman" w:hAnsi="Times New Roman" w:cs="Times New Roman"/>
-          <w:sz w:val="22"/>
-          <w:szCs w:val="22"/>
-        </w:rPr>
-        <w:t xml:space="preserve"> Boolean</w:t>
-      </w:r>
-    </w:p>
-    <w:p>
-      <w:pPr>
-        <w:keepNext/>
-        <w:spacing w:before="6" w:line="240" w:lineRule="auto"/>
-        <w:rPr>
-          <w:rFonts w:ascii="Times New Roman" w:hAnsi="Times New Roman" w:cs="Times New Roman"/>
-          <w:sz w:val="22"/>
-          <w:szCs w:val="22"/>
-        </w:rPr>
-      </w:pPr>
-      <w:proofErr w:type="spellStart"/>
-      <w:proofErr w:type="gramStart"/>
-      <w:r>
-        <w:rPr>
-          <w:rFonts w:ascii="Times New Roman" w:hAnsi="Times New Roman" w:cs="Times New Roman"/>
-          <w:sz w:val="22"/>
-          <w:szCs w:val="22"/>
-        </w:rPr>
-        <w:t>currentDateTime</w:t>
-      </w:r>
-      <w:proofErr w:type="spellEnd"/>
-      <w:r>
-        <w:rPr>
-          <w:rFonts w:ascii="Times New Roman" w:hAnsi="Times New Roman" w:cs="Times New Roman"/>
-          <w:sz w:val="22"/>
-          <w:szCs w:val="22"/>
-        </w:rPr>
-        <w:t xml:space="preserve"> :</w:t>
-      </w:r>
-      <w:proofErr w:type="gramEnd"/>
-      <w:r>
-        <w:rPr>
-          <w:rFonts w:ascii="Times New Roman" w:hAnsi="Times New Roman" w:cs="Times New Roman"/>
-          <w:sz w:val="22"/>
-          <w:szCs w:val="22"/>
-        </w:rPr>
-        <w:t xml:space="preserve"> </w:t>
-      </w:r>
-      <w:proofErr w:type="spellStart"/>
-      <w:r>
-        <w:rPr>
-          <w:rFonts w:ascii="Times New Roman" w:hAnsi="Times New Roman" w:cs="Times New Roman"/>
-          <w:sz w:val="22"/>
-          <w:szCs w:val="22"/>
-        </w:rPr>
-        <w:t>DateTime</w:t>
-      </w:r>
-      <w:proofErr w:type="spellEnd"/>
-    </w:p>
-    <w:p>
-      <w:pPr>
-        <w:keepNext/>
-        <w:spacing w:before="6" w:line="240" w:lineRule="auto"/>
-        <w:rPr>
-          <w:rFonts w:ascii="Times New Roman" w:hAnsi="Times New Roman" w:cs="Times New Roman"/>
-          <w:sz w:val="22"/>
-          <w:szCs w:val="22"/>
-        </w:rPr>
-      </w:pPr>
-      <w:proofErr w:type="spellStart"/>
-      <w:proofErr w:type="gramStart"/>
-      <w:r>
-        <w:rPr>
-          <w:rFonts w:ascii="Times New Roman" w:hAnsi="Times New Roman" w:cs="Times New Roman"/>
-          <w:sz w:val="22"/>
-          <w:szCs w:val="22"/>
-        </w:rPr>
-        <w:t>updateResult</w:t>
-      </w:r>
-      <w:proofErr w:type="spellEnd"/>
-      <w:r>
-        <w:rPr>
-          <w:rFonts w:ascii="Times New Roman" w:hAnsi="Times New Roman" w:cs="Times New Roman"/>
-          <w:sz w:val="22"/>
-          <w:szCs w:val="22"/>
-        </w:rPr>
-        <w:t xml:space="preserve"> :</w:t>
-      </w:r>
-      <w:proofErr w:type="gramEnd"/>
-      <w:r>
-        <w:rPr>
-          <w:rFonts w:ascii="Times New Roman" w:hAnsi="Times New Roman" w:cs="Times New Roman"/>
-          <w:sz w:val="22"/>
-          <w:szCs w:val="22"/>
-        </w:rPr>
-        <w:t xml:space="preserve"> Boolean</w:t>
-      </w:r>
-    </w:p>
-    <w:p>
-      <w:pPr>
-        <w:keepNext/>
-        <w:spacing w:before="6" w:line="240" w:lineRule="auto"/>
-        <w:rPr>
-          <w:rFonts w:ascii="Times New Roman" w:hAnsi="Times New Roman" w:cs="Times New Roman"/>
-          <w:sz w:val="22"/>
-          <w:szCs w:val="22"/>
-        </w:rPr>
-      </w:pPr>
-      <w:proofErr w:type="spellStart"/>
-      <w:proofErr w:type="gramStart"/>
-      <w:r>
-        <w:rPr>
-          <w:rFonts w:ascii="Times New Roman" w:hAnsi="Times New Roman" w:cs="Times New Roman"/>
-          <w:sz w:val="22"/>
-          <w:szCs w:val="22"/>
-        </w:rPr>
-        <w:t>errorMessage</w:t>
-      </w:r>
-      <w:proofErr w:type="spellEnd"/>
-      <w:r>
-        <w:rPr>
-          <w:rFonts w:ascii="Times New Roman" w:hAnsi="Times New Roman" w:cs="Times New Roman"/>
-          <w:sz w:val="22"/>
-          <w:szCs w:val="22"/>
-        </w:rPr>
-        <w:t xml:space="preserve"> :</w:t>
-      </w:r>
-      <w:proofErr w:type="gramEnd"/>
-      <w:r>
-        <w:rPr>
-          <w:rFonts w:ascii="Times New Roman" w:hAnsi="Times New Roman" w:cs="Times New Roman"/>
-          <w:sz w:val="22"/>
-          <w:szCs w:val="22"/>
-        </w:rPr>
-        <w:t xml:space="preserve"> String</w:t>
-      </w:r>
-    </w:p>
-    <w:p>
-      <w:pPr>
-        <w:pStyle w:val="12ptHeading"/>
-      </w:pPr>
-      <w:r>
-        <w:t xml:space="preserve">1.2.4 &amp; 1.3.4-ALG </w:t>
-      </w:r>
-      <w:proofErr w:type="spellStart"/>
-      <w:r>
-        <w:t>DynamicUI</w:t>
-      </w:r>
-      <w:proofErr w:type="spellEnd"/>
-      <w:r>
-        <w:t xml:space="preserve"> () Algorithm</w:t>
-      </w:r>
-    </w:p>
-    <w:p>
-      <w:pPr>
-        <w:rPr>
-          <w:rFonts w:ascii="Arial" w:hAnsi="Arial" w:cs="Arial"/>
-          <w:b/>
-          <w:bCs/>
-          <w:sz w:val="22"/>
-          <w:szCs w:val="22"/>
-        </w:rPr>
-      </w:pPr>
-      <w:r>
-        <w:rPr>
-          <w:rStyle w:val="Body-HeaderChar"/>
-          <w:rFonts w:eastAsiaTheme="minorEastAsia"/>
-        </w:rPr>
-        <w:t>Purpose:</w:t>
-      </w:r>
-      <w:r>
-        <w:rPr>
-          <w:rFonts w:ascii="Arial" w:hAnsi="Arial" w:cs="Arial"/>
-          <w:b/>
-          <w:bCs/>
-          <w:sz w:val="22"/>
-          <w:szCs w:val="22"/>
-        </w:rPr>
-        <w:br/>
-      </w:r>
-      <w:r>
+        <w:widowControl w:val="0"/>
+        <w:spacing w:after="120" w:line="240" w:lineRule="auto"/>
         <w:rPr>
           <w:rStyle w:val="Intro-SentenceChar"/>
           <w:rFonts w:eastAsiaTheme="minorEastAsia"/>
         </w:rPr>
-        <w:t>Determines whether web or mobile layout rules should apply.</w:t>
-      </w:r>
+      </w:pPr>
       <w:r>
         <w:rPr>
           <w:rStyle w:val="Intro-SentenceChar"/>
           <w:rFonts w:eastAsiaTheme="minorEastAsia"/>
         </w:rPr>
+        <w:t>Determines whether web or mobile layout rules should apply.</w:t>
+      </w:r>
+    </w:p>
+    <w:p>
+      <w:pPr>
+        <w:pStyle w:val="List-Sentence"/>
+        <w:rPr>
+          <w:rStyle w:val="Intro-SentenceChar"/>
+          <w:rFonts w:eastAsia="Arial"/>
+        </w:rPr>
+      </w:pPr>
+      <w:r>
         <w:drawing>
-          <wp:inline distT="0" distB="0" distL="0" distR="0" wp14:anchorId="7F8EF682" wp14:editId="2A93E126">
+          <wp:inline distT="0" distB="0" distL="0" distR="0" wp14:anchorId="039C266E" wp14:editId="187AF0B4">
             <wp:extent cx="5943600" cy="3905250"/>
             <wp:effectExtent l="0" t="0" r="0" b="0"/>
             <wp:docPr id="1693619033" name="Picture 11"/>
@@ -2444,132 +1644,94 @@
           </wp:inline>
         </w:drawing>
       </w:r>
-      <w:r>
+    </w:p>
+    <w:p>
+      <w:pPr>
+        <w:pStyle w:val="Body-Header"/>
+      </w:pPr>
+      <w:r>
+        <w:t>Local Data:</w:t>
+      </w:r>
+    </w:p>
+    <w:p>
+      <w:pPr>
+        <w:pStyle w:val="List-Sentence"/>
         <w:rPr>
           <w:rFonts w:ascii="Arial" w:hAnsi="Arial" w:cs="Arial"/>
           <w:b/>
           <w:bCs/>
-          <w:sz w:val="22"/>
-          <w:szCs w:val="22"/>
-        </w:rPr>
-        <w:t>Local Data:</w:t>
-      </w:r>
-      <w:r>
-        <w:rPr>
-          <w:rFonts w:ascii="Arial" w:hAnsi="Arial" w:cs="Arial"/>
-          <w:b/>
-          <w:bCs/>
-          <w:sz w:val="22"/>
-          <w:szCs w:val="22"/>
+        </w:rPr>
+      </w:pPr>
+      <w:proofErr w:type="spellStart"/>
+      <w:proofErr w:type="gramStart"/>
+      <w:r>
+        <w:rPr>
+          <w:rStyle w:val="List-SentenceChar"/>
+        </w:rPr>
+        <w:t>currentState</w:t>
+      </w:r>
+      <w:proofErr w:type="spellEnd"/>
+      <w:r>
+        <w:rPr>
+          <w:rStyle w:val="List-SentenceChar"/>
+        </w:rPr>
+        <w:t xml:space="preserve"> :</w:t>
+      </w:r>
+      <w:proofErr w:type="gramEnd"/>
+      <w:r>
+        <w:rPr>
+          <w:rStyle w:val="List-SentenceChar"/>
+        </w:rPr>
+        <w:t xml:space="preserve"> State</w:t>
+      </w:r>
+      <w:r>
+        <w:rPr>
+          <w:rStyle w:val="List-SentenceChar"/>
         </w:rPr>
         <w:br/>
       </w:r>
-      <w:proofErr w:type="spellStart"/>
       <w:proofErr w:type="gramStart"/>
       <w:r>
         <w:rPr>
           <w:rStyle w:val="List-SentenceChar"/>
         </w:rPr>
-        <w:t>currentState</w:t>
-      </w:r>
-      <w:proofErr w:type="spellEnd"/>
+        <w:t>width :</w:t>
+      </w:r>
+      <w:proofErr w:type="gramEnd"/>
       <w:r>
         <w:rPr>
           <w:rStyle w:val="List-SentenceChar"/>
         </w:rPr>
-        <w:t xml:space="preserve"> :</w:t>
-      </w:r>
-      <w:proofErr w:type="gramEnd"/>
+        <w:t xml:space="preserve"> int</w:t>
+      </w:r>
       <w:r>
         <w:rPr>
           <w:rStyle w:val="List-SentenceChar"/>
         </w:rPr>
-        <w:t xml:space="preserve"> State</w:t>
-      </w:r>
+        <w:br/>
+      </w:r>
+      <w:proofErr w:type="gramStart"/>
       <w:r>
         <w:rPr>
           <w:rStyle w:val="List-SentenceChar"/>
         </w:rPr>
-        <w:br/>
-        <w:t>width : int</w:t>
-      </w:r>
+        <w:t>height :</w:t>
+      </w:r>
+      <w:proofErr w:type="gramEnd"/>
       <w:r>
         <w:rPr>
           <w:rStyle w:val="List-SentenceChar"/>
         </w:rPr>
-        <w:br/>
-        <w:t>height : int</w:t>
-      </w:r>
-    </w:p>
-    <w:p>
-      <w:pPr>
-        <w:pStyle w:val="BodyText"/>
-        <w:spacing w:before="6"/>
-        <w:rPr>
-          <w:sz w:val="22"/>
-        </w:rPr>
-      </w:pPr>
-    </w:p>
-    <w:p>
-      <w:pPr>
-        <w:rPr>
-          <w:rFonts w:ascii="Arial" w:hAnsi="Arial" w:cs="Arial"/>
-          <w:b/>
-          <w:bCs/>
-        </w:rPr>
-      </w:pPr>
-    </w:p>
-    <w:p>
-      <w:pPr>
-        <w:rPr>
-          <w:rFonts w:ascii="Arial" w:hAnsi="Arial" w:cs="Arial"/>
-          <w:b/>
-          <w:bCs/>
-        </w:rPr>
-      </w:pPr>
-    </w:p>
-    <w:p>
-      <w:pPr>
-        <w:rPr>
-          <w:rFonts w:ascii="Arial" w:hAnsi="Arial" w:cs="Arial"/>
-          <w:b/>
-          <w:bCs/>
-        </w:rPr>
-      </w:pPr>
-    </w:p>
-    <w:p>
-      <w:pPr>
-        <w:rPr>
-          <w:rFonts w:ascii="Arial" w:hAnsi="Arial" w:cs="Arial"/>
-          <w:b/>
-          <w:bCs/>
-        </w:rPr>
-      </w:pPr>
-    </w:p>
-    <w:p>
-      <w:pPr>
-        <w:rPr>
-          <w:rFonts w:ascii="Arial" w:hAnsi="Arial" w:cs="Arial"/>
-          <w:b/>
-          <w:bCs/>
-        </w:rPr>
-      </w:pPr>
-    </w:p>
-    <w:p>
-      <w:pPr>
-        <w:rPr>
-          <w:rFonts w:ascii="Arial" w:hAnsi="Arial" w:cs="Arial"/>
-          <w:b/>
-          <w:bCs/>
-        </w:rPr>
-      </w:pPr>
-    </w:p>
-    <w:p>
-      <w:pPr>
-        <w:rPr>
-          <w:rFonts w:ascii="Arial" w:hAnsi="Arial" w:cs="Arial"/>
-          <w:b/>
-          <w:bCs/>
+        <w:t xml:space="preserve"> int</w:t>
+      </w:r>
+    </w:p>
+    <w:p>
+      <w:pPr>
+        <w:keepNext/>
+        <w:widowControl w:val="0"/>
+        <w:spacing w:before="240" w:after="80" w:line="240" w:lineRule="auto"/>
+        <w:rPr>
+          <w:rStyle w:val="12ptHeadingChar"/>
         </w:rPr>
       </w:pPr>
       <w:r>
@@ -2601,56 +1763,81 @@
         </w:rPr>
         <w:t>) Algorithm</w:t>
       </w:r>
-      <w:r>
-        <w:rPr>
-          <w:rFonts w:ascii="Arial" w:hAnsi="Arial" w:cs="Arial"/>
-          <w:b/>
-          <w:bCs/>
-        </w:rPr>
-        <w:br/>
-      </w:r>
-      <w:r>
+    </w:p>
+    <w:p>
+      <w:pPr>
+        <w:keepNext/>
+        <w:widowControl w:val="0"/>
+        <w:spacing w:after="120" w:line="240" w:lineRule="auto"/>
         <w:rPr>
           <w:rStyle w:val="Body-HeaderChar"/>
           <w:rFonts w:eastAsiaTheme="minorEastAsia"/>
         </w:rPr>
+      </w:pPr>
+      <w:r>
+        <w:rPr>
+          <w:rStyle w:val="Body-HeaderChar"/>
+          <w:rFonts w:eastAsiaTheme="minorEastAsia"/>
+        </w:rPr>
         <w:t>Purpose:</w:t>
       </w:r>
-      <w:r>
-        <w:rPr>
-          <w:rFonts w:ascii="Arial" w:hAnsi="Arial" w:cs="Arial"/>
-          <w:b/>
-          <w:bCs/>
-        </w:rPr>
-        <w:br/>
-      </w:r>
+    </w:p>
+    <w:p>
+      <w:pPr>
+        <w:pStyle w:val="Intro-Sentence"/>
+        <w:rPr>
+          <w:noProof/>
+          <w:szCs w:val="22"/>
+        </w:rPr>
+      </w:pPr>
       <w:r>
         <w:rPr>
           <w:rStyle w:val="Intro-SentenceChar"/>
           <w:rFonts w:eastAsiaTheme="minorEastAsia"/>
         </w:rPr>
-        <w:t>Applies accessibility preferences to the client UI.</w:t>
-      </w:r>
-      <w:r>
-        <w:rPr>
-          <w:rFonts w:ascii="Times New Roman" w:hAnsi="Times New Roman" w:cs="Times New Roman"/>
+        <w:t xml:space="preserve">Applies accessibility preferences to </w:t>
+      </w:r>
+      <w:proofErr w:type="gramStart"/>
+      <w:r>
+        <w:rPr>
+          <w:rStyle w:val="Intro-SentenceChar"/>
+          <w:rFonts w:eastAsiaTheme="minorEastAsia"/>
+        </w:rPr>
+        <w:t>the client</w:t>
+      </w:r>
+      <w:proofErr w:type="gramEnd"/>
+      <w:r>
+        <w:rPr>
+          <w:rStyle w:val="Intro-SentenceChar"/>
+          <w:rFonts w:eastAsiaTheme="minorEastAsia"/>
+        </w:rPr>
+        <w:t xml:space="preserve"> UI.</w:t>
+      </w:r>
+      <w:r>
+        <w:rPr>
           <w:noProof/>
-          <w:sz w:val="22"/>
           <w:szCs w:val="22"/>
         </w:rPr>
         <w:t xml:space="preserve"> </w:t>
       </w:r>
-      <w:r>
-        <w:rPr>
-          <w:rFonts w:ascii="Times New Roman" w:hAnsi="Times New Roman" w:cs="Times New Roman"/>
+    </w:p>
+    <w:p>
+      <w:pPr>
+        <w:pStyle w:val="List-Sentence"/>
+        <w:rPr>
+          <w:rFonts w:ascii="Arial" w:hAnsi="Arial" w:cs="Arial"/>
+          <w:b/>
+          <w:bCs/>
+        </w:rPr>
+      </w:pPr>
+      <w:r>
+        <w:rPr>
           <w:noProof/>
-          <w:sz w:val="22"/>
-          <w:szCs w:val="22"/>
         </w:rPr>
         <w:drawing>
-          <wp:inline distT="0" distB="0" distL="0" distR="0" wp14:anchorId="468FDA0D" wp14:editId="17ACF220">
-            <wp:extent cx="5943600" cy="3524250"/>
-            <wp:effectExtent l="0" t="0" r="0" b="0"/>
+          <wp:inline distT="0" distB="0" distL="0" distR="0" wp14:anchorId="468FDA0D" wp14:editId="615DB373">
+            <wp:extent cx="5943600" cy="3424136"/>
+            <wp:effectExtent l="0" t="0" r="0" b="5080"/>
             <wp:docPr id="1194754964" name="Picture 12"/>
             <wp:cNvGraphicFramePr>
               <a:graphicFrameLocks xmlns:a="http://schemas.openxmlformats.org/drawingml/2006/main" noChangeAspect="1"/>
@@ -2672,7 +1859,7 @@
                         </a:ext>
                       </a:extLst>
                     </a:blip>
-                    <a:srcRect b="8188"/>
+                    <a:srcRect b="10796"/>
                     <a:stretch>
                       <a:fillRect/>
                     </a:stretch>
@@ -2680,7 +1867,7 @@
                   <pic:spPr bwMode="auto">
                     <a:xfrm>
                       <a:off x="0" y="0"/>
-                      <a:ext cx="5943600" cy="3524250"/>
+                      <a:ext cx="5943600" cy="3424136"/>
                     </a:xfrm>
                     <a:prstGeom prst="rect">
                       <a:avLst/>
@@ -2701,24 +1888,23 @@
           </wp:inline>
         </w:drawing>
       </w:r>
-      <w:r>
+    </w:p>
+    <w:p>
+      <w:pPr>
+        <w:pStyle w:val="Body-Header"/>
+      </w:pPr>
+      <w:r>
+        <w:t>Local Data:</w:t>
+      </w:r>
+    </w:p>
+    <w:p>
+      <w:pPr>
         <w:rPr>
           <w:rFonts w:ascii="Arial" w:hAnsi="Arial" w:cs="Arial"/>
           <w:b/>
           <w:bCs/>
-          <w:sz w:val="22"/>
-          <w:szCs w:val="22"/>
-        </w:rPr>
-        <w:t>Local Data:</w:t>
-      </w:r>
-      <w:r>
-        <w:rPr>
-          <w:rFonts w:ascii="Arial" w:hAnsi="Arial" w:cs="Arial"/>
-          <w:b/>
-          <w:bCs/>
-        </w:rPr>
-        <w:br/>
-      </w:r>
+        </w:rPr>
+      </w:pPr>
       <w:proofErr w:type="spellStart"/>
       <w:proofErr w:type="gramStart"/>
       <w:r>
@@ -2744,142 +1930,7 @@
     </w:p>
     <w:p>
       <w:pPr>
-        <w:rPr>
-          <w:rFonts w:ascii="Arial" w:hAnsi="Arial" w:cs="Arial"/>
-          <w:b/>
-          <w:bCs/>
-        </w:rPr>
-      </w:pPr>
-    </w:p>
-    <w:p>
-      <w:pPr>
-        <w:rPr>
-          <w:rFonts w:ascii="Arial" w:hAnsi="Arial" w:cs="Arial"/>
-          <w:b/>
-          <w:bCs/>
-        </w:rPr>
-      </w:pPr>
-    </w:p>
-    <w:p>
-      <w:pPr>
-        <w:rPr>
-          <w:rFonts w:ascii="Arial" w:hAnsi="Arial" w:cs="Arial"/>
-          <w:b/>
-          <w:bCs/>
-        </w:rPr>
-      </w:pPr>
-    </w:p>
-    <w:p>
-      <w:pPr>
-        <w:rPr>
-          <w:rFonts w:ascii="Arial" w:hAnsi="Arial" w:cs="Arial"/>
-          <w:b/>
-          <w:bCs/>
-        </w:rPr>
-      </w:pPr>
-    </w:p>
-    <w:p>
-      <w:pPr>
-        <w:rPr>
-          <w:rFonts w:ascii="Arial" w:hAnsi="Arial" w:cs="Arial"/>
-          <w:b/>
-          <w:bCs/>
-        </w:rPr>
-      </w:pPr>
-    </w:p>
-    <w:p>
-      <w:pPr>
-        <w:rPr>
-          <w:rFonts w:ascii="Arial" w:hAnsi="Arial" w:cs="Arial"/>
-          <w:b/>
-          <w:bCs/>
-        </w:rPr>
-      </w:pPr>
-    </w:p>
-    <w:p>
-      <w:pPr>
-        <w:rPr>
-          <w:rFonts w:ascii="Arial" w:hAnsi="Arial" w:cs="Arial"/>
-          <w:b/>
-          <w:bCs/>
-        </w:rPr>
-      </w:pPr>
-    </w:p>
-    <w:p>
-      <w:pPr>
-        <w:rPr>
-          <w:rFonts w:ascii="Arial" w:hAnsi="Arial" w:cs="Arial"/>
-          <w:b/>
-          <w:bCs/>
-        </w:rPr>
-      </w:pPr>
-    </w:p>
-    <w:p>
-      <w:pPr>
-        <w:rPr>
-          <w:rFonts w:ascii="Arial" w:hAnsi="Arial" w:cs="Arial"/>
-          <w:b/>
-          <w:bCs/>
-        </w:rPr>
-      </w:pPr>
-    </w:p>
-    <w:p>
-      <w:pPr>
-        <w:rPr>
-          <w:rFonts w:ascii="Arial" w:hAnsi="Arial" w:cs="Arial"/>
-          <w:b/>
-          <w:bCs/>
-        </w:rPr>
-      </w:pPr>
-    </w:p>
-    <w:p>
-      <w:pPr>
-        <w:rPr>
-          <w:rFonts w:ascii="Arial" w:hAnsi="Arial" w:cs="Arial"/>
-          <w:b/>
-          <w:bCs/>
-        </w:rPr>
-      </w:pPr>
-    </w:p>
-    <w:p>
-      <w:pPr>
-        <w:rPr>
-          <w:rFonts w:ascii="Arial" w:hAnsi="Arial" w:cs="Arial"/>
-          <w:b/>
-          <w:bCs/>
-        </w:rPr>
-      </w:pPr>
-    </w:p>
-    <w:p>
-      <w:pPr>
-        <w:rPr>
-          <w:rFonts w:ascii="Arial" w:hAnsi="Arial" w:cs="Arial"/>
-          <w:b/>
-          <w:bCs/>
-        </w:rPr>
-      </w:pPr>
-    </w:p>
-    <w:p>
-      <w:pPr>
-        <w:rPr>
-          <w:rFonts w:ascii="Arial" w:hAnsi="Arial" w:cs="Arial"/>
-          <w:b/>
-          <w:bCs/>
-        </w:rPr>
-      </w:pPr>
-    </w:p>
-    <w:p>
-      <w:pPr>
-        <w:rPr>
-          <w:rFonts w:ascii="Arial" w:hAnsi="Arial" w:cs="Arial"/>
-          <w:b/>
-          <w:bCs/>
-        </w:rPr>
-      </w:pPr>
-    </w:p>
-    <w:p>
-      <w:pPr>
-        <w:pStyle w:val="12ptHeadings"/>
+        <w:pStyle w:val="12ptHeading"/>
       </w:pPr>
       <w:r>
         <w:lastRenderedPageBreak/>
@@ -2904,39 +1955,51 @@
     </w:p>
     <w:p>
       <w:pPr>
-        <w:rPr>
-          <w:rStyle w:val="List-SentenceChar"/>
-        </w:rPr>
+        <w:pStyle w:val="Body-Header"/>
       </w:pPr>
       <w:r>
         <w:rPr>
           <w:rStyle w:val="Body-HeaderChar"/>
           <w:rFonts w:eastAsiaTheme="minorEastAsia"/>
-        </w:rPr>
-        <w:t>Purpose:</w:t>
-      </w:r>
-      <w:r>
-        <w:rPr>
-          <w:rFonts w:ascii="Arial" w:hAnsi="Arial" w:cs="Arial"/>
-          <w:b/>
-          <w:bCs/>
-          <w:sz w:val="22"/>
-          <w:szCs w:val="22"/>
-        </w:rPr>
-        <w:br/>
-      </w:r>
-      <w:r>
+          <w:b/>
+          <w:bCs/>
+        </w:rPr>
+        <w:t>Purpose</w:t>
+      </w:r>
+      <w:r>
+        <w:rPr>
+          <w:rStyle w:val="Body-HeaderChar"/>
+          <w:rFonts w:eastAsiaTheme="minorEastAsia"/>
+        </w:rPr>
+        <w:t>:</w:t>
+      </w:r>
+    </w:p>
+    <w:p>
+      <w:pPr>
+        <w:pStyle w:val="Intro-Sentence"/>
         <w:rPr>
           <w:rStyle w:val="Intro-SentenceChar"/>
           <w:rFonts w:eastAsiaTheme="minorEastAsia"/>
         </w:rPr>
-        <w:t>Coordinates request creation, sending, response parsing, and error handling.</w:t>
-      </w:r>
+      </w:pPr>
       <w:r>
         <w:rPr>
           <w:rStyle w:val="Intro-SentenceChar"/>
           <w:rFonts w:eastAsiaTheme="minorEastAsia"/>
         </w:rPr>
+        <w:t>Coordinates request creation, sending, response parsing, and error handling.</w:t>
+      </w:r>
+    </w:p>
+    <w:p>
+      <w:pPr>
+        <w:pStyle w:val="List-Sentence"/>
+        <w:rPr>
+          <w:rFonts w:ascii="Arial" w:hAnsi="Arial" w:cs="Arial"/>
+          <w:b/>
+          <w:bCs/>
+        </w:rPr>
+      </w:pPr>
+      <w:r>
         <w:drawing>
           <wp:inline distT="0" distB="0" distL="0" distR="0" wp14:anchorId="79571806" wp14:editId="1D419086">
             <wp:extent cx="5943600" cy="3333750"/>
@@ -2986,23 +2049,47 @@
           </wp:inline>
         </w:drawing>
       </w:r>
-      <w:r>
-        <w:rPr>
-          <w:rFonts w:ascii="Arial" w:hAnsi="Arial" w:cs="Arial"/>
-          <w:b/>
-          <w:bCs/>
-          <w:sz w:val="22"/>
-          <w:szCs w:val="22"/>
-        </w:rPr>
+    </w:p>
+    <w:p>
+      <w:pPr>
+        <w:pStyle w:val="Body-Header"/>
+      </w:pPr>
+      <w:r>
         <w:t>Local Data:</w:t>
       </w:r>
-      <w:r>
-        <w:rPr>
-          <w:rFonts w:ascii="Arial" w:hAnsi="Arial" w:cs="Arial"/>
-          <w:b/>
-          <w:bCs/>
-          <w:sz w:val="22"/>
-          <w:szCs w:val="22"/>
+    </w:p>
+    <w:p>
+      <w:pPr>
+        <w:pStyle w:val="List-Sentence"/>
+        <w:rPr>
+          <w:rStyle w:val="List-SentenceChar"/>
+        </w:rPr>
+      </w:pPr>
+      <w:proofErr w:type="spellStart"/>
+      <w:proofErr w:type="gramStart"/>
+      <w:r>
+        <w:rPr>
+          <w:rStyle w:val="List-SentenceChar"/>
+        </w:rPr>
+        <w:t>requestHeaders</w:t>
+      </w:r>
+      <w:proofErr w:type="spellEnd"/>
+      <w:r>
+        <w:rPr>
+          <w:rStyle w:val="List-SentenceChar"/>
+        </w:rPr>
+        <w:t xml:space="preserve"> :</w:t>
+      </w:r>
+      <w:proofErr w:type="gramEnd"/>
+      <w:r>
+        <w:rPr>
+          <w:rStyle w:val="List-SentenceChar"/>
+        </w:rPr>
+        <w:t xml:space="preserve"> Dictionary</w:t>
+      </w:r>
+      <w:r>
+        <w:rPr>
+          <w:rStyle w:val="List-SentenceChar"/>
         </w:rPr>
         <w:br/>
       </w:r>
@@ -3012,7 +2099,7 @@
         <w:rPr>
           <w:rStyle w:val="List-SentenceChar"/>
         </w:rPr>
-        <w:t>requestHeaders</w:t>
+        <w:t>connectionOptions</w:t>
       </w:r>
       <w:proofErr w:type="spellEnd"/>
       <w:r>
@@ -3028,160 +2115,10 @@
         </w:rPr>
         <w:t xml:space="preserve"> Dictionary</w:t>
       </w:r>
-      <w:r>
-        <w:rPr>
-          <w:rStyle w:val="List-SentenceChar"/>
-        </w:rPr>
-        <w:br/>
-      </w:r>
-      <w:proofErr w:type="spellStart"/>
-      <w:r>
-        <w:rPr>
-          <w:rStyle w:val="List-SentenceChar"/>
-        </w:rPr>
-        <w:t>connectionOptions</w:t>
-      </w:r>
-      <w:proofErr w:type="spellEnd"/>
-      <w:r>
-        <w:rPr>
-          <w:rStyle w:val="List-SentenceChar"/>
-        </w:rPr>
-        <w:t xml:space="preserve"> : Dictionary</w:t>
-      </w:r>
-    </w:p>
-    <w:p>
-      <w:pPr>
-        <w:rPr>
-          <w:rStyle w:val="List-SentenceChar"/>
-        </w:rPr>
-      </w:pPr>
-    </w:p>
-    <w:p>
-      <w:pPr>
-        <w:rPr>
-          <w:rStyle w:val="List-SentenceChar"/>
-        </w:rPr>
-      </w:pPr>
-    </w:p>
-    <w:p>
-      <w:pPr>
-        <w:rPr>
-          <w:rStyle w:val="List-SentenceChar"/>
-        </w:rPr>
-      </w:pPr>
-    </w:p>
-    <w:p>
-      <w:pPr>
-        <w:rPr>
-          <w:rStyle w:val="List-SentenceChar"/>
-        </w:rPr>
-      </w:pPr>
-    </w:p>
-    <w:p>
-      <w:pPr>
-        <w:rPr>
-          <w:rStyle w:val="List-SentenceChar"/>
-        </w:rPr>
-      </w:pPr>
-    </w:p>
-    <w:p>
-      <w:pPr>
-        <w:rPr>
-          <w:rStyle w:val="List-SentenceChar"/>
-        </w:rPr>
-      </w:pPr>
-    </w:p>
-    <w:p>
-      <w:pPr>
-        <w:rPr>
-          <w:rStyle w:val="List-SentenceChar"/>
-        </w:rPr>
-      </w:pPr>
-    </w:p>
-    <w:p>
-      <w:pPr>
-        <w:rPr>
-          <w:rStyle w:val="List-SentenceChar"/>
-        </w:rPr>
-      </w:pPr>
-    </w:p>
-    <w:p>
-      <w:pPr>
-        <w:rPr>
-          <w:rStyle w:val="List-SentenceChar"/>
-        </w:rPr>
-      </w:pPr>
-    </w:p>
-    <w:p>
-      <w:pPr>
-        <w:rPr>
-          <w:rStyle w:val="List-SentenceChar"/>
-        </w:rPr>
-      </w:pPr>
-    </w:p>
-    <w:p>
-      <w:pPr>
-        <w:rPr>
-          <w:rStyle w:val="List-SentenceChar"/>
-        </w:rPr>
-      </w:pPr>
-    </w:p>
-    <w:p>
-      <w:pPr>
-        <w:rPr>
-          <w:rStyle w:val="List-SentenceChar"/>
-        </w:rPr>
-      </w:pPr>
-    </w:p>
-    <w:p>
-      <w:pPr>
-        <w:rPr>
-          <w:rStyle w:val="List-SentenceChar"/>
-        </w:rPr>
-      </w:pPr>
-    </w:p>
-    <w:p>
-      <w:pPr>
-        <w:rPr>
-          <w:rStyle w:val="List-SentenceChar"/>
-        </w:rPr>
-      </w:pPr>
-    </w:p>
-    <w:p>
-      <w:pPr>
-        <w:rPr>
-          <w:rStyle w:val="List-SentenceChar"/>
-        </w:rPr>
-      </w:pPr>
-    </w:p>
-    <w:p>
-      <w:pPr>
-        <w:rPr>
-          <w:rStyle w:val="List-SentenceChar"/>
-        </w:rPr>
-      </w:pPr>
-    </w:p>
-    <w:p>
-      <w:pPr>
-        <w:rPr>
-          <w:rFonts w:ascii="Times New Roman" w:hAnsi="Times New Roman" w:cs="Times New Roman"/>
-          <w:sz w:val="22"/>
-          <w:szCs w:val="22"/>
-        </w:rPr>
-      </w:pPr>
-    </w:p>
-    <w:p>
-      <w:pPr>
-        <w:pStyle w:val="BodyText"/>
-        <w:spacing w:before="6"/>
-        <w:rPr>
-          <w:sz w:val="22"/>
-        </w:rPr>
-      </w:pPr>
-    </w:p>
-    <w:p>
-      <w:pPr>
-        <w:pStyle w:val="12ptHeadings"/>
+    </w:p>
+    <w:p>
+      <w:pPr>
+        <w:pStyle w:val="12ptHeading"/>
         <w:rPr>
           <w:rFonts w:ascii="Times New Roman" w:hAnsi="Times New Roman" w:cs="Times New Roman"/>
           <w:sz w:val="22"/>
@@ -3238,25 +2175,16 @@
     </w:p>
     <w:p>
       <w:pPr>
-        <w:keepNext/>
-        <w:spacing w:before="6" w:line="240" w:lineRule="auto"/>
-        <w:rPr>
-          <w:rFonts w:ascii="Times New Roman" w:hAnsi="Times New Roman" w:cs="Times New Roman"/>
-          <w:sz w:val="22"/>
-          <w:szCs w:val="22"/>
-        </w:rPr>
-      </w:pPr>
-      <w:r>
-        <w:rPr>
-          <w:rFonts w:ascii="Times New Roman" w:hAnsi="Times New Roman" w:cs="Times New Roman"/>
+        <w:pStyle w:val="List-Sentence"/>
+      </w:pPr>
+      <w:r>
+        <w:rPr>
           <w:noProof/>
-          <w:sz w:val="22"/>
-          <w:szCs w:val="22"/>
         </w:rPr>
         <w:drawing>
-          <wp:inline distT="0" distB="0" distL="0" distR="0" wp14:anchorId="6A18EDBB" wp14:editId="59651698">
-            <wp:extent cx="5743575" cy="4876800"/>
-            <wp:effectExtent l="0" t="0" r="9525" b="0"/>
+          <wp:inline distT="0" distB="0" distL="0" distR="0" wp14:anchorId="6A18EDBB" wp14:editId="38DB8218">
+            <wp:extent cx="5743575" cy="4795736"/>
+            <wp:effectExtent l="0" t="0" r="0" b="5080"/>
             <wp:docPr id="153544301" name="Picture 15"/>
             <wp:cNvGraphicFramePr>
               <a:graphicFrameLocks xmlns:a="http://schemas.openxmlformats.org/drawingml/2006/main" noChangeAspect="1"/>
@@ -3270,7 +2198,7 @@
                       <a:picLocks noChangeAspect="1" noChangeArrowheads="1"/>
                     </pic:cNvPicPr>
                   </pic:nvPicPr>
-                  <pic:blipFill>
+                  <pic:blipFill rotWithShape="1">
                     <a:blip r:embed="rId17">
                       <a:extLst>
                         <a:ext uri="{28A0092B-C50C-407E-A947-70E740481C1C}">
@@ -3278,7 +2206,7 @@
                         </a:ext>
                       </a:extLst>
                     </a:blip>
-                    <a:srcRect/>
+                    <a:srcRect b="1662"/>
                     <a:stretch>
                       <a:fillRect/>
                     </a:stretch>
@@ -3286,7 +2214,7 @@
                   <pic:spPr bwMode="auto">
                     <a:xfrm>
                       <a:off x="0" y="0"/>
-                      <a:ext cx="5743575" cy="4876800"/>
+                      <a:ext cx="5743575" cy="4795736"/>
                     </a:xfrm>
                     <a:prstGeom prst="rect">
                       <a:avLst/>
@@ -3295,6 +2223,11 @@
                     <a:ln>
                       <a:noFill/>
                     </a:ln>
+                    <a:extLst>
+                      <a:ext uri="{53640926-AAD7-44D8-BBD7-CCE9431645EC}">
+                        <a14:shadowObscured xmlns:a14="http://schemas.microsoft.com/office/drawing/2010/main"/>
+                      </a:ext>
+                    </a:extLst>
                   </pic:spPr>
                 </pic:pic>
               </a:graphicData>
@@ -3424,20 +2357,11 @@
     </w:p>
     <w:p>
       <w:pPr>
-        <w:widowControl w:val="0"/>
-        <w:spacing w:before="6" w:line="240" w:lineRule="auto"/>
-        <w:rPr>
-          <w:rFonts w:ascii="Times New Roman" w:eastAsia="Times New Roman" w:hAnsi="Times New Roman" w:cs="Times New Roman"/>
-          <w:sz w:val="22"/>
-          <w:lang w:eastAsia="en-US"/>
-        </w:rPr>
-      </w:pPr>
-      <w:r>
-        <w:rPr>
-          <w:rFonts w:ascii="Times New Roman" w:eastAsia="Times New Roman" w:hAnsi="Times New Roman" w:cs="Times New Roman"/>
+        <w:pStyle w:val="List-Sentence"/>
+      </w:pPr>
+      <w:r>
+        <w:rPr>
           <w:noProof/>
-          <w:sz w:val="22"/>
-          <w:lang w:eastAsia="en-US"/>
         </w:rPr>
         <w:drawing>
           <wp:inline distT="0" distB="0" distL="0" distR="0" wp14:anchorId="3EA5C4C7" wp14:editId="1E9E82C7">
@@ -3494,27 +2418,9 @@
     </w:p>
     <w:p>
       <w:pPr>
-        <w:keepNext/>
-        <w:widowControl w:val="0"/>
-        <w:spacing w:before="120" w:line="240" w:lineRule="auto"/>
-        <w:rPr>
-          <w:rFonts w:ascii="Arial" w:eastAsia="Times New Roman" w:hAnsi="Arial" w:cs="Arial"/>
-          <w:b/>
-          <w:bCs/>
-          <w:sz w:val="22"/>
-          <w:szCs w:val="22"/>
-          <w:lang w:eastAsia="en-US"/>
-        </w:rPr>
-      </w:pPr>
-      <w:r>
-        <w:rPr>
-          <w:rFonts w:ascii="Arial" w:eastAsia="Times New Roman" w:hAnsi="Arial" w:cs="Arial"/>
-          <w:b/>
-          <w:bCs/>
-          <w:sz w:val="22"/>
-          <w:szCs w:val="22"/>
-          <w:lang w:eastAsia="en-US"/>
-        </w:rPr>
+        <w:pStyle w:val="Body-Header"/>
+      </w:pPr>
+      <w:r>
         <w:t>Local Data:</w:t>
       </w:r>
     </w:p>
@@ -3564,12 +2470,6 @@
       </w:r>
       <w:proofErr w:type="spellEnd"/>
     </w:p>
-    <w:p/>
-    <w:p/>
-    <w:p/>
-    <w:p/>
-    <w:p/>
-    <w:p/>
     <w:p>
       <w:pPr>
         <w:pStyle w:val="12ptHeading"/>
@@ -3616,25 +2516,16 @@
     </w:p>
     <w:p>
       <w:pPr>
-        <w:widowControl w:val="0"/>
-        <w:spacing w:before="6" w:line="240" w:lineRule="auto"/>
-        <w:rPr>
-          <w:rFonts w:ascii="Times New Roman" w:eastAsia="Times New Roman" w:hAnsi="Times New Roman" w:cs="Times New Roman"/>
-          <w:sz w:val="22"/>
-          <w:lang w:eastAsia="en-US"/>
-        </w:rPr>
-      </w:pPr>
-      <w:r>
-        <w:rPr>
-          <w:rFonts w:ascii="Times New Roman" w:eastAsia="Times New Roman" w:hAnsi="Times New Roman" w:cs="Times New Roman"/>
+        <w:pStyle w:val="List-Sentence"/>
+      </w:pPr>
+      <w:r>
+        <w:rPr>
           <w:noProof/>
-          <w:sz w:val="22"/>
-          <w:lang w:eastAsia="en-US"/>
         </w:rPr>
         <w:drawing>
-          <wp:inline distT="0" distB="0" distL="0" distR="0" wp14:anchorId="1D0F28DD" wp14:editId="699F5AA8">
-            <wp:extent cx="5939790" cy="3912235"/>
-            <wp:effectExtent l="0" t="0" r="3810" b="0"/>
+          <wp:inline distT="0" distB="0" distL="0" distR="0" wp14:anchorId="1D0F28DD" wp14:editId="22F7B9E4">
+            <wp:extent cx="5939790" cy="3842425"/>
+            <wp:effectExtent l="0" t="0" r="3810" b="5715"/>
             <wp:docPr id="941077820" name="Picture 5"/>
             <wp:cNvGraphicFramePr>
               <a:graphicFrameLocks xmlns:a="http://schemas.openxmlformats.org/drawingml/2006/main" noChangeAspect="1"/>
@@ -3648,7 +2539,7 @@
                       <a:picLocks noChangeAspect="1" noChangeArrowheads="1"/>
                     </pic:cNvPicPr>
                   </pic:nvPicPr>
-                  <pic:blipFill>
+                  <pic:blipFill rotWithShape="1">
                     <a:blip r:embed="rId19">
                       <a:extLst>
                         <a:ext uri="{28A0092B-C50C-407E-A947-70E740481C1C}">
@@ -3656,7 +2547,7 @@
                         </a:ext>
                       </a:extLst>
                     </a:blip>
-                    <a:srcRect/>
+                    <a:srcRect b="1784"/>
                     <a:stretch>
                       <a:fillRect/>
                     </a:stretch>
@@ -3664,7 +2555,7 @@
                   <pic:spPr bwMode="auto">
                     <a:xfrm>
                       <a:off x="0" y="0"/>
-                      <a:ext cx="5939790" cy="3912235"/>
+                      <a:ext cx="5939790" cy="3842425"/>
                     </a:xfrm>
                     <a:prstGeom prst="rect">
                       <a:avLst/>
@@ -3673,6 +2564,11 @@
                     <a:ln>
                       <a:noFill/>
                     </a:ln>
+                    <a:extLst>
+                      <a:ext uri="{53640926-AAD7-44D8-BBD7-CCE9431645EC}">
+                        <a14:shadowObscured xmlns:a14="http://schemas.microsoft.com/office/drawing/2010/main"/>
+                      </a:ext>
+                    </a:extLst>
                   </pic:spPr>
                 </pic:pic>
               </a:graphicData>
@@ -3683,27 +2579,9 @@
     </w:p>
     <w:p>
       <w:pPr>
-        <w:keepNext/>
-        <w:widowControl w:val="0"/>
-        <w:spacing w:before="120" w:line="240" w:lineRule="auto"/>
-        <w:rPr>
-          <w:rFonts w:ascii="Arial" w:eastAsia="Times New Roman" w:hAnsi="Arial" w:cs="Arial"/>
-          <w:b/>
-          <w:bCs/>
-          <w:sz w:val="22"/>
-          <w:szCs w:val="22"/>
-          <w:lang w:eastAsia="en-US"/>
-        </w:rPr>
-      </w:pPr>
-      <w:r>
-        <w:rPr>
-          <w:rFonts w:ascii="Arial" w:eastAsia="Times New Roman" w:hAnsi="Arial" w:cs="Arial"/>
-          <w:b/>
-          <w:bCs/>
-          <w:sz w:val="22"/>
-          <w:szCs w:val="22"/>
-          <w:lang w:eastAsia="en-US"/>
-        </w:rPr>
+        <w:pStyle w:val="Body-Header"/>
+      </w:pPr>
+      <w:r>
         <w:t>Local Data:</w:t>
       </w:r>
     </w:p>
@@ -3768,131 +2646,6 @@
         <w:t>&gt;</w:t>
       </w:r>
     </w:p>
-    <w:p>
-      <w:pPr>
-        <w:widowControl w:val="0"/>
-        <w:spacing w:before="6" w:line="240" w:lineRule="auto"/>
-        <w:rPr>
-          <w:rFonts w:ascii="Times New Roman" w:eastAsia="Times New Roman" w:hAnsi="Times New Roman" w:cs="Times New Roman"/>
-          <w:sz w:val="22"/>
-          <w:lang w:eastAsia="en-US"/>
-        </w:rPr>
-      </w:pPr>
-    </w:p>
-    <w:p>
-      <w:pPr>
-        <w:widowControl w:val="0"/>
-        <w:spacing w:before="6" w:line="240" w:lineRule="auto"/>
-        <w:rPr>
-          <w:rFonts w:ascii="Times New Roman" w:eastAsia="Times New Roman" w:hAnsi="Times New Roman" w:cs="Times New Roman"/>
-          <w:sz w:val="22"/>
-          <w:lang w:eastAsia="en-US"/>
-        </w:rPr>
-      </w:pPr>
-    </w:p>
-    <w:p>
-      <w:pPr>
-        <w:widowControl w:val="0"/>
-        <w:spacing w:before="6" w:line="240" w:lineRule="auto"/>
-        <w:rPr>
-          <w:rFonts w:ascii="Times New Roman" w:eastAsia="Times New Roman" w:hAnsi="Times New Roman" w:cs="Times New Roman"/>
-          <w:sz w:val="22"/>
-          <w:lang w:eastAsia="en-US"/>
-        </w:rPr>
-      </w:pPr>
-    </w:p>
-    <w:p>
-      <w:pPr>
-        <w:widowControl w:val="0"/>
-        <w:spacing w:before="6" w:line="240" w:lineRule="auto"/>
-        <w:rPr>
-          <w:rFonts w:ascii="Times New Roman" w:eastAsia="Times New Roman" w:hAnsi="Times New Roman" w:cs="Times New Roman"/>
-          <w:sz w:val="22"/>
-          <w:lang w:eastAsia="en-US"/>
-        </w:rPr>
-      </w:pPr>
-    </w:p>
-    <w:p>
-      <w:pPr>
-        <w:widowControl w:val="0"/>
-        <w:spacing w:before="6" w:line="240" w:lineRule="auto"/>
-        <w:rPr>
-          <w:rFonts w:ascii="Times New Roman" w:eastAsia="Times New Roman" w:hAnsi="Times New Roman" w:cs="Times New Roman"/>
-          <w:sz w:val="22"/>
-          <w:lang w:eastAsia="en-US"/>
-        </w:rPr>
-      </w:pPr>
-    </w:p>
-    <w:p>
-      <w:pPr>
-        <w:widowControl w:val="0"/>
-        <w:spacing w:before="6" w:line="240" w:lineRule="auto"/>
-        <w:rPr>
-          <w:rFonts w:ascii="Times New Roman" w:eastAsia="Times New Roman" w:hAnsi="Times New Roman" w:cs="Times New Roman"/>
-          <w:sz w:val="22"/>
-          <w:lang w:eastAsia="en-US"/>
-        </w:rPr>
-      </w:pPr>
-    </w:p>
-    <w:p>
-      <w:pPr>
-        <w:widowControl w:val="0"/>
-        <w:spacing w:before="6" w:line="240" w:lineRule="auto"/>
-        <w:rPr>
-          <w:rFonts w:ascii="Times New Roman" w:eastAsia="Times New Roman" w:hAnsi="Times New Roman" w:cs="Times New Roman"/>
-          <w:sz w:val="22"/>
-          <w:lang w:eastAsia="en-US"/>
-        </w:rPr>
-      </w:pPr>
-    </w:p>
-    <w:p>
-      <w:pPr>
-        <w:widowControl w:val="0"/>
-        <w:spacing w:before="6" w:line="240" w:lineRule="auto"/>
-        <w:rPr>
-          <w:rFonts w:ascii="Times New Roman" w:eastAsia="Times New Roman" w:hAnsi="Times New Roman" w:cs="Times New Roman"/>
-          <w:sz w:val="22"/>
-          <w:lang w:eastAsia="en-US"/>
-        </w:rPr>
-      </w:pPr>
-    </w:p>
-    <w:p>
-      <w:pPr>
-        <w:widowControl w:val="0"/>
-        <w:spacing w:before="6" w:line="240" w:lineRule="auto"/>
-        <w:rPr>
-          <w:rFonts w:ascii="Times New Roman" w:eastAsia="Times New Roman" w:hAnsi="Times New Roman" w:cs="Times New Roman"/>
-          <w:sz w:val="22"/>
-          <w:lang w:eastAsia="en-US"/>
-        </w:rPr>
-      </w:pPr>
-    </w:p>
-    <w:p>
-      <w:pPr>
-        <w:widowControl w:val="0"/>
-        <w:spacing w:before="6" w:line="240" w:lineRule="auto"/>
-        <w:rPr>
-          <w:rFonts w:ascii="Times New Roman" w:eastAsia="Times New Roman" w:hAnsi="Times New Roman" w:cs="Times New Roman"/>
-          <w:sz w:val="22"/>
-          <w:lang w:eastAsia="en-US"/>
-        </w:rPr>
-      </w:pPr>
-    </w:p>
-    <w:p>
-      <w:pPr>
-        <w:widowControl w:val="0"/>
-        <w:spacing w:before="6" w:line="240" w:lineRule="auto"/>
-        <w:rPr>
-          <w:rFonts w:ascii="Times New Roman" w:eastAsia="Times New Roman" w:hAnsi="Times New Roman" w:cs="Times New Roman"/>
-          <w:sz w:val="22"/>
-          <w:lang w:eastAsia="en-US"/>
-        </w:rPr>
-      </w:pPr>
-    </w:p>
-    <w:p/>
-    <w:p/>
-    <w:p/>
-    <w:p/>
     <w:p>
       <w:pPr>
         <w:pStyle w:val="12ptHeading"/>
@@ -3939,20 +2692,11 @@
     </w:p>
     <w:p>
       <w:pPr>
-        <w:widowControl w:val="0"/>
-        <w:spacing w:before="6" w:line="240" w:lineRule="auto"/>
-        <w:rPr>
-          <w:rFonts w:ascii="Times New Roman" w:eastAsia="Times New Roman" w:hAnsi="Times New Roman" w:cs="Times New Roman"/>
-          <w:sz w:val="22"/>
-          <w:lang w:eastAsia="en-US"/>
-        </w:rPr>
-      </w:pPr>
-      <w:r>
-        <w:rPr>
-          <w:rFonts w:ascii="Times New Roman" w:eastAsia="Times New Roman" w:hAnsi="Times New Roman" w:cs="Times New Roman"/>
+        <w:pStyle w:val="List-Sentence"/>
+      </w:pPr>
+      <w:r>
+        <w:rPr>
           <w:noProof/>
-          <w:sz w:val="22"/>
-          <w:lang w:eastAsia="en-US"/>
         </w:rPr>
         <w:drawing>
           <wp:inline distT="0" distB="0" distL="0" distR="0" wp14:anchorId="2165DDF6" wp14:editId="5C00F4AA">
@@ -4006,27 +2750,9 @@
     </w:p>
     <w:p>
       <w:pPr>
-        <w:keepNext/>
-        <w:widowControl w:val="0"/>
-        <w:spacing w:before="120" w:line="240" w:lineRule="auto"/>
-        <w:rPr>
-          <w:rFonts w:ascii="Arial" w:eastAsia="Times New Roman" w:hAnsi="Arial" w:cs="Arial"/>
-          <w:b/>
-          <w:bCs/>
-          <w:sz w:val="22"/>
-          <w:szCs w:val="22"/>
-          <w:lang w:eastAsia="en-US"/>
-        </w:rPr>
-      </w:pPr>
-      <w:r>
-        <w:rPr>
-          <w:rFonts w:ascii="Arial" w:eastAsia="Times New Roman" w:hAnsi="Arial" w:cs="Arial"/>
-          <w:b/>
-          <w:bCs/>
-          <w:sz w:val="22"/>
-          <w:szCs w:val="22"/>
-          <w:lang w:eastAsia="en-US"/>
-        </w:rPr>
+        <w:pStyle w:val="Body-Header"/>
+      </w:pPr>
+      <w:r>
         <w:t>Local Data:</w:t>
       </w:r>
     </w:p>
@@ -4081,21 +2807,6 @@
       <w:r>
         <w:t>&gt;</w:t>
       </w:r>
-    </w:p>
-    <w:p>
-      <w:pPr>
-        <w:pStyle w:val="BodyText"/>
-      </w:pPr>
-    </w:p>
-    <w:p>
-      <w:pPr>
-        <w:pStyle w:val="BodyText"/>
-      </w:pPr>
-    </w:p>
-    <w:p>
-      <w:pPr>
-        <w:pStyle w:val="BodyText"/>
-      </w:pPr>
     </w:p>
     <w:p>
       <w:pPr>
@@ -4135,18 +2846,11 @@
     </w:p>
     <w:p>
       <w:pPr>
-        <w:rPr>
-          <w:rFonts w:ascii="Arial" w:hAnsi="Arial" w:cs="Arial"/>
-          <w:sz w:val="22"/>
-          <w:szCs w:val="22"/>
-        </w:rPr>
-      </w:pPr>
-      <w:r>
-        <w:rPr>
-          <w:rFonts w:ascii="Arial" w:hAnsi="Arial" w:cs="Arial"/>
+        <w:pStyle w:val="List-Sentence"/>
+      </w:pPr>
+      <w:r>
+        <w:rPr>
           <w:noProof/>
-          <w:sz w:val="22"/>
-          <w:szCs w:val="22"/>
         </w:rPr>
         <w:drawing>
           <wp:inline distT="0" distB="0" distL="0" distR="0" wp14:anchorId="03509C8E" wp14:editId="46929DC5">
@@ -4314,126 +3018,6 @@
     </w:p>
     <w:p>
       <w:pPr>
-        <w:spacing w:before="6" w:line="240" w:lineRule="auto"/>
-        <w:rPr>
-          <w:rFonts w:ascii="Times New Roman" w:hAnsi="Times New Roman" w:cs="Times New Roman"/>
-          <w:sz w:val="22"/>
-          <w:szCs w:val="22"/>
-        </w:rPr>
-      </w:pPr>
-    </w:p>
-    <w:p>
-      <w:pPr>
-        <w:spacing w:before="6" w:line="240" w:lineRule="auto"/>
-        <w:rPr>
-          <w:rFonts w:ascii="Times New Roman" w:hAnsi="Times New Roman" w:cs="Times New Roman"/>
-          <w:sz w:val="22"/>
-          <w:szCs w:val="22"/>
-        </w:rPr>
-      </w:pPr>
-    </w:p>
-    <w:p>
-      <w:pPr>
-        <w:spacing w:before="6" w:line="240" w:lineRule="auto"/>
-        <w:rPr>
-          <w:rFonts w:ascii="Times New Roman" w:hAnsi="Times New Roman" w:cs="Times New Roman"/>
-          <w:sz w:val="22"/>
-          <w:szCs w:val="22"/>
-        </w:rPr>
-      </w:pPr>
-    </w:p>
-    <w:p>
-      <w:pPr>
-        <w:spacing w:before="6" w:line="240" w:lineRule="auto"/>
-        <w:rPr>
-          <w:rFonts w:ascii="Times New Roman" w:hAnsi="Times New Roman" w:cs="Times New Roman"/>
-          <w:sz w:val="22"/>
-          <w:szCs w:val="22"/>
-        </w:rPr>
-      </w:pPr>
-    </w:p>
-    <w:p>
-      <w:pPr>
-        <w:spacing w:before="6" w:line="240" w:lineRule="auto"/>
-        <w:rPr>
-          <w:rFonts w:ascii="Times New Roman" w:hAnsi="Times New Roman" w:cs="Times New Roman"/>
-          <w:sz w:val="22"/>
-          <w:szCs w:val="22"/>
-        </w:rPr>
-      </w:pPr>
-    </w:p>
-    <w:p>
-      <w:pPr>
-        <w:spacing w:before="6" w:line="240" w:lineRule="auto"/>
-        <w:rPr>
-          <w:rFonts w:ascii="Times New Roman" w:hAnsi="Times New Roman" w:cs="Times New Roman"/>
-          <w:sz w:val="22"/>
-          <w:szCs w:val="22"/>
-        </w:rPr>
-      </w:pPr>
-    </w:p>
-    <w:p>
-      <w:pPr>
-        <w:spacing w:before="6" w:line="240" w:lineRule="auto"/>
-        <w:rPr>
-          <w:rFonts w:ascii="Times New Roman" w:hAnsi="Times New Roman" w:cs="Times New Roman"/>
-          <w:sz w:val="22"/>
-          <w:szCs w:val="22"/>
-        </w:rPr>
-      </w:pPr>
-    </w:p>
-    <w:p>
-      <w:pPr>
-        <w:spacing w:before="6" w:line="240" w:lineRule="auto"/>
-        <w:rPr>
-          <w:rFonts w:ascii="Times New Roman" w:hAnsi="Times New Roman" w:cs="Times New Roman"/>
-          <w:sz w:val="22"/>
-          <w:szCs w:val="22"/>
-        </w:rPr>
-      </w:pPr>
-    </w:p>
-    <w:p>
-      <w:pPr>
-        <w:spacing w:before="6" w:line="240" w:lineRule="auto"/>
-        <w:rPr>
-          <w:rFonts w:ascii="Times New Roman" w:hAnsi="Times New Roman" w:cs="Times New Roman"/>
-          <w:sz w:val="22"/>
-          <w:szCs w:val="22"/>
-        </w:rPr>
-      </w:pPr>
-    </w:p>
-    <w:p>
-      <w:pPr>
-        <w:spacing w:before="6" w:line="240" w:lineRule="auto"/>
-        <w:rPr>
-          <w:rFonts w:ascii="Times New Roman" w:hAnsi="Times New Roman" w:cs="Times New Roman"/>
-          <w:sz w:val="22"/>
-          <w:szCs w:val="22"/>
-        </w:rPr>
-      </w:pPr>
-    </w:p>
-    <w:p>
-      <w:pPr>
-        <w:spacing w:before="6" w:line="240" w:lineRule="auto"/>
-        <w:rPr>
-          <w:rFonts w:ascii="Times New Roman" w:hAnsi="Times New Roman" w:cs="Times New Roman"/>
-          <w:sz w:val="22"/>
-          <w:szCs w:val="22"/>
-        </w:rPr>
-      </w:pPr>
-    </w:p>
-    <w:p>
-      <w:pPr>
-        <w:spacing w:before="6" w:line="240" w:lineRule="auto"/>
-        <w:rPr>
-          <w:rFonts w:ascii="Times New Roman" w:hAnsi="Times New Roman" w:cs="Times New Roman"/>
-          <w:sz w:val="22"/>
-          <w:szCs w:val="22"/>
-        </w:rPr>
-      </w:pPr>
-    </w:p>
-    <w:p>
-      <w:pPr>
         <w:pStyle w:val="12ptHeading"/>
       </w:pPr>
       <w:r>
@@ -4470,18 +3054,11 @@
     </w:p>
     <w:p>
       <w:pPr>
-        <w:rPr>
-          <w:rFonts w:ascii="Arial" w:hAnsi="Arial" w:cs="Arial"/>
-          <w:sz w:val="22"/>
-          <w:szCs w:val="22"/>
-        </w:rPr>
-      </w:pPr>
-      <w:r>
-        <w:rPr>
-          <w:rFonts w:ascii="Arial" w:hAnsi="Arial" w:cs="Arial"/>
+        <w:pStyle w:val="List-Sentence"/>
+      </w:pPr>
+      <w:r>
+        <w:rPr>
           <w:noProof/>
-          <w:sz w:val="22"/>
-          <w:szCs w:val="22"/>
         </w:rPr>
         <w:drawing>
           <wp:inline distT="0" distB="0" distL="0" distR="0" wp14:anchorId="01BB7287" wp14:editId="0F255500">
@@ -4630,183 +3207,12 @@
     </w:p>
     <w:p>
       <w:pPr>
-        <w:spacing w:before="6" w:line="240" w:lineRule="auto"/>
-        <w:rPr>
-          <w:rFonts w:ascii="Times New Roman" w:hAnsi="Times New Roman" w:cs="Times New Roman"/>
-          <w:sz w:val="22"/>
-          <w:szCs w:val="22"/>
-        </w:rPr>
-      </w:pPr>
-    </w:p>
-    <w:p>
-      <w:pPr>
-        <w:spacing w:before="6" w:line="240" w:lineRule="auto"/>
-        <w:rPr>
-          <w:rFonts w:ascii="Times New Roman" w:hAnsi="Times New Roman" w:cs="Times New Roman"/>
-          <w:sz w:val="22"/>
-          <w:szCs w:val="22"/>
-        </w:rPr>
-      </w:pPr>
-    </w:p>
-    <w:p>
-      <w:pPr>
-        <w:spacing w:before="6" w:line="240" w:lineRule="auto"/>
-        <w:rPr>
-          <w:rFonts w:ascii="Times New Roman" w:hAnsi="Times New Roman" w:cs="Times New Roman"/>
-          <w:sz w:val="22"/>
-          <w:szCs w:val="22"/>
-        </w:rPr>
-      </w:pPr>
-    </w:p>
-    <w:p>
-      <w:pPr>
-        <w:spacing w:before="6" w:line="240" w:lineRule="auto"/>
-        <w:rPr>
-          <w:rFonts w:ascii="Times New Roman" w:hAnsi="Times New Roman" w:cs="Times New Roman"/>
-          <w:sz w:val="22"/>
-          <w:szCs w:val="22"/>
-        </w:rPr>
-      </w:pPr>
-    </w:p>
-    <w:p>
-      <w:pPr>
-        <w:spacing w:before="6" w:line="240" w:lineRule="auto"/>
-        <w:rPr>
-          <w:rFonts w:ascii="Times New Roman" w:hAnsi="Times New Roman" w:cs="Times New Roman"/>
-          <w:sz w:val="22"/>
-          <w:szCs w:val="22"/>
-        </w:rPr>
-      </w:pPr>
-    </w:p>
-    <w:p>
-      <w:pPr>
-        <w:spacing w:before="6" w:line="240" w:lineRule="auto"/>
-        <w:rPr>
-          <w:rFonts w:ascii="Times New Roman" w:hAnsi="Times New Roman" w:cs="Times New Roman"/>
-          <w:sz w:val="22"/>
-          <w:szCs w:val="22"/>
-        </w:rPr>
-      </w:pPr>
-    </w:p>
-    <w:p>
-      <w:pPr>
-        <w:spacing w:before="6" w:line="240" w:lineRule="auto"/>
-        <w:rPr>
-          <w:rFonts w:ascii="Times New Roman" w:hAnsi="Times New Roman" w:cs="Times New Roman"/>
-          <w:sz w:val="22"/>
-          <w:szCs w:val="22"/>
-        </w:rPr>
-      </w:pPr>
-    </w:p>
-    <w:p>
-      <w:pPr>
-        <w:spacing w:before="6" w:line="240" w:lineRule="auto"/>
-        <w:rPr>
-          <w:rFonts w:ascii="Times New Roman" w:hAnsi="Times New Roman" w:cs="Times New Roman"/>
-          <w:sz w:val="22"/>
-          <w:szCs w:val="22"/>
-        </w:rPr>
-      </w:pPr>
-    </w:p>
-    <w:p>
-      <w:pPr>
-        <w:spacing w:before="6" w:line="240" w:lineRule="auto"/>
-        <w:rPr>
-          <w:rFonts w:ascii="Times New Roman" w:hAnsi="Times New Roman" w:cs="Times New Roman"/>
-          <w:sz w:val="22"/>
-          <w:szCs w:val="22"/>
-        </w:rPr>
-      </w:pPr>
-    </w:p>
-    <w:p>
-      <w:pPr>
-        <w:spacing w:before="6" w:line="240" w:lineRule="auto"/>
-        <w:rPr>
-          <w:rFonts w:ascii="Times New Roman" w:hAnsi="Times New Roman" w:cs="Times New Roman"/>
-          <w:sz w:val="22"/>
-          <w:szCs w:val="22"/>
-        </w:rPr>
-      </w:pPr>
-    </w:p>
-    <w:p>
-      <w:pPr>
-        <w:spacing w:before="6" w:line="240" w:lineRule="auto"/>
-        <w:rPr>
-          <w:rFonts w:ascii="Times New Roman" w:hAnsi="Times New Roman" w:cs="Times New Roman"/>
-          <w:sz w:val="22"/>
-          <w:szCs w:val="22"/>
-        </w:rPr>
-      </w:pPr>
-    </w:p>
-    <w:p>
-      <w:pPr>
-        <w:spacing w:before="6" w:line="240" w:lineRule="auto"/>
-        <w:rPr>
-          <w:rFonts w:ascii="Times New Roman" w:hAnsi="Times New Roman" w:cs="Times New Roman"/>
-          <w:sz w:val="22"/>
-          <w:szCs w:val="22"/>
-        </w:rPr>
-      </w:pPr>
-    </w:p>
-    <w:p>
-      <w:pPr>
-        <w:spacing w:before="6" w:line="240" w:lineRule="auto"/>
-        <w:rPr>
-          <w:rFonts w:ascii="Times New Roman" w:hAnsi="Times New Roman" w:cs="Times New Roman"/>
-          <w:sz w:val="22"/>
-          <w:szCs w:val="22"/>
-        </w:rPr>
-      </w:pPr>
-    </w:p>
-    <w:p>
-      <w:pPr>
-        <w:spacing w:before="6" w:line="240" w:lineRule="auto"/>
-        <w:rPr>
-          <w:rFonts w:ascii="Times New Roman" w:hAnsi="Times New Roman" w:cs="Times New Roman"/>
-          <w:sz w:val="22"/>
-          <w:szCs w:val="22"/>
-        </w:rPr>
-      </w:pPr>
-    </w:p>
-    <w:p>
-      <w:pPr>
-        <w:spacing w:before="6" w:line="240" w:lineRule="auto"/>
-        <w:rPr>
-          <w:rFonts w:ascii="Times New Roman" w:hAnsi="Times New Roman" w:cs="Times New Roman"/>
-          <w:sz w:val="22"/>
-          <w:szCs w:val="22"/>
-        </w:rPr>
-      </w:pPr>
-    </w:p>
-    <w:p>
-      <w:pPr>
-        <w:spacing w:before="6" w:line="240" w:lineRule="auto"/>
-        <w:rPr>
-          <w:rFonts w:ascii="Times New Roman" w:hAnsi="Times New Roman" w:cs="Times New Roman"/>
-          <w:sz w:val="22"/>
-          <w:szCs w:val="22"/>
-        </w:rPr>
-      </w:pPr>
-    </w:p>
-    <w:p>
-      <w:pPr>
-        <w:spacing w:before="6" w:line="240" w:lineRule="auto"/>
-        <w:rPr>
-          <w:rFonts w:ascii="Times New Roman" w:hAnsi="Times New Roman" w:cs="Times New Roman"/>
-          <w:sz w:val="22"/>
-          <w:szCs w:val="22"/>
-        </w:rPr>
-      </w:pPr>
-    </w:p>
-    <w:p>
-      <w:pPr>
         <w:pStyle w:val="12ptHeading"/>
         <w:rPr>
           <w:szCs w:val="24"/>
         </w:rPr>
       </w:pPr>
       <w:r>
-        <w:lastRenderedPageBreak/>
         <w:t>1.4.4-</w:t>
       </w:r>
       <w:r>
@@ -4839,18 +3245,11 @@
     </w:p>
     <w:p>
       <w:pPr>
-        <w:rPr>
-          <w:rFonts w:ascii="Arial" w:hAnsi="Arial" w:cs="Arial"/>
-          <w:sz w:val="22"/>
-          <w:szCs w:val="22"/>
-        </w:rPr>
-      </w:pPr>
-      <w:r>
-        <w:rPr>
-          <w:rFonts w:ascii="Arial" w:hAnsi="Arial" w:cs="Arial"/>
+        <w:pStyle w:val="List-Sentence"/>
+      </w:pPr>
+      <w:r>
+        <w:rPr>
           <w:noProof/>
-          <w:sz w:val="22"/>
-          <w:szCs w:val="22"/>
         </w:rPr>
         <w:drawing>
           <wp:inline distT="0" distB="0" distL="0" distR="0" wp14:anchorId="263A9E12" wp14:editId="31CEE471">
@@ -4897,383 +3296,76 @@
     </w:p>
     <w:p>
       <w:pPr>
-        <w:rPr>
-          <w:rFonts w:ascii="Arial" w:hAnsi="Arial" w:cs="Arial"/>
-          <w:b/>
-          <w:bCs/>
-          <w:sz w:val="22"/>
-          <w:szCs w:val="22"/>
-        </w:rPr>
-      </w:pPr>
-      <w:r>
-        <w:rPr>
-          <w:rFonts w:ascii="Arial" w:hAnsi="Arial" w:cs="Arial"/>
-          <w:b/>
-          <w:bCs/>
-          <w:sz w:val="22"/>
-          <w:szCs w:val="22"/>
-        </w:rPr>
+        <w:pStyle w:val="Body-Header"/>
+      </w:pPr>
+      <w:r>
+        <w:lastRenderedPageBreak/>
         <w:t>Local Data:</w:t>
       </w:r>
     </w:p>
     <w:p>
       <w:pPr>
-        <w:spacing w:before="6" w:line="240" w:lineRule="auto"/>
-        <w:rPr>
-          <w:rFonts w:ascii="Times New Roman" w:hAnsi="Times New Roman" w:cs="Times New Roman"/>
-          <w:sz w:val="22"/>
-          <w:szCs w:val="22"/>
-        </w:rPr>
-      </w:pPr>
-      <w:proofErr w:type="spellStart"/>
-      <w:r>
-        <w:rPr>
-          <w:rFonts w:ascii="Times New Roman" w:hAnsi="Times New Roman" w:cs="Times New Roman"/>
-          <w:sz w:val="22"/>
-          <w:szCs w:val="22"/>
-        </w:rPr>
+        <w:pStyle w:val="List-Sentence"/>
+      </w:pPr>
+      <w:proofErr w:type="spellStart"/>
+      <w:r>
         <w:t>serviceRoute</w:t>
       </w:r>
       <w:proofErr w:type="spellEnd"/>
       <w:r>
-        <w:rPr>
-          <w:rFonts w:ascii="Times New Roman" w:hAnsi="Times New Roman" w:cs="Times New Roman"/>
-          <w:sz w:val="22"/>
-          <w:szCs w:val="22"/>
-        </w:rPr>
         <w:t>:</w:t>
       </w:r>
       <w:r>
-        <w:rPr>
-          <w:rFonts w:ascii="Times New Roman" w:hAnsi="Times New Roman" w:cs="Times New Roman"/>
-          <w:sz w:val="22"/>
-          <w:szCs w:val="22"/>
-        </w:rPr>
         <w:t xml:space="preserve"> Route</w:t>
       </w:r>
       <w:r>
-        <w:rPr>
-          <w:rFonts w:ascii="Times New Roman" w:hAnsi="Times New Roman" w:cs="Times New Roman"/>
-          <w:sz w:val="22"/>
-          <w:szCs w:val="22"/>
-        </w:rPr>
         <w:t xml:space="preserve"> </w:t>
       </w:r>
       <w:r>
-        <w:rPr>
-          <w:rFonts w:ascii="Times New Roman" w:hAnsi="Times New Roman" w:cs="Times New Roman"/>
-          <w:sz w:val="22"/>
-          <w:szCs w:val="22"/>
-        </w:rPr>
         <w:t>Definition</w:t>
       </w:r>
     </w:p>
     <w:p>
       <w:pPr>
-        <w:spacing w:before="6" w:line="240" w:lineRule="auto"/>
-        <w:rPr>
-          <w:rFonts w:ascii="Times New Roman" w:hAnsi="Times New Roman" w:cs="Times New Roman"/>
-          <w:sz w:val="22"/>
-          <w:szCs w:val="22"/>
-        </w:rPr>
-      </w:pPr>
-      <w:proofErr w:type="spellStart"/>
-      <w:r>
-        <w:rPr>
-          <w:rFonts w:ascii="Times New Roman" w:hAnsi="Times New Roman" w:cs="Times New Roman"/>
-          <w:sz w:val="22"/>
-          <w:szCs w:val="22"/>
-        </w:rPr>
+        <w:pStyle w:val="List-Sentence"/>
+      </w:pPr>
+      <w:proofErr w:type="spellStart"/>
+      <w:r>
         <w:t>serviceResult</w:t>
       </w:r>
       <w:proofErr w:type="spellEnd"/>
       <w:r>
-        <w:rPr>
-          <w:rFonts w:ascii="Times New Roman" w:hAnsi="Times New Roman" w:cs="Times New Roman"/>
-          <w:sz w:val="22"/>
-          <w:szCs w:val="22"/>
-        </w:rPr>
         <w:t>:</w:t>
       </w:r>
       <w:r>
-        <w:rPr>
-          <w:rFonts w:ascii="Times New Roman" w:hAnsi="Times New Roman" w:cs="Times New Roman"/>
-          <w:sz w:val="22"/>
-          <w:szCs w:val="22"/>
-        </w:rPr>
         <w:t xml:space="preserve"> Service</w:t>
       </w:r>
       <w:r>
-        <w:rPr>
-          <w:rFonts w:ascii="Times New Roman" w:hAnsi="Times New Roman" w:cs="Times New Roman"/>
-          <w:sz w:val="22"/>
-          <w:szCs w:val="22"/>
-        </w:rPr>
         <w:t xml:space="preserve"> </w:t>
       </w:r>
       <w:r>
-        <w:rPr>
-          <w:rFonts w:ascii="Times New Roman" w:hAnsi="Times New Roman" w:cs="Times New Roman"/>
-          <w:sz w:val="22"/>
-          <w:szCs w:val="22"/>
-        </w:rPr>
         <w:t>Result</w:t>
       </w:r>
     </w:p>
     <w:p>
       <w:pPr>
-        <w:spacing w:before="6" w:line="240" w:lineRule="auto"/>
-        <w:rPr>
-          <w:rFonts w:ascii="Times New Roman" w:hAnsi="Times New Roman" w:cs="Times New Roman"/>
-          <w:sz w:val="22"/>
-          <w:szCs w:val="22"/>
-        </w:rPr>
-      </w:pPr>
-      <w:r>
-        <w:rPr>
-          <w:rFonts w:ascii="Times New Roman" w:hAnsi="Times New Roman" w:cs="Times New Roman"/>
-          <w:sz w:val="22"/>
-          <w:szCs w:val="22"/>
-        </w:rPr>
+        <w:pStyle w:val="List-Sentence"/>
+      </w:pPr>
+      <w:r>
         <w:t>response</w:t>
       </w:r>
       <w:r>
-        <w:rPr>
-          <w:rFonts w:ascii="Times New Roman" w:hAnsi="Times New Roman" w:cs="Times New Roman"/>
-          <w:sz w:val="22"/>
-          <w:szCs w:val="22"/>
-        </w:rPr>
         <w:t>:</w:t>
       </w:r>
       <w:r>
-        <w:rPr>
-          <w:rFonts w:ascii="Times New Roman" w:hAnsi="Times New Roman" w:cs="Times New Roman"/>
-          <w:sz w:val="22"/>
-          <w:szCs w:val="22"/>
-        </w:rPr>
         <w:t xml:space="preserve"> Response</w:t>
       </w:r>
     </w:p>
     <w:p>
       <w:pPr>
-        <w:spacing w:before="6" w:line="240" w:lineRule="auto"/>
-        <w:rPr>
-          <w:rFonts w:ascii="Times New Roman" w:hAnsi="Times New Roman" w:cs="Times New Roman"/>
-          <w:sz w:val="22"/>
-          <w:szCs w:val="22"/>
-        </w:rPr>
-      </w:pPr>
-    </w:p>
-    <w:p>
-      <w:pPr>
-        <w:spacing w:before="6" w:line="240" w:lineRule="auto"/>
-        <w:rPr>
-          <w:rFonts w:ascii="Times New Roman" w:hAnsi="Times New Roman" w:cs="Times New Roman"/>
-          <w:sz w:val="22"/>
-          <w:szCs w:val="22"/>
-        </w:rPr>
-      </w:pPr>
-    </w:p>
-    <w:p>
-      <w:pPr>
-        <w:spacing w:before="6" w:line="240" w:lineRule="auto"/>
-        <w:rPr>
-          <w:rFonts w:ascii="Times New Roman" w:hAnsi="Times New Roman" w:cs="Times New Roman"/>
-          <w:sz w:val="22"/>
-          <w:szCs w:val="22"/>
-        </w:rPr>
-      </w:pPr>
-    </w:p>
-    <w:p>
-      <w:pPr>
-        <w:spacing w:before="6" w:line="240" w:lineRule="auto"/>
-        <w:rPr>
-          <w:rFonts w:ascii="Times New Roman" w:hAnsi="Times New Roman" w:cs="Times New Roman"/>
-          <w:sz w:val="22"/>
-          <w:szCs w:val="22"/>
-        </w:rPr>
-      </w:pPr>
-    </w:p>
-    <w:p>
-      <w:pPr>
-        <w:spacing w:before="6" w:line="240" w:lineRule="auto"/>
-        <w:rPr>
-          <w:rFonts w:ascii="Times New Roman" w:hAnsi="Times New Roman" w:cs="Times New Roman"/>
-          <w:sz w:val="22"/>
-          <w:szCs w:val="22"/>
-        </w:rPr>
-      </w:pPr>
-    </w:p>
-    <w:p>
-      <w:pPr>
-        <w:spacing w:before="6" w:line="240" w:lineRule="auto"/>
-        <w:rPr>
-          <w:rFonts w:ascii="Times New Roman" w:hAnsi="Times New Roman" w:cs="Times New Roman"/>
-          <w:sz w:val="22"/>
-          <w:szCs w:val="22"/>
-        </w:rPr>
-      </w:pPr>
-    </w:p>
-    <w:p>
-      <w:pPr>
-        <w:spacing w:before="6" w:line="240" w:lineRule="auto"/>
-        <w:rPr>
-          <w:rFonts w:ascii="Times New Roman" w:hAnsi="Times New Roman" w:cs="Times New Roman"/>
-          <w:sz w:val="22"/>
-          <w:szCs w:val="22"/>
-        </w:rPr>
-      </w:pPr>
-    </w:p>
-    <w:p>
-      <w:pPr>
-        <w:spacing w:before="6" w:line="240" w:lineRule="auto"/>
-        <w:rPr>
-          <w:rFonts w:ascii="Times New Roman" w:hAnsi="Times New Roman" w:cs="Times New Roman"/>
-          <w:sz w:val="22"/>
-          <w:szCs w:val="22"/>
-        </w:rPr>
-      </w:pPr>
-    </w:p>
-    <w:p>
-      <w:pPr>
-        <w:spacing w:before="6" w:line="240" w:lineRule="auto"/>
-        <w:rPr>
-          <w:rFonts w:ascii="Times New Roman" w:hAnsi="Times New Roman" w:cs="Times New Roman"/>
-          <w:sz w:val="22"/>
-          <w:szCs w:val="22"/>
-        </w:rPr>
-      </w:pPr>
-    </w:p>
-    <w:p>
-      <w:pPr>
-        <w:spacing w:before="6" w:line="240" w:lineRule="auto"/>
-        <w:rPr>
-          <w:rFonts w:ascii="Times New Roman" w:hAnsi="Times New Roman" w:cs="Times New Roman"/>
-          <w:sz w:val="22"/>
-          <w:szCs w:val="22"/>
-        </w:rPr>
-      </w:pPr>
-    </w:p>
-    <w:p>
-      <w:pPr>
-        <w:spacing w:before="6" w:line="240" w:lineRule="auto"/>
-        <w:rPr>
-          <w:rFonts w:ascii="Times New Roman" w:hAnsi="Times New Roman" w:cs="Times New Roman"/>
-          <w:sz w:val="22"/>
-          <w:szCs w:val="22"/>
-        </w:rPr>
-      </w:pPr>
-    </w:p>
-    <w:p>
-      <w:pPr>
-        <w:spacing w:before="6" w:line="240" w:lineRule="auto"/>
-        <w:rPr>
-          <w:rFonts w:ascii="Times New Roman" w:hAnsi="Times New Roman" w:cs="Times New Roman"/>
-          <w:sz w:val="22"/>
-          <w:szCs w:val="22"/>
-        </w:rPr>
-      </w:pPr>
-    </w:p>
-    <w:p>
-      <w:pPr>
-        <w:spacing w:before="6" w:line="240" w:lineRule="auto"/>
-        <w:rPr>
-          <w:rFonts w:ascii="Times New Roman" w:hAnsi="Times New Roman" w:cs="Times New Roman"/>
-          <w:sz w:val="22"/>
-          <w:szCs w:val="22"/>
-        </w:rPr>
-      </w:pPr>
-    </w:p>
-    <w:p>
-      <w:pPr>
-        <w:spacing w:before="6" w:line="240" w:lineRule="auto"/>
-        <w:rPr>
-          <w:rFonts w:ascii="Times New Roman" w:hAnsi="Times New Roman" w:cs="Times New Roman"/>
-          <w:sz w:val="22"/>
-          <w:szCs w:val="22"/>
-        </w:rPr>
-      </w:pPr>
-    </w:p>
-    <w:p>
-      <w:pPr>
-        <w:spacing w:before="6" w:line="240" w:lineRule="auto"/>
-        <w:rPr>
-          <w:rFonts w:ascii="Times New Roman" w:hAnsi="Times New Roman" w:cs="Times New Roman"/>
-          <w:sz w:val="22"/>
-          <w:szCs w:val="22"/>
-        </w:rPr>
-      </w:pPr>
-    </w:p>
-    <w:p>
-      <w:pPr>
-        <w:spacing w:before="6" w:line="240" w:lineRule="auto"/>
-        <w:rPr>
-          <w:rFonts w:ascii="Times New Roman" w:hAnsi="Times New Roman" w:cs="Times New Roman"/>
-          <w:sz w:val="22"/>
-          <w:szCs w:val="22"/>
-        </w:rPr>
-      </w:pPr>
-    </w:p>
-    <w:p>
-      <w:pPr>
-        <w:spacing w:before="6" w:line="240" w:lineRule="auto"/>
-        <w:rPr>
-          <w:rFonts w:ascii="Times New Roman" w:hAnsi="Times New Roman" w:cs="Times New Roman"/>
-          <w:sz w:val="22"/>
-          <w:szCs w:val="22"/>
-        </w:rPr>
-      </w:pPr>
-    </w:p>
-    <w:p>
-      <w:pPr>
-        <w:spacing w:before="6" w:line="240" w:lineRule="auto"/>
-        <w:rPr>
-          <w:rFonts w:ascii="Times New Roman" w:hAnsi="Times New Roman" w:cs="Times New Roman"/>
-          <w:sz w:val="22"/>
-          <w:szCs w:val="22"/>
-        </w:rPr>
-      </w:pPr>
-    </w:p>
-    <w:p>
-      <w:pPr>
-        <w:spacing w:before="6" w:line="240" w:lineRule="auto"/>
-        <w:rPr>
-          <w:rFonts w:ascii="Times New Roman" w:hAnsi="Times New Roman" w:cs="Times New Roman"/>
-          <w:sz w:val="22"/>
-          <w:szCs w:val="22"/>
-        </w:rPr>
-      </w:pPr>
-    </w:p>
-    <w:p>
-      <w:pPr>
-        <w:spacing w:before="6" w:line="240" w:lineRule="auto"/>
-        <w:rPr>
-          <w:rFonts w:ascii="Times New Roman" w:hAnsi="Times New Roman" w:cs="Times New Roman"/>
-          <w:sz w:val="22"/>
-          <w:szCs w:val="22"/>
-        </w:rPr>
-      </w:pPr>
-    </w:p>
-    <w:p>
-      <w:pPr>
-        <w:pStyle w:val="BodyText"/>
-      </w:pPr>
-    </w:p>
-    <w:p>
-      <w:pPr>
-        <w:pStyle w:val="BodyText"/>
-        <w:rPr>
-          <w:sz w:val="22"/>
-          <w:szCs w:val="22"/>
-        </w:rPr>
-      </w:pPr>
-    </w:p>
-    <w:p>
-      <w:pPr>
         <w:pStyle w:val="135ptHeading"/>
       </w:pPr>
       <w:r>
-        <w:lastRenderedPageBreak/>
         <w:t>1.5 Authentication Service Algorithms</w:t>
       </w:r>
     </w:p>
@@ -5328,22 +3420,15 @@
     </w:p>
     <w:p>
       <w:pPr>
-        <w:keepNext/>
-        <w:spacing w:before="6" w:line="240" w:lineRule="auto"/>
-        <w:rPr>
-          <w:rFonts w:ascii="Arial" w:eastAsia="Arial" w:hAnsi="Arial" w:cs="Arial"/>
-          <w:b/>
-          <w:bCs/>
-          <w:sz w:val="22"/>
-          <w:szCs w:val="22"/>
-        </w:rPr>
-      </w:pPr>
-      <w:r>
-        <w:rPr>
-          <w:rFonts w:ascii="Arial" w:eastAsia="Arial" w:hAnsi="Arial" w:cs="Arial"/>
+        <w:pStyle w:val="List-Sentence"/>
+        <w:rPr>
+          <w:b/>
+          <w:bCs/>
+        </w:rPr>
+      </w:pPr>
+      <w:r>
+        <w:rPr>
           <w:noProof/>
-          <w:sz w:val="22"/>
-          <w:szCs w:val="22"/>
         </w:rPr>
         <w:drawing>
           <wp:inline distT="0" distB="0" distL="0" distR="0" wp14:anchorId="4C3F716B" wp14:editId="38EEF901">
@@ -5509,87 +3594,52 @@
     </w:p>
     <w:p>
       <w:pPr>
-        <w:spacing w:before="6" w:line="240" w:lineRule="auto"/>
-        <w:rPr>
-          <w:rFonts w:ascii="Times New Roman" w:eastAsia="Arial" w:hAnsi="Times New Roman" w:cs="Times New Roman"/>
-          <w:sz w:val="22"/>
-          <w:szCs w:val="22"/>
-        </w:rPr>
-      </w:pPr>
-    </w:p>
-    <w:p>
-      <w:pPr>
-        <w:keepNext/>
-        <w:outlineLvl w:val="3"/>
-        <w:rPr>
-          <w:rFonts w:ascii="Arial" w:hAnsi="Arial" w:cs="Arial"/>
-          <w:b/>
-          <w:bCs/>
-        </w:rPr>
-      </w:pPr>
-      <w:r>
-        <w:rPr>
-          <w:rFonts w:ascii="Arial" w:hAnsi="Arial" w:cs="Arial"/>
-          <w:b/>
-          <w:bCs/>
-        </w:rPr>
+        <w:pStyle w:val="12ptHeading"/>
+      </w:pPr>
+      <w:r>
         <w:lastRenderedPageBreak/>
         <w:t xml:space="preserve">1.5.1-ALG </w:t>
       </w:r>
       <w:proofErr w:type="spellStart"/>
       <w:proofErr w:type="gramStart"/>
       <w:r>
-        <w:rPr>
-          <w:rFonts w:ascii="Arial" w:hAnsi="Arial" w:cs="Arial"/>
-          <w:b/>
-          <w:bCs/>
-        </w:rPr>
         <w:t>validateEmail</w:t>
       </w:r>
       <w:proofErr w:type="spellEnd"/>
       <w:r>
-        <w:rPr>
-          <w:rFonts w:ascii="Arial" w:hAnsi="Arial" w:cs="Arial"/>
-          <w:b/>
-          <w:bCs/>
-        </w:rPr>
         <w:t>(</w:t>
       </w:r>
       <w:proofErr w:type="gramEnd"/>
       <w:r>
-        <w:rPr>
-          <w:rFonts w:ascii="Arial" w:hAnsi="Arial" w:cs="Arial"/>
-          <w:b/>
-          <w:bCs/>
-        </w:rPr>
         <w:t>) Algorithm</w:t>
       </w:r>
     </w:p>
     <w:p>
       <w:pPr>
-        <w:keepNext/>
-        <w:spacing w:before="6" w:line="240" w:lineRule="auto"/>
-        <w:rPr>
-          <w:rFonts w:ascii="Times New Roman" w:hAnsi="Times New Roman" w:cs="Times New Roman"/>
-          <w:sz w:val="22"/>
-          <w:szCs w:val="22"/>
+        <w:pStyle w:val="Body-Header"/>
+        <w:rPr>
+          <w:rFonts w:eastAsia="Arial"/>
+          <w:b w:val="0"/>
+          <w:bCs w:val="0"/>
         </w:rPr>
       </w:pPr>
       <w:r>
         <w:rPr>
           <w:rStyle w:val="Body-HeaderChar"/>
           <w:rFonts w:eastAsiaTheme="minorEastAsia"/>
+          <w:b/>
+          <w:bCs/>
         </w:rPr>
         <w:t>Purpose:</w:t>
       </w:r>
-      <w:r>
-        <w:rPr>
-          <w:rFonts w:ascii="Arial" w:hAnsi="Arial" w:cs="Arial"/>
-          <w:sz w:val="22"/>
-          <w:szCs w:val="22"/>
-        </w:rPr>
-        <w:br/>
-      </w:r>
+    </w:p>
+    <w:p>
+      <w:pPr>
+        <w:pStyle w:val="Intro-Sentence"/>
+        <w:rPr>
+          <w:szCs w:val="22"/>
+        </w:rPr>
+      </w:pPr>
       <w:r>
         <w:rPr>
           <w:rStyle w:val="Intro-SentenceChar"/>
@@ -5616,14 +3666,13 @@
     </w:p>
     <w:p>
       <w:pPr>
-        <w:rPr>
-          <w:rFonts w:ascii="Arial" w:hAnsi="Arial" w:cs="Arial"/>
+        <w:pStyle w:val="List-Sentence"/>
+        <w:rPr>
           <w:noProof/>
         </w:rPr>
       </w:pPr>
       <w:r>
         <w:rPr>
-          <w:rFonts w:ascii="Arial" w:hAnsi="Arial" w:cs="Arial"/>
           <w:noProof/>
         </w:rPr>
         <w:drawing>
@@ -5671,195 +3720,102 @@
     </w:p>
     <w:p>
       <w:pPr>
-        <w:keepNext/>
-        <w:spacing w:before="6" w:line="240" w:lineRule="auto"/>
-        <w:rPr>
-          <w:rFonts w:ascii="Times New Roman" w:hAnsi="Times New Roman" w:cs="Times New Roman"/>
-          <w:sz w:val="22"/>
-          <w:szCs w:val="22"/>
-        </w:rPr>
-      </w:pPr>
-      <w:r>
-        <w:rPr>
-          <w:rFonts w:ascii="Arial" w:hAnsi="Arial" w:cs="Arial"/>
-          <w:b/>
-          <w:bCs/>
-          <w:sz w:val="22"/>
-          <w:szCs w:val="22"/>
-        </w:rPr>
+        <w:pStyle w:val="Body-Header"/>
+        <w:rPr>
+          <w:rFonts w:ascii="Times New Roman" w:hAnsi="Times New Roman" w:cs="Times New Roman"/>
+        </w:rPr>
+      </w:pPr>
+      <w:r>
         <w:t>Local Data</w:t>
       </w:r>
       <w:r>
-        <w:rPr>
-          <w:rFonts w:ascii="Arial" w:hAnsi="Arial" w:cs="Arial"/>
-          <w:b/>
-          <w:bCs/>
-          <w:sz w:val="22"/>
-          <w:szCs w:val="22"/>
-        </w:rPr>
         <w:t>:</w:t>
       </w:r>
     </w:p>
     <w:p>
       <w:pPr>
-        <w:keepNext/>
-        <w:spacing w:before="6" w:line="240" w:lineRule="auto"/>
-        <w:rPr>
-          <w:rFonts w:ascii="Times New Roman" w:hAnsi="Times New Roman" w:cs="Times New Roman"/>
-          <w:sz w:val="22"/>
-          <w:szCs w:val="22"/>
-        </w:rPr>
-      </w:pPr>
-      <w:proofErr w:type="spellStart"/>
-      <w:proofErr w:type="gramStart"/>
-      <w:r>
-        <w:rPr>
-          <w:rFonts w:ascii="Times New Roman" w:hAnsi="Times New Roman" w:cs="Times New Roman"/>
-          <w:sz w:val="22"/>
-          <w:szCs w:val="22"/>
-        </w:rPr>
+        <w:pStyle w:val="List-Sentence"/>
+      </w:pPr>
+      <w:proofErr w:type="spellStart"/>
+      <w:proofErr w:type="gramStart"/>
+      <w:r>
         <w:t>normalizedEmail</w:t>
       </w:r>
       <w:proofErr w:type="spellEnd"/>
       <w:r>
-        <w:rPr>
-          <w:rFonts w:ascii="Times New Roman" w:hAnsi="Times New Roman" w:cs="Times New Roman"/>
-          <w:sz w:val="22"/>
-          <w:szCs w:val="22"/>
-        </w:rPr>
         <w:t xml:space="preserve"> :</w:t>
       </w:r>
       <w:proofErr w:type="gramEnd"/>
       <w:r>
-        <w:rPr>
-          <w:rFonts w:ascii="Times New Roman" w:hAnsi="Times New Roman" w:cs="Times New Roman"/>
-          <w:sz w:val="22"/>
-          <w:szCs w:val="22"/>
-        </w:rPr>
         <w:t xml:space="preserve"> String</w:t>
       </w:r>
     </w:p>
     <w:p>
       <w:pPr>
-        <w:spacing w:before="6" w:line="240" w:lineRule="auto"/>
-        <w:rPr>
-          <w:rFonts w:ascii="Times New Roman" w:hAnsi="Times New Roman" w:cs="Times New Roman"/>
-          <w:sz w:val="22"/>
-          <w:szCs w:val="22"/>
-        </w:rPr>
-      </w:pPr>
-      <w:proofErr w:type="spellStart"/>
-      <w:proofErr w:type="gramStart"/>
-      <w:r>
-        <w:rPr>
-          <w:rFonts w:ascii="Times New Roman" w:hAnsi="Times New Roman" w:cs="Times New Roman"/>
-          <w:sz w:val="22"/>
-          <w:szCs w:val="22"/>
-        </w:rPr>
+        <w:pStyle w:val="List-Sentence"/>
+      </w:pPr>
+      <w:proofErr w:type="spellStart"/>
+      <w:proofErr w:type="gramStart"/>
+      <w:r>
         <w:t>emailPattern</w:t>
       </w:r>
       <w:proofErr w:type="spellEnd"/>
       <w:r>
-        <w:rPr>
-          <w:rFonts w:ascii="Times New Roman" w:hAnsi="Times New Roman" w:cs="Times New Roman"/>
-          <w:sz w:val="22"/>
-          <w:szCs w:val="22"/>
-        </w:rPr>
         <w:t xml:space="preserve"> :</w:t>
       </w:r>
       <w:proofErr w:type="gramEnd"/>
       <w:r>
-        <w:rPr>
-          <w:rFonts w:ascii="Times New Roman" w:hAnsi="Times New Roman" w:cs="Times New Roman"/>
-          <w:sz w:val="22"/>
-          <w:szCs w:val="22"/>
-        </w:rPr>
         <w:t xml:space="preserve"> Regular Expression</w:t>
       </w:r>
     </w:p>
     <w:p>
       <w:pPr>
-        <w:spacing w:before="6" w:line="240" w:lineRule="auto"/>
-        <w:rPr>
-          <w:rFonts w:ascii="Times New Roman" w:hAnsi="Times New Roman" w:cs="Times New Roman"/>
-          <w:sz w:val="22"/>
-          <w:szCs w:val="22"/>
-        </w:rPr>
-      </w:pPr>
-    </w:p>
-    <w:p>
-      <w:pPr>
-        <w:keepNext/>
-        <w:outlineLvl w:val="3"/>
-        <w:rPr>
-          <w:rFonts w:ascii="Arial" w:hAnsi="Arial" w:cs="Arial"/>
-          <w:b/>
-          <w:bCs/>
-        </w:rPr>
-      </w:pPr>
-      <w:r>
-        <w:rPr>
-          <w:rFonts w:ascii="Arial" w:hAnsi="Arial" w:cs="Arial"/>
-          <w:b/>
-          <w:bCs/>
-        </w:rPr>
+        <w:pStyle w:val="12ptHeading"/>
+      </w:pPr>
+      <w:r>
         <w:lastRenderedPageBreak/>
         <w:t xml:space="preserve">1.5.1-ALG </w:t>
       </w:r>
       <w:proofErr w:type="spellStart"/>
       <w:proofErr w:type="gramStart"/>
       <w:r>
-        <w:rPr>
-          <w:rFonts w:ascii="Arial" w:hAnsi="Arial" w:cs="Arial"/>
-          <w:b/>
-          <w:bCs/>
-        </w:rPr>
         <w:t>validatePassword</w:t>
       </w:r>
       <w:proofErr w:type="spellEnd"/>
       <w:r>
-        <w:rPr>
-          <w:rFonts w:ascii="Arial" w:hAnsi="Arial" w:cs="Arial"/>
-          <w:b/>
-          <w:bCs/>
-        </w:rPr>
         <w:t>(</w:t>
       </w:r>
       <w:proofErr w:type="gramEnd"/>
       <w:r>
-        <w:rPr>
-          <w:rFonts w:ascii="Arial" w:hAnsi="Arial" w:cs="Arial"/>
-          <w:b/>
-          <w:bCs/>
-        </w:rPr>
         <w:t>) Algorithm</w:t>
       </w:r>
     </w:p>
     <w:p>
       <w:pPr>
-        <w:keepNext/>
-        <w:spacing w:before="6" w:line="240" w:lineRule="auto"/>
-        <w:rPr>
-          <w:rFonts w:ascii="Times New Roman" w:hAnsi="Times New Roman" w:cs="Times New Roman"/>
-          <w:sz w:val="22"/>
-          <w:szCs w:val="22"/>
+        <w:pStyle w:val="Body-Header"/>
+        <w:rPr>
+          <w:rFonts w:eastAsia="Arial"/>
+          <w:b w:val="0"/>
+          <w:bCs w:val="0"/>
         </w:rPr>
       </w:pPr>
       <w:r>
         <w:rPr>
           <w:rStyle w:val="Body-HeaderChar"/>
           <w:rFonts w:eastAsiaTheme="minorEastAsia"/>
+          <w:b/>
+          <w:bCs/>
         </w:rPr>
         <w:t>Purpose:</w:t>
       </w:r>
-      <w:r>
-        <w:rPr>
-          <w:rFonts w:ascii="Arial" w:hAnsi="Arial" w:cs="Arial"/>
-          <w:sz w:val="22"/>
-          <w:szCs w:val="22"/>
-        </w:rPr>
-        <w:br/>
-      </w:r>
+    </w:p>
+    <w:p>
+      <w:pPr>
+        <w:pStyle w:val="Intro-Sentence"/>
+        <w:rPr>
+          <w:szCs w:val="22"/>
+        </w:rPr>
+      </w:pPr>
       <w:r>
         <w:rPr>
           <w:rStyle w:val="Intro-SentenceChar"/>
@@ -5870,13 +3826,10 @@
     </w:p>
     <w:p>
       <w:pPr>
-        <w:rPr>
-          <w:rFonts w:ascii="Arial" w:hAnsi="Arial" w:cs="Arial"/>
-        </w:rPr>
-      </w:pPr>
-      <w:r>
-        <w:rPr>
-          <w:rFonts w:ascii="Arial" w:hAnsi="Arial" w:cs="Arial"/>
+        <w:pStyle w:val="List-Sentence"/>
+      </w:pPr>
+      <w:r>
+        <w:rPr>
           <w:noProof/>
         </w:rPr>
         <w:drawing>
@@ -5924,156 +3877,88 @@
     </w:p>
     <w:p>
       <w:pPr>
-        <w:keepNext/>
-        <w:spacing w:before="6"/>
-        <w:rPr>
-          <w:rFonts w:ascii="Times New Roman" w:hAnsi="Times New Roman" w:cs="Times New Roman"/>
-          <w:sz w:val="22"/>
-          <w:szCs w:val="22"/>
-        </w:rPr>
-      </w:pPr>
-      <w:r>
+        <w:pStyle w:val="Body-Header"/>
+        <w:rPr>
+          <w:rFonts w:ascii="Times New Roman" w:hAnsi="Times New Roman" w:cs="Times New Roman"/>
+        </w:rPr>
+      </w:pPr>
+      <w:r>
+        <w:t>Local Data</w:t>
+      </w:r>
+      <w:r>
+        <w:t>:</w:t>
+      </w:r>
+    </w:p>
+    <w:p>
+      <w:pPr>
+        <w:pStyle w:val="List-Sentence"/>
         <w:rPr>
           <w:rFonts w:ascii="Arial" w:hAnsi="Arial" w:cs="Arial"/>
           <w:b/>
           <w:bCs/>
-          <w:sz w:val="22"/>
-          <w:szCs w:val="22"/>
-        </w:rPr>
-        <w:t>Local Data</w:t>
-      </w:r>
-      <w:r>
-        <w:rPr>
-          <w:rFonts w:ascii="Arial" w:hAnsi="Arial" w:cs="Arial"/>
-          <w:b/>
-          <w:bCs/>
-          <w:sz w:val="22"/>
-          <w:szCs w:val="22"/>
-        </w:rPr>
-        <w:t>:</w:t>
-      </w:r>
-    </w:p>
-    <w:p>
-      <w:pPr>
-        <w:spacing w:before="6" w:line="240" w:lineRule="auto"/>
-        <w:rPr>
-          <w:rFonts w:ascii="Arial" w:hAnsi="Arial" w:cs="Arial"/>
-          <w:b/>
-          <w:bCs/>
-        </w:rPr>
-      </w:pPr>
-      <w:proofErr w:type="spellStart"/>
-      <w:proofErr w:type="gramStart"/>
-      <w:r>
-        <w:rPr>
-          <w:rFonts w:ascii="Times New Roman" w:hAnsi="Times New Roman" w:cs="Times New Roman"/>
-          <w:sz w:val="22"/>
-          <w:szCs w:val="22"/>
-        </w:rPr>
+        </w:rPr>
+      </w:pPr>
+      <w:proofErr w:type="spellStart"/>
+      <w:proofErr w:type="gramStart"/>
+      <w:r>
         <w:t>blockedPasswords</w:t>
       </w:r>
       <w:proofErr w:type="spellEnd"/>
       <w:r>
-        <w:rPr>
-          <w:rFonts w:ascii="Times New Roman" w:hAnsi="Times New Roman" w:cs="Times New Roman"/>
-          <w:sz w:val="22"/>
-          <w:szCs w:val="22"/>
-        </w:rPr>
         <w:t xml:space="preserve"> :</w:t>
       </w:r>
       <w:proofErr w:type="gramEnd"/>
       <w:r>
-        <w:rPr>
-          <w:rFonts w:ascii="Times New Roman" w:hAnsi="Times New Roman" w:cs="Times New Roman"/>
-          <w:sz w:val="22"/>
-          <w:szCs w:val="22"/>
-        </w:rPr>
         <w:t xml:space="preserve"> List of Strings</w:t>
       </w:r>
     </w:p>
     <w:p>
       <w:pPr>
-        <w:keepNext/>
-        <w:outlineLvl w:val="3"/>
-        <w:rPr>
-          <w:rFonts w:ascii="Arial" w:hAnsi="Arial" w:cs="Arial"/>
-          <w:b/>
-          <w:bCs/>
-        </w:rPr>
-      </w:pPr>
-    </w:p>
-    <w:p>
-      <w:pPr>
-        <w:keepNext/>
-        <w:outlineLvl w:val="3"/>
-        <w:rPr>
-          <w:rFonts w:ascii="Arial" w:hAnsi="Arial" w:cs="Arial"/>
-          <w:b/>
-          <w:bCs/>
-        </w:rPr>
-      </w:pPr>
-      <w:r>
-        <w:rPr>
-          <w:rFonts w:ascii="Arial" w:hAnsi="Arial" w:cs="Arial"/>
-          <w:b/>
-          <w:bCs/>
-        </w:rPr>
+        <w:pStyle w:val="12ptHeading"/>
+      </w:pPr>
+      <w:r>
         <w:t xml:space="preserve">1.5.1-ALG </w:t>
       </w:r>
       <w:proofErr w:type="spellStart"/>
       <w:proofErr w:type="gramStart"/>
       <w:r>
-        <w:rPr>
-          <w:rFonts w:ascii="Arial" w:hAnsi="Arial" w:cs="Arial"/>
-          <w:b/>
-          <w:bCs/>
-        </w:rPr>
         <w:t>hashPassword</w:t>
       </w:r>
       <w:proofErr w:type="spellEnd"/>
       <w:r>
-        <w:rPr>
-          <w:rFonts w:ascii="Arial" w:hAnsi="Arial" w:cs="Arial"/>
-          <w:b/>
-          <w:bCs/>
-        </w:rPr>
         <w:t>(</w:t>
       </w:r>
       <w:proofErr w:type="gramEnd"/>
       <w:r>
-        <w:rPr>
-          <w:rFonts w:ascii="Arial" w:hAnsi="Arial" w:cs="Arial"/>
-          <w:b/>
-          <w:bCs/>
-        </w:rPr>
         <w:t>) Algorithm</w:t>
       </w:r>
     </w:p>
     <w:p>
       <w:pPr>
-        <w:keepNext/>
-        <w:spacing w:before="6" w:line="240" w:lineRule="auto"/>
-        <w:rPr>
-          <w:rFonts w:ascii="Times New Roman" w:hAnsi="Times New Roman" w:cs="Times New Roman"/>
-          <w:sz w:val="22"/>
-          <w:szCs w:val="22"/>
+        <w:pStyle w:val="Body-Header"/>
+        <w:rPr>
+          <w:rFonts w:ascii="Times New Roman" w:hAnsi="Times New Roman" w:cs="Times New Roman"/>
+          <w:b w:val="0"/>
+          <w:bCs w:val="0"/>
         </w:rPr>
       </w:pPr>
       <w:r>
         <w:rPr>
           <w:rStyle w:val="Body-HeaderChar"/>
           <w:rFonts w:eastAsiaTheme="minorEastAsia"/>
+          <w:b/>
+          <w:bCs/>
         </w:rPr>
         <w:t>Purpose:</w:t>
       </w:r>
-      <w:r>
-        <w:rPr>
-          <w:rFonts w:ascii="Arial" w:hAnsi="Arial" w:cs="Arial"/>
-          <w:sz w:val="22"/>
-          <w:szCs w:val="22"/>
-        </w:rPr>
-        <w:br/>
-      </w:r>
+    </w:p>
+    <w:p>
+      <w:pPr>
+        <w:pStyle w:val="Intro-Sentence"/>
+        <w:rPr>
+          <w:szCs w:val="22"/>
+        </w:rPr>
+      </w:pPr>
       <w:r>
         <w:rPr>
           <w:rStyle w:val="Intro-SentenceChar"/>
@@ -6100,13 +3985,10 @@
     </w:p>
     <w:p>
       <w:pPr>
-        <w:rPr>
-          <w:rFonts w:ascii="Arial" w:hAnsi="Arial" w:cs="Arial"/>
-        </w:rPr>
-      </w:pPr>
-      <w:r>
-        <w:rPr>
-          <w:rFonts w:ascii="Arial" w:hAnsi="Arial" w:cs="Arial"/>
+        <w:pStyle w:val="List-Sentence"/>
+      </w:pPr>
+      <w:r>
+        <w:rPr>
           <w:noProof/>
         </w:rPr>
         <w:drawing>
@@ -6154,151 +4036,57 @@
     </w:p>
     <w:p>
       <w:pPr>
-        <w:keepNext/>
-        <w:spacing w:before="6" w:line="240" w:lineRule="auto"/>
-        <w:rPr>
-          <w:rFonts w:ascii="Times New Roman" w:hAnsi="Times New Roman" w:cs="Times New Roman"/>
-          <w:sz w:val="22"/>
-          <w:szCs w:val="22"/>
-        </w:rPr>
-      </w:pPr>
-      <w:r>
-        <w:rPr>
-          <w:rFonts w:ascii="Arial" w:hAnsi="Arial" w:cs="Arial"/>
-          <w:b/>
-          <w:bCs/>
-          <w:sz w:val="22"/>
-          <w:szCs w:val="22"/>
-        </w:rPr>
+        <w:pStyle w:val="Body-Header"/>
+        <w:rPr>
+          <w:rFonts w:ascii="Times New Roman" w:hAnsi="Times New Roman" w:cs="Times New Roman"/>
+          <w:b w:val="0"/>
+          <w:bCs w:val="0"/>
+        </w:rPr>
+      </w:pPr>
+      <w:r>
         <w:t>Local Data</w:t>
       </w:r>
       <w:r>
-        <w:rPr>
-          <w:rFonts w:ascii="Arial" w:hAnsi="Arial" w:cs="Arial"/>
-          <w:b/>
-          <w:bCs/>
-          <w:sz w:val="22"/>
-          <w:szCs w:val="22"/>
-        </w:rPr>
         <w:t>:</w:t>
       </w:r>
-      <w:r>
-        <w:rPr>
-          <w:rFonts w:ascii="Times New Roman" w:hAnsi="Times New Roman" w:cs="Times New Roman"/>
-          <w:sz w:val="22"/>
-          <w:szCs w:val="22"/>
-        </w:rPr>
-        <w:br/>
-      </w:r>
-      <w:proofErr w:type="spellStart"/>
-      <w:proofErr w:type="gramStart"/>
-      <w:r>
-        <w:rPr>
-          <w:rFonts w:ascii="Times New Roman" w:hAnsi="Times New Roman" w:cs="Times New Roman"/>
-          <w:sz w:val="22"/>
-          <w:szCs w:val="22"/>
-        </w:rPr>
+    </w:p>
+    <w:p>
+      <w:pPr>
+        <w:pStyle w:val="List-Sentence"/>
+      </w:pPr>
+      <w:proofErr w:type="spellStart"/>
+      <w:proofErr w:type="gramStart"/>
+      <w:r>
         <w:t>hashedPassword</w:t>
       </w:r>
       <w:proofErr w:type="spellEnd"/>
       <w:r>
-        <w:rPr>
-          <w:rFonts w:ascii="Times New Roman" w:hAnsi="Times New Roman" w:cs="Times New Roman"/>
-          <w:sz w:val="22"/>
-          <w:szCs w:val="22"/>
-        </w:rPr>
         <w:t xml:space="preserve"> :</w:t>
       </w:r>
       <w:proofErr w:type="gramEnd"/>
       <w:r>
-        <w:rPr>
-          <w:rFonts w:ascii="Times New Roman" w:hAnsi="Times New Roman" w:cs="Times New Roman"/>
-          <w:sz w:val="22"/>
-          <w:szCs w:val="22"/>
-        </w:rPr>
         <w:t xml:space="preserve"> String</w:t>
       </w:r>
     </w:p>
     <w:p>
       <w:pPr>
-        <w:keepNext/>
-        <w:spacing w:before="6" w:line="240" w:lineRule="auto"/>
-        <w:rPr>
-          <w:rFonts w:ascii="Times New Roman" w:hAnsi="Times New Roman" w:cs="Times New Roman"/>
-          <w:sz w:val="22"/>
-          <w:szCs w:val="22"/>
-        </w:rPr>
-      </w:pPr>
-      <w:r>
-        <w:rPr>
-          <w:rFonts w:ascii="Times New Roman" w:hAnsi="Times New Roman" w:cs="Times New Roman"/>
-          <w:sz w:val="22"/>
-          <w:szCs w:val="22"/>
-        </w:rPr>
-        <w:t xml:space="preserve">                                                                                                                                                                                                                                                                                                                                                                                                                                                                   </w:t>
-      </w:r>
-    </w:p>
-    <w:p>
-      <w:pPr>
-        <w:rPr>
-          <w:rFonts w:ascii="Arial" w:hAnsi="Arial" w:cs="Arial"/>
-          <w:noProof/>
-        </w:rPr>
-      </w:pPr>
-    </w:p>
-    <w:p>
-      <w:pPr>
-        <w:rPr>
-          <w:rFonts w:ascii="Arial" w:hAnsi="Arial" w:cs="Arial"/>
-          <w:noProof/>
-        </w:rPr>
-      </w:pPr>
-    </w:p>
-    <w:p>
-      <w:pPr>
-        <w:keepNext/>
-        <w:outlineLvl w:val="3"/>
-        <w:rPr>
-          <w:rFonts w:ascii="Arial" w:eastAsia="Arial" w:hAnsi="Arial" w:cs="Arial"/>
-          <w:b/>
-          <w:bCs/>
-        </w:rPr>
-      </w:pPr>
-      <w:r>
-        <w:rPr>
-          <w:rFonts w:ascii="Arial" w:eastAsia="Arial" w:hAnsi="Arial" w:cs="Arial"/>
-          <w:b/>
-          <w:bCs/>
-        </w:rPr>
+        <w:pStyle w:val="12ptHeading"/>
+      </w:pPr>
+      <w:r>
         <w:lastRenderedPageBreak/>
         <w:t xml:space="preserve">1.5.2-ALG </w:t>
       </w:r>
       <w:proofErr w:type="spellStart"/>
       <w:proofErr w:type="gramStart"/>
       <w:r>
-        <w:rPr>
-          <w:rFonts w:ascii="Arial" w:eastAsia="Arial" w:hAnsi="Arial" w:cs="Arial"/>
-          <w:b/>
-          <w:bCs/>
-        </w:rPr>
         <w:t>checkPermissions</w:t>
       </w:r>
       <w:proofErr w:type="spellEnd"/>
       <w:r>
-        <w:rPr>
-          <w:rFonts w:ascii="Arial" w:eastAsia="Arial" w:hAnsi="Arial" w:cs="Arial"/>
-          <w:b/>
-          <w:bCs/>
-        </w:rPr>
         <w:t>(</w:t>
       </w:r>
       <w:proofErr w:type="gramEnd"/>
       <w:r>
-        <w:rPr>
-          <w:rFonts w:ascii="Arial" w:eastAsia="Arial" w:hAnsi="Arial" w:cs="Arial"/>
-          <w:b/>
-          <w:bCs/>
-        </w:rPr>
         <w:t>) Algorithm</w:t>
       </w:r>
     </w:p>
@@ -9060,25 +6848,7 @@
           <w:sz w:val="22"/>
           <w:szCs w:val="22"/>
         </w:rPr>
-        <w:t xml:space="preserve">Updates an existing image by locating the current image file, </w:t>
-      </w:r>
-      <w:proofErr w:type="gramStart"/>
-      <w:r>
-        <w:rPr>
-          <w:rFonts w:ascii="Times New Roman" w:hAnsi="Times New Roman" w:cs="Times New Roman"/>
-          <w:sz w:val="22"/>
-          <w:szCs w:val="22"/>
-        </w:rPr>
-        <w:t>validating</w:t>
-      </w:r>
-      <w:proofErr w:type="gramEnd"/>
-      <w:r>
-        <w:rPr>
-          <w:rFonts w:ascii="Times New Roman" w:hAnsi="Times New Roman" w:cs="Times New Roman"/>
-          <w:sz w:val="22"/>
-          <w:szCs w:val="22"/>
-        </w:rPr>
-        <w:t xml:space="preserve"> and processing the new image file, replacing the stored image details, saving the updated image file, and returning a success or error result.</w:t>
+        <w:t>Updates an existing image by locating the current image file, validating and processing the new image file, replacing the stored image details, saving the updated image file, and returning a success or error result.</w:t>
       </w:r>
     </w:p>
     <w:p>
@@ -12152,10 +9922,7 @@
       </w:r>
       <w:proofErr w:type="gramEnd"/>
       <w:r>
-        <w:t>)</w:t>
-      </w:r>
-      <w:r>
-        <w:t xml:space="preserve"> </w:t>
+        <w:t xml:space="preserve">) </w:t>
       </w:r>
       <w:r>
         <w:rPr>
@@ -12591,7 +10358,7 @@
           <w:lang w:eastAsia="en-US"/>
         </w:rPr>
         <w:drawing>
-          <wp:inline distT="0" distB="0" distL="0" distR="0" wp14:anchorId="7A00B03C" wp14:editId="0775ED2E">
+          <wp:inline distT="0" distB="0" distL="0" distR="0" wp14:anchorId="7A00B03C" wp14:editId="0FA1CDB0">
             <wp:extent cx="5943600" cy="3089740"/>
             <wp:effectExtent l="0" t="0" r="0" b="0"/>
             <wp:docPr id="757368362" name="Picture 8"/>
@@ -13267,6 +11034,7 @@
       <w:r>
         <w:rPr>
           <w:rStyle w:val="Body-HeaderChar"/>
+          <w:rFonts w:eastAsiaTheme="minorEastAsia"/>
         </w:rPr>
         <w:t>Purpose:</w:t>
       </w:r>
@@ -13281,6 +11049,7 @@
       <w:r>
         <w:rPr>
           <w:rStyle w:val="Intro-SentenceChar"/>
+          <w:rFonts w:eastAsiaTheme="minorEastAsia"/>
         </w:rPr>
         <w:t>This algorithm manages the job search pipeline by validating criteria, checking for cached results, querying the database index, and filtering and ranking the final job listings for the user.</w:t>
       </w:r>
@@ -13507,6 +11276,7 @@
       <w:r>
         <w:rPr>
           <w:rStyle w:val="Body-HeaderChar"/>
+          <w:rFonts w:eastAsiaTheme="minorEastAsia"/>
         </w:rPr>
         <w:t>Purpose:</w:t>
       </w:r>
@@ -13521,6 +11291,7 @@
       <w:r>
         <w:rPr>
           <w:rStyle w:val="Intro-SentenceChar"/>
+          <w:rFonts w:eastAsiaTheme="minorEastAsia"/>
         </w:rPr>
         <w:t>This algorithm ensures data integrity by verifying that user-selected search filters—such as realistic GPA ranges, positive pay scales, and logical date ranges—contain valid data before processing.</w:t>
       </w:r>
@@ -13693,6 +11464,7 @@
       <w:r>
         <w:rPr>
           <w:rStyle w:val="Intro-SentenceChar"/>
+          <w:rFonts w:eastAsiaTheme="minorEastAsia"/>
         </w:rPr>
         <w:t>buildSearchQuery</w:t>
       </w:r>
@@ -13700,6 +11472,7 @@
       <w:r>
         <w:rPr>
           <w:rStyle w:val="Intro-SentenceChar"/>
+          <w:rFonts w:eastAsiaTheme="minorEastAsia"/>
         </w:rPr>
         <w:t xml:space="preserve"> builds a search query from the user’s search terms and filters so the search service can find matching job results</w:t>
       </w:r>
@@ -13890,6 +11663,9 @@
     </w:p>
     <w:p>
       <w:r>
+        <w:rPr>
+          <w:noProof/>
+        </w:rPr>
         <w:drawing>
           <wp:inline distT="0" distB="0" distL="0" distR="0" wp14:anchorId="4AB74A5F" wp14:editId="74ACFC2B">
             <wp:extent cx="5486400" cy="4782312"/>
@@ -13983,6 +11759,9 @@
     </w:p>
     <w:p>
       <w:r>
+        <w:rPr>
+          <w:noProof/>
+        </w:rPr>
         <w:drawing>
           <wp:inline distT="0" distB="0" distL="0" distR="0" wp14:anchorId="2B52FFC6" wp14:editId="2A2B160A">
             <wp:extent cx="5486400" cy="4864608"/>
@@ -16277,35 +14056,42 @@
         <w:spacing w:before="20"/>
       </w:pPr>
       <w:r>
+        <w:t>Local Data:</w:t>
+      </w:r>
+    </w:p>
+    <w:p>
+      <w:pPr>
+        <w:pStyle w:val="List-Sentence"/>
+      </w:pPr>
+      <w:proofErr w:type="spellStart"/>
+      <w:proofErr w:type="gramStart"/>
+      <w:r>
+        <w:t>filteredCandidates</w:t>
+      </w:r>
+      <w:proofErr w:type="spellEnd"/>
+      <w:r>
+        <w:t xml:space="preserve"> :</w:t>
+      </w:r>
+      <w:proofErr w:type="gramEnd"/>
+      <w:r>
+        <w:t xml:space="preserve"> List of </w:t>
+      </w:r>
+      <w:proofErr w:type="spellStart"/>
+      <w:r>
+        <w:t>StudentProfile</w:t>
+      </w:r>
+      <w:proofErr w:type="spellEnd"/>
+      <w:r>
+        <w:br/>
+      </w:r>
+      <w:proofErr w:type="gramStart"/>
+      <w:r>
         <w:lastRenderedPageBreak/>
-        <w:t>Local Data:</w:t>
-      </w:r>
-    </w:p>
-    <w:p>
-      <w:pPr>
-        <w:pStyle w:val="List-Sentence"/>
-      </w:pPr>
-      <w:proofErr w:type="spellStart"/>
-      <w:proofErr w:type="gramStart"/>
-      <w:r>
-        <w:t>filteredCandidates</w:t>
-      </w:r>
-      <w:proofErr w:type="spellEnd"/>
-      <w:r>
-        <w:t xml:space="preserve"> :</w:t>
-      </w:r>
-      <w:proofErr w:type="gramEnd"/>
-      <w:r>
-        <w:t xml:space="preserve"> List of </w:t>
-      </w:r>
-      <w:proofErr w:type="spellStart"/>
-      <w:r>
-        <w:t>StudentProfile</w:t>
-      </w:r>
-      <w:proofErr w:type="spellEnd"/>
-      <w:r>
-        <w:br/>
-        <w:t xml:space="preserve">candidate : </w:t>
+        <w:t>candidate :</w:t>
+      </w:r>
+      <w:proofErr w:type="gramEnd"/>
+      <w:r>
+        <w:t xml:space="preserve"> </w:t>
       </w:r>
       <w:proofErr w:type="spellStart"/>
       <w:r>
@@ -16402,18 +14188,76 @@
         <w:spacing w:before="20"/>
       </w:pPr>
       <w:r>
+        <w:t>Local Data:</w:t>
+      </w:r>
+    </w:p>
+    <w:p>
+      <w:pPr>
+        <w:pStyle w:val="List-Sentence"/>
+      </w:pPr>
+      <w:proofErr w:type="spellStart"/>
+      <w:proofErr w:type="gramStart"/>
+      <w:r>
+        <w:t>validationErrors</w:t>
+      </w:r>
+      <w:proofErr w:type="spellEnd"/>
+      <w:r>
+        <w:t xml:space="preserve"> :</w:t>
+      </w:r>
+      <w:proofErr w:type="gramEnd"/>
+      <w:r>
+        <w:t xml:space="preserve"> List of String</w:t>
+      </w:r>
+      <w:r>
+        <w:br/>
+      </w:r>
+      <w:proofErr w:type="spellStart"/>
+      <w:proofErr w:type="gramStart"/>
+      <w:r>
+        <w:t>normalizedSearchCriteria</w:t>
+      </w:r>
+      <w:proofErr w:type="spellEnd"/>
+      <w:r>
+        <w:t xml:space="preserve"> :</w:t>
+      </w:r>
+      <w:proofErr w:type="gramEnd"/>
+      <w:r>
+        <w:t xml:space="preserve"> </w:t>
+      </w:r>
+      <w:proofErr w:type="spellStart"/>
+      <w:r>
+        <w:t>EmployerSearchQuery</w:t>
+      </w:r>
+      <w:proofErr w:type="spellEnd"/>
+      <w:r>
+        <w:br/>
+      </w:r>
+      <w:proofErr w:type="spellStart"/>
+      <w:proofErr w:type="gramStart"/>
+      <w:r>
+        <w:t>candidateList</w:t>
+      </w:r>
+      <w:proofErr w:type="spellEnd"/>
+      <w:r>
+        <w:t xml:space="preserve"> :</w:t>
+      </w:r>
+      <w:proofErr w:type="gramEnd"/>
+      <w:r>
+        <w:t xml:space="preserve"> List of </w:t>
+      </w:r>
+      <w:proofErr w:type="spellStart"/>
+      <w:r>
+        <w:t>StudentProfile</w:t>
+      </w:r>
+      <w:proofErr w:type="spellEnd"/>
+      <w:r>
+        <w:br/>
+      </w:r>
+      <w:proofErr w:type="spellStart"/>
+      <w:proofErr w:type="gramStart"/>
+      <w:r>
         <w:lastRenderedPageBreak/>
-        <w:t>Local Data:</w:t>
-      </w:r>
-    </w:p>
-    <w:p>
-      <w:pPr>
-        <w:pStyle w:val="List-Sentence"/>
-      </w:pPr>
-      <w:proofErr w:type="spellStart"/>
-      <w:proofErr w:type="gramStart"/>
-      <w:r>
-        <w:t>validationErrors</w:t>
+        <w:t>filteredCandidates</w:t>
       </w:r>
       <w:proofErr w:type="spellEnd"/>
       <w:r>
@@ -16421,86 +14265,60 @@
       </w:r>
       <w:proofErr w:type="gramEnd"/>
       <w:r>
-        <w:t xml:space="preserve"> List of String</w:t>
-      </w:r>
+        <w:t xml:space="preserve"> List of </w:t>
+      </w:r>
+      <w:proofErr w:type="spellStart"/>
+      <w:r>
+        <w:t>StudentProfile</w:t>
+      </w:r>
+      <w:proofErr w:type="spellEnd"/>
       <w:r>
         <w:br/>
       </w:r>
       <w:proofErr w:type="spellStart"/>
-      <w:r>
-        <w:t>normalizedSearchCriteria</w:t>
-      </w:r>
-      <w:proofErr w:type="spellEnd"/>
-      <w:r>
-        <w:t xml:space="preserve"> : </w:t>
-      </w:r>
-      <w:proofErr w:type="spellStart"/>
-      <w:r>
-        <w:t>EmployerSearchQuery</w:t>
+      <w:proofErr w:type="gramStart"/>
+      <w:r>
+        <w:t>candidateRankedList</w:t>
+      </w:r>
+      <w:proofErr w:type="spellEnd"/>
+      <w:r>
+        <w:t xml:space="preserve"> :</w:t>
+      </w:r>
+      <w:proofErr w:type="gramEnd"/>
+      <w:r>
+        <w:t xml:space="preserve"> </w:t>
+      </w:r>
+      <w:proofErr w:type="spellStart"/>
+      <w:r>
+        <w:t>CandidateRankedList</w:t>
       </w:r>
       <w:proofErr w:type="spellEnd"/>
       <w:r>
         <w:br/>
       </w:r>
       <w:proofErr w:type="spellStart"/>
-      <w:r>
-        <w:t>candidateList</w:t>
-      </w:r>
-      <w:proofErr w:type="spellEnd"/>
-      <w:r>
-        <w:t xml:space="preserve"> : List of </w:t>
-      </w:r>
-      <w:proofErr w:type="spellStart"/>
-      <w:r>
-        <w:t>StudentProfile</w:t>
-      </w:r>
-      <w:proofErr w:type="spellEnd"/>
+      <w:proofErr w:type="gramStart"/>
+      <w:r>
+        <w:t>matchScore</w:t>
+      </w:r>
+      <w:proofErr w:type="spellEnd"/>
+      <w:r>
+        <w:t xml:space="preserve"> :</w:t>
+      </w:r>
+      <w:proofErr w:type="gramEnd"/>
+      <w:r>
+        <w:t xml:space="preserve"> Number</w:t>
+      </w:r>
       <w:r>
         <w:br/>
       </w:r>
-      <w:proofErr w:type="spellStart"/>
-      <w:r>
-        <w:t>filteredCandidates</w:t>
-      </w:r>
-      <w:proofErr w:type="spellEnd"/>
-      <w:r>
-        <w:t xml:space="preserve"> : List of </w:t>
-      </w:r>
-      <w:proofErr w:type="spellStart"/>
-      <w:r>
-        <w:t>StudentProfile</w:t>
-      </w:r>
-      <w:proofErr w:type="spellEnd"/>
-      <w:r>
-        <w:br/>
-      </w:r>
-      <w:proofErr w:type="spellStart"/>
-      <w:r>
-        <w:t>candidateRankedList</w:t>
-      </w:r>
-      <w:proofErr w:type="spellEnd"/>
-      <w:r>
-        <w:t xml:space="preserve"> : </w:t>
-      </w:r>
-      <w:proofErr w:type="spellStart"/>
-      <w:r>
-        <w:t>CandidateRankedList</w:t>
-      </w:r>
-      <w:proofErr w:type="spellEnd"/>
-      <w:r>
-        <w:br/>
-      </w:r>
-      <w:proofErr w:type="spellStart"/>
-      <w:r>
-        <w:t>matchScore</w:t>
-      </w:r>
-      <w:proofErr w:type="spellEnd"/>
-      <w:r>
-        <w:t xml:space="preserve"> : Number</w:t>
-      </w:r>
-      <w:r>
-        <w:br/>
-        <w:t xml:space="preserve">recommendation : </w:t>
+      <w:proofErr w:type="gramStart"/>
+      <w:r>
+        <w:t>recommendation :</w:t>
+      </w:r>
+      <w:proofErr w:type="gramEnd"/>
+      <w:r>
+        <w:t xml:space="preserve"> </w:t>
       </w:r>
       <w:proofErr w:type="spellStart"/>
       <w:r>
@@ -16667,123 +14485,178 @@
         <w:br/>
       </w:r>
       <w:proofErr w:type="spellStart"/>
+      <w:proofErr w:type="gramStart"/>
       <w:r>
         <w:t>maximumScore</w:t>
       </w:r>
       <w:proofErr w:type="spellEnd"/>
       <w:r>
-        <w:t xml:space="preserve"> : Number</w:t>
+        <w:t xml:space="preserve"> :</w:t>
+      </w:r>
+      <w:proofErr w:type="gramEnd"/>
+      <w:r>
+        <w:t xml:space="preserve"> Number</w:t>
       </w:r>
       <w:r>
         <w:br/>
       </w:r>
       <w:proofErr w:type="spellStart"/>
+      <w:proofErr w:type="gramStart"/>
       <w:r>
         <w:t>skillMatch</w:t>
       </w:r>
       <w:proofErr w:type="spellEnd"/>
       <w:r>
-        <w:t xml:space="preserve"> : Number</w:t>
+        <w:t xml:space="preserve"> :</w:t>
+      </w:r>
+      <w:proofErr w:type="gramEnd"/>
+      <w:r>
+        <w:t xml:space="preserve"> Number</w:t>
       </w:r>
       <w:r>
         <w:br/>
       </w:r>
       <w:proofErr w:type="spellStart"/>
+      <w:proofErr w:type="gramStart"/>
       <w:r>
         <w:lastRenderedPageBreak/>
         <w:t>experienceMatch</w:t>
       </w:r>
       <w:proofErr w:type="spellEnd"/>
       <w:r>
-        <w:t xml:space="preserve"> : Number</w:t>
+        <w:t xml:space="preserve"> :</w:t>
+      </w:r>
+      <w:proofErr w:type="gramEnd"/>
+      <w:r>
+        <w:t xml:space="preserve"> Number</w:t>
       </w:r>
       <w:r>
         <w:br/>
       </w:r>
       <w:proofErr w:type="spellStart"/>
+      <w:proofErr w:type="gramStart"/>
       <w:r>
         <w:t>profileMatch</w:t>
       </w:r>
       <w:proofErr w:type="spellEnd"/>
       <w:r>
-        <w:t xml:space="preserve"> : Number</w:t>
+        <w:t xml:space="preserve"> :</w:t>
+      </w:r>
+      <w:proofErr w:type="gramEnd"/>
+      <w:r>
+        <w:t xml:space="preserve"> Number</w:t>
       </w:r>
       <w:r>
         <w:br/>
       </w:r>
       <w:proofErr w:type="spellStart"/>
+      <w:proofErr w:type="gramStart"/>
       <w:r>
         <w:t>filterMatch</w:t>
       </w:r>
       <w:proofErr w:type="spellEnd"/>
       <w:r>
-        <w:t xml:space="preserve"> : Number</w:t>
+        <w:t xml:space="preserve"> :</w:t>
+      </w:r>
+      <w:proofErr w:type="gramEnd"/>
+      <w:r>
+        <w:t xml:space="preserve"> Number</w:t>
       </w:r>
       <w:r>
         <w:br/>
       </w:r>
       <w:proofErr w:type="spellStart"/>
+      <w:proofErr w:type="gramStart"/>
       <w:r>
         <w:t>skillScore</w:t>
       </w:r>
       <w:proofErr w:type="spellEnd"/>
       <w:r>
-        <w:t xml:space="preserve"> : Number</w:t>
+        <w:t xml:space="preserve"> :</w:t>
+      </w:r>
+      <w:proofErr w:type="gramEnd"/>
+      <w:r>
+        <w:t xml:space="preserve"> Number</w:t>
       </w:r>
       <w:r>
         <w:br/>
       </w:r>
       <w:proofErr w:type="spellStart"/>
+      <w:proofErr w:type="gramStart"/>
       <w:r>
         <w:t>experienceScore</w:t>
       </w:r>
       <w:proofErr w:type="spellEnd"/>
       <w:r>
-        <w:t xml:space="preserve"> : Number</w:t>
+        <w:t xml:space="preserve"> :</w:t>
+      </w:r>
+      <w:proofErr w:type="gramEnd"/>
+      <w:r>
+        <w:t xml:space="preserve"> Number</w:t>
       </w:r>
       <w:r>
         <w:br/>
       </w:r>
       <w:proofErr w:type="spellStart"/>
+      <w:proofErr w:type="gramStart"/>
       <w:r>
         <w:t>profileScore</w:t>
       </w:r>
       <w:proofErr w:type="spellEnd"/>
       <w:r>
-        <w:t xml:space="preserve"> : Number</w:t>
+        <w:t xml:space="preserve"> :</w:t>
+      </w:r>
+      <w:proofErr w:type="gramEnd"/>
+      <w:r>
+        <w:t xml:space="preserve"> Number</w:t>
       </w:r>
       <w:r>
         <w:br/>
       </w:r>
       <w:proofErr w:type="spellStart"/>
+      <w:proofErr w:type="gramStart"/>
       <w:r>
         <w:t>filterScore</w:t>
       </w:r>
       <w:proofErr w:type="spellEnd"/>
       <w:r>
-        <w:t xml:space="preserve"> : Number</w:t>
+        <w:t xml:space="preserve"> :</w:t>
+      </w:r>
+      <w:proofErr w:type="gramEnd"/>
+      <w:r>
+        <w:t xml:space="preserve"> Number</w:t>
       </w:r>
       <w:r>
         <w:br/>
       </w:r>
       <w:proofErr w:type="spellStart"/>
+      <w:proofErr w:type="gramStart"/>
       <w:r>
         <w:t>missingInformationPenalty</w:t>
       </w:r>
       <w:proofErr w:type="spellEnd"/>
       <w:r>
-        <w:t xml:space="preserve"> : Number</w:t>
+        <w:t xml:space="preserve"> :</w:t>
+      </w:r>
+      <w:proofErr w:type="gramEnd"/>
+      <w:r>
+        <w:t xml:space="preserve"> Number</w:t>
       </w:r>
       <w:r>
         <w:br/>
       </w:r>
       <w:proofErr w:type="spellStart"/>
+      <w:proofErr w:type="gramStart"/>
       <w:r>
         <w:t>scoreBreakdown</w:t>
       </w:r>
       <w:proofErr w:type="spellEnd"/>
       <w:r>
-        <w:t xml:space="preserve"> : </w:t>
+        <w:t xml:space="preserve"> :</w:t>
+      </w:r>
+      <w:proofErr w:type="gramEnd"/>
+      <w:r>
+        <w:t xml:space="preserve"> </w:t>
       </w:r>
       <w:proofErr w:type="spellStart"/>
       <w:r>
@@ -16794,12 +14667,17 @@
         <w:br/>
       </w:r>
       <w:proofErr w:type="spellStart"/>
+      <w:proofErr w:type="gramStart"/>
       <w:r>
         <w:t>candidateEligibilityStatus</w:t>
       </w:r>
       <w:proofErr w:type="spellEnd"/>
       <w:r>
-        <w:t xml:space="preserve"> : </w:t>
+        <w:t xml:space="preserve"> :</w:t>
+      </w:r>
+      <w:proofErr w:type="gramEnd"/>
+      <w:r>
+        <w:t xml:space="preserve"> </w:t>
       </w:r>
       <w:proofErr w:type="spellStart"/>
       <w:r>
@@ -17291,6 +15169,7 @@
       <w:r>
         <w:rPr>
           <w:rStyle w:val="Intro-SentenceChar"/>
+          <w:rFonts w:eastAsiaTheme="minorEastAsia"/>
         </w:rPr>
         <w:t xml:space="preserve">Computes 0-100 composite score across four weighted sub-scores: skill match (40pts, delegated to </w:t>
       </w:r>
@@ -17299,6 +15178,7 @@
       <w:r>
         <w:rPr>
           <w:rStyle w:val="Intro-SentenceChar"/>
+          <w:rFonts w:eastAsiaTheme="minorEastAsia"/>
         </w:rPr>
         <w:t>compareSkills</w:t>
       </w:r>
@@ -17306,6 +15186,7 @@
       <w:r>
         <w:rPr>
           <w:rStyle w:val="Intro-SentenceChar"/>
+          <w:rFonts w:eastAsiaTheme="minorEastAsia"/>
         </w:rPr>
         <w:t>(</w:t>
       </w:r>
@@ -17313,6 +15194,7 @@
       <w:r>
         <w:rPr>
           <w:rStyle w:val="Intro-SentenceChar"/>
+          <w:rFonts w:eastAsiaTheme="minorEastAsia"/>
         </w:rPr>
         <w:t>), experience (30pts), education (20 pts), and location/remote (10 pts). Score is clamped at 100 before returning.</w:t>
       </w:r>
@@ -19031,12 +16913,17 @@
         <w:br/>
       </w:r>
       <w:proofErr w:type="spellStart"/>
+      <w:proofErr w:type="gramStart"/>
       <w:r>
         <w:t>scoredCandidateList</w:t>
       </w:r>
       <w:proofErr w:type="spellEnd"/>
       <w:r>
-        <w:t xml:space="preserve"> : List of </w:t>
+        <w:t xml:space="preserve"> :</w:t>
+      </w:r>
+      <w:proofErr w:type="gramEnd"/>
+      <w:r>
+        <w:t xml:space="preserve"> List of </w:t>
       </w:r>
       <w:proofErr w:type="spellStart"/>
       <w:r>
@@ -19047,13 +16934,18 @@
         <w:br/>
       </w:r>
       <w:proofErr w:type="spellStart"/>
+      <w:proofErr w:type="gramStart"/>
       <w:r>
         <w:lastRenderedPageBreak/>
         <w:t>rankedCandidateList</w:t>
       </w:r>
       <w:proofErr w:type="spellEnd"/>
       <w:r>
-        <w:t xml:space="preserve"> : List of </w:t>
+        <w:t xml:space="preserve"> :</w:t>
+      </w:r>
+      <w:proofErr w:type="gramEnd"/>
+      <w:r>
+        <w:t xml:space="preserve"> List of </w:t>
       </w:r>
       <w:proofErr w:type="spellStart"/>
       <w:r>
@@ -19064,12 +16956,17 @@
         <w:br/>
       </w:r>
       <w:proofErr w:type="spellStart"/>
+      <w:proofErr w:type="gramStart"/>
       <w:r>
         <w:t>recommendationSummary</w:t>
       </w:r>
       <w:proofErr w:type="spellEnd"/>
       <w:r>
-        <w:t xml:space="preserve"> : </w:t>
+        <w:t xml:space="preserve"> :</w:t>
+      </w:r>
+      <w:proofErr w:type="gramEnd"/>
+      <w:r>
+        <w:t xml:space="preserve"> </w:t>
       </w:r>
       <w:proofErr w:type="spellStart"/>
       <w:r>
@@ -19080,23 +16977,33 @@
         <w:br/>
       </w:r>
       <w:proofErr w:type="spellStart"/>
+      <w:proofErr w:type="gramStart"/>
       <w:r>
         <w:t>noResultsMessage</w:t>
       </w:r>
       <w:proofErr w:type="spellEnd"/>
       <w:r>
-        <w:t xml:space="preserve"> : String</w:t>
+        <w:t xml:space="preserve"> :</w:t>
+      </w:r>
+      <w:proofErr w:type="gramEnd"/>
+      <w:r>
+        <w:t xml:space="preserve"> String</w:t>
       </w:r>
       <w:r>
         <w:br/>
       </w:r>
       <w:proofErr w:type="spellStart"/>
+      <w:proofErr w:type="gramStart"/>
       <w:r>
         <w:t>candidateProfileList</w:t>
       </w:r>
       <w:proofErr w:type="spellEnd"/>
       <w:r>
-        <w:t xml:space="preserve"> : List of </w:t>
+        <w:t xml:space="preserve"> :</w:t>
+      </w:r>
+      <w:proofErr w:type="gramEnd"/>
+      <w:r>
+        <w:t xml:space="preserve"> List of </w:t>
       </w:r>
       <w:proofErr w:type="spellStart"/>
       <w:r>
@@ -19107,12 +17014,17 @@
         <w:br/>
       </w:r>
       <w:proofErr w:type="spellStart"/>
+      <w:proofErr w:type="gramStart"/>
       <w:r>
         <w:t>filteredCandidateList</w:t>
       </w:r>
       <w:proofErr w:type="spellEnd"/>
       <w:r>
-        <w:t xml:space="preserve"> : List of </w:t>
+        <w:t xml:space="preserve"> :</w:t>
+      </w:r>
+      <w:proofErr w:type="gramEnd"/>
+      <w:r>
+        <w:t xml:space="preserve"> List of </w:t>
       </w:r>
       <w:proofErr w:type="spellStart"/>
       <w:r>
@@ -19123,12 +17035,17 @@
         <w:br/>
       </w:r>
       <w:proofErr w:type="spellStart"/>
+      <w:proofErr w:type="gramStart"/>
       <w:r>
         <w:t>candidateRecord</w:t>
       </w:r>
       <w:proofErr w:type="spellEnd"/>
       <w:r>
-        <w:t xml:space="preserve"> : </w:t>
+        <w:t xml:space="preserve"> :</w:t>
+      </w:r>
+      <w:proofErr w:type="gramEnd"/>
+      <w:r>
+        <w:t xml:space="preserve"> </w:t>
       </w:r>
       <w:proofErr w:type="spellStart"/>
       <w:r>
@@ -19139,12 +17056,17 @@
         <w:br/>
       </w:r>
       <w:proofErr w:type="spellStart"/>
+      <w:proofErr w:type="gramStart"/>
       <w:r>
         <w:t>candidateScoreResult</w:t>
       </w:r>
       <w:proofErr w:type="spellEnd"/>
       <w:r>
-        <w:t xml:space="preserve"> : </w:t>
+        <w:t xml:space="preserve"> :</w:t>
+      </w:r>
+      <w:proofErr w:type="gramEnd"/>
+      <w:r>
+        <w:t xml:space="preserve"> </w:t>
       </w:r>
       <w:proofErr w:type="spellStart"/>
       <w:r>
@@ -19155,12 +17077,17 @@
         <w:br/>
       </w:r>
       <w:proofErr w:type="spellStart"/>
+      <w:proofErr w:type="gramStart"/>
       <w:r>
         <w:t>candidateRecommendation</w:t>
       </w:r>
       <w:proofErr w:type="spellEnd"/>
       <w:r>
-        <w:t xml:space="preserve"> : </w:t>
+        <w:t xml:space="preserve"> :</w:t>
+      </w:r>
+      <w:proofErr w:type="gramEnd"/>
+      <w:r>
+        <w:t xml:space="preserve"> </w:t>
       </w:r>
       <w:proofErr w:type="spellStart"/>
       <w:r>
@@ -20380,6 +18307,7 @@
       <w:r>
         <w:rPr>
           <w:rStyle w:val="Intro-SentenceChar"/>
+          <w:rFonts w:eastAsiaTheme="minorEastAsia"/>
         </w:rPr>
         <w:t xml:space="preserve">This algorithm parses the </w:t>
       </w:r>
@@ -20387,6 +18315,7 @@
       <w:r>
         <w:rPr>
           <w:rStyle w:val="Intro-SentenceChar"/>
+          <w:rFonts w:eastAsiaTheme="minorEastAsia"/>
         </w:rPr>
         <w:t>searchQuery</w:t>
       </w:r>
@@ -20394,6 +18323,7 @@
       <w:r>
         <w:rPr>
           <w:rStyle w:val="Intro-SentenceChar"/>
+          <w:rFonts w:eastAsiaTheme="minorEastAsia"/>
         </w:rPr>
         <w:t xml:space="preserve"> to make the </w:t>
       </w:r>
@@ -20401,6 +18331,7 @@
       <w:r>
         <w:rPr>
           <w:rStyle w:val="Intro-SentenceChar"/>
+          <w:rFonts w:eastAsiaTheme="minorEastAsia"/>
         </w:rPr>
         <w:t>parsedQuery</w:t>
       </w:r>
@@ -21703,7 +19634,7 @@
 </file>
 
 <file path=word/numbering.xml><?xml version="1.0" encoding="utf-8"?>
-<w:numbering xmlns:wpc="http://schemas.microsoft.com/office/word/2010/wordprocessingCanvas" xmlns:cx="http://schemas.microsoft.com/office/drawing/2014/chartex" xmlns:cx1="http://schemas.microsoft.com/office/drawing/2015/9/8/chartex" xmlns:cx2="http://schemas.microsoft.com/office/drawing/2015/10/21/chartex" xmlns:cx3="http://schemas.microsoft.com/office/drawing/2016/5/9/chartex" xmlns:cx4="http://schemas.microsoft.com/office/drawing/2016/5/10/chartex" xmlns:cx5="http://schemas.microsoft.com/office/drawing/2016/5/11/chartex" xmlns:cx6="http://schemas.microsoft.com/office/drawing/2016/5/12/chartex" xmlns:cx7="http://schemas.microsoft.com/office/drawing/2016/5/13/chartex" xmlns:cx8="http://schemas.microsoft.com/office/drawing/2016/5/14/chartex" xmlns:mc="http://schemas.openxmlformats.org/markup-compatibility/2006" xmlns:aink="http://schemas.microsoft.com/office/drawing/2016/ink" xmlns:am3d="http://schemas.microsoft.com/office/drawing/2017/model3d" xmlns:o="urn:schemas-microsoft-com:office:office" xmlns:oel="http://schemas.microsoft.com/office/2019/extlst" xmlns:r="http://schemas.openxmlformats.org/officeDocument/2006/relationships" xmlns:m="http://schemas.openxmlformats.org/officeDocument/2006/math" xmlns:v="urn:schemas-microsoft-com:vml" xmlns:wp14="http://schemas.microsoft.com/office/word/2010/wordprocessingDrawing" xmlns:wp="http://schemas.openxmlformats.org/drawingml/2006/wordprocessingDrawing" xmlns:w10="urn:schemas-microsoft-com:office:word" xmlns:w="http://schemas.openxmlformats.org/wordprocessingml/2006/main" xmlns:w14="http://schemas.microsoft.com/office/word/2010/wordml" xmlns:w15="http://schemas.microsoft.com/office/word/2012/wordml" xmlns:w16cex="http://schemas.microsoft.com/office/word/2018/wordml/cex" xmlns:w16cid="http://schemas.microsoft.com/office/word/2016/wordml/cid" xmlns:w16="http://schemas.microsoft.com/office/word/2018/wordml" xmlns:w16sdtdh="http://schemas.microsoft.com/office/word/2020/wordml/sdtdatahash" xmlns:w16se="http://schemas.microsoft.com/office/word/2015/wordml/symex" xmlns:wpg="http://schemas.microsoft.com/office/word/2010/wordprocessingGroup" xmlns:wpi="http://schemas.microsoft.com/office/word/2010/wordprocessingInk" xmlns:wne="http://schemas.microsoft.com/office/word/2006/wordml" xmlns:wps="http://schemas.microsoft.com/office/word/2010/wordprocessingShape" mc:Ignorable="w14 w15 w16se w16cid w16 w16cex w16sdtdh wp14">
+<w:numbering xmlns:wpc="http://schemas.microsoft.com/office/word/2010/wordprocessingCanvas" xmlns:cx="http://schemas.microsoft.com/office/drawing/2014/chartex" xmlns:cx1="http://schemas.microsoft.com/office/drawing/2015/9/8/chartex" xmlns:cx2="http://schemas.microsoft.com/office/drawing/2015/10/21/chartex" xmlns:cx3="http://schemas.microsoft.com/office/drawing/2016/5/9/chartex" xmlns:cx4="http://schemas.microsoft.com/office/drawing/2016/5/10/chartex" xmlns:cx5="http://schemas.microsoft.com/office/drawing/2016/5/11/chartex" xmlns:cx6="http://schemas.microsoft.com/office/drawing/2016/5/12/chartex" xmlns:cx7="http://schemas.microsoft.com/office/drawing/2016/5/13/chartex" xmlns:cx8="http://schemas.microsoft.com/office/drawing/2016/5/14/chartex" xmlns:mc="http://schemas.openxmlformats.org/markup-compatibility/2006" xmlns:aink="http://schemas.microsoft.com/office/drawing/2016/ink" xmlns:am3d="http://schemas.microsoft.com/office/drawing/2017/model3d" xmlns:o="urn:schemas-microsoft-com:office:office" xmlns:oel="http://schemas.microsoft.com/office/2019/extlst" xmlns:r="http://schemas.openxmlformats.org/officeDocument/2006/relationships" xmlns:m="http://schemas.openxmlformats.org/officeDocument/2006/math" xmlns:v="urn:schemas-microsoft-com:vml" xmlns:wp14="http://schemas.microsoft.com/office/word/2010/wordprocessingDrawing" xmlns:wp="http://schemas.openxmlformats.org/drawingml/2006/wordprocessingDrawing" xmlns:w10="urn:schemas-microsoft-com:office:word" xmlns:w="http://schemas.openxmlformats.org/wordprocessingml/2006/main" xmlns:w14="http://schemas.microsoft.com/office/word/2010/wordml" xmlns:w15="http://schemas.microsoft.com/office/word/2012/wordml" xmlns:w16cex="http://schemas.microsoft.com/office/word/2018/wordml/cex" xmlns:w16cid="http://schemas.microsoft.com/office/word/2016/wordml/cid" xmlns:w16="http://schemas.microsoft.com/office/word/2018/wordml" xmlns:w16du="http://schemas.microsoft.com/office/word/2023/wordml/word16du" xmlns:w16sdtdh="http://schemas.microsoft.com/office/word/2020/wordml/sdtdatahash" xmlns:w16sdtfl="http://schemas.microsoft.com/office/word/2024/wordml/sdtformatlock" xmlns:w16se="http://schemas.microsoft.com/office/word/2015/wordml/symex" xmlns:wpg="http://schemas.microsoft.com/office/word/2010/wordprocessingGroup" xmlns:wpi="http://schemas.microsoft.com/office/word/2010/wordprocessingInk" xmlns:wne="http://schemas.microsoft.com/office/word/2006/wordml" xmlns:wps="http://schemas.microsoft.com/office/word/2010/wordprocessingShape" mc:Ignorable="w14 w15 w16se w16cid w16 w16cex w16sdtdh w16sdtfl w16du wp14">
   <w:abstractNum w:abstractNumId="0" w15:restartNumberingAfterBreak="0">
     <w:nsid w:val="29FA03BA"/>
     <w:multiLevelType w:val="hybridMultilevel"/>
@@ -22640,7 +20571,7 @@
 </file>
 
 <file path=word/styles.xml><?xml version="1.0" encoding="utf-8"?>
-<w:styles xmlns:mc="http://schemas.openxmlformats.org/markup-compatibility/2006" xmlns:r="http://schemas.openxmlformats.org/officeDocument/2006/relationships" xmlns:w="http://schemas.openxmlformats.org/wordprocessingml/2006/main" xmlns:w14="http://schemas.microsoft.com/office/word/2010/wordml" xmlns:w15="http://schemas.microsoft.com/office/word/2012/wordml" xmlns:w16cex="http://schemas.microsoft.com/office/word/2018/wordml/cex" xmlns:w16cid="http://schemas.microsoft.com/office/word/2016/wordml/cid" xmlns:w16="http://schemas.microsoft.com/office/word/2018/wordml" xmlns:w16sdtdh="http://schemas.microsoft.com/office/word/2020/wordml/sdtdatahash" xmlns:w16se="http://schemas.microsoft.com/office/word/2015/wordml/symex" mc:Ignorable="w14 w15 w16se w16cid w16 w16cex w16sdtdh">
+<w:styles xmlns:mc="http://schemas.openxmlformats.org/markup-compatibility/2006" xmlns:r="http://schemas.openxmlformats.org/officeDocument/2006/relationships" xmlns:w="http://schemas.openxmlformats.org/wordprocessingml/2006/main" xmlns:w14="http://schemas.microsoft.com/office/word/2010/wordml" xmlns:w15="http://schemas.microsoft.com/office/word/2012/wordml" xmlns:w16cex="http://schemas.microsoft.com/office/word/2018/wordml/cex" xmlns:w16cid="http://schemas.microsoft.com/office/word/2016/wordml/cid" xmlns:w16="http://schemas.microsoft.com/office/word/2018/wordml" xmlns:w16du="http://schemas.microsoft.com/office/word/2023/wordml/word16du" xmlns:w16sdtdh="http://schemas.microsoft.com/office/word/2020/wordml/sdtdatahash" xmlns:w16sdtfl="http://schemas.microsoft.com/office/word/2024/wordml/sdtformatlock" xmlns:w16se="http://schemas.microsoft.com/office/word/2015/wordml/symex" mc:Ignorable="w14 w15 w16se w16cid w16 w16cex w16sdtdh w16sdtfl w16du">
   <w:docDefaults>
     <w:rPrDefault>
       <w:rPr>
@@ -22663,103 +20594,103 @@
     <w:lsdException w:name="heading 7" w:semiHidden="1" w:uiPriority="9" w:unhideWhenUsed="1" w:qFormat="1"/>
     <w:lsdException w:name="heading 8" w:semiHidden="1" w:uiPriority="9" w:unhideWhenUsed="1" w:qFormat="1"/>
     <w:lsdException w:name="heading 9" w:semiHidden="1" w:uiPriority="9" w:unhideWhenUsed="1" w:qFormat="1"/>
-    <w:lsdException w:name="index 1" w:semiHidden="1" w:unhideWhenUsed="1"/>
-    <w:lsdException w:name="index 2" w:semiHidden="1" w:unhideWhenUsed="1"/>
-    <w:lsdException w:name="index 3" w:semiHidden="1" w:unhideWhenUsed="1"/>
-    <w:lsdException w:name="index 4" w:semiHidden="1" w:unhideWhenUsed="1"/>
-    <w:lsdException w:name="index 5" w:semiHidden="1" w:unhideWhenUsed="1"/>
-    <w:lsdException w:name="index 6" w:semiHidden="1" w:unhideWhenUsed="1"/>
-    <w:lsdException w:name="index 7" w:semiHidden="1" w:unhideWhenUsed="1"/>
-    <w:lsdException w:name="index 8" w:semiHidden="1" w:unhideWhenUsed="1"/>
-    <w:lsdException w:name="index 9" w:semiHidden="1" w:unhideWhenUsed="1"/>
-    <w:lsdException w:name="toc 1" w:semiHidden="1" w:uiPriority="39" w:unhideWhenUsed="1"/>
-    <w:lsdException w:name="toc 2" w:semiHidden="1" w:uiPriority="39" w:unhideWhenUsed="1"/>
-    <w:lsdException w:name="toc 3" w:semiHidden="1" w:uiPriority="39" w:unhideWhenUsed="1"/>
-    <w:lsdException w:name="toc 4" w:semiHidden="1" w:uiPriority="39" w:unhideWhenUsed="1"/>
-    <w:lsdException w:name="toc 5" w:semiHidden="1" w:uiPriority="39" w:unhideWhenUsed="1"/>
-    <w:lsdException w:name="toc 6" w:semiHidden="1" w:uiPriority="39" w:unhideWhenUsed="1"/>
-    <w:lsdException w:name="toc 7" w:semiHidden="1" w:uiPriority="39" w:unhideWhenUsed="1"/>
-    <w:lsdException w:name="toc 8" w:semiHidden="1" w:uiPriority="39" w:unhideWhenUsed="1"/>
-    <w:lsdException w:name="toc 9" w:semiHidden="1" w:uiPriority="39" w:unhideWhenUsed="1"/>
+    <w:lsdException w:name="index 1" w:semiHidden="1"/>
+    <w:lsdException w:name="index 2" w:semiHidden="1"/>
+    <w:lsdException w:name="index 3" w:semiHidden="1"/>
+    <w:lsdException w:name="index 4" w:semiHidden="1"/>
+    <w:lsdException w:name="index 5" w:semiHidden="1"/>
+    <w:lsdException w:name="index 6" w:semiHidden="1"/>
+    <w:lsdException w:name="index 7" w:semiHidden="1"/>
+    <w:lsdException w:name="index 8" w:semiHidden="1"/>
+    <w:lsdException w:name="index 9" w:semiHidden="1"/>
+    <w:lsdException w:name="toc 1" w:semiHidden="1" w:uiPriority="39"/>
+    <w:lsdException w:name="toc 2" w:semiHidden="1" w:uiPriority="39"/>
+    <w:lsdException w:name="toc 3" w:semiHidden="1" w:uiPriority="39"/>
+    <w:lsdException w:name="toc 4" w:semiHidden="1" w:uiPriority="39"/>
+    <w:lsdException w:name="toc 5" w:semiHidden="1" w:uiPriority="39"/>
+    <w:lsdException w:name="toc 6" w:semiHidden="1" w:uiPriority="39"/>
+    <w:lsdException w:name="toc 7" w:semiHidden="1" w:uiPriority="39"/>
+    <w:lsdException w:name="toc 8" w:semiHidden="1" w:uiPriority="39"/>
+    <w:lsdException w:name="toc 9" w:semiHidden="1" w:uiPriority="39"/>
     <w:lsdException w:name="Normal Indent" w:semiHidden="1" w:unhideWhenUsed="1"/>
-    <w:lsdException w:name="footnote text" w:semiHidden="1" w:unhideWhenUsed="1"/>
-    <w:lsdException w:name="annotation text" w:semiHidden="1" w:unhideWhenUsed="1"/>
-    <w:lsdException w:name="header" w:semiHidden="1" w:unhideWhenUsed="1"/>
-    <w:lsdException w:name="footer" w:semiHidden="1" w:unhideWhenUsed="1"/>
-    <w:lsdException w:name="index heading" w:semiHidden="1" w:unhideWhenUsed="1"/>
-    <w:lsdException w:name="caption" w:semiHidden="1" w:uiPriority="35" w:unhideWhenUsed="1" w:qFormat="1"/>
-    <w:lsdException w:name="table of figures" w:semiHidden="1" w:unhideWhenUsed="1"/>
-    <w:lsdException w:name="envelope address" w:semiHidden="1" w:unhideWhenUsed="1"/>
-    <w:lsdException w:name="envelope return" w:semiHidden="1" w:unhideWhenUsed="1"/>
-    <w:lsdException w:name="footnote reference" w:semiHidden="1" w:unhideWhenUsed="1"/>
-    <w:lsdException w:name="annotation reference" w:semiHidden="1" w:unhideWhenUsed="1"/>
-    <w:lsdException w:name="line number" w:semiHidden="1" w:unhideWhenUsed="1"/>
-    <w:lsdException w:name="page number" w:semiHidden="1" w:unhideWhenUsed="1"/>
-    <w:lsdException w:name="endnote reference" w:semiHidden="1" w:unhideWhenUsed="1"/>
-    <w:lsdException w:name="endnote text" w:semiHidden="1" w:unhideWhenUsed="1"/>
-    <w:lsdException w:name="table of authorities" w:semiHidden="1" w:unhideWhenUsed="1"/>
-    <w:lsdException w:name="macro" w:semiHidden="1" w:unhideWhenUsed="1"/>
-    <w:lsdException w:name="toa heading" w:semiHidden="1" w:unhideWhenUsed="1"/>
-    <w:lsdException w:name="List" w:semiHidden="1" w:unhideWhenUsed="1"/>
-    <w:lsdException w:name="List Bullet" w:semiHidden="1" w:unhideWhenUsed="1"/>
-    <w:lsdException w:name="List Number" w:semiHidden="1" w:unhideWhenUsed="1"/>
-    <w:lsdException w:name="List 2" w:semiHidden="1" w:unhideWhenUsed="1"/>
-    <w:lsdException w:name="List 3" w:semiHidden="1" w:unhideWhenUsed="1"/>
-    <w:lsdException w:name="List 4" w:semiHidden="1" w:unhideWhenUsed="1"/>
-    <w:lsdException w:name="List 5" w:semiHidden="1" w:unhideWhenUsed="1"/>
-    <w:lsdException w:name="List Bullet 2" w:semiHidden="1" w:unhideWhenUsed="1"/>
-    <w:lsdException w:name="List Bullet 3" w:semiHidden="1" w:unhideWhenUsed="1"/>
-    <w:lsdException w:name="List Bullet 4" w:semiHidden="1" w:unhideWhenUsed="1"/>
-    <w:lsdException w:name="List Bullet 5" w:semiHidden="1" w:unhideWhenUsed="1"/>
-    <w:lsdException w:name="List Number 2" w:semiHidden="1" w:unhideWhenUsed="1"/>
-    <w:lsdException w:name="List Number 3" w:semiHidden="1" w:unhideWhenUsed="1"/>
-    <w:lsdException w:name="List Number 4" w:semiHidden="1" w:unhideWhenUsed="1"/>
-    <w:lsdException w:name="List Number 5" w:semiHidden="1" w:unhideWhenUsed="1"/>
+    <w:lsdException w:name="footnote text" w:semiHidden="1"/>
+    <w:lsdException w:name="annotation text" w:semiHidden="1"/>
+    <w:lsdException w:name="header" w:semiHidden="1"/>
+    <w:lsdException w:name="footer" w:semiHidden="1"/>
+    <w:lsdException w:name="index heading" w:semiHidden="1"/>
+    <w:lsdException w:name="caption" w:semiHidden="1" w:uiPriority="35" w:qFormat="1"/>
+    <w:lsdException w:name="table of figures" w:semiHidden="1"/>
+    <w:lsdException w:name="envelope address" w:semiHidden="1"/>
+    <w:lsdException w:name="envelope return" w:semiHidden="1"/>
+    <w:lsdException w:name="footnote reference" w:semiHidden="1"/>
+    <w:lsdException w:name="annotation reference" w:semiHidden="1"/>
+    <w:lsdException w:name="line number" w:semiHidden="1"/>
+    <w:lsdException w:name="page number" w:semiHidden="1"/>
+    <w:lsdException w:name="endnote reference" w:semiHidden="1"/>
+    <w:lsdException w:name="endnote text" w:semiHidden="1"/>
+    <w:lsdException w:name="table of authorities" w:semiHidden="1"/>
+    <w:lsdException w:name="macro" w:semiHidden="1"/>
+    <w:lsdException w:name="toa heading" w:semiHidden="1"/>
+    <w:lsdException w:name="List" w:semiHidden="1"/>
+    <w:lsdException w:name="List Bullet" w:semiHidden="1"/>
+    <w:lsdException w:name="List Number" w:semiHidden="1"/>
+    <w:lsdException w:name="List 2" w:semiHidden="1"/>
+    <w:lsdException w:name="List 3" w:semiHidden="1"/>
+    <w:lsdException w:name="List 4" w:semiHidden="1"/>
+    <w:lsdException w:name="List 5" w:semiHidden="1"/>
+    <w:lsdException w:name="List Bullet 2" w:semiHidden="1"/>
+    <w:lsdException w:name="List Bullet 3" w:semiHidden="1"/>
+    <w:lsdException w:name="List Bullet 4" w:semiHidden="1"/>
+    <w:lsdException w:name="List Bullet 5" w:semiHidden="1"/>
+    <w:lsdException w:name="List Number 2" w:semiHidden="1"/>
+    <w:lsdException w:name="List Number 3" w:semiHidden="1"/>
+    <w:lsdException w:name="List Number 4" w:semiHidden="1"/>
+    <w:lsdException w:name="List Number 5" w:semiHidden="1"/>
     <w:lsdException w:name="Title" w:uiPriority="10" w:qFormat="1"/>
-    <w:lsdException w:name="Closing" w:semiHidden="1" w:unhideWhenUsed="1"/>
-    <w:lsdException w:name="Signature" w:semiHidden="1" w:unhideWhenUsed="1"/>
+    <w:lsdException w:name="Closing" w:semiHidden="1"/>
+    <w:lsdException w:name="Signature" w:semiHidden="1"/>
     <w:lsdException w:name="Default Paragraph Font" w:semiHidden="1" w:uiPriority="1" w:unhideWhenUsed="1"/>
     <w:lsdException w:name="Body Text" w:semiHidden="1" w:uiPriority="1" w:unhideWhenUsed="1" w:qFormat="1"/>
-    <w:lsdException w:name="Body Text Indent" w:semiHidden="1" w:unhideWhenUsed="1"/>
-    <w:lsdException w:name="List Continue" w:semiHidden="1" w:unhideWhenUsed="1"/>
-    <w:lsdException w:name="List Continue 2" w:semiHidden="1" w:unhideWhenUsed="1"/>
-    <w:lsdException w:name="List Continue 3" w:semiHidden="1" w:unhideWhenUsed="1"/>
-    <w:lsdException w:name="List Continue 4" w:semiHidden="1" w:unhideWhenUsed="1"/>
-    <w:lsdException w:name="List Continue 5" w:semiHidden="1" w:unhideWhenUsed="1"/>
-    <w:lsdException w:name="Message Header" w:semiHidden="1" w:unhideWhenUsed="1"/>
+    <w:lsdException w:name="Body Text Indent" w:semiHidden="1"/>
+    <w:lsdException w:name="List Continue" w:semiHidden="1"/>
+    <w:lsdException w:name="List Continue 2" w:semiHidden="1"/>
+    <w:lsdException w:name="List Continue 3" w:semiHidden="1"/>
+    <w:lsdException w:name="List Continue 4" w:semiHidden="1"/>
+    <w:lsdException w:name="List Continue 5" w:semiHidden="1"/>
+    <w:lsdException w:name="Message Header" w:semiHidden="1"/>
     <w:lsdException w:name="Subtitle" w:uiPriority="11" w:qFormat="1"/>
-    <w:lsdException w:name="Salutation" w:semiHidden="1" w:unhideWhenUsed="1"/>
-    <w:lsdException w:name="Date" w:semiHidden="1" w:unhideWhenUsed="1"/>
-    <w:lsdException w:name="Body Text First Indent" w:semiHidden="1" w:unhideWhenUsed="1"/>
-    <w:lsdException w:name="Body Text First Indent 2" w:semiHidden="1" w:unhideWhenUsed="1"/>
-    <w:lsdException w:name="Note Heading" w:semiHidden="1" w:unhideWhenUsed="1"/>
-    <w:lsdException w:name="Body Text 2" w:semiHidden="1" w:unhideWhenUsed="1"/>
-    <w:lsdException w:name="Body Text 3" w:semiHidden="1" w:unhideWhenUsed="1"/>
-    <w:lsdException w:name="Body Text Indent 2" w:semiHidden="1" w:unhideWhenUsed="1"/>
-    <w:lsdException w:name="Body Text Indent 3" w:semiHidden="1" w:unhideWhenUsed="1"/>
-    <w:lsdException w:name="Block Text" w:semiHidden="1" w:unhideWhenUsed="1"/>
-    <w:lsdException w:name="Hyperlink" w:semiHidden="1" w:unhideWhenUsed="1"/>
-    <w:lsdException w:name="FollowedHyperlink" w:semiHidden="1" w:unhideWhenUsed="1"/>
-    <w:lsdException w:name="Strong" w:uiPriority="22" w:qFormat="1"/>
-    <w:lsdException w:name="Emphasis" w:uiPriority="20" w:qFormat="1"/>
-    <w:lsdException w:name="Document Map" w:semiHidden="1" w:unhideWhenUsed="1"/>
-    <w:lsdException w:name="Plain Text" w:semiHidden="1" w:unhideWhenUsed="1"/>
-    <w:lsdException w:name="E-mail Signature" w:semiHidden="1" w:unhideWhenUsed="1"/>
+    <w:lsdException w:name="Salutation" w:semiHidden="1"/>
+    <w:lsdException w:name="Date" w:semiHidden="1"/>
+    <w:lsdException w:name="Body Text First Indent" w:semiHidden="1"/>
+    <w:lsdException w:name="Body Text First Indent 2" w:semiHidden="1"/>
+    <w:lsdException w:name="Note Heading" w:semiHidden="1"/>
+    <w:lsdException w:name="Body Text 2" w:semiHidden="1"/>
+    <w:lsdException w:name="Body Text 3" w:semiHidden="1"/>
+    <w:lsdException w:name="Body Text Indent 2" w:semiHidden="1"/>
+    <w:lsdException w:name="Body Text Indent 3" w:semiHidden="1"/>
+    <w:lsdException w:name="Block Text" w:semiHidden="1"/>
+    <w:lsdException w:name="Hyperlink" w:semiHidden="1"/>
+    <w:lsdException w:name="FollowedHyperlink" w:semiHidden="1"/>
+    <w:lsdException w:name="Strong" w:semiHidden="1" w:uiPriority="22" w:qFormat="1"/>
+    <w:lsdException w:name="Emphasis" w:semiHidden="1" w:uiPriority="20" w:qFormat="1"/>
+    <w:lsdException w:name="Document Map" w:semiHidden="1"/>
+    <w:lsdException w:name="Plain Text" w:semiHidden="1"/>
+    <w:lsdException w:name="E-mail Signature" w:semiHidden="1"/>
     <w:lsdException w:name="HTML Top of Form" w:semiHidden="1" w:unhideWhenUsed="1"/>
     <w:lsdException w:name="HTML Bottom of Form" w:semiHidden="1" w:unhideWhenUsed="1"/>
     <w:lsdException w:name="Normal (Web)" w:semiHidden="1" w:unhideWhenUsed="1"/>
-    <w:lsdException w:name="HTML Acronym" w:semiHidden="1" w:unhideWhenUsed="1"/>
-    <w:lsdException w:name="HTML Address" w:semiHidden="1" w:unhideWhenUsed="1"/>
-    <w:lsdException w:name="HTML Cite" w:semiHidden="1" w:unhideWhenUsed="1"/>
-    <w:lsdException w:name="HTML Code" w:semiHidden="1" w:unhideWhenUsed="1"/>
-    <w:lsdException w:name="HTML Definition" w:semiHidden="1" w:unhideWhenUsed="1"/>
-    <w:lsdException w:name="HTML Keyboard" w:semiHidden="1" w:unhideWhenUsed="1"/>
-    <w:lsdException w:name="HTML Preformatted" w:semiHidden="1" w:unhideWhenUsed="1"/>
-    <w:lsdException w:name="HTML Sample" w:semiHidden="1" w:unhideWhenUsed="1"/>
-    <w:lsdException w:name="HTML Typewriter" w:semiHidden="1" w:unhideWhenUsed="1"/>
-    <w:lsdException w:name="HTML Variable" w:semiHidden="1" w:unhideWhenUsed="1"/>
+    <w:lsdException w:name="HTML Acronym" w:semiHidden="1"/>
+    <w:lsdException w:name="HTML Address" w:semiHidden="1"/>
+    <w:lsdException w:name="HTML Cite" w:semiHidden="1"/>
+    <w:lsdException w:name="HTML Code" w:semiHidden="1"/>
+    <w:lsdException w:name="HTML Definition" w:semiHidden="1"/>
+    <w:lsdException w:name="HTML Keyboard" w:semiHidden="1"/>
+    <w:lsdException w:name="HTML Preformatted" w:semiHidden="1"/>
+    <w:lsdException w:name="HTML Sample" w:semiHidden="1"/>
+    <w:lsdException w:name="HTML Typewriter" w:semiHidden="1"/>
+    <w:lsdException w:name="HTML Variable" w:semiHidden="1"/>
     <w:lsdException w:name="Normal Table" w:semiHidden="1" w:unhideWhenUsed="1"/>
-    <w:lsdException w:name="annotation subject" w:semiHidden="1" w:unhideWhenUsed="1"/>
+    <w:lsdException w:name="annotation subject" w:semiHidden="1"/>
     <w:lsdException w:name="No List" w:semiHidden="1" w:unhideWhenUsed="1"/>
     <w:lsdException w:name="Outline List 1" w:semiHidden="1" w:unhideWhenUsed="1"/>
     <w:lsdException w:name="Outline List 2" w:semiHidden="1" w:unhideWhenUsed="1"/>
@@ -22806,11 +20737,11 @@
     <w:lsdException w:name="Table Web 1" w:semiHidden="1" w:unhideWhenUsed="1"/>
     <w:lsdException w:name="Table Web 2" w:semiHidden="1" w:unhideWhenUsed="1"/>
     <w:lsdException w:name="Table Web 3" w:semiHidden="1" w:unhideWhenUsed="1"/>
-    <w:lsdException w:name="Balloon Text" w:semiHidden="1" w:unhideWhenUsed="1"/>
+    <w:lsdException w:name="Balloon Text" w:semiHidden="1"/>
     <w:lsdException w:name="Table Grid" w:uiPriority="39"/>
     <w:lsdException w:name="Table Theme" w:semiHidden="1" w:unhideWhenUsed="1"/>
     <w:lsdException w:name="Placeholder Text" w:semiHidden="1"/>
-    <w:lsdException w:name="No Spacing" w:uiPriority="1" w:qFormat="1"/>
+    <w:lsdException w:name="No Spacing" w:semiHidden="1" w:uiPriority="5" w:qFormat="1"/>
     <w:lsdException w:name="Light Shading" w:uiPriority="60"/>
     <w:lsdException w:name="Light List" w:uiPriority="61"/>
     <w:lsdException w:name="Light Grid" w:uiPriority="62"/>
@@ -22913,13 +20844,13 @@
     <w:lsdException w:name="Colorful Shading Accent 6" w:uiPriority="71"/>
     <w:lsdException w:name="Colorful List Accent 6" w:uiPriority="72"/>
     <w:lsdException w:name="Colorful Grid Accent 6" w:uiPriority="73"/>
-    <w:lsdException w:name="Subtle Emphasis" w:uiPriority="19" w:qFormat="1"/>
+    <w:lsdException w:name="Subtle Emphasis" w:semiHidden="1" w:uiPriority="19" w:qFormat="1"/>
     <w:lsdException w:name="Intense Emphasis" w:uiPriority="21" w:qFormat="1"/>
-    <w:lsdException w:name="Subtle Reference" w:uiPriority="31" w:qFormat="1"/>
+    <w:lsdException w:name="Subtle Reference" w:semiHidden="1" w:uiPriority="31" w:qFormat="1"/>
     <w:lsdException w:name="Intense Reference" w:uiPriority="32" w:qFormat="1"/>
-    <w:lsdException w:name="Book Title" w:uiPriority="33" w:qFormat="1"/>
-    <w:lsdException w:name="Bibliography" w:semiHidden="1" w:uiPriority="37" w:unhideWhenUsed="1"/>
-    <w:lsdException w:name="TOC Heading" w:semiHidden="1" w:uiPriority="39" w:unhideWhenUsed="1" w:qFormat="1"/>
+    <w:lsdException w:name="Book Title" w:semiHidden="1" w:uiPriority="33" w:qFormat="1"/>
+    <w:lsdException w:name="Bibliography" w:semiHidden="1" w:uiPriority="37"/>
+    <w:lsdException w:name="TOC Heading" w:semiHidden="1" w:uiPriority="39" w:qFormat="1"/>
     <w:lsdException w:name="Plain Table 1" w:uiPriority="41"/>
     <w:lsdException w:name="Plain Table 2" w:uiPriority="42"/>
     <w:lsdException w:name="Plain Table 3" w:uiPriority="43"/>
@@ -23024,16 +20955,18 @@
     <w:lsdException w:name="List Table 5 Dark Accent 6" w:uiPriority="50"/>
     <w:lsdException w:name="List Table 6 Colorful Accent 6" w:uiPriority="51"/>
     <w:lsdException w:name="List Table 7 Colorful Accent 6" w:uiPriority="52"/>
-    <w:lsdException w:name="Mention" w:semiHidden="1" w:unhideWhenUsed="1"/>
-    <w:lsdException w:name="Smart Hyperlink" w:semiHidden="1" w:unhideWhenUsed="1"/>
-    <w:lsdException w:name="Hashtag" w:semiHidden="1" w:unhideWhenUsed="1"/>
-    <w:lsdException w:name="Unresolved Mention" w:semiHidden="1" w:unhideWhenUsed="1"/>
-    <w:lsdException w:name="Smart Link" w:semiHidden="1" w:unhideWhenUsed="1"/>
+    <w:lsdException w:name="Mention" w:semiHidden="1"/>
+    <w:lsdException w:name="Smart Hyperlink" w:semiHidden="1"/>
+    <w:lsdException w:name="Hashtag" w:semiHidden="1"/>
+    <w:lsdException w:name="Unresolved Mention" w:semiHidden="1"/>
+    <w:lsdException w:name="Smart Link" w:semiHidden="1"/>
   </w:latentStyles>
   <w:style w:type="paragraph" w:default="1" w:styleId="Normal">
     <w:name w:val="Normal"/>
+    <w:uiPriority w:val="5"/>
+    <w:semiHidden/>
     <w:qFormat/>
-    <w:rsid w:val="0050664B"/>
+    <w:rsid w:val="00F12E05"/>
     <w:pPr>
       <w:spacing w:line="278" w:lineRule="auto"/>
     </w:pPr>
@@ -23048,6 +20981,7 @@
     <w:next w:val="Normal"/>
     <w:link w:val="Heading1Char"/>
     <w:uiPriority w:val="9"/>
+    <w:semiHidden/>
     <w:qFormat/>
     <w:rsid w:val="001D21F1"/>
     <w:pPr>
@@ -23070,7 +21004,6 @@
     <w:link w:val="Heading2Char"/>
     <w:uiPriority w:val="9"/>
     <w:semiHidden/>
-    <w:unhideWhenUsed/>
     <w:qFormat/>
     <w:rsid w:val="001D21F1"/>
     <w:pPr>
@@ -23093,7 +21026,6 @@
     <w:link w:val="Heading3Char"/>
     <w:uiPriority w:val="9"/>
     <w:semiHidden/>
-    <w:unhideWhenUsed/>
     <w:qFormat/>
     <w:rsid w:val="0050664B"/>
     <w:pPr>
@@ -23116,7 +21048,6 @@
     <w:link w:val="Heading4Char"/>
     <w:uiPriority w:val="9"/>
     <w:semiHidden/>
-    <w:unhideWhenUsed/>
     <w:qFormat/>
     <w:rsid w:val="00DA14A7"/>
     <w:pPr>
@@ -23139,7 +21070,6 @@
     <w:link w:val="Heading5Char"/>
     <w:uiPriority w:val="9"/>
     <w:semiHidden/>
-    <w:unhideWhenUsed/>
     <w:qFormat/>
     <w:rsid w:val="008C0D0E"/>
     <w:pPr>
@@ -23160,7 +21090,6 @@
     <w:link w:val="Heading6Char"/>
     <w:uiPriority w:val="9"/>
     <w:semiHidden/>
-    <w:unhideWhenUsed/>
     <w:qFormat/>
     <w:rsid w:val="008C0D0E"/>
     <w:pPr>
@@ -23183,7 +21112,6 @@
     <w:link w:val="Heading7Char"/>
     <w:uiPriority w:val="9"/>
     <w:semiHidden/>
-    <w:unhideWhenUsed/>
     <w:qFormat/>
     <w:rsid w:val="008C0D0E"/>
     <w:pPr>
@@ -23204,7 +21132,6 @@
     <w:link w:val="Heading8Char"/>
     <w:uiPriority w:val="9"/>
     <w:semiHidden/>
-    <w:unhideWhenUsed/>
     <w:qFormat/>
     <w:rsid w:val="008C0D0E"/>
     <w:pPr>
@@ -23226,7 +21153,6 @@
     <w:link w:val="Heading9Char"/>
     <w:uiPriority w:val="9"/>
     <w:semiHidden/>
-    <w:unhideWhenUsed/>
     <w:qFormat/>
     <w:rsid w:val="008C0D0E"/>
     <w:pPr>
@@ -23242,7 +21168,6 @@
   <w:style w:type="character" w:default="1" w:styleId="DefaultParagraphFont">
     <w:name w:val="Default Paragraph Font"/>
     <w:uiPriority w:val="1"/>
-    <w:semiHidden/>
     <w:unhideWhenUsed/>
   </w:style>
   <w:style w:type="table" w:default="1" w:styleId="TableNormal">
@@ -23449,6 +21374,8 @@
     <w:name w:val="GitHub Processes"/>
     <w:basedOn w:val="Heading1"/>
     <w:next w:val="Normal"/>
+    <w:uiPriority w:val="5"/>
+    <w:semiHidden/>
     <w:qFormat/>
     <w:rsid w:val="00E8435D"/>
     <w:pPr>
@@ -23467,12 +21394,14 @@
     <w:basedOn w:val="DefaultParagraphFont"/>
     <w:link w:val="Heading1"/>
     <w:uiPriority w:val="9"/>
-    <w:rsid w:val="001D21F1"/>
+    <w:semiHidden/>
+    <w:rsid w:val="00F12E05"/>
     <w:rPr>
       <w:rFonts w:asciiTheme="majorHAnsi" w:eastAsiaTheme="majorEastAsia" w:hAnsiTheme="majorHAnsi" w:cstheme="majorBidi"/>
       <w:color w:val="0F4761" w:themeColor="accent1" w:themeShade="BF"/>
       <w:sz w:val="40"/>
       <w:szCs w:val="40"/>
+      <w:lang w:eastAsia="ja-JP"/>
     </w:rPr>
   </w:style>
   <w:style w:type="paragraph" w:styleId="NormalIndent">
@@ -23480,7 +21409,6 @@
     <w:basedOn w:val="Normal"/>
     <w:uiPriority w:val="99"/>
     <w:semiHidden/>
-    <w:unhideWhenUsed/>
     <w:rsid w:val="001D21F1"/>
     <w:pPr>
       <w:ind w:left="720"/>
@@ -23490,6 +21418,8 @@
     <w:name w:val="Sub-Info"/>
     <w:basedOn w:val="Heading2"/>
     <w:next w:val="Normal"/>
+    <w:uiPriority w:val="5"/>
+    <w:semiHidden/>
     <w:qFormat/>
     <w:rsid w:val="00E8435D"/>
     <w:pPr>
@@ -23508,12 +21438,13 @@
     <w:link w:val="Heading2"/>
     <w:uiPriority w:val="9"/>
     <w:semiHidden/>
-    <w:rsid w:val="001D21F1"/>
+    <w:rsid w:val="00F12E05"/>
     <w:rPr>
       <w:rFonts w:asciiTheme="majorHAnsi" w:eastAsiaTheme="majorEastAsia" w:hAnsiTheme="majorHAnsi" w:cstheme="majorBidi"/>
       <w:color w:val="0F4761" w:themeColor="accent1" w:themeShade="BF"/>
       <w:sz w:val="32"/>
       <w:szCs w:val="32"/>
+      <w:lang w:eastAsia="ja-JP"/>
     </w:rPr>
   </w:style>
   <w:style w:type="paragraph" w:styleId="NormalWeb">
@@ -23521,7 +21452,6 @@
     <w:basedOn w:val="Normal"/>
     <w:uiPriority w:val="99"/>
     <w:semiHidden/>
-    <w:unhideWhenUsed/>
     <w:rsid w:val="001D21F1"/>
     <w:rPr>
       <w:rFonts w:ascii="Times New Roman" w:hAnsi="Times New Roman" w:cs="Times New Roman"/>
@@ -23531,6 +21461,8 @@
     <w:name w:val="Options"/>
     <w:basedOn w:val="Heading4"/>
     <w:next w:val="Roboto12"/>
+    <w:uiPriority w:val="5"/>
+    <w:semiHidden/>
     <w:qFormat/>
     <w:rsid w:val="00E8435D"/>
     <w:pPr>
@@ -23551,17 +21483,20 @@
     <w:link w:val="Heading4"/>
     <w:uiPriority w:val="9"/>
     <w:semiHidden/>
-    <w:rsid w:val="00DA14A7"/>
+    <w:rsid w:val="00F12E05"/>
     <w:rPr>
       <w:rFonts w:asciiTheme="minorHAnsi" w:eastAsiaTheme="majorEastAsia" w:hAnsiTheme="minorHAnsi" w:cstheme="majorBidi"/>
       <w:i/>
       <w:iCs/>
       <w:color w:val="0F4761" w:themeColor="accent1" w:themeShade="BF"/>
+      <w:lang w:eastAsia="ja-JP"/>
     </w:rPr>
   </w:style>
   <w:style w:type="paragraph" w:customStyle="1" w:styleId="Roboto12">
     <w:name w:val="Roboto12"/>
     <w:basedOn w:val="NormalWeb"/>
+    <w:uiPriority w:val="5"/>
+    <w:semiHidden/>
     <w:qFormat/>
     <w:rsid w:val="00DA14A7"/>
     <w:pPr>
@@ -23577,6 +21512,8 @@
     <w:basedOn w:val="Heading1"/>
     <w:next w:val="Normal"/>
     <w:link w:val="Alt1-Hd-1Char"/>
+    <w:uiPriority w:val="5"/>
+    <w:semiHidden/>
     <w:qFormat/>
     <w:rsid w:val="00B21048"/>
     <w:pPr>
@@ -23594,7 +21531,9 @@
     <w:name w:val="Alt1-Hd-1 Char"/>
     <w:basedOn w:val="Heading1Char"/>
     <w:link w:val="Alt1-Hd-1"/>
-    <w:rsid w:val="00B21048"/>
+    <w:uiPriority w:val="5"/>
+    <w:semiHidden/>
+    <w:rsid w:val="00F12E05"/>
     <w:rPr>
       <w:rFonts w:asciiTheme="majorHAnsi" w:eastAsia="Roboto" w:hAnsiTheme="majorHAnsi" w:cstheme="majorBidi"/>
       <w:b/>
@@ -23602,6 +21541,7 @@
       <w:color w:val="000000" w:themeColor="text1"/>
       <w:sz w:val="40"/>
       <w:szCs w:val="40"/>
+      <w:lang w:eastAsia="ja-JP"/>
     </w:rPr>
   </w:style>
   <w:style w:type="paragraph" w:customStyle="1" w:styleId="Alt1-Hd-2">
@@ -23609,6 +21549,8 @@
     <w:basedOn w:val="Normal"/>
     <w:next w:val="Normal"/>
     <w:link w:val="Alt1-Hd-2Char"/>
+    <w:uiPriority w:val="5"/>
+    <w:semiHidden/>
     <w:qFormat/>
     <w:rsid w:val="00B21048"/>
     <w:pPr>
@@ -23630,7 +21572,9 @@
     <w:name w:val="Alt1-Hd-2 Char"/>
     <w:basedOn w:val="DefaultParagraphFont"/>
     <w:link w:val="Alt1-Hd-2"/>
-    <w:rsid w:val="00B21048"/>
+    <w:uiPriority w:val="5"/>
+    <w:semiHidden/>
+    <w:rsid w:val="00F12E05"/>
     <w:rPr>
       <w:rFonts w:eastAsia="Times New Roman" w:cstheme="majorBidi"/>
       <w:b/>
@@ -23645,7 +21589,7 @@
     <w:link w:val="Heading3"/>
     <w:uiPriority w:val="9"/>
     <w:semiHidden/>
-    <w:rsid w:val="0050664B"/>
+    <w:rsid w:val="00F12E05"/>
     <w:rPr>
       <w:rFonts w:eastAsiaTheme="majorEastAsia" w:cstheme="majorBidi"/>
       <w:color w:val="0070C0"/>
@@ -23659,6 +21603,8 @@
     <w:basedOn w:val="Heading3"/>
     <w:next w:val="Normal"/>
     <w:autoRedefine/>
+    <w:uiPriority w:val="5"/>
+    <w:semiHidden/>
     <w:qFormat/>
     <w:rsid w:val="0050664B"/>
     <w:pPr>
@@ -23681,6 +21627,8 @@
     <w:next w:val="Normal"/>
     <w:link w:val="Hd3Char"/>
     <w:autoRedefine/>
+    <w:uiPriority w:val="5"/>
+    <w:semiHidden/>
     <w:qFormat/>
     <w:rsid w:val="00FB063C"/>
     <w:pPr>
@@ -23695,7 +21643,9 @@
     <w:name w:val="Hd 3 Char"/>
     <w:basedOn w:val="Heading3Char"/>
     <w:link w:val="Hd3"/>
-    <w:rsid w:val="00FB063C"/>
+    <w:uiPriority w:val="5"/>
+    <w:semiHidden/>
+    <w:rsid w:val="00F12E05"/>
     <w:rPr>
       <w:rFonts w:eastAsiaTheme="majorEastAsia" w:cstheme="majorBidi"/>
       <w:color w:val="0070C0"/>
@@ -23709,6 +21659,8 @@
     <w:basedOn w:val="Heading4"/>
     <w:next w:val="Normal"/>
     <w:autoRedefine/>
+    <w:uiPriority w:val="5"/>
+    <w:semiHidden/>
     <w:qFormat/>
     <w:rsid w:val="0050664B"/>
     <w:pPr>
@@ -23733,6 +21685,8 @@
     <w:basedOn w:val="Normal"/>
     <w:next w:val="Normal"/>
     <w:autoRedefine/>
+    <w:uiPriority w:val="5"/>
+    <w:semiHidden/>
     <w:qFormat/>
     <w:rsid w:val="0050664B"/>
     <w:pPr>
@@ -23754,6 +21708,8 @@
     <w:next w:val="Normal"/>
     <w:link w:val="Hd-2Char"/>
     <w:autoRedefine/>
+    <w:uiPriority w:val="5"/>
+    <w:semiHidden/>
     <w:qFormat/>
     <w:rsid w:val="0050664B"/>
     <w:pPr>
@@ -23769,7 +21725,9 @@
     <w:name w:val="Hd-2 Char"/>
     <w:basedOn w:val="Alt1-Hd-2Char"/>
     <w:link w:val="Hd-2"/>
-    <w:rsid w:val="0050664B"/>
+    <w:uiPriority w:val="5"/>
+    <w:semiHidden/>
+    <w:rsid w:val="00F12E05"/>
     <w:rPr>
       <w:rFonts w:eastAsia="Times New Roman" w:cstheme="majorBidi"/>
       <w:b/>
@@ -23784,6 +21742,8 @@
     <w:next w:val="Normal"/>
     <w:link w:val="Mini-H1Char"/>
     <w:autoRedefine/>
+    <w:uiPriority w:val="5"/>
+    <w:semiHidden/>
     <w:qFormat/>
     <w:rsid w:val="0050664B"/>
     <w:pPr>
@@ -23803,7 +21763,9 @@
     <w:name w:val="Mini-H1 Char"/>
     <w:basedOn w:val="DefaultParagraphFont"/>
     <w:link w:val="Mini-H1"/>
-    <w:rsid w:val="0050664B"/>
+    <w:uiPriority w:val="5"/>
+    <w:semiHidden/>
+    <w:rsid w:val="00F12E05"/>
     <w:rPr>
       <w:rFonts w:asciiTheme="majorHAnsi" w:eastAsiaTheme="majorEastAsia" w:hAnsiTheme="majorHAnsi" w:cstheme="majorBidi"/>
       <w:bCs/>
@@ -23820,7 +21782,8 @@
     <w:next w:val="Normal"/>
     <w:link w:val="H-3Char"/>
     <w:autoRedefine/>
-    <w:uiPriority w:val="1"/>
+    <w:uiPriority w:val="5"/>
+    <w:semiHidden/>
     <w:qFormat/>
     <w:rsid w:val="00835E79"/>
     <w:pPr>
@@ -23841,8 +21804,9 @@
     <w:name w:val="H-3 Char"/>
     <w:basedOn w:val="Heading3Char"/>
     <w:link w:val="H-3"/>
-    <w:uiPriority w:val="1"/>
-    <w:rsid w:val="00835E79"/>
+    <w:uiPriority w:val="5"/>
+    <w:semiHidden/>
+    <w:rsid w:val="00F12E05"/>
     <w:rPr>
       <w:rFonts w:ascii="Arial" w:eastAsia="Arial" w:hAnsi="Arial" w:cs="Arial"/>
       <w:b/>
@@ -23857,7 +21821,8 @@
     <w:basedOn w:val="Heading3"/>
     <w:link w:val="Style3Char"/>
     <w:autoRedefine/>
-    <w:uiPriority w:val="1"/>
+    <w:uiPriority w:val="5"/>
+    <w:semiHidden/>
     <w:qFormat/>
     <w:rsid w:val="00835E79"/>
     <w:pPr>
@@ -23883,8 +21848,9 @@
     <w:name w:val="Style3 Char"/>
     <w:basedOn w:val="DefaultParagraphFont"/>
     <w:link w:val="Style3"/>
-    <w:uiPriority w:val="1"/>
-    <w:rsid w:val="00835E79"/>
+    <w:uiPriority w:val="5"/>
+    <w:semiHidden/>
+    <w:rsid w:val="00F12E05"/>
     <w:rPr>
       <w:rFonts w:ascii="Arial" w:eastAsia="Arial" w:hAnsi="Arial" w:cs="Arial"/>
       <w:b/>
@@ -23899,7 +21865,8 @@
     <w:basedOn w:val="Normal"/>
     <w:link w:val="12ptHeadingsChar"/>
     <w:autoRedefine/>
-    <w:uiPriority w:val="1"/>
+    <w:uiPriority w:val="5"/>
+    <w:semiHidden/>
     <w:qFormat/>
     <w:rsid w:val="00023F69"/>
     <w:pPr>
@@ -23923,8 +21890,9 @@
     <w:name w:val="12 pt Headings Char"/>
     <w:basedOn w:val="DefaultParagraphFont"/>
     <w:link w:val="12ptHeadings"/>
-    <w:uiPriority w:val="1"/>
-    <w:rsid w:val="00023F69"/>
+    <w:uiPriority w:val="5"/>
+    <w:semiHidden/>
+    <w:rsid w:val="00F12E05"/>
     <w:rPr>
       <w:rFonts w:ascii="Arial" w:eastAsia="Arial" w:hAnsi="Arial" w:cs="Arial"/>
       <w:b/>
@@ -23938,6 +21906,8 @@
     <w:basedOn w:val="12ptHeading"/>
     <w:link w:val="13ptHeadingChar"/>
     <w:autoRedefine/>
+    <w:uiPriority w:val="5"/>
+    <w:semiHidden/>
     <w:qFormat/>
     <w:rsid w:val="009C31F9"/>
     <w:pPr>
@@ -23951,7 +21921,9 @@
     <w:name w:val="13pt Heading Char"/>
     <w:basedOn w:val="12ptHeadingChar"/>
     <w:link w:val="13ptHeading"/>
-    <w:rsid w:val="009C31F9"/>
+    <w:uiPriority w:val="5"/>
+    <w:semiHidden/>
+    <w:rsid w:val="00F12E05"/>
     <w:rPr>
       <w:rFonts w:ascii="Arial" w:eastAsia="Arial" w:hAnsi="Arial" w:cs="Arial"/>
       <w:b/>
@@ -23963,19 +21935,17 @@
   </w:style>
   <w:style w:type="paragraph" w:customStyle="1" w:styleId="12ptHeading">
     <w:name w:val="12pt Heading"/>
-    <w:basedOn w:val="Normal"/>
     <w:next w:val="BodyText"/>
     <w:link w:val="12ptHeadingChar"/>
-    <w:autoRedefine/>
     <w:uiPriority w:val="1"/>
     <w:qFormat/>
-    <w:rsid w:val="009C31F9"/>
+    <w:rsid w:val="009009AA"/>
     <w:pPr>
       <w:keepNext/>
       <w:widowControl w:val="0"/>
       <w:autoSpaceDE w:val="0"/>
       <w:autoSpaceDN w:val="0"/>
-      <w:spacing w:before="240" w:after="80" w:line="240" w:lineRule="auto"/>
+      <w:spacing w:before="240" w:after="80"/>
       <w:outlineLvl w:val="3"/>
     </w:pPr>
     <w:rPr>
@@ -23984,7 +21954,6 @@
       <w:color w:val="000000"/>
       <w:kern w:val="36"/>
       <w:szCs w:val="26"/>
-      <w:lang w:eastAsia="en-US"/>
     </w:rPr>
   </w:style>
   <w:style w:type="character" w:customStyle="1" w:styleId="12ptHeadingChar">
@@ -23992,7 +21961,7 @@
     <w:basedOn w:val="DefaultParagraphFont"/>
     <w:link w:val="12ptHeading"/>
     <w:uiPriority w:val="1"/>
-    <w:rsid w:val="009C31F9"/>
+    <w:rsid w:val="009009AA"/>
     <w:rPr>
       <w:rFonts w:ascii="Arial" w:eastAsia="Arial" w:hAnsi="Arial" w:cs="Arial"/>
       <w:b/>
@@ -24003,29 +21972,29 @@
   </w:style>
   <w:style w:type="paragraph" w:customStyle="1" w:styleId="135ptHeading">
     <w:name w:val="13.5pt Heading"/>
-    <w:basedOn w:val="12ptHeading"/>
     <w:next w:val="BodyText"/>
     <w:link w:val="135ptHeadingChar"/>
-    <w:autoRedefine/>
-    <w:uiPriority w:val="1"/>
     <w:qFormat/>
-    <w:rsid w:val="009F51CF"/>
+    <w:rsid w:val="009009AA"/>
     <w:pPr>
-      <w:autoSpaceDE/>
-      <w:autoSpaceDN/>
+      <w:keepNext/>
+      <w:widowControl w:val="0"/>
+      <w:spacing w:before="240" w:after="80"/>
       <w:outlineLvl w:val="2"/>
     </w:pPr>
     <w:rPr>
-      <w:kern w:val="0"/>
+      <w:rFonts w:ascii="Arial" w:eastAsia="Arial" w:hAnsi="Arial" w:cs="Arial"/>
+      <w:b/>
+      <w:color w:val="000000"/>
       <w:sz w:val="27"/>
+      <w:szCs w:val="26"/>
     </w:rPr>
   </w:style>
   <w:style w:type="character" w:customStyle="1" w:styleId="135ptHeadingChar">
     <w:name w:val="13.5pt Heading Char"/>
     <w:basedOn w:val="12ptHeadingChar"/>
     <w:link w:val="135ptHeading"/>
-    <w:uiPriority w:val="1"/>
-    <w:rsid w:val="009F51CF"/>
+    <w:rsid w:val="009009AA"/>
     <w:rPr>
       <w:rFonts w:ascii="Arial" w:eastAsia="Arial" w:hAnsi="Arial" w:cs="Arial"/>
       <w:b/>
@@ -24041,7 +22010,7 @@
     <w:link w:val="Heading5"/>
     <w:uiPriority w:val="9"/>
     <w:semiHidden/>
-    <w:rsid w:val="008C0D0E"/>
+    <w:rsid w:val="00F12E05"/>
     <w:rPr>
       <w:rFonts w:asciiTheme="minorHAnsi" w:eastAsiaTheme="majorEastAsia" w:hAnsiTheme="minorHAnsi" w:cstheme="majorBidi"/>
       <w:color w:val="0F4761" w:themeColor="accent1" w:themeShade="BF"/>
@@ -24054,7 +22023,7 @@
     <w:link w:val="Heading6"/>
     <w:uiPriority w:val="9"/>
     <w:semiHidden/>
-    <w:rsid w:val="008C0D0E"/>
+    <w:rsid w:val="00F12E05"/>
     <w:rPr>
       <w:rFonts w:asciiTheme="minorHAnsi" w:eastAsiaTheme="majorEastAsia" w:hAnsiTheme="minorHAnsi" w:cstheme="majorBidi"/>
       <w:i/>
@@ -24069,7 +22038,7 @@
     <w:link w:val="Heading7"/>
     <w:uiPriority w:val="9"/>
     <w:semiHidden/>
-    <w:rsid w:val="008C0D0E"/>
+    <w:rsid w:val="00F12E05"/>
     <w:rPr>
       <w:rFonts w:asciiTheme="minorHAnsi" w:eastAsiaTheme="majorEastAsia" w:hAnsiTheme="minorHAnsi" w:cstheme="majorBidi"/>
       <w:color w:val="595959" w:themeColor="text1" w:themeTint="A6"/>
@@ -24082,7 +22051,7 @@
     <w:link w:val="Heading8"/>
     <w:uiPriority w:val="9"/>
     <w:semiHidden/>
-    <w:rsid w:val="008C0D0E"/>
+    <w:rsid w:val="00F12E05"/>
     <w:rPr>
       <w:rFonts w:asciiTheme="minorHAnsi" w:eastAsiaTheme="majorEastAsia" w:hAnsiTheme="minorHAnsi" w:cstheme="majorBidi"/>
       <w:i/>
@@ -24097,7 +22066,7 @@
     <w:link w:val="Heading9"/>
     <w:uiPriority w:val="9"/>
     <w:semiHidden/>
-    <w:rsid w:val="008C0D0E"/>
+    <w:rsid w:val="00F12E05"/>
     <w:rPr>
       <w:rFonts w:asciiTheme="minorHAnsi" w:eastAsiaTheme="majorEastAsia" w:hAnsiTheme="minorHAnsi" w:cstheme="majorBidi"/>
       <w:color w:val="272727" w:themeColor="text1" w:themeTint="D8"/>
@@ -24110,6 +22079,7 @@
     <w:next w:val="Normal"/>
     <w:link w:val="TitleChar"/>
     <w:uiPriority w:val="10"/>
+    <w:semiHidden/>
     <w:qFormat/>
     <w:rsid w:val="008C0D0E"/>
     <w:pPr>
@@ -24129,7 +22099,8 @@
     <w:basedOn w:val="DefaultParagraphFont"/>
     <w:link w:val="Title"/>
     <w:uiPriority w:val="10"/>
-    <w:rsid w:val="008C0D0E"/>
+    <w:semiHidden/>
+    <w:rsid w:val="00F12E05"/>
     <w:rPr>
       <w:rFonts w:asciiTheme="majorHAnsi" w:eastAsiaTheme="majorEastAsia" w:hAnsiTheme="majorHAnsi" w:cstheme="majorBidi"/>
       <w:spacing w:val="-10"/>
@@ -24145,6 +22116,7 @@
     <w:next w:val="Normal"/>
     <w:link w:val="SubtitleChar"/>
     <w:uiPriority w:val="11"/>
+    <w:semiHidden/>
     <w:qFormat/>
     <w:rsid w:val="008C0D0E"/>
     <w:pPr>
@@ -24166,7 +22138,8 @@
     <w:basedOn w:val="DefaultParagraphFont"/>
     <w:link w:val="Subtitle"/>
     <w:uiPriority w:val="11"/>
-    <w:rsid w:val="008C0D0E"/>
+    <w:semiHidden/>
+    <w:rsid w:val="00F12E05"/>
     <w:rPr>
       <w:rFonts w:asciiTheme="minorHAnsi" w:eastAsiaTheme="majorEastAsia" w:hAnsiTheme="minorHAnsi" w:cstheme="majorBidi"/>
       <w:color w:val="595959" w:themeColor="text1" w:themeTint="A6"/>
@@ -24182,6 +22155,7 @@
     <w:next w:val="Normal"/>
     <w:link w:val="QuoteChar"/>
     <w:uiPriority w:val="29"/>
+    <w:semiHidden/>
     <w:qFormat/>
     <w:rsid w:val="008C0D0E"/>
     <w:pPr>
@@ -24199,7 +22173,8 @@
     <w:basedOn w:val="DefaultParagraphFont"/>
     <w:link w:val="Quote"/>
     <w:uiPriority w:val="29"/>
-    <w:rsid w:val="008C0D0E"/>
+    <w:semiHidden/>
+    <w:rsid w:val="00F12E05"/>
     <w:rPr>
       <w:rFonts w:eastAsiaTheme="minorEastAsia"/>
       <w:i/>
@@ -24212,6 +22187,7 @@
     <w:name w:val="List Paragraph"/>
     <w:basedOn w:val="Normal"/>
     <w:uiPriority w:val="34"/>
+    <w:semiHidden/>
     <w:qFormat/>
     <w:rsid w:val="008C0D0E"/>
     <w:pPr>
@@ -24223,6 +22199,7 @@
     <w:name w:val="Intense Emphasis"/>
     <w:basedOn w:val="DefaultParagraphFont"/>
     <w:uiPriority w:val="21"/>
+    <w:semiHidden/>
     <w:qFormat/>
     <w:rsid w:val="008C0D0E"/>
     <w:rPr>
@@ -24237,6 +22214,7 @@
     <w:next w:val="Normal"/>
     <w:link w:val="IntenseQuoteChar"/>
     <w:uiPriority w:val="30"/>
+    <w:semiHidden/>
     <w:qFormat/>
     <w:rsid w:val="008C0D0E"/>
     <w:pPr>
@@ -24259,7 +22237,8 @@
     <w:basedOn w:val="DefaultParagraphFont"/>
     <w:link w:val="IntenseQuote"/>
     <w:uiPriority w:val="30"/>
-    <w:rsid w:val="008C0D0E"/>
+    <w:semiHidden/>
+    <w:rsid w:val="00F12E05"/>
     <w:rPr>
       <w:rFonts w:eastAsiaTheme="minorEastAsia"/>
       <w:i/>
@@ -24272,6 +22251,7 @@
     <w:name w:val="Intense Reference"/>
     <w:basedOn w:val="DefaultParagraphFont"/>
     <w:uiPriority w:val="32"/>
+    <w:semiHidden/>
     <w:qFormat/>
     <w:rsid w:val="008C0D0E"/>
     <w:rPr>
@@ -24285,6 +22265,8 @@
   <w:style w:type="paragraph" w:customStyle="1" w:styleId="isselectedend">
     <w:name w:val="isselectedend"/>
     <w:basedOn w:val="Normal"/>
+    <w:uiPriority w:val="5"/>
+    <w:semiHidden/>
     <w:rsid w:val="00BE21A5"/>
     <w:pPr>
       <w:spacing w:before="100" w:beforeAutospacing="1" w:after="100" w:afterAutospacing="1" w:line="240" w:lineRule="auto"/>
@@ -24298,7 +22280,8 @@
     <w:name w:val="Body Text"/>
     <w:basedOn w:val="Normal"/>
     <w:link w:val="BodyTextChar"/>
-    <w:uiPriority w:val="1"/>
+    <w:uiPriority w:val="5"/>
+    <w:semiHidden/>
     <w:qFormat/>
     <w:rsid w:val="00C47C5D"/>
     <w:pPr>
@@ -24314,24 +22297,27 @@
     <w:name w:val="Body Text Char"/>
     <w:basedOn w:val="DefaultParagraphFont"/>
     <w:link w:val="BodyText"/>
-    <w:uiPriority w:val="1"/>
-    <w:rsid w:val="00C47C5D"/>
+    <w:uiPriority w:val="5"/>
+    <w:semiHidden/>
+    <w:rsid w:val="00F12E05"/>
     <w:rPr>
       <w:rFonts w:ascii="Times New Roman" w:eastAsia="Times New Roman" w:hAnsi="Times New Roman" w:cs="Times New Roman"/>
     </w:rPr>
   </w:style>
   <w:style w:type="paragraph" w:customStyle="1" w:styleId="Body-Header">
     <w:name w:val="Body-Header"/>
-    <w:basedOn w:val="BodyText"/>
     <w:next w:val="Intro-Sentence"/>
     <w:link w:val="Body-HeaderChar"/>
+    <w:uiPriority w:val="2"/>
     <w:qFormat/>
-    <w:rsid w:val="009679EC"/>
+    <w:rsid w:val="009009AA"/>
     <w:pPr>
+      <w:keepNext/>
+      <w:widowControl w:val="0"/>
       <w:spacing w:before="120"/>
     </w:pPr>
     <w:rPr>
-      <w:rFonts w:ascii="Arial" w:hAnsi="Arial" w:cs="Arial"/>
+      <w:rFonts w:ascii="Arial" w:eastAsia="Times New Roman" w:hAnsi="Arial" w:cs="Arial"/>
       <w:b/>
       <w:bCs/>
       <w:sz w:val="22"/>
@@ -24342,7 +22328,8 @@
     <w:name w:val="Body-Header Char"/>
     <w:basedOn w:val="BodyTextChar"/>
     <w:link w:val="Body-Header"/>
-    <w:rsid w:val="009679EC"/>
+    <w:uiPriority w:val="2"/>
+    <w:rsid w:val="009009AA"/>
     <w:rPr>
       <w:rFonts w:ascii="Arial" w:eastAsia="Times New Roman" w:hAnsi="Arial" w:cs="Arial"/>
       <w:b/>
@@ -24353,15 +22340,17 @@
   </w:style>
   <w:style w:type="paragraph" w:customStyle="1" w:styleId="Intro-Sentence">
     <w:name w:val="Intro-Sentence"/>
-    <w:basedOn w:val="BodyText"/>
     <w:next w:val="List-Sentence"/>
     <w:link w:val="Intro-SentenceChar"/>
+    <w:uiPriority w:val="3"/>
     <w:qFormat/>
-    <w:rsid w:val="009679EC"/>
+    <w:rsid w:val="00890D88"/>
     <w:pPr>
+      <w:keepNext/>
       <w:spacing w:before="6" w:after="120"/>
     </w:pPr>
     <w:rPr>
+      <w:rFonts w:ascii="Times New Roman" w:eastAsia="Times New Roman" w:hAnsi="Times New Roman" w:cs="Times New Roman"/>
       <w:sz w:val="22"/>
     </w:rPr>
   </w:style>
@@ -24369,7 +22358,8 @@
     <w:name w:val="Intro-Sentence Char"/>
     <w:basedOn w:val="BodyTextChar"/>
     <w:link w:val="Intro-Sentence"/>
-    <w:rsid w:val="009679EC"/>
+    <w:uiPriority w:val="3"/>
+    <w:rsid w:val="00890D88"/>
     <w:rPr>
       <w:rFonts w:ascii="Times New Roman" w:eastAsia="Times New Roman" w:hAnsi="Times New Roman" w:cs="Times New Roman"/>
       <w:sz w:val="22"/>
@@ -24377,19 +22367,19 @@
   </w:style>
   <w:style w:type="paragraph" w:customStyle="1" w:styleId="List-Sentence">
     <w:name w:val="List-Sentence"/>
-    <w:basedOn w:val="Normal"/>
     <w:link w:val="List-SentenceChar"/>
+    <w:uiPriority w:val="4"/>
     <w:qFormat/>
-    <w:rsid w:val="009679EC"/>
+    <w:rsid w:val="007C75DC"/>
     <w:pPr>
-      <w:spacing w:before="6" w:line="240" w:lineRule="auto"/>
+      <w:widowControl w:val="0"/>
+      <w:spacing w:before="6"/>
     </w:pPr>
     <w:rPr>
       <w:rFonts w:ascii="Times New Roman" w:eastAsia="Arial" w:hAnsi="Times New Roman" w:cs="Times New Roman"/>
       <w:kern w:val="2"/>
       <w:sz w:val="22"/>
       <w:szCs w:val="22"/>
-      <w:lang w:eastAsia="en-US"/>
       <w14:ligatures w14:val="standardContextual"/>
     </w:rPr>
   </w:style>
@@ -24397,7 +22387,8 @@
     <w:name w:val="List-Sentence Char"/>
     <w:basedOn w:val="DefaultParagraphFont"/>
     <w:link w:val="List-Sentence"/>
-    <w:rsid w:val="009679EC"/>
+    <w:uiPriority w:val="4"/>
+    <w:rsid w:val="007C75DC"/>
     <w:rPr>
       <w:rFonts w:ascii="Times New Roman" w:eastAsia="Arial" w:hAnsi="Times New Roman" w:cs="Times New Roman"/>
       <w:kern w:val="2"/>
@@ -24408,6 +22399,8 @@
   </w:style>
   <w:style w:type="paragraph" w:customStyle="1" w:styleId="M5AlgorithmHeading">
     <w:name w:val="M5 Algorithm Heading"/>
+    <w:uiPriority w:val="5"/>
+    <w:semiHidden/>
     <w:rsid w:val="003B6AC7"/>
     <w:pPr>
       <w:keepNext/>
@@ -24422,6 +22415,8 @@
   </w:style>
   <w:style w:type="paragraph" w:customStyle="1" w:styleId="M5SectionHeading">
     <w:name w:val="M5 Section Heading"/>
+    <w:uiPriority w:val="5"/>
+    <w:semiHidden/>
     <w:rsid w:val="003B6AC7"/>
     <w:pPr>
       <w:keepNext/>

--- a/04_QA_Review/Approved/Milestone_5_Algorithms/SDD/RA_M5_SDD_5.0ComponentDesign_v02.docx
+++ b/04_QA_Review/Approved/Milestone_5_Algorithms/SDD/RA_M5_SDD_5.0ComponentDesign_v02.docx
@@ -1,6 +1,6 @@
 
 <file path=word/document.xml><?xml version="1.0" encoding="utf-8"?>
-<w:document xmlns:wpc="http://schemas.microsoft.com/office/word/2010/wordprocessingCanvas" xmlns:cx="http://schemas.microsoft.com/office/drawing/2014/chartex" xmlns:cx1="http://schemas.microsoft.com/office/drawing/2015/9/8/chartex" xmlns:cx2="http://schemas.microsoft.com/office/drawing/2015/10/21/chartex" xmlns:cx3="http://schemas.microsoft.com/office/drawing/2016/5/9/chartex" xmlns:cx4="http://schemas.microsoft.com/office/drawing/2016/5/10/chartex" xmlns:cx5="http://schemas.microsoft.com/office/drawing/2016/5/11/chartex" xmlns:cx6="http://schemas.microsoft.com/office/drawing/2016/5/12/chartex" xmlns:cx7="http://schemas.microsoft.com/office/drawing/2016/5/13/chartex" xmlns:cx8="http://schemas.microsoft.com/office/drawing/2016/5/14/chartex" xmlns:mc="http://schemas.openxmlformats.org/markup-compatibility/2006" xmlns:aink="http://schemas.microsoft.com/office/drawing/2016/ink" xmlns:am3d="http://schemas.microsoft.com/office/drawing/2017/model3d" xmlns:o="urn:schemas-microsoft-com:office:office" xmlns:oel="http://schemas.microsoft.com/office/2019/extlst" xmlns:r="http://schemas.openxmlformats.org/officeDocument/2006/relationships" xmlns:m="http://schemas.openxmlformats.org/officeDocument/2006/math" xmlns:v="urn:schemas-microsoft-com:vml" xmlns:wp14="http://schemas.microsoft.com/office/word/2010/wordprocessingDrawing" xmlns:wp="http://schemas.openxmlformats.org/drawingml/2006/wordprocessingDrawing" xmlns:w10="urn:schemas-microsoft-com:office:word" xmlns:w="http://schemas.openxmlformats.org/wordprocessingml/2006/main" xmlns:w14="http://schemas.microsoft.com/office/word/2010/wordml" xmlns:w15="http://schemas.microsoft.com/office/word/2012/wordml" xmlns:w16cex="http://schemas.microsoft.com/office/word/2018/wordml/cex" xmlns:w16cid="http://schemas.microsoft.com/office/word/2016/wordml/cid" xmlns:w16="http://schemas.microsoft.com/office/word/2018/wordml" xmlns:w16du="http://schemas.microsoft.com/office/word/2023/wordml/word16du" xmlns:w16sdtdh="http://schemas.microsoft.com/office/word/2020/wordml/sdtdatahash" xmlns:w16sdtfl="http://schemas.microsoft.com/office/word/2024/wordml/sdtformatlock" xmlns:w16se="http://schemas.microsoft.com/office/word/2015/wordml/symex" xmlns:wpg="http://schemas.microsoft.com/office/word/2010/wordprocessingGroup" xmlns:wpi="http://schemas.microsoft.com/office/word/2010/wordprocessingInk" xmlns:wne="http://schemas.microsoft.com/office/word/2006/wordml" xmlns:wps="http://schemas.microsoft.com/office/word/2010/wordprocessingShape" mc:Ignorable="w14 w15 w16se w16cid w16 w16cex w16sdtdh w16sdtfl w16du wp14">
+<w:document xmlns:wpc="http://schemas.microsoft.com/office/word/2010/wordprocessingCanvas" xmlns:cx="http://schemas.microsoft.com/office/drawing/2014/chartex" xmlns:cx1="http://schemas.microsoft.com/office/drawing/2015/9/8/chartex" xmlns:cx2="http://schemas.microsoft.com/office/drawing/2015/10/21/chartex" xmlns:cx3="http://schemas.microsoft.com/office/drawing/2016/5/9/chartex" xmlns:cx4="http://schemas.microsoft.com/office/drawing/2016/5/10/chartex" xmlns:cx5="http://schemas.microsoft.com/office/drawing/2016/5/11/chartex" xmlns:cx6="http://schemas.microsoft.com/office/drawing/2016/5/12/chartex" xmlns:cx7="http://schemas.microsoft.com/office/drawing/2016/5/13/chartex" xmlns:cx8="http://schemas.microsoft.com/office/drawing/2016/5/14/chartex" xmlns:mc="http://schemas.openxmlformats.org/markup-compatibility/2006" xmlns:aink="http://schemas.microsoft.com/office/drawing/2016/ink" xmlns:am3d="http://schemas.microsoft.com/office/drawing/2017/model3d" xmlns:o="urn:schemas-microsoft-com:office:office" xmlns:oel="http://schemas.microsoft.com/office/2019/extlst" xmlns:r="http://schemas.openxmlformats.org/officeDocument/2006/relationships" xmlns:m="http://schemas.openxmlformats.org/officeDocument/2006/math" xmlns:v="urn:schemas-microsoft-com:vml" xmlns:wp14="http://schemas.microsoft.com/office/word/2010/wordprocessingDrawing" xmlns:wp="http://schemas.openxmlformats.org/drawingml/2006/wordprocessingDrawing" xmlns:w10="urn:schemas-microsoft-com:office:word" xmlns:w="http://schemas.openxmlformats.org/wordprocessingml/2006/main" xmlns:w14="http://schemas.microsoft.com/office/word/2010/wordml" xmlns:w15="http://schemas.microsoft.com/office/word/2012/wordml" xmlns:w16cex="http://schemas.microsoft.com/office/word/2018/wordml/cex" xmlns:w16cid="http://schemas.microsoft.com/office/word/2016/wordml/cid" xmlns:w16="http://schemas.microsoft.com/office/word/2018/wordml" xmlns:w16sdtdh="http://schemas.microsoft.com/office/word/2020/wordml/sdtdatahash" xmlns:w16se="http://schemas.microsoft.com/office/word/2015/wordml/symex" xmlns:wpg="http://schemas.microsoft.com/office/word/2010/wordprocessingGroup" xmlns:wpi="http://schemas.microsoft.com/office/word/2010/wordprocessingInk" xmlns:wne="http://schemas.microsoft.com/office/word/2006/wordml" xmlns:wps="http://schemas.microsoft.com/office/word/2010/wordprocessingShape" mc:Ignorable="w14 w15 w16se w16cid w16 w16cex w16sdtdh wp14">
   <w:body>
     <w:p>
       <w:pPr>
@@ -111,16 +111,14 @@
     </w:p>
     <w:p>
       <w:pPr>
-        <w:pStyle w:val="Intro-Sentence"/>
-      </w:pPr>
-      <w:r>
+        <w:pStyle w:val="List-Sentence"/>
+      </w:pPr>
+      <w:r>
+        <w:rPr>
+          <w:rFonts w:eastAsia="Times New Roman"/>
+        </w:rPr>
         <w:t>Determines which view should be shown and updates navigation state.</w:t>
       </w:r>
-    </w:p>
-    <w:p>
-      <w:pPr>
-        <w:pStyle w:val="List-Sentence"/>
-      </w:pPr>
       <w:r>
         <w:rPr>
           <w:noProof/>
@@ -266,6 +264,17 @@
     </w:p>
     <w:p>
       <w:pPr>
+        <w:pStyle w:val="BodyText"/>
+        <w:spacing w:before="6"/>
+        <w:rPr>
+          <w:rFonts w:eastAsia="Arial"/>
+          <w:sz w:val="22"/>
+          <w:szCs w:val="22"/>
+        </w:rPr>
+      </w:pPr>
+    </w:p>
+    <w:p>
+      <w:pPr>
         <w:pStyle w:val="12ptHeading"/>
       </w:pPr>
       <w:r>
@@ -288,43 +297,47 @@
     </w:p>
     <w:p>
       <w:pPr>
-        <w:pStyle w:val="Body-Header"/>
-        <w:rPr>
+        <w:keepNext/>
+        <w:spacing w:before="6" w:line="240" w:lineRule="auto"/>
+        <w:rPr>
+          <w:rFonts w:ascii="Times New Roman" w:hAnsi="Times New Roman" w:cs="Times New Roman"/>
+          <w:sz w:val="22"/>
+          <w:szCs w:val="22"/>
+        </w:rPr>
+      </w:pPr>
+      <w:r>
+        <w:rPr>
+          <w:rStyle w:val="Body-HeaderChar"/>
           <w:rFonts w:eastAsiaTheme="minorEastAsia"/>
         </w:rPr>
-      </w:pPr>
-      <w:r>
-        <w:rPr>
-          <w:rFonts w:eastAsiaTheme="minorEastAsia"/>
-        </w:rPr>
         <w:t>Purpose:</w:t>
       </w:r>
-    </w:p>
-    <w:p>
-      <w:pPr>
-        <w:pStyle w:val="Intro-Sentence"/>
+      <w:r>
+        <w:rPr>
+          <w:rFonts w:ascii="Arial" w:hAnsi="Arial" w:cs="Arial"/>
+          <w:sz w:val="22"/>
+          <w:szCs w:val="22"/>
+        </w:rPr>
+        <w:br/>
+      </w:r>
+      <w:r>
         <w:rPr>
           <w:rStyle w:val="Intro-SentenceChar"/>
           <w:rFonts w:eastAsiaTheme="minorEastAsia"/>
         </w:rPr>
-      </w:pPr>
-      <w:r>
-        <w:rPr>
-          <w:rStyle w:val="Intro-SentenceChar"/>
-          <w:rFonts w:eastAsiaTheme="minorEastAsia"/>
-        </w:rPr>
         <w:t>Determines the correct target view from a selected menu/button action.</w:t>
       </w:r>
     </w:p>
     <w:p>
       <w:pPr>
-        <w:pStyle w:val="List-Sentence"/>
-        <w:rPr>
+        <w:rPr>
+          <w:rFonts w:ascii="Arial" w:hAnsi="Arial" w:cs="Arial"/>
           <w:noProof/>
         </w:rPr>
       </w:pPr>
       <w:r>
         <w:rPr>
+          <w:rFonts w:ascii="Arial" w:hAnsi="Arial" w:cs="Arial"/>
           <w:noProof/>
         </w:rPr>
         <w:drawing>
@@ -379,105 +392,207 @@
     </w:p>
     <w:p>
       <w:pPr>
-        <w:pStyle w:val="Body-Header"/>
-        <w:rPr>
-          <w:rFonts w:ascii="Times New Roman" w:hAnsi="Times New Roman" w:cs="Times New Roman"/>
-        </w:rPr>
-      </w:pPr>
-      <w:r>
+        <w:keepNext/>
+        <w:spacing w:before="6" w:line="240" w:lineRule="auto"/>
+        <w:rPr>
+          <w:rFonts w:ascii="Times New Roman" w:hAnsi="Times New Roman" w:cs="Times New Roman"/>
+          <w:sz w:val="22"/>
+          <w:szCs w:val="22"/>
+        </w:rPr>
+      </w:pPr>
+      <w:r>
+        <w:rPr>
+          <w:rFonts w:ascii="Arial" w:hAnsi="Arial" w:cs="Arial"/>
+          <w:b/>
+          <w:bCs/>
+          <w:sz w:val="22"/>
+          <w:szCs w:val="22"/>
+        </w:rPr>
         <w:t>Local Data</w:t>
       </w:r>
       <w:r>
+        <w:rPr>
+          <w:rFonts w:ascii="Arial" w:hAnsi="Arial" w:cs="Arial"/>
+          <w:b/>
+          <w:bCs/>
+          <w:sz w:val="22"/>
+          <w:szCs w:val="22"/>
+        </w:rPr>
         <w:t>:</w:t>
       </w:r>
     </w:p>
     <w:p>
       <w:pPr>
-        <w:pStyle w:val="List-Sentence"/>
+        <w:keepNext/>
+        <w:spacing w:before="6" w:line="240" w:lineRule="auto"/>
+        <w:rPr>
+          <w:rFonts w:ascii="Times New Roman" w:hAnsi="Times New Roman" w:cs="Times New Roman"/>
+          <w:sz w:val="22"/>
+          <w:szCs w:val="22"/>
+        </w:rPr>
       </w:pPr>
       <w:proofErr w:type="spellStart"/>
       <w:proofErr w:type="gramStart"/>
       <w:r>
+        <w:rPr>
+          <w:rFonts w:ascii="Times New Roman" w:hAnsi="Times New Roman" w:cs="Times New Roman"/>
+          <w:sz w:val="22"/>
+          <w:szCs w:val="22"/>
+        </w:rPr>
         <w:t>userState</w:t>
       </w:r>
       <w:proofErr w:type="spellEnd"/>
       <w:r>
+        <w:rPr>
+          <w:rFonts w:ascii="Times New Roman" w:hAnsi="Times New Roman" w:cs="Times New Roman"/>
+          <w:sz w:val="22"/>
+          <w:szCs w:val="22"/>
+        </w:rPr>
         <w:t xml:space="preserve"> :</w:t>
       </w:r>
       <w:proofErr w:type="gramEnd"/>
       <w:r>
+        <w:rPr>
+          <w:rFonts w:ascii="Times New Roman" w:hAnsi="Times New Roman" w:cs="Times New Roman"/>
+          <w:sz w:val="22"/>
+          <w:szCs w:val="22"/>
+        </w:rPr>
         <w:t xml:space="preserve"> State</w:t>
       </w:r>
     </w:p>
     <w:p>
       <w:pPr>
-        <w:pStyle w:val="List-Sentence"/>
+        <w:spacing w:before="6" w:line="240" w:lineRule="auto"/>
+        <w:rPr>
+          <w:rFonts w:ascii="Times New Roman" w:hAnsi="Times New Roman" w:cs="Times New Roman"/>
+          <w:sz w:val="22"/>
+          <w:szCs w:val="22"/>
+        </w:rPr>
       </w:pPr>
       <w:proofErr w:type="gramStart"/>
       <w:r>
+        <w:rPr>
+          <w:rFonts w:ascii="Times New Roman" w:hAnsi="Times New Roman" w:cs="Times New Roman"/>
+          <w:sz w:val="22"/>
+          <w:szCs w:val="22"/>
+        </w:rPr>
         <w:t>route :</w:t>
       </w:r>
       <w:proofErr w:type="gramEnd"/>
       <w:r>
+        <w:rPr>
+          <w:rFonts w:ascii="Times New Roman" w:hAnsi="Times New Roman" w:cs="Times New Roman"/>
+          <w:sz w:val="22"/>
+          <w:szCs w:val="22"/>
+        </w:rPr>
         <w:t xml:space="preserve"> Route</w:t>
       </w:r>
     </w:p>
     <w:p>
       <w:pPr>
-        <w:pStyle w:val="12ptHeading"/>
-      </w:pPr>
-      <w:r>
+        <w:pStyle w:val="BodyText"/>
+        <w:spacing w:before="6"/>
+        <w:rPr>
+          <w:sz w:val="22"/>
+        </w:rPr>
+      </w:pPr>
+    </w:p>
+    <w:p>
+      <w:pPr>
+        <w:keepNext/>
+        <w:outlineLvl w:val="3"/>
+        <w:rPr>
+          <w:rFonts w:ascii="Arial" w:hAnsi="Arial" w:cs="Arial"/>
+          <w:b/>
+          <w:bCs/>
+        </w:rPr>
+      </w:pPr>
+      <w:r>
+        <w:rPr>
+          <w:rFonts w:ascii="Arial" w:hAnsi="Arial" w:cs="Arial"/>
+          <w:b/>
+          <w:bCs/>
+        </w:rPr>
         <w:lastRenderedPageBreak/>
         <w:t xml:space="preserve">1.2.2 &amp; 1.3.2-ALG </w:t>
       </w:r>
       <w:proofErr w:type="spellStart"/>
       <w:proofErr w:type="gramStart"/>
       <w:r>
+        <w:rPr>
+          <w:rFonts w:ascii="Arial" w:hAnsi="Arial" w:cs="Arial"/>
+          <w:b/>
+          <w:bCs/>
+        </w:rPr>
         <w:t>onInit</w:t>
       </w:r>
       <w:proofErr w:type="spellEnd"/>
       <w:r>
+        <w:rPr>
+          <w:rFonts w:ascii="Arial" w:hAnsi="Arial" w:cs="Arial"/>
+          <w:b/>
+          <w:bCs/>
+        </w:rPr>
         <w:t>(</w:t>
       </w:r>
       <w:proofErr w:type="gramEnd"/>
       <w:r>
+        <w:rPr>
+          <w:rFonts w:ascii="Arial" w:hAnsi="Arial" w:cs="Arial"/>
+          <w:b/>
+          <w:bCs/>
+        </w:rPr>
         <w:t>) Algorithm</w:t>
       </w:r>
     </w:p>
     <w:p>
       <w:pPr>
-        <w:pStyle w:val="Body-Header"/>
-        <w:rPr>
+        <w:keepNext/>
+        <w:spacing w:before="6" w:line="240" w:lineRule="auto"/>
+        <w:rPr>
+          <w:rFonts w:ascii="Times New Roman" w:hAnsi="Times New Roman" w:cs="Times New Roman"/>
+          <w:sz w:val="22"/>
+          <w:szCs w:val="22"/>
+        </w:rPr>
+      </w:pPr>
+      <w:r>
+        <w:rPr>
+          <w:rStyle w:val="Body-HeaderChar"/>
           <w:rFonts w:eastAsiaTheme="minorEastAsia"/>
         </w:rPr>
-      </w:pPr>
-      <w:r>
-        <w:rPr>
+        <w:t>Purpose:</w:t>
+      </w:r>
+      <w:r>
+        <w:rPr>
+          <w:rFonts w:ascii="Arial" w:hAnsi="Arial" w:cs="Arial"/>
+          <w:sz w:val="22"/>
+          <w:szCs w:val="22"/>
+        </w:rPr>
+        <w:br/>
+      </w:r>
+      <w:r>
+        <w:rPr>
+          <w:rStyle w:val="Intro-SentenceChar"/>
           <w:rFonts w:eastAsiaTheme="minorEastAsia"/>
         </w:rPr>
-        <w:t>Purpose:</w:t>
-      </w:r>
-    </w:p>
-    <w:p>
-      <w:pPr>
-        <w:pStyle w:val="Intro-Sentence"/>
-      </w:pPr>
-      <w:r>
         <w:t>Performs initial view setup when a page/view loads.</w:t>
       </w:r>
     </w:p>
     <w:p>
       <w:pPr>
-        <w:pStyle w:val="List-Sentence"/>
-      </w:pPr>
-      <w:r>
-        <w:rPr>
+        <w:rPr>
+          <w:rFonts w:ascii="Arial" w:hAnsi="Arial" w:cs="Arial"/>
+        </w:rPr>
+      </w:pPr>
+      <w:r>
+        <w:rPr>
+          <w:rFonts w:ascii="Arial" w:hAnsi="Arial" w:cs="Arial"/>
           <w:noProof/>
         </w:rPr>
         <w:drawing>
-          <wp:inline distT="0" distB="0" distL="0" distR="0" wp14:anchorId="5422B88A" wp14:editId="3681DD21">
-            <wp:extent cx="5943600" cy="3883351"/>
-            <wp:effectExtent l="0" t="0" r="0" b="3175"/>
+          <wp:inline distT="0" distB="0" distL="0" distR="0" wp14:anchorId="5422B88A" wp14:editId="48744542">
+            <wp:extent cx="5943600" cy="3840480"/>
+            <wp:effectExtent l="0" t="0" r="0" b="7620"/>
             <wp:docPr id="1516662980" name="Picture 3"/>
             <wp:cNvGraphicFramePr>
               <a:graphicFrameLocks xmlns:a="http://schemas.openxmlformats.org/drawingml/2006/main" noChangeAspect="1"/>
@@ -499,7 +614,7 @@
                         </a:ext>
                       </a:extLst>
                     </a:blip>
-                    <a:srcRect l="-1" t="-1" r="51688" b="71088"/>
+                    <a:srcRect r="46721" b="68468"/>
                     <a:stretch>
                       <a:fillRect/>
                     </a:stretch>
@@ -507,7 +622,7 @@
                   <pic:spPr bwMode="auto">
                     <a:xfrm>
                       <a:off x="0" y="0"/>
-                      <a:ext cx="5943600" cy="3883351"/>
+                      <a:ext cx="5943600" cy="3840480"/>
                     </a:xfrm>
                     <a:prstGeom prst="rect">
                       <a:avLst/>
@@ -531,15 +646,32 @@
     </w:p>
     <w:p>
       <w:pPr>
-        <w:pStyle w:val="Body-Header"/>
-        <w:rPr>
-          <w:rFonts w:ascii="Times New Roman" w:hAnsi="Times New Roman" w:cs="Times New Roman"/>
-        </w:rPr>
-      </w:pPr>
-      <w:r>
+        <w:keepNext/>
+        <w:spacing w:before="6"/>
+        <w:rPr>
+          <w:rFonts w:ascii="Times New Roman" w:hAnsi="Times New Roman" w:cs="Times New Roman"/>
+          <w:sz w:val="22"/>
+          <w:szCs w:val="22"/>
+        </w:rPr>
+      </w:pPr>
+      <w:r>
+        <w:rPr>
+          <w:rFonts w:ascii="Arial" w:hAnsi="Arial" w:cs="Arial"/>
+          <w:b/>
+          <w:bCs/>
+          <w:sz w:val="22"/>
+          <w:szCs w:val="22"/>
+        </w:rPr>
         <w:t>Local Data</w:t>
       </w:r>
       <w:r>
+        <w:rPr>
+          <w:rFonts w:ascii="Arial" w:hAnsi="Arial" w:cs="Arial"/>
+          <w:b/>
+          <w:bCs/>
+          <w:sz w:val="22"/>
+          <w:szCs w:val="22"/>
+        </w:rPr>
         <w:t>:</w:t>
       </w:r>
     </w:p>
@@ -581,26 +713,125 @@
     </w:p>
     <w:p>
       <w:pPr>
-        <w:pStyle w:val="12ptHeading"/>
-      </w:pPr>
-      <w:r>
+        <w:pStyle w:val="BodyText"/>
+        <w:spacing w:before="6"/>
+        <w:rPr>
+          <w:sz w:val="22"/>
+        </w:rPr>
+      </w:pPr>
+    </w:p>
+    <w:p>
+      <w:pPr>
+        <w:keepNext/>
+        <w:spacing w:before="6" w:line="240" w:lineRule="auto"/>
+        <w:outlineLvl w:val="3"/>
+        <w:rPr>
+          <w:rFonts w:ascii="Arial" w:eastAsia="Arial" w:hAnsi="Arial" w:cs="Arial"/>
+          <w:b/>
+          <w:bCs/>
+        </w:rPr>
+      </w:pPr>
+    </w:p>
+    <w:p>
+      <w:pPr>
+        <w:keepNext/>
+        <w:spacing w:before="6" w:line="240" w:lineRule="auto"/>
+        <w:outlineLvl w:val="3"/>
+        <w:rPr>
+          <w:rFonts w:ascii="Arial" w:eastAsia="Arial" w:hAnsi="Arial" w:cs="Arial"/>
+          <w:b/>
+          <w:bCs/>
+        </w:rPr>
+      </w:pPr>
+    </w:p>
+    <w:p>
+      <w:pPr>
+        <w:keepNext/>
+        <w:spacing w:before="6" w:line="240" w:lineRule="auto"/>
+        <w:outlineLvl w:val="3"/>
+        <w:rPr>
+          <w:rFonts w:ascii="Arial" w:eastAsia="Arial" w:hAnsi="Arial" w:cs="Arial"/>
+          <w:b/>
+          <w:bCs/>
+        </w:rPr>
+      </w:pPr>
+    </w:p>
+    <w:p>
+      <w:pPr>
+        <w:keepNext/>
+        <w:spacing w:before="6" w:line="240" w:lineRule="auto"/>
+        <w:outlineLvl w:val="3"/>
+        <w:rPr>
+          <w:rFonts w:ascii="Arial" w:eastAsia="Arial" w:hAnsi="Arial" w:cs="Arial"/>
+          <w:b/>
+          <w:bCs/>
+        </w:rPr>
+      </w:pPr>
+    </w:p>
+    <w:p/>
+    <w:p/>
+    <w:p/>
+    <w:p/>
+    <w:p/>
+    <w:p/>
+    <w:p/>
+    <w:p/>
+    <w:p/>
+    <w:p/>
+    <w:p>
+      <w:pPr>
+        <w:keepNext/>
+        <w:spacing w:before="6" w:line="240" w:lineRule="auto"/>
+        <w:outlineLvl w:val="3"/>
+        <w:rPr>
+          <w:rFonts w:ascii="Arial" w:eastAsia="Arial" w:hAnsi="Arial" w:cs="Arial"/>
+          <w:b/>
+          <w:bCs/>
+        </w:rPr>
+      </w:pPr>
+      <w:r>
+        <w:rPr>
+          <w:rFonts w:ascii="Arial" w:eastAsia="Arial" w:hAnsi="Arial" w:cs="Arial"/>
+          <w:b/>
+          <w:bCs/>
+        </w:rPr>
         <w:lastRenderedPageBreak/>
         <w:t xml:space="preserve">1.2.3 &amp; 1.3.3-ALG </w:t>
       </w:r>
       <w:proofErr w:type="spellStart"/>
       <w:proofErr w:type="gramStart"/>
       <w:r>
+        <w:rPr>
+          <w:rFonts w:ascii="Arial" w:eastAsia="Arial" w:hAnsi="Arial" w:cs="Arial"/>
+          <w:b/>
+          <w:bCs/>
+        </w:rPr>
         <w:t>submitForm</w:t>
       </w:r>
       <w:proofErr w:type="spellEnd"/>
       <w:r>
+        <w:rPr>
+          <w:rFonts w:ascii="Arial" w:eastAsia="Arial" w:hAnsi="Arial" w:cs="Arial"/>
+          <w:b/>
+          <w:bCs/>
+        </w:rPr>
         <w:t>(</w:t>
       </w:r>
       <w:proofErr w:type="gramEnd"/>
       <w:r>
+        <w:rPr>
+          <w:rFonts w:ascii="Arial" w:eastAsia="Arial" w:hAnsi="Arial" w:cs="Arial"/>
+          <w:b/>
+          <w:bCs/>
+        </w:rPr>
         <w:t xml:space="preserve">) </w:t>
       </w:r>
       <w:r>
+        <w:rPr>
+          <w:rFonts w:ascii="Arial" w:eastAsia="Arial" w:hAnsi="Arial" w:cs="Arial"/>
+          <w:b/>
+          <w:bCs/>
+        </w:rPr>
         <w:t>Algorithm</w:t>
       </w:r>
     </w:p>
@@ -634,11 +865,19 @@
     </w:p>
     <w:p>
       <w:pPr>
-        <w:pStyle w:val="List-Sentence"/>
-      </w:pPr>
-      <w:r>
-        <w:rPr>
+        <w:spacing w:before="6" w:line="240" w:lineRule="auto"/>
+        <w:rPr>
+          <w:rFonts w:ascii="Arial" w:hAnsi="Arial" w:cs="Arial"/>
+          <w:sz w:val="22"/>
+          <w:szCs w:val="22"/>
+        </w:rPr>
+      </w:pPr>
+      <w:r>
+        <w:rPr>
+          <w:rFonts w:ascii="Arial" w:hAnsi="Arial" w:cs="Arial"/>
           <w:noProof/>
+          <w:sz w:val="22"/>
+          <w:szCs w:val="22"/>
         </w:rPr>
         <w:drawing>
           <wp:inline distT="0" distB="0" distL="0" distR="0" wp14:anchorId="624B1BF4" wp14:editId="257083E2">
@@ -695,9 +934,23 @@
     </w:p>
     <w:p>
       <w:pPr>
-        <w:pStyle w:val="Body-Header"/>
-      </w:pPr>
-      <w:r>
+        <w:spacing w:before="6" w:line="240" w:lineRule="auto"/>
+        <w:rPr>
+          <w:rFonts w:ascii="Arial" w:hAnsi="Arial" w:cs="Arial"/>
+          <w:b/>
+          <w:bCs/>
+          <w:sz w:val="22"/>
+          <w:szCs w:val="22"/>
+        </w:rPr>
+      </w:pPr>
+      <w:r>
+        <w:rPr>
+          <w:rFonts w:ascii="Arial" w:hAnsi="Arial" w:cs="Arial"/>
+          <w:b/>
+          <w:bCs/>
+          <w:sz w:val="22"/>
+          <w:szCs w:val="22"/>
+        </w:rPr>
         <w:t>Local Data:</w:t>
       </w:r>
     </w:p>
@@ -734,7 +987,176 @@
     </w:p>
     <w:p>
       <w:pPr>
-        <w:pStyle w:val="12ptHeading"/>
+        <w:pStyle w:val="BodyText"/>
+        <w:spacing w:before="6"/>
+        <w:rPr>
+          <w:sz w:val="22"/>
+        </w:rPr>
+      </w:pPr>
+    </w:p>
+    <w:p>
+      <w:pPr>
+        <w:spacing w:before="6" w:line="240" w:lineRule="auto"/>
+        <w:rPr>
+          <w:rFonts w:ascii="Arial" w:hAnsi="Arial" w:cs="Arial"/>
+          <w:b/>
+          <w:bCs/>
+        </w:rPr>
+      </w:pPr>
+    </w:p>
+    <w:p>
+      <w:pPr>
+        <w:spacing w:before="6" w:line="240" w:lineRule="auto"/>
+        <w:rPr>
+          <w:rFonts w:ascii="Arial" w:hAnsi="Arial" w:cs="Arial"/>
+          <w:b/>
+          <w:bCs/>
+        </w:rPr>
+      </w:pPr>
+    </w:p>
+    <w:p>
+      <w:pPr>
+        <w:spacing w:before="6" w:line="240" w:lineRule="auto"/>
+        <w:rPr>
+          <w:rFonts w:ascii="Arial" w:hAnsi="Arial" w:cs="Arial"/>
+          <w:b/>
+          <w:bCs/>
+        </w:rPr>
+      </w:pPr>
+    </w:p>
+    <w:p>
+      <w:pPr>
+        <w:spacing w:before="6" w:line="240" w:lineRule="auto"/>
+        <w:rPr>
+          <w:rFonts w:ascii="Arial" w:hAnsi="Arial" w:cs="Arial"/>
+          <w:b/>
+          <w:bCs/>
+        </w:rPr>
+      </w:pPr>
+    </w:p>
+    <w:p>
+      <w:pPr>
+        <w:spacing w:before="6" w:line="240" w:lineRule="auto"/>
+        <w:rPr>
+          <w:rFonts w:ascii="Arial" w:hAnsi="Arial" w:cs="Arial"/>
+          <w:b/>
+          <w:bCs/>
+        </w:rPr>
+      </w:pPr>
+    </w:p>
+    <w:p>
+      <w:pPr>
+        <w:spacing w:before="6" w:line="240" w:lineRule="auto"/>
+        <w:rPr>
+          <w:rFonts w:ascii="Arial" w:hAnsi="Arial" w:cs="Arial"/>
+          <w:b/>
+          <w:bCs/>
+        </w:rPr>
+      </w:pPr>
+    </w:p>
+    <w:p>
+      <w:pPr>
+        <w:spacing w:before="6" w:line="240" w:lineRule="auto"/>
+        <w:rPr>
+          <w:rFonts w:ascii="Arial" w:hAnsi="Arial" w:cs="Arial"/>
+          <w:b/>
+          <w:bCs/>
+        </w:rPr>
+      </w:pPr>
+    </w:p>
+    <w:p>
+      <w:pPr>
+        <w:spacing w:before="6" w:line="240" w:lineRule="auto"/>
+        <w:rPr>
+          <w:rFonts w:ascii="Arial" w:hAnsi="Arial" w:cs="Arial"/>
+          <w:b/>
+          <w:bCs/>
+        </w:rPr>
+      </w:pPr>
+    </w:p>
+    <w:p>
+      <w:pPr>
+        <w:spacing w:before="6" w:line="240" w:lineRule="auto"/>
+        <w:rPr>
+          <w:rFonts w:ascii="Arial" w:hAnsi="Arial" w:cs="Arial"/>
+          <w:b/>
+          <w:bCs/>
+        </w:rPr>
+      </w:pPr>
+    </w:p>
+    <w:p>
+      <w:pPr>
+        <w:spacing w:before="6" w:line="240" w:lineRule="auto"/>
+        <w:rPr>
+          <w:rFonts w:ascii="Arial" w:hAnsi="Arial" w:cs="Arial"/>
+          <w:b/>
+          <w:bCs/>
+        </w:rPr>
+      </w:pPr>
+    </w:p>
+    <w:p>
+      <w:pPr>
+        <w:spacing w:before="6" w:line="240" w:lineRule="auto"/>
+        <w:rPr>
+          <w:rFonts w:ascii="Arial" w:hAnsi="Arial" w:cs="Arial"/>
+          <w:b/>
+          <w:bCs/>
+        </w:rPr>
+      </w:pPr>
+    </w:p>
+    <w:p>
+      <w:pPr>
+        <w:spacing w:before="6" w:line="240" w:lineRule="auto"/>
+        <w:rPr>
+          <w:rFonts w:ascii="Arial" w:hAnsi="Arial" w:cs="Arial"/>
+          <w:b/>
+          <w:bCs/>
+        </w:rPr>
+      </w:pPr>
+    </w:p>
+    <w:p>
+      <w:pPr>
+        <w:spacing w:before="6" w:line="240" w:lineRule="auto"/>
+        <w:rPr>
+          <w:rFonts w:ascii="Arial" w:hAnsi="Arial" w:cs="Arial"/>
+          <w:b/>
+          <w:bCs/>
+        </w:rPr>
+      </w:pPr>
+    </w:p>
+    <w:p>
+      <w:pPr>
+        <w:spacing w:before="6" w:line="240" w:lineRule="auto"/>
+        <w:rPr>
+          <w:rFonts w:ascii="Arial" w:hAnsi="Arial" w:cs="Arial"/>
+          <w:b/>
+          <w:bCs/>
+        </w:rPr>
+      </w:pPr>
+    </w:p>
+    <w:p>
+      <w:pPr>
+        <w:spacing w:before="6" w:line="240" w:lineRule="auto"/>
+        <w:rPr>
+          <w:rFonts w:ascii="Arial" w:hAnsi="Arial" w:cs="Arial"/>
+          <w:b/>
+          <w:bCs/>
+        </w:rPr>
+      </w:pPr>
+    </w:p>
+    <w:p>
+      <w:pPr>
+        <w:spacing w:before="6" w:line="240" w:lineRule="auto"/>
+        <w:rPr>
+          <w:rFonts w:ascii="Arial" w:hAnsi="Arial" w:cs="Arial"/>
+          <w:b/>
+          <w:bCs/>
+        </w:rPr>
+      </w:pPr>
+    </w:p>
+    <w:p>
+      <w:pPr>
+        <w:pStyle w:val="12ptHeadings"/>
         <w:rPr>
           <w:rFonts w:ascii="Times New Roman" w:hAnsi="Times New Roman" w:cs="Times New Roman"/>
           <w:sz w:val="22"/>
@@ -780,11 +1202,20 @@
     </w:p>
     <w:p>
       <w:pPr>
-        <w:pStyle w:val="List-Sentence"/>
-      </w:pPr>
-      <w:r>
-        <w:rPr>
+        <w:keepNext/>
+        <w:spacing w:before="6" w:line="240" w:lineRule="auto"/>
+        <w:rPr>
+          <w:rFonts w:ascii="Arial" w:hAnsi="Arial" w:cs="Arial"/>
+          <w:sz w:val="22"/>
+          <w:szCs w:val="22"/>
+        </w:rPr>
+      </w:pPr>
+      <w:r>
+        <w:rPr>
+          <w:rFonts w:ascii="Arial" w:hAnsi="Arial" w:cs="Arial"/>
           <w:noProof/>
+          <w:sz w:val="22"/>
+          <w:szCs w:val="22"/>
         </w:rPr>
         <w:drawing>
           <wp:inline distT="0" distB="0" distL="0" distR="0" wp14:anchorId="6B8D8E11" wp14:editId="710ABBB1">
@@ -841,49 +1272,194 @@
     </w:p>
     <w:p>
       <w:pPr>
-        <w:pStyle w:val="Body-Header"/>
-      </w:pPr>
-      <w:r>
+        <w:keepNext/>
+        <w:spacing w:before="6" w:line="240" w:lineRule="auto"/>
+        <w:rPr>
+          <w:rFonts w:ascii="Arial" w:hAnsi="Arial" w:cs="Arial"/>
+          <w:b/>
+          <w:bCs/>
+          <w:sz w:val="22"/>
+          <w:szCs w:val="22"/>
+        </w:rPr>
+      </w:pPr>
+      <w:r>
+        <w:rPr>
+          <w:rFonts w:ascii="Arial" w:hAnsi="Arial" w:cs="Arial"/>
+          <w:b/>
+          <w:bCs/>
+          <w:sz w:val="22"/>
+          <w:szCs w:val="22"/>
+        </w:rPr>
         <w:t>Local Data:</w:t>
       </w:r>
     </w:p>
     <w:p>
       <w:pPr>
-        <w:pStyle w:val="List-Sentence"/>
+        <w:spacing w:before="6" w:line="240" w:lineRule="auto"/>
+        <w:rPr>
+          <w:rFonts w:ascii="Times New Roman" w:hAnsi="Times New Roman" w:cs="Times New Roman"/>
+          <w:sz w:val="22"/>
+          <w:szCs w:val="22"/>
+        </w:rPr>
       </w:pPr>
       <w:proofErr w:type="spellStart"/>
       <w:proofErr w:type="gramStart"/>
       <w:r>
+        <w:rPr>
+          <w:rFonts w:ascii="Times New Roman" w:hAnsi="Times New Roman" w:cs="Times New Roman"/>
+          <w:sz w:val="22"/>
+          <w:szCs w:val="22"/>
+        </w:rPr>
         <w:t>isValid</w:t>
       </w:r>
       <w:proofErr w:type="spellEnd"/>
       <w:r>
+        <w:rPr>
+          <w:rFonts w:ascii="Times New Roman" w:hAnsi="Times New Roman" w:cs="Times New Roman"/>
+          <w:sz w:val="22"/>
+          <w:szCs w:val="22"/>
+        </w:rPr>
         <w:t xml:space="preserve"> :</w:t>
       </w:r>
       <w:proofErr w:type="gramEnd"/>
       <w:r>
+        <w:rPr>
+          <w:rFonts w:ascii="Times New Roman" w:hAnsi="Times New Roman" w:cs="Times New Roman"/>
+          <w:sz w:val="22"/>
+          <w:szCs w:val="22"/>
+        </w:rPr>
         <w:t xml:space="preserve"> </w:t>
       </w:r>
       <w:r>
+        <w:rPr>
+          <w:rFonts w:ascii="Times New Roman" w:hAnsi="Times New Roman" w:cs="Times New Roman"/>
+          <w:sz w:val="22"/>
+          <w:szCs w:val="22"/>
+        </w:rPr>
         <w:t>Boolean</w:t>
       </w:r>
     </w:p>
     <w:p>
       <w:pPr>
-        <w:pStyle w:val="List-Sentence"/>
+        <w:spacing w:before="6" w:line="240" w:lineRule="auto"/>
+        <w:rPr>
+          <w:rFonts w:ascii="Times New Roman" w:hAnsi="Times New Roman" w:cs="Times New Roman"/>
+          <w:sz w:val="22"/>
+          <w:szCs w:val="22"/>
+        </w:rPr>
       </w:pPr>
       <w:proofErr w:type="gramStart"/>
       <w:r>
+        <w:rPr>
+          <w:rFonts w:ascii="Times New Roman" w:hAnsi="Times New Roman" w:cs="Times New Roman"/>
+          <w:sz w:val="22"/>
+          <w:szCs w:val="22"/>
+        </w:rPr>
         <w:t>field :</w:t>
       </w:r>
       <w:proofErr w:type="gramEnd"/>
       <w:r>
+        <w:rPr>
+          <w:rFonts w:ascii="Times New Roman" w:hAnsi="Times New Roman" w:cs="Times New Roman"/>
+          <w:sz w:val="22"/>
+          <w:szCs w:val="22"/>
+        </w:rPr>
         <w:t xml:space="preserve"> HTML DOM Object</w:t>
       </w:r>
     </w:p>
     <w:p>
       <w:pPr>
-        <w:pStyle w:val="12ptHeading"/>
+        <w:spacing w:before="6" w:line="240" w:lineRule="auto"/>
+        <w:rPr>
+          <w:rFonts w:ascii="Times New Roman" w:hAnsi="Times New Roman" w:cs="Times New Roman"/>
+          <w:sz w:val="22"/>
+          <w:szCs w:val="22"/>
+        </w:rPr>
+      </w:pPr>
+    </w:p>
+    <w:p>
+      <w:pPr>
+        <w:spacing w:before="6" w:line="240" w:lineRule="auto"/>
+        <w:rPr>
+          <w:rFonts w:ascii="Arial" w:hAnsi="Arial" w:cs="Arial"/>
+          <w:b/>
+          <w:bCs/>
+        </w:rPr>
+      </w:pPr>
+    </w:p>
+    <w:p>
+      <w:pPr>
+        <w:spacing w:before="6" w:line="240" w:lineRule="auto"/>
+        <w:rPr>
+          <w:rFonts w:ascii="Arial" w:hAnsi="Arial" w:cs="Arial"/>
+          <w:b/>
+          <w:bCs/>
+        </w:rPr>
+      </w:pPr>
+    </w:p>
+    <w:p>
+      <w:pPr>
+        <w:spacing w:before="6" w:line="240" w:lineRule="auto"/>
+        <w:rPr>
+          <w:rFonts w:ascii="Arial" w:hAnsi="Arial" w:cs="Arial"/>
+          <w:b/>
+          <w:bCs/>
+        </w:rPr>
+      </w:pPr>
+    </w:p>
+    <w:p>
+      <w:pPr>
+        <w:spacing w:before="6" w:line="240" w:lineRule="auto"/>
+        <w:rPr>
+          <w:rFonts w:ascii="Arial" w:hAnsi="Arial" w:cs="Arial"/>
+          <w:b/>
+          <w:bCs/>
+        </w:rPr>
+      </w:pPr>
+    </w:p>
+    <w:p>
+      <w:pPr>
+        <w:spacing w:before="6" w:line="240" w:lineRule="auto"/>
+        <w:rPr>
+          <w:rFonts w:ascii="Arial" w:hAnsi="Arial" w:cs="Arial"/>
+          <w:b/>
+          <w:bCs/>
+        </w:rPr>
+      </w:pPr>
+    </w:p>
+    <w:p>
+      <w:pPr>
+        <w:spacing w:before="6" w:line="240" w:lineRule="auto"/>
+        <w:rPr>
+          <w:rFonts w:ascii="Arial" w:hAnsi="Arial" w:cs="Arial"/>
+          <w:b/>
+          <w:bCs/>
+        </w:rPr>
+      </w:pPr>
+    </w:p>
+    <w:p>
+      <w:pPr>
+        <w:spacing w:before="6" w:line="240" w:lineRule="auto"/>
+        <w:rPr>
+          <w:rFonts w:ascii="Arial" w:hAnsi="Arial" w:cs="Arial"/>
+          <w:b/>
+          <w:bCs/>
+        </w:rPr>
+      </w:pPr>
+    </w:p>
+    <w:p>
+      <w:pPr>
+        <w:spacing w:before="6" w:line="240" w:lineRule="auto"/>
+        <w:rPr>
+          <w:rFonts w:ascii="Arial" w:hAnsi="Arial" w:cs="Arial"/>
+          <w:b/>
+          <w:bCs/>
+        </w:rPr>
+      </w:pPr>
+    </w:p>
+    <w:p>
+      <w:pPr>
+        <w:pStyle w:val="12ptHeadings"/>
         <w:rPr>
           <w:rFonts w:ascii="Times New Roman" w:hAnsi="Times New Roman" w:cs="Times New Roman"/>
           <w:sz w:val="22"/>
@@ -918,44 +1494,26 @@
     </w:p>
     <w:p>
       <w:pPr>
-        <w:pStyle w:val="List-Sentence"/>
-        <w:keepNext/>
-        <w:spacing w:after="120"/>
-        <w:rPr>
-          <w:rFonts w:eastAsia="Times New Roman"/>
-          <w:kern w:val="0"/>
-          <w:szCs w:val="24"/>
-          <w14:ligatures w14:val="none"/>
-        </w:rPr>
-      </w:pPr>
-      <w:proofErr w:type="gramStart"/>
-      <w:r>
-        <w:rPr>
-          <w:rFonts w:eastAsia="Times New Roman"/>
-          <w:kern w:val="0"/>
-          <w:szCs w:val="24"/>
-          <w14:ligatures w14:val="none"/>
-        </w:rPr>
-        <w:t>Checks</w:t>
-      </w:r>
-      <w:proofErr w:type="gramEnd"/>
-      <w:r>
-        <w:rPr>
-          <w:rFonts w:eastAsia="Times New Roman"/>
-          <w:kern w:val="0"/>
-          <w:szCs w:val="24"/>
-          <w14:ligatures w14:val="none"/>
-        </w:rPr>
-        <w:t xml:space="preserve"> whether mandatory fields are completed.</w:t>
-      </w:r>
-    </w:p>
-    <w:p>
-      <w:pPr>
-        <w:pStyle w:val="List-Sentence"/>
-      </w:pPr>
-      <w:r>
-        <w:rPr>
+        <w:spacing w:before="6" w:line="240" w:lineRule="auto"/>
+        <w:rPr>
+          <w:rFonts w:ascii="Times New Roman" w:hAnsi="Times New Roman" w:cs="Times New Roman"/>
+          <w:sz w:val="22"/>
+          <w:szCs w:val="22"/>
+        </w:rPr>
+      </w:pPr>
+      <w:r>
+        <w:rPr>
+          <w:rStyle w:val="Intro-SentenceChar"/>
+          <w:rFonts w:eastAsiaTheme="minorEastAsia"/>
+        </w:rPr>
+        <w:t>Checks whether mandatory fields are completed.</w:t>
+      </w:r>
+      <w:r>
+        <w:rPr>
+          <w:rFonts w:ascii="Times New Roman" w:hAnsi="Times New Roman" w:cs="Times New Roman"/>
           <w:noProof/>
+          <w:sz w:val="22"/>
+          <w:szCs w:val="22"/>
         </w:rPr>
         <w:drawing>
           <wp:inline distT="0" distB="0" distL="0" distR="0" wp14:anchorId="6BC39F15" wp14:editId="381A738F">
@@ -1012,9 +1570,24 @@
     </w:p>
     <w:p>
       <w:pPr>
-        <w:pStyle w:val="Body-Header"/>
-      </w:pPr>
-      <w:r>
+        <w:keepNext/>
+        <w:spacing w:before="6" w:line="240" w:lineRule="auto"/>
+        <w:rPr>
+          <w:rFonts w:ascii="Arial" w:hAnsi="Arial" w:cs="Arial"/>
+          <w:b/>
+          <w:bCs/>
+          <w:sz w:val="22"/>
+          <w:szCs w:val="22"/>
+        </w:rPr>
+      </w:pPr>
+      <w:r>
+        <w:rPr>
+          <w:rFonts w:ascii="Arial" w:hAnsi="Arial" w:cs="Arial"/>
+          <w:b/>
+          <w:bCs/>
+          <w:sz w:val="22"/>
+          <w:szCs w:val="22"/>
+        </w:rPr>
         <w:t>Local Data:</w:t>
       </w:r>
     </w:p>
@@ -1051,26 +1624,61 @@
     </w:p>
     <w:p>
       <w:pPr>
-        <w:pStyle w:val="12ptHeading"/>
-        <w:rPr>
+        <w:spacing w:before="6" w:line="240" w:lineRule="auto"/>
+        <w:rPr>
+          <w:rFonts w:ascii="Times New Roman" w:hAnsi="Times New Roman" w:cs="Times New Roman"/>
+          <w:sz w:val="22"/>
+          <w:szCs w:val="22"/>
+        </w:rPr>
+      </w:pPr>
+    </w:p>
+    <w:p>
+      <w:pPr>
+        <w:keepNext/>
+        <w:spacing w:before="6" w:line="240" w:lineRule="auto"/>
+        <w:outlineLvl w:val="2"/>
+        <w:rPr>
+          <w:rFonts w:ascii="Arial" w:hAnsi="Arial" w:cs="Arial"/>
+          <w:b/>
+          <w:bCs/>
           <w:sz w:val="27"/>
           <w:szCs w:val="27"/>
         </w:rPr>
       </w:pPr>
       <w:r>
+        <w:rPr>
+          <w:rFonts w:ascii="Arial" w:hAnsi="Arial" w:cs="Arial"/>
+          <w:b/>
+          <w:bCs/>
+        </w:rPr>
         <w:t xml:space="preserve">1.2.3 &amp; 1.3.3-ALG </w:t>
       </w:r>
       <w:proofErr w:type="spellStart"/>
       <w:proofErr w:type="gramStart"/>
       <w:r>
+        <w:rPr>
+          <w:rFonts w:ascii="Arial" w:hAnsi="Arial" w:cs="Arial"/>
+          <w:b/>
+          <w:bCs/>
+        </w:rPr>
         <w:t>buildPayload</w:t>
       </w:r>
       <w:proofErr w:type="spellEnd"/>
       <w:r>
+        <w:rPr>
+          <w:rFonts w:ascii="Arial" w:hAnsi="Arial" w:cs="Arial"/>
+          <w:b/>
+          <w:bCs/>
+        </w:rPr>
         <w:t>(</w:t>
       </w:r>
       <w:proofErr w:type="gramEnd"/>
       <w:r>
+        <w:rPr>
+          <w:rFonts w:ascii="Arial" w:hAnsi="Arial" w:cs="Arial"/>
+          <w:b/>
+          <w:bCs/>
+        </w:rPr>
         <w:t>) Algorithm</w:t>
       </w:r>
     </w:p>
@@ -1095,11 +1703,20 @@
     </w:p>
     <w:p>
       <w:pPr>
-        <w:pStyle w:val="List-Sentence"/>
-      </w:pPr>
-      <w:r>
-        <w:rPr>
+        <w:keepNext/>
+        <w:spacing w:before="6" w:line="240" w:lineRule="auto"/>
+        <w:rPr>
+          <w:rFonts w:ascii="Arial" w:hAnsi="Arial" w:cs="Arial"/>
+          <w:sz w:val="22"/>
+          <w:szCs w:val="22"/>
+        </w:rPr>
+      </w:pPr>
+      <w:r>
+        <w:rPr>
+          <w:rFonts w:ascii="Arial" w:hAnsi="Arial" w:cs="Arial"/>
           <w:noProof/>
+          <w:sz w:val="22"/>
+          <w:szCs w:val="22"/>
         </w:rPr>
         <w:drawing>
           <wp:inline distT="0" distB="0" distL="0" distR="0" wp14:anchorId="3E85F251" wp14:editId="2B45C997">
@@ -1156,9 +1773,24 @@
     </w:p>
     <w:p>
       <w:pPr>
-        <w:pStyle w:val="Body-Header"/>
-      </w:pPr>
-      <w:r>
+        <w:spacing w:before="6" w:line="240" w:lineRule="auto"/>
+        <w:outlineLvl w:val="2"/>
+        <w:rPr>
+          <w:rFonts w:ascii="Arial" w:hAnsi="Arial" w:cs="Arial"/>
+          <w:b/>
+          <w:bCs/>
+          <w:sz w:val="22"/>
+          <w:szCs w:val="22"/>
+        </w:rPr>
+      </w:pPr>
+      <w:r>
+        <w:rPr>
+          <w:rFonts w:ascii="Arial" w:hAnsi="Arial" w:cs="Arial"/>
+          <w:b/>
+          <w:bCs/>
+          <w:sz w:val="22"/>
+          <w:szCs w:val="22"/>
+        </w:rPr>
         <w:t xml:space="preserve">Local Data: </w:t>
       </w:r>
     </w:p>
@@ -1177,7 +1809,27 @@
     </w:p>
     <w:p>
       <w:pPr>
-        <w:pStyle w:val="12ptHeading"/>
+        <w:spacing w:before="6" w:line="240" w:lineRule="auto"/>
+        <w:outlineLvl w:val="2"/>
+        <w:rPr>
+          <w:rFonts w:ascii="Times New Roman" w:hAnsi="Times New Roman" w:cs="Times New Roman"/>
+          <w:sz w:val="22"/>
+          <w:szCs w:val="22"/>
+        </w:rPr>
+      </w:pPr>
+    </w:p>
+    <w:p>
+      <w:pPr>
+        <w:rPr>
+          <w:rFonts w:ascii="Arial" w:hAnsi="Arial" w:cs="Arial"/>
+          <w:b/>
+          <w:bCs/>
+        </w:rPr>
+      </w:pPr>
+    </w:p>
+    <w:p>
+      <w:pPr>
+        <w:pStyle w:val="12ptHeadings"/>
       </w:pPr>
       <w:r>
         <w:lastRenderedPageBreak/>
@@ -1208,19 +1860,16 @@
     <w:p>
       <w:pPr>
         <w:pStyle w:val="Intro-Sentence"/>
+        <w:rPr>
+          <w:rFonts w:ascii="Arial" w:hAnsi="Arial" w:cs="Arial"/>
+          <w:b/>
+          <w:bCs/>
+          <w:szCs w:val="22"/>
+        </w:rPr>
       </w:pPr>
       <w:r>
         <w:t>Displays errors or confirmation messages to the user.</w:t>
       </w:r>
-    </w:p>
-    <w:p>
-      <w:pPr>
-        <w:pStyle w:val="List-Sentence"/>
-        <w:rPr>
-          <w:rStyle w:val="Body-HeaderChar"/>
-          <w:rFonts w:eastAsia="Arial"/>
-        </w:rPr>
-      </w:pPr>
       <w:r>
         <w:rPr>
           <w:noProof/>
@@ -1274,87 +1923,77 @@
           </wp:inline>
         </w:drawing>
       </w:r>
+      <w:r>
+        <w:rPr>
+          <w:rStyle w:val="Body-HeaderChar"/>
+        </w:rPr>
+        <w:t>Local Data:</w:t>
+      </w:r>
+    </w:p>
+    <w:p>
+      <w:pPr>
+        <w:pStyle w:val="List-Sentence"/>
+      </w:pPr>
+      <w:proofErr w:type="spellStart"/>
+      <w:proofErr w:type="gramStart"/>
+      <w:r>
+        <w:t>formattedMessages</w:t>
+      </w:r>
+      <w:proofErr w:type="spellEnd"/>
+      <w:r>
+        <w:t xml:space="preserve"> :</w:t>
+      </w:r>
+      <w:proofErr w:type="gramEnd"/>
+      <w:r>
+        <w:t xml:space="preserve"> List of Strings</w:t>
+      </w:r>
+    </w:p>
+    <w:p>
+      <w:pPr>
+        <w:pStyle w:val="12ptHeading"/>
+      </w:pPr>
+      <w:r>
+        <w:t xml:space="preserve">1.2.4 &amp; 1.3.4-ALG </w:t>
+      </w:r>
+      <w:proofErr w:type="spellStart"/>
+      <w:proofErr w:type="gramStart"/>
+      <w:r>
+        <w:t>updateClientState</w:t>
+      </w:r>
+      <w:proofErr w:type="spellEnd"/>
+      <w:r>
+        <w:t>(</w:t>
+      </w:r>
+      <w:proofErr w:type="gramEnd"/>
+      <w:r>
+        <w:t>) Algorithm</w:t>
+      </w:r>
+    </w:p>
+    <w:p>
+      <w:pPr>
+        <w:pStyle w:val="Body-Header"/>
+        <w:rPr>
+          <w:rFonts w:ascii="Times New Roman" w:hAnsi="Times New Roman" w:cs="Times New Roman"/>
+        </w:rPr>
+      </w:pPr>
+      <w:r>
+        <w:t>Purpose:</w:t>
+      </w:r>
     </w:p>
     <w:p>
       <w:pPr>
         <w:pStyle w:val="Intro-Sentence"/>
-        <w:spacing w:before="120" w:after="0"/>
-        <w:rPr>
-          <w:rStyle w:val="Body-HeaderChar"/>
-        </w:rPr>
-      </w:pPr>
-      <w:r>
-        <w:rPr>
-          <w:rStyle w:val="Body-HeaderChar"/>
-        </w:rPr>
-        <w:t>Local Data:</w:t>
-      </w:r>
-    </w:p>
-    <w:p>
-      <w:pPr>
-        <w:pStyle w:val="List-Sentence"/>
-      </w:pPr>
-      <w:proofErr w:type="spellStart"/>
-      <w:proofErr w:type="gramStart"/>
-      <w:r>
-        <w:t>formattedMessages</w:t>
-      </w:r>
-      <w:proofErr w:type="spellEnd"/>
-      <w:r>
-        <w:t xml:space="preserve"> :</w:t>
-      </w:r>
-      <w:proofErr w:type="gramEnd"/>
-      <w:r>
-        <w:t xml:space="preserve"> List of Strings</w:t>
-      </w:r>
-    </w:p>
-    <w:p>
-      <w:pPr>
-        <w:pStyle w:val="12ptHeading"/>
-      </w:pPr>
-      <w:r>
-        <w:t xml:space="preserve">1.2.4 &amp; 1.3.4-ALG </w:t>
-      </w:r>
-      <w:proofErr w:type="spellStart"/>
-      <w:proofErr w:type="gramStart"/>
-      <w:r>
-        <w:t>updateClientState</w:t>
-      </w:r>
-      <w:proofErr w:type="spellEnd"/>
-      <w:r>
-        <w:t>(</w:t>
-      </w:r>
-      <w:proofErr w:type="gramEnd"/>
-      <w:r>
-        <w:t>) Algorithm</w:t>
-      </w:r>
-    </w:p>
-    <w:p>
-      <w:pPr>
-        <w:pStyle w:val="Body-Header"/>
-        <w:rPr>
-          <w:rFonts w:ascii="Times New Roman" w:hAnsi="Times New Roman" w:cs="Times New Roman"/>
-        </w:rPr>
-      </w:pPr>
-      <w:r>
-        <w:t>Purpose:</w:t>
-      </w:r>
-    </w:p>
-    <w:p>
-      <w:pPr>
-        <w:pStyle w:val="Intro-Sentence"/>
+        <w:rPr>
+          <w:szCs w:val="22"/>
+        </w:rPr>
       </w:pPr>
       <w:r>
         <w:t>Updates stored client state after layout/accessibility changes.</w:t>
       </w:r>
-    </w:p>
-    <w:p>
-      <w:pPr>
-        <w:pStyle w:val="List-Sentence"/>
-      </w:pPr>
       <w:r>
         <w:rPr>
           <w:noProof/>
+          <w:szCs w:val="22"/>
         </w:rPr>
         <w:drawing>
           <wp:inline distT="0" distB="0" distL="0" distR="0" wp14:anchorId="227FC8C5" wp14:editId="1B45F906">
@@ -1408,139 +2047,296 @@
     </w:p>
     <w:p>
       <w:pPr>
-        <w:pStyle w:val="Body-Header"/>
-        <w:rPr>
-          <w:rFonts w:ascii="Times New Roman" w:hAnsi="Times New Roman" w:cs="Times New Roman"/>
-        </w:rPr>
-      </w:pPr>
-      <w:r>
+        <w:keepNext/>
+        <w:spacing w:before="6" w:line="240" w:lineRule="auto"/>
+        <w:rPr>
+          <w:rFonts w:ascii="Times New Roman" w:hAnsi="Times New Roman" w:cs="Times New Roman"/>
+          <w:sz w:val="22"/>
+          <w:szCs w:val="22"/>
+        </w:rPr>
+      </w:pPr>
+      <w:r>
+        <w:rPr>
+          <w:rFonts w:ascii="Arial" w:hAnsi="Arial" w:cs="Arial"/>
+          <w:b/>
+          <w:bCs/>
+          <w:sz w:val="22"/>
+          <w:szCs w:val="22"/>
+        </w:rPr>
+        <w:lastRenderedPageBreak/>
         <w:t>Local Data:</w:t>
       </w:r>
     </w:p>
     <w:p>
       <w:pPr>
-        <w:pStyle w:val="List-Sentence"/>
+        <w:keepNext/>
+        <w:spacing w:before="6" w:line="240" w:lineRule="auto"/>
+        <w:rPr>
+          <w:rFonts w:ascii="Times New Roman" w:hAnsi="Times New Roman" w:cs="Times New Roman"/>
+          <w:sz w:val="22"/>
+          <w:szCs w:val="22"/>
+        </w:rPr>
       </w:pPr>
       <w:proofErr w:type="spellStart"/>
       <w:proofErr w:type="gramStart"/>
       <w:r>
+        <w:rPr>
+          <w:rFonts w:ascii="Times New Roman" w:hAnsi="Times New Roman" w:cs="Times New Roman"/>
+          <w:sz w:val="22"/>
+          <w:szCs w:val="22"/>
+        </w:rPr>
         <w:t>userId</w:t>
       </w:r>
       <w:proofErr w:type="spellEnd"/>
       <w:r>
+        <w:rPr>
+          <w:rFonts w:ascii="Times New Roman" w:hAnsi="Times New Roman" w:cs="Times New Roman"/>
+          <w:sz w:val="22"/>
+          <w:szCs w:val="22"/>
+        </w:rPr>
         <w:t xml:space="preserve"> :</w:t>
       </w:r>
       <w:proofErr w:type="gramEnd"/>
       <w:r>
+        <w:rPr>
+          <w:rFonts w:ascii="Times New Roman" w:hAnsi="Times New Roman" w:cs="Times New Roman"/>
+          <w:sz w:val="22"/>
+          <w:szCs w:val="22"/>
+        </w:rPr>
         <w:t xml:space="preserve"> Int</w:t>
       </w:r>
     </w:p>
     <w:p>
       <w:pPr>
-        <w:pStyle w:val="List-Sentence"/>
+        <w:keepNext/>
+        <w:spacing w:before="6" w:line="240" w:lineRule="auto"/>
+        <w:rPr>
+          <w:rFonts w:ascii="Times New Roman" w:hAnsi="Times New Roman" w:cs="Times New Roman"/>
+          <w:sz w:val="22"/>
+          <w:szCs w:val="22"/>
+        </w:rPr>
       </w:pPr>
       <w:proofErr w:type="spellStart"/>
       <w:proofErr w:type="gramStart"/>
       <w:r>
+        <w:rPr>
+          <w:rFonts w:ascii="Times New Roman" w:hAnsi="Times New Roman" w:cs="Times New Roman"/>
+          <w:sz w:val="22"/>
+          <w:szCs w:val="22"/>
+        </w:rPr>
         <w:t>newSettings</w:t>
       </w:r>
       <w:proofErr w:type="spellEnd"/>
       <w:r>
+        <w:rPr>
+          <w:rFonts w:ascii="Times New Roman" w:hAnsi="Times New Roman" w:cs="Times New Roman"/>
+          <w:sz w:val="22"/>
+          <w:szCs w:val="22"/>
+        </w:rPr>
         <w:t xml:space="preserve"> :</w:t>
       </w:r>
       <w:proofErr w:type="gramEnd"/>
       <w:r>
+        <w:rPr>
+          <w:rFonts w:ascii="Times New Roman" w:hAnsi="Times New Roman" w:cs="Times New Roman"/>
+          <w:sz w:val="22"/>
+          <w:szCs w:val="22"/>
+        </w:rPr>
         <w:t xml:space="preserve"> Settings</w:t>
       </w:r>
     </w:p>
     <w:p>
       <w:pPr>
-        <w:pStyle w:val="List-Sentence"/>
+        <w:keepNext/>
+        <w:spacing w:before="6" w:line="240" w:lineRule="auto"/>
+        <w:rPr>
+          <w:rFonts w:ascii="Times New Roman" w:hAnsi="Times New Roman" w:cs="Times New Roman"/>
+          <w:sz w:val="22"/>
+          <w:szCs w:val="22"/>
+        </w:rPr>
       </w:pPr>
       <w:proofErr w:type="gramStart"/>
       <w:r>
+        <w:rPr>
+          <w:rFonts w:ascii="Times New Roman" w:hAnsi="Times New Roman" w:cs="Times New Roman"/>
+          <w:sz w:val="22"/>
+          <w:szCs w:val="22"/>
+        </w:rPr>
         <w:t>settings :</w:t>
       </w:r>
       <w:proofErr w:type="gramEnd"/>
       <w:r>
+        <w:rPr>
+          <w:rFonts w:ascii="Times New Roman" w:hAnsi="Times New Roman" w:cs="Times New Roman"/>
+          <w:sz w:val="22"/>
+          <w:szCs w:val="22"/>
+        </w:rPr>
         <w:t xml:space="preserve"> Settings</w:t>
       </w:r>
     </w:p>
     <w:p>
       <w:pPr>
-        <w:pStyle w:val="List-Sentence"/>
+        <w:keepNext/>
+        <w:spacing w:before="6" w:line="240" w:lineRule="auto"/>
+        <w:rPr>
+          <w:rFonts w:ascii="Times New Roman" w:hAnsi="Times New Roman" w:cs="Times New Roman"/>
+          <w:sz w:val="22"/>
+          <w:szCs w:val="22"/>
+        </w:rPr>
       </w:pPr>
       <w:proofErr w:type="spellStart"/>
       <w:proofErr w:type="gramStart"/>
       <w:r>
-        <w:lastRenderedPageBreak/>
+        <w:rPr>
+          <w:rFonts w:ascii="Times New Roman" w:hAnsi="Times New Roman" w:cs="Times New Roman"/>
+          <w:sz w:val="22"/>
+          <w:szCs w:val="22"/>
+        </w:rPr>
         <w:t>isValid</w:t>
       </w:r>
       <w:proofErr w:type="spellEnd"/>
       <w:r>
+        <w:rPr>
+          <w:rFonts w:ascii="Times New Roman" w:hAnsi="Times New Roman" w:cs="Times New Roman"/>
+          <w:sz w:val="22"/>
+          <w:szCs w:val="22"/>
+        </w:rPr>
         <w:t xml:space="preserve"> :</w:t>
       </w:r>
       <w:proofErr w:type="gramEnd"/>
       <w:r>
+        <w:rPr>
+          <w:rFonts w:ascii="Times New Roman" w:hAnsi="Times New Roman" w:cs="Times New Roman"/>
+          <w:sz w:val="22"/>
+          <w:szCs w:val="22"/>
+        </w:rPr>
         <w:t xml:space="preserve"> Boolean</w:t>
       </w:r>
     </w:p>
     <w:p>
       <w:pPr>
-        <w:pStyle w:val="List-Sentence"/>
+        <w:keepNext/>
+        <w:spacing w:before="6" w:line="240" w:lineRule="auto"/>
+        <w:rPr>
+          <w:rFonts w:ascii="Times New Roman" w:hAnsi="Times New Roman" w:cs="Times New Roman"/>
+          <w:sz w:val="22"/>
+          <w:szCs w:val="22"/>
+        </w:rPr>
       </w:pPr>
       <w:proofErr w:type="spellStart"/>
       <w:proofErr w:type="gramStart"/>
       <w:r>
+        <w:rPr>
+          <w:rFonts w:ascii="Times New Roman" w:hAnsi="Times New Roman" w:cs="Times New Roman"/>
+          <w:sz w:val="22"/>
+          <w:szCs w:val="22"/>
+        </w:rPr>
         <w:t>currentDateTime</w:t>
       </w:r>
       <w:proofErr w:type="spellEnd"/>
       <w:r>
+        <w:rPr>
+          <w:rFonts w:ascii="Times New Roman" w:hAnsi="Times New Roman" w:cs="Times New Roman"/>
+          <w:sz w:val="22"/>
+          <w:szCs w:val="22"/>
+        </w:rPr>
         <w:t xml:space="preserve"> :</w:t>
       </w:r>
       <w:proofErr w:type="gramEnd"/>
       <w:r>
+        <w:rPr>
+          <w:rFonts w:ascii="Times New Roman" w:hAnsi="Times New Roman" w:cs="Times New Roman"/>
+          <w:sz w:val="22"/>
+          <w:szCs w:val="22"/>
+        </w:rPr>
         <w:t xml:space="preserve"> </w:t>
       </w:r>
       <w:proofErr w:type="spellStart"/>
       <w:r>
+        <w:rPr>
+          <w:rFonts w:ascii="Times New Roman" w:hAnsi="Times New Roman" w:cs="Times New Roman"/>
+          <w:sz w:val="22"/>
+          <w:szCs w:val="22"/>
+        </w:rPr>
         <w:t>DateTime</w:t>
       </w:r>
       <w:proofErr w:type="spellEnd"/>
     </w:p>
     <w:p>
       <w:pPr>
-        <w:pStyle w:val="List-Sentence"/>
+        <w:keepNext/>
+        <w:spacing w:before="6" w:line="240" w:lineRule="auto"/>
+        <w:rPr>
+          <w:rFonts w:ascii="Times New Roman" w:hAnsi="Times New Roman" w:cs="Times New Roman"/>
+          <w:sz w:val="22"/>
+          <w:szCs w:val="22"/>
+        </w:rPr>
       </w:pPr>
       <w:proofErr w:type="spellStart"/>
       <w:proofErr w:type="gramStart"/>
       <w:r>
+        <w:rPr>
+          <w:rFonts w:ascii="Times New Roman" w:hAnsi="Times New Roman" w:cs="Times New Roman"/>
+          <w:sz w:val="22"/>
+          <w:szCs w:val="22"/>
+        </w:rPr>
         <w:t>updateResult</w:t>
       </w:r>
       <w:proofErr w:type="spellEnd"/>
       <w:r>
+        <w:rPr>
+          <w:rFonts w:ascii="Times New Roman" w:hAnsi="Times New Roman" w:cs="Times New Roman"/>
+          <w:sz w:val="22"/>
+          <w:szCs w:val="22"/>
+        </w:rPr>
         <w:t xml:space="preserve"> :</w:t>
       </w:r>
       <w:proofErr w:type="gramEnd"/>
       <w:r>
+        <w:rPr>
+          <w:rFonts w:ascii="Times New Roman" w:hAnsi="Times New Roman" w:cs="Times New Roman"/>
+          <w:sz w:val="22"/>
+          <w:szCs w:val="22"/>
+        </w:rPr>
         <w:t xml:space="preserve"> Boolean</w:t>
       </w:r>
     </w:p>
     <w:p>
       <w:pPr>
-        <w:pStyle w:val="List-Sentence"/>
+        <w:keepNext/>
+        <w:spacing w:before="6" w:line="240" w:lineRule="auto"/>
+        <w:rPr>
+          <w:rFonts w:ascii="Times New Roman" w:hAnsi="Times New Roman" w:cs="Times New Roman"/>
+          <w:sz w:val="22"/>
+          <w:szCs w:val="22"/>
+        </w:rPr>
       </w:pPr>
       <w:proofErr w:type="spellStart"/>
       <w:proofErr w:type="gramStart"/>
       <w:r>
+        <w:rPr>
+          <w:rFonts w:ascii="Times New Roman" w:hAnsi="Times New Roman" w:cs="Times New Roman"/>
+          <w:sz w:val="22"/>
+          <w:szCs w:val="22"/>
+        </w:rPr>
         <w:t>errorMessage</w:t>
       </w:r>
       <w:proofErr w:type="spellEnd"/>
       <w:r>
+        <w:rPr>
+          <w:rFonts w:ascii="Times New Roman" w:hAnsi="Times New Roman" w:cs="Times New Roman"/>
+          <w:sz w:val="22"/>
+          <w:szCs w:val="22"/>
+        </w:rPr>
         <w:t xml:space="preserve"> :</w:t>
       </w:r>
       <w:proofErr w:type="gramEnd"/>
       <w:r>
+        <w:rPr>
+          <w:rFonts w:ascii="Times New Roman" w:hAnsi="Times New Roman" w:cs="Times New Roman"/>
+          <w:sz w:val="22"/>
+          <w:szCs w:val="22"/>
+        </w:rPr>
         <w:t xml:space="preserve"> String</w:t>
       </w:r>
     </w:p>
@@ -1562,41 +2358,45 @@
     </w:p>
     <w:p>
       <w:pPr>
-        <w:pStyle w:val="Body-Header"/>
-      </w:pPr>
-      <w:r>
+        <w:rPr>
+          <w:rFonts w:ascii="Arial" w:hAnsi="Arial" w:cs="Arial"/>
+          <w:b/>
+          <w:bCs/>
+          <w:sz w:val="22"/>
+          <w:szCs w:val="22"/>
+        </w:rPr>
+      </w:pPr>
+      <w:r>
+        <w:rPr>
+          <w:rStyle w:val="Body-HeaderChar"/>
+          <w:rFonts w:eastAsiaTheme="minorEastAsia"/>
+        </w:rPr>
         <w:t>Purpose:</w:t>
       </w:r>
-    </w:p>
-    <w:p>
-      <w:pPr>
-        <w:keepNext/>
-        <w:widowControl w:val="0"/>
-        <w:spacing w:after="120" w:line="240" w:lineRule="auto"/>
+      <w:r>
+        <w:rPr>
+          <w:rFonts w:ascii="Arial" w:hAnsi="Arial" w:cs="Arial"/>
+          <w:b/>
+          <w:bCs/>
+          <w:sz w:val="22"/>
+          <w:szCs w:val="22"/>
+        </w:rPr>
+        <w:br/>
+      </w:r>
+      <w:r>
         <w:rPr>
           <w:rStyle w:val="Intro-SentenceChar"/>
           <w:rFonts w:eastAsiaTheme="minorEastAsia"/>
         </w:rPr>
-      </w:pPr>
+        <w:t>Determines whether web or mobile layout rules should apply.</w:t>
+      </w:r>
       <w:r>
         <w:rPr>
           <w:rStyle w:val="Intro-SentenceChar"/>
           <w:rFonts w:eastAsiaTheme="minorEastAsia"/>
         </w:rPr>
-        <w:t>Determines whether web or mobile layout rules should apply.</w:t>
-      </w:r>
-    </w:p>
-    <w:p>
-      <w:pPr>
-        <w:pStyle w:val="List-Sentence"/>
-        <w:rPr>
-          <w:rStyle w:val="Intro-SentenceChar"/>
-          <w:rFonts w:eastAsia="Arial"/>
-        </w:rPr>
-      </w:pPr>
-      <w:r>
         <w:drawing>
-          <wp:inline distT="0" distB="0" distL="0" distR="0" wp14:anchorId="039C266E" wp14:editId="187AF0B4">
+          <wp:inline distT="0" distB="0" distL="0" distR="0" wp14:anchorId="7F8EF682" wp14:editId="2A93E126">
             <wp:extent cx="5943600" cy="3905250"/>
             <wp:effectExtent l="0" t="0" r="0" b="0"/>
             <wp:docPr id="1693619033" name="Picture 11"/>
@@ -1644,24 +2444,26 @@
           </wp:inline>
         </w:drawing>
       </w:r>
-    </w:p>
-    <w:p>
-      <w:pPr>
-        <w:pStyle w:val="Body-Header"/>
-      </w:pPr>
-      <w:r>
+      <w:r>
+        <w:rPr>
+          <w:rFonts w:ascii="Arial" w:hAnsi="Arial" w:cs="Arial"/>
+          <w:b/>
+          <w:bCs/>
+          <w:sz w:val="22"/>
+          <w:szCs w:val="22"/>
+        </w:rPr>
         <w:t>Local Data:</w:t>
       </w:r>
-    </w:p>
-    <w:p>
-      <w:pPr>
-        <w:pStyle w:val="List-Sentence"/>
-        <w:rPr>
-          <w:rFonts w:ascii="Arial" w:hAnsi="Arial" w:cs="Arial"/>
-          <w:b/>
-          <w:bCs/>
-        </w:rPr>
-      </w:pPr>
+      <w:r>
+        <w:rPr>
+          <w:rFonts w:ascii="Arial" w:hAnsi="Arial" w:cs="Arial"/>
+          <w:b/>
+          <w:bCs/>
+          <w:sz w:val="22"/>
+          <w:szCs w:val="22"/>
+        </w:rPr>
+        <w:br/>
+      </w:r>
       <w:proofErr w:type="spellStart"/>
       <w:proofErr w:type="gramStart"/>
       <w:r>
@@ -1689,49 +2491,85 @@
           <w:rStyle w:val="List-SentenceChar"/>
         </w:rPr>
         <w:br/>
-      </w:r>
-      <w:proofErr w:type="gramStart"/>
+        <w:t>width : int</w:t>
+      </w:r>
       <w:r>
         <w:rPr>
           <w:rStyle w:val="List-SentenceChar"/>
         </w:rPr>
-        <w:t>width :</w:t>
-      </w:r>
-      <w:proofErr w:type="gramEnd"/>
-      <w:r>
-        <w:rPr>
-          <w:rStyle w:val="List-SentenceChar"/>
-        </w:rPr>
-        <w:t xml:space="preserve"> int</w:t>
-      </w:r>
-      <w:r>
-        <w:rPr>
-          <w:rStyle w:val="List-SentenceChar"/>
-        </w:rPr>
         <w:br/>
-      </w:r>
-      <w:proofErr w:type="gramStart"/>
-      <w:r>
-        <w:rPr>
-          <w:rStyle w:val="List-SentenceChar"/>
-        </w:rPr>
-        <w:t>height :</w:t>
-      </w:r>
-      <w:proofErr w:type="gramEnd"/>
-      <w:r>
-        <w:rPr>
-          <w:rStyle w:val="List-SentenceChar"/>
-        </w:rPr>
-        <w:t xml:space="preserve"> int</w:t>
-      </w:r>
-    </w:p>
-    <w:p>
-      <w:pPr>
-        <w:keepNext/>
-        <w:widowControl w:val="0"/>
-        <w:spacing w:before="240" w:after="80" w:line="240" w:lineRule="auto"/>
-        <w:rPr>
-          <w:rStyle w:val="12ptHeadingChar"/>
+        <w:t>height : int</w:t>
+      </w:r>
+    </w:p>
+    <w:p>
+      <w:pPr>
+        <w:pStyle w:val="BodyText"/>
+        <w:spacing w:before="6"/>
+        <w:rPr>
+          <w:sz w:val="22"/>
+        </w:rPr>
+      </w:pPr>
+    </w:p>
+    <w:p>
+      <w:pPr>
+        <w:rPr>
+          <w:rFonts w:ascii="Arial" w:hAnsi="Arial" w:cs="Arial"/>
+          <w:b/>
+          <w:bCs/>
+        </w:rPr>
+      </w:pPr>
+    </w:p>
+    <w:p>
+      <w:pPr>
+        <w:rPr>
+          <w:rFonts w:ascii="Arial" w:hAnsi="Arial" w:cs="Arial"/>
+          <w:b/>
+          <w:bCs/>
+        </w:rPr>
+      </w:pPr>
+    </w:p>
+    <w:p>
+      <w:pPr>
+        <w:rPr>
+          <w:rFonts w:ascii="Arial" w:hAnsi="Arial" w:cs="Arial"/>
+          <w:b/>
+          <w:bCs/>
+        </w:rPr>
+      </w:pPr>
+    </w:p>
+    <w:p>
+      <w:pPr>
+        <w:rPr>
+          <w:rFonts w:ascii="Arial" w:hAnsi="Arial" w:cs="Arial"/>
+          <w:b/>
+          <w:bCs/>
+        </w:rPr>
+      </w:pPr>
+    </w:p>
+    <w:p>
+      <w:pPr>
+        <w:rPr>
+          <w:rFonts w:ascii="Arial" w:hAnsi="Arial" w:cs="Arial"/>
+          <w:b/>
+          <w:bCs/>
+        </w:rPr>
+      </w:pPr>
+    </w:p>
+    <w:p>
+      <w:pPr>
+        <w:rPr>
+          <w:rFonts w:ascii="Arial" w:hAnsi="Arial" w:cs="Arial"/>
+          <w:b/>
+          <w:bCs/>
+        </w:rPr>
+      </w:pPr>
+    </w:p>
+    <w:p>
+      <w:pPr>
+        <w:rPr>
+          <w:rFonts w:ascii="Arial" w:hAnsi="Arial" w:cs="Arial"/>
+          <w:b/>
+          <w:bCs/>
         </w:rPr>
       </w:pPr>
       <w:r>
@@ -1763,81 +2601,56 @@
         </w:rPr>
         <w:t>) Algorithm</w:t>
       </w:r>
-    </w:p>
-    <w:p>
-      <w:pPr>
-        <w:keepNext/>
-        <w:widowControl w:val="0"/>
-        <w:spacing w:after="120" w:line="240" w:lineRule="auto"/>
+      <w:r>
+        <w:rPr>
+          <w:rFonts w:ascii="Arial" w:hAnsi="Arial" w:cs="Arial"/>
+          <w:b/>
+          <w:bCs/>
+        </w:rPr>
+        <w:br/>
+      </w:r>
+      <w:r>
         <w:rPr>
           <w:rStyle w:val="Body-HeaderChar"/>
           <w:rFonts w:eastAsiaTheme="minorEastAsia"/>
         </w:rPr>
-      </w:pPr>
-      <w:r>
-        <w:rPr>
-          <w:rStyle w:val="Body-HeaderChar"/>
-          <w:rFonts w:eastAsiaTheme="minorEastAsia"/>
-        </w:rPr>
         <w:t>Purpose:</w:t>
       </w:r>
-    </w:p>
-    <w:p>
-      <w:pPr>
-        <w:pStyle w:val="Intro-Sentence"/>
-        <w:rPr>
-          <w:noProof/>
-          <w:szCs w:val="22"/>
-        </w:rPr>
-      </w:pPr>
+      <w:r>
+        <w:rPr>
+          <w:rFonts w:ascii="Arial" w:hAnsi="Arial" w:cs="Arial"/>
+          <w:b/>
+          <w:bCs/>
+        </w:rPr>
+        <w:br/>
+      </w:r>
       <w:r>
         <w:rPr>
           <w:rStyle w:val="Intro-SentenceChar"/>
           <w:rFonts w:eastAsiaTheme="minorEastAsia"/>
         </w:rPr>
-        <w:t xml:space="preserve">Applies accessibility preferences to </w:t>
-      </w:r>
-      <w:proofErr w:type="gramStart"/>
-      <w:r>
-        <w:rPr>
-          <w:rStyle w:val="Intro-SentenceChar"/>
-          <w:rFonts w:eastAsiaTheme="minorEastAsia"/>
-        </w:rPr>
-        <w:t>the client</w:t>
-      </w:r>
-      <w:proofErr w:type="gramEnd"/>
-      <w:r>
-        <w:rPr>
-          <w:rStyle w:val="Intro-SentenceChar"/>
-          <w:rFonts w:eastAsiaTheme="minorEastAsia"/>
-        </w:rPr>
-        <w:t xml:space="preserve"> UI.</w:t>
-      </w:r>
-      <w:r>
-        <w:rPr>
+        <w:t>Applies accessibility preferences to the client UI.</w:t>
+      </w:r>
+      <w:r>
+        <w:rPr>
+          <w:rFonts w:ascii="Times New Roman" w:hAnsi="Times New Roman" w:cs="Times New Roman"/>
           <w:noProof/>
+          <w:sz w:val="22"/>
           <w:szCs w:val="22"/>
         </w:rPr>
         <w:t xml:space="preserve"> </w:t>
       </w:r>
-    </w:p>
-    <w:p>
-      <w:pPr>
-        <w:pStyle w:val="List-Sentence"/>
-        <w:rPr>
-          <w:rFonts w:ascii="Arial" w:hAnsi="Arial" w:cs="Arial"/>
-          <w:b/>
-          <w:bCs/>
-        </w:rPr>
-      </w:pPr>
-      <w:r>
-        <w:rPr>
+      <w:r>
+        <w:rPr>
+          <w:rFonts w:ascii="Times New Roman" w:hAnsi="Times New Roman" w:cs="Times New Roman"/>
           <w:noProof/>
+          <w:sz w:val="22"/>
+          <w:szCs w:val="22"/>
         </w:rPr>
         <w:drawing>
-          <wp:inline distT="0" distB="0" distL="0" distR="0" wp14:anchorId="468FDA0D" wp14:editId="615DB373">
-            <wp:extent cx="5943600" cy="3424136"/>
-            <wp:effectExtent l="0" t="0" r="0" b="5080"/>
+          <wp:inline distT="0" distB="0" distL="0" distR="0" wp14:anchorId="468FDA0D" wp14:editId="17ACF220">
+            <wp:extent cx="5943600" cy="3524250"/>
+            <wp:effectExtent l="0" t="0" r="0" b="0"/>
             <wp:docPr id="1194754964" name="Picture 12"/>
             <wp:cNvGraphicFramePr>
               <a:graphicFrameLocks xmlns:a="http://schemas.openxmlformats.org/drawingml/2006/main" noChangeAspect="1"/>
@@ -1859,7 +2672,7 @@
                         </a:ext>
                       </a:extLst>
                     </a:blip>
-                    <a:srcRect b="10796"/>
+                    <a:srcRect b="8188"/>
                     <a:stretch>
                       <a:fillRect/>
                     </a:stretch>
@@ -1867,7 +2680,7 @@
                   <pic:spPr bwMode="auto">
                     <a:xfrm>
                       <a:off x="0" y="0"/>
-                      <a:ext cx="5943600" cy="3424136"/>
+                      <a:ext cx="5943600" cy="3524250"/>
                     </a:xfrm>
                     <a:prstGeom prst="rect">
                       <a:avLst/>
@@ -1888,23 +2701,24 @@
           </wp:inline>
         </w:drawing>
       </w:r>
-    </w:p>
-    <w:p>
-      <w:pPr>
-        <w:pStyle w:val="Body-Header"/>
-      </w:pPr>
-      <w:r>
+      <w:r>
+        <w:rPr>
+          <w:rFonts w:ascii="Arial" w:hAnsi="Arial" w:cs="Arial"/>
+          <w:b/>
+          <w:bCs/>
+          <w:sz w:val="22"/>
+          <w:szCs w:val="22"/>
+        </w:rPr>
         <w:t>Local Data:</w:t>
       </w:r>
-    </w:p>
-    <w:p>
-      <w:pPr>
-        <w:rPr>
-          <w:rFonts w:ascii="Arial" w:hAnsi="Arial" w:cs="Arial"/>
-          <w:b/>
-          <w:bCs/>
-        </w:rPr>
-      </w:pPr>
+      <w:r>
+        <w:rPr>
+          <w:rFonts w:ascii="Arial" w:hAnsi="Arial" w:cs="Arial"/>
+          <w:b/>
+          <w:bCs/>
+        </w:rPr>
+        <w:br/>
+      </w:r>
       <w:proofErr w:type="spellStart"/>
       <w:proofErr w:type="gramStart"/>
       <w:r>
@@ -1930,7 +2744,142 @@
     </w:p>
     <w:p>
       <w:pPr>
-        <w:pStyle w:val="12ptHeading"/>
+        <w:rPr>
+          <w:rFonts w:ascii="Arial" w:hAnsi="Arial" w:cs="Arial"/>
+          <w:b/>
+          <w:bCs/>
+        </w:rPr>
+      </w:pPr>
+    </w:p>
+    <w:p>
+      <w:pPr>
+        <w:rPr>
+          <w:rFonts w:ascii="Arial" w:hAnsi="Arial" w:cs="Arial"/>
+          <w:b/>
+          <w:bCs/>
+        </w:rPr>
+      </w:pPr>
+    </w:p>
+    <w:p>
+      <w:pPr>
+        <w:rPr>
+          <w:rFonts w:ascii="Arial" w:hAnsi="Arial" w:cs="Arial"/>
+          <w:b/>
+          <w:bCs/>
+        </w:rPr>
+      </w:pPr>
+    </w:p>
+    <w:p>
+      <w:pPr>
+        <w:rPr>
+          <w:rFonts w:ascii="Arial" w:hAnsi="Arial" w:cs="Arial"/>
+          <w:b/>
+          <w:bCs/>
+        </w:rPr>
+      </w:pPr>
+    </w:p>
+    <w:p>
+      <w:pPr>
+        <w:rPr>
+          <w:rFonts w:ascii="Arial" w:hAnsi="Arial" w:cs="Arial"/>
+          <w:b/>
+          <w:bCs/>
+        </w:rPr>
+      </w:pPr>
+    </w:p>
+    <w:p>
+      <w:pPr>
+        <w:rPr>
+          <w:rFonts w:ascii="Arial" w:hAnsi="Arial" w:cs="Arial"/>
+          <w:b/>
+          <w:bCs/>
+        </w:rPr>
+      </w:pPr>
+    </w:p>
+    <w:p>
+      <w:pPr>
+        <w:rPr>
+          <w:rFonts w:ascii="Arial" w:hAnsi="Arial" w:cs="Arial"/>
+          <w:b/>
+          <w:bCs/>
+        </w:rPr>
+      </w:pPr>
+    </w:p>
+    <w:p>
+      <w:pPr>
+        <w:rPr>
+          <w:rFonts w:ascii="Arial" w:hAnsi="Arial" w:cs="Arial"/>
+          <w:b/>
+          <w:bCs/>
+        </w:rPr>
+      </w:pPr>
+    </w:p>
+    <w:p>
+      <w:pPr>
+        <w:rPr>
+          <w:rFonts w:ascii="Arial" w:hAnsi="Arial" w:cs="Arial"/>
+          <w:b/>
+          <w:bCs/>
+        </w:rPr>
+      </w:pPr>
+    </w:p>
+    <w:p>
+      <w:pPr>
+        <w:rPr>
+          <w:rFonts w:ascii="Arial" w:hAnsi="Arial" w:cs="Arial"/>
+          <w:b/>
+          <w:bCs/>
+        </w:rPr>
+      </w:pPr>
+    </w:p>
+    <w:p>
+      <w:pPr>
+        <w:rPr>
+          <w:rFonts w:ascii="Arial" w:hAnsi="Arial" w:cs="Arial"/>
+          <w:b/>
+          <w:bCs/>
+        </w:rPr>
+      </w:pPr>
+    </w:p>
+    <w:p>
+      <w:pPr>
+        <w:rPr>
+          <w:rFonts w:ascii="Arial" w:hAnsi="Arial" w:cs="Arial"/>
+          <w:b/>
+          <w:bCs/>
+        </w:rPr>
+      </w:pPr>
+    </w:p>
+    <w:p>
+      <w:pPr>
+        <w:rPr>
+          <w:rFonts w:ascii="Arial" w:hAnsi="Arial" w:cs="Arial"/>
+          <w:b/>
+          <w:bCs/>
+        </w:rPr>
+      </w:pPr>
+    </w:p>
+    <w:p>
+      <w:pPr>
+        <w:rPr>
+          <w:rFonts w:ascii="Arial" w:hAnsi="Arial" w:cs="Arial"/>
+          <w:b/>
+          <w:bCs/>
+        </w:rPr>
+      </w:pPr>
+    </w:p>
+    <w:p>
+      <w:pPr>
+        <w:rPr>
+          <w:rFonts w:ascii="Arial" w:hAnsi="Arial" w:cs="Arial"/>
+          <w:b/>
+          <w:bCs/>
+        </w:rPr>
+      </w:pPr>
+    </w:p>
+    <w:p>
+      <w:pPr>
+        <w:pStyle w:val="12ptHeadings"/>
       </w:pPr>
       <w:r>
         <w:lastRenderedPageBreak/>
@@ -1955,51 +2904,39 @@
     </w:p>
     <w:p>
       <w:pPr>
-        <w:pStyle w:val="Body-Header"/>
+        <w:rPr>
+          <w:rStyle w:val="List-SentenceChar"/>
+        </w:rPr>
       </w:pPr>
       <w:r>
         <w:rPr>
           <w:rStyle w:val="Body-HeaderChar"/>
           <w:rFonts w:eastAsiaTheme="minorEastAsia"/>
-          <w:b/>
-          <w:bCs/>
-        </w:rPr>
-        <w:t>Purpose</w:t>
-      </w:r>
-      <w:r>
-        <w:rPr>
-          <w:rStyle w:val="Body-HeaderChar"/>
-          <w:rFonts w:eastAsiaTheme="minorEastAsia"/>
-        </w:rPr>
-        <w:t>:</w:t>
-      </w:r>
-    </w:p>
-    <w:p>
-      <w:pPr>
-        <w:pStyle w:val="Intro-Sentence"/>
+        </w:rPr>
+        <w:t>Purpose:</w:t>
+      </w:r>
+      <w:r>
+        <w:rPr>
+          <w:rFonts w:ascii="Arial" w:hAnsi="Arial" w:cs="Arial"/>
+          <w:b/>
+          <w:bCs/>
+          <w:sz w:val="22"/>
+          <w:szCs w:val="22"/>
+        </w:rPr>
+        <w:br/>
+      </w:r>
+      <w:r>
         <w:rPr>
           <w:rStyle w:val="Intro-SentenceChar"/>
           <w:rFonts w:eastAsiaTheme="minorEastAsia"/>
         </w:rPr>
-      </w:pPr>
+        <w:t>Coordinates request creation, sending, response parsing, and error handling.</w:t>
+      </w:r>
       <w:r>
         <w:rPr>
           <w:rStyle w:val="Intro-SentenceChar"/>
           <w:rFonts w:eastAsiaTheme="minorEastAsia"/>
         </w:rPr>
-        <w:t>Coordinates request creation, sending, response parsing, and error handling.</w:t>
-      </w:r>
-    </w:p>
-    <w:p>
-      <w:pPr>
-        <w:pStyle w:val="List-Sentence"/>
-        <w:rPr>
-          <w:rFonts w:ascii="Arial" w:hAnsi="Arial" w:cs="Arial"/>
-          <w:b/>
-          <w:bCs/>
-        </w:rPr>
-      </w:pPr>
-      <w:r>
         <w:drawing>
           <wp:inline distT="0" distB="0" distL="0" distR="0" wp14:anchorId="79571806" wp14:editId="1D419086">
             <wp:extent cx="5943600" cy="3333750"/>
@@ -2049,76 +2986,202 @@
           </wp:inline>
         </w:drawing>
       </w:r>
-    </w:p>
-    <w:p>
-      <w:pPr>
-        <w:pStyle w:val="Body-Header"/>
-      </w:pPr>
-      <w:r>
+      <w:r>
+        <w:rPr>
+          <w:rFonts w:ascii="Arial" w:hAnsi="Arial" w:cs="Arial"/>
+          <w:b/>
+          <w:bCs/>
+          <w:sz w:val="22"/>
+          <w:szCs w:val="22"/>
+        </w:rPr>
         <w:t>Local Data:</w:t>
       </w:r>
-    </w:p>
-    <w:p>
-      <w:pPr>
-        <w:pStyle w:val="List-Sentence"/>
+      <w:r>
+        <w:rPr>
+          <w:rFonts w:ascii="Arial" w:hAnsi="Arial" w:cs="Arial"/>
+          <w:b/>
+          <w:bCs/>
+          <w:sz w:val="22"/>
+          <w:szCs w:val="22"/>
+        </w:rPr>
+        <w:br/>
+      </w:r>
+      <w:proofErr w:type="spellStart"/>
+      <w:proofErr w:type="gramStart"/>
+      <w:r>
         <w:rPr>
           <w:rStyle w:val="List-SentenceChar"/>
         </w:rPr>
-      </w:pPr>
-      <w:proofErr w:type="spellStart"/>
-      <w:proofErr w:type="gramStart"/>
+        <w:t>requestHeaders</w:t>
+      </w:r>
+      <w:proofErr w:type="spellEnd"/>
       <w:r>
         <w:rPr>
           <w:rStyle w:val="List-SentenceChar"/>
         </w:rPr>
-        <w:t>requestHeaders</w:t>
-      </w:r>
-      <w:proofErr w:type="spellEnd"/>
+        <w:t xml:space="preserve"> :</w:t>
+      </w:r>
+      <w:proofErr w:type="gramEnd"/>
       <w:r>
         <w:rPr>
           <w:rStyle w:val="List-SentenceChar"/>
         </w:rPr>
-        <w:t xml:space="preserve"> :</w:t>
-      </w:r>
-      <w:proofErr w:type="gramEnd"/>
+        <w:t xml:space="preserve"> Dictionary</w:t>
+      </w:r>
       <w:r>
         <w:rPr>
           <w:rStyle w:val="List-SentenceChar"/>
         </w:rPr>
-        <w:t xml:space="preserve"> Dictionary</w:t>
-      </w:r>
+        <w:br/>
+      </w:r>
+      <w:proofErr w:type="spellStart"/>
       <w:r>
         <w:rPr>
           <w:rStyle w:val="List-SentenceChar"/>
         </w:rPr>
-        <w:br/>
-      </w:r>
-      <w:proofErr w:type="spellStart"/>
-      <w:proofErr w:type="gramStart"/>
+        <w:t>connectionOptions</w:t>
+      </w:r>
+      <w:proofErr w:type="spellEnd"/>
       <w:r>
         <w:rPr>
           <w:rStyle w:val="List-SentenceChar"/>
         </w:rPr>
-        <w:t>connectionOptions</w:t>
-      </w:r>
-      <w:proofErr w:type="spellEnd"/>
-      <w:r>
+        <w:t xml:space="preserve"> : Dictionary</w:t>
+      </w:r>
+    </w:p>
+    <w:p>
+      <w:pPr>
         <w:rPr>
           <w:rStyle w:val="List-SentenceChar"/>
         </w:rPr>
-        <w:t xml:space="preserve"> :</w:t>
-      </w:r>
-      <w:proofErr w:type="gramEnd"/>
-      <w:r>
+      </w:pPr>
+    </w:p>
+    <w:p>
+      <w:pPr>
         <w:rPr>
           <w:rStyle w:val="List-SentenceChar"/>
         </w:rPr>
-        <w:t xml:space="preserve"> Dictionary</w:t>
-      </w:r>
-    </w:p>
-    <w:p>
-      <w:pPr>
-        <w:pStyle w:val="12ptHeading"/>
+      </w:pPr>
+    </w:p>
+    <w:p>
+      <w:pPr>
+        <w:rPr>
+          <w:rStyle w:val="List-SentenceChar"/>
+        </w:rPr>
+      </w:pPr>
+    </w:p>
+    <w:p>
+      <w:pPr>
+        <w:rPr>
+          <w:rStyle w:val="List-SentenceChar"/>
+        </w:rPr>
+      </w:pPr>
+    </w:p>
+    <w:p>
+      <w:pPr>
+        <w:rPr>
+          <w:rStyle w:val="List-SentenceChar"/>
+        </w:rPr>
+      </w:pPr>
+    </w:p>
+    <w:p>
+      <w:pPr>
+        <w:rPr>
+          <w:rStyle w:val="List-SentenceChar"/>
+        </w:rPr>
+      </w:pPr>
+    </w:p>
+    <w:p>
+      <w:pPr>
+        <w:rPr>
+          <w:rStyle w:val="List-SentenceChar"/>
+        </w:rPr>
+      </w:pPr>
+    </w:p>
+    <w:p>
+      <w:pPr>
+        <w:rPr>
+          <w:rStyle w:val="List-SentenceChar"/>
+        </w:rPr>
+      </w:pPr>
+    </w:p>
+    <w:p>
+      <w:pPr>
+        <w:rPr>
+          <w:rStyle w:val="List-SentenceChar"/>
+        </w:rPr>
+      </w:pPr>
+    </w:p>
+    <w:p>
+      <w:pPr>
+        <w:rPr>
+          <w:rStyle w:val="List-SentenceChar"/>
+        </w:rPr>
+      </w:pPr>
+    </w:p>
+    <w:p>
+      <w:pPr>
+        <w:rPr>
+          <w:rStyle w:val="List-SentenceChar"/>
+        </w:rPr>
+      </w:pPr>
+    </w:p>
+    <w:p>
+      <w:pPr>
+        <w:rPr>
+          <w:rStyle w:val="List-SentenceChar"/>
+        </w:rPr>
+      </w:pPr>
+    </w:p>
+    <w:p>
+      <w:pPr>
+        <w:rPr>
+          <w:rStyle w:val="List-SentenceChar"/>
+        </w:rPr>
+      </w:pPr>
+    </w:p>
+    <w:p>
+      <w:pPr>
+        <w:rPr>
+          <w:rStyle w:val="List-SentenceChar"/>
+        </w:rPr>
+      </w:pPr>
+    </w:p>
+    <w:p>
+      <w:pPr>
+        <w:rPr>
+          <w:rStyle w:val="List-SentenceChar"/>
+        </w:rPr>
+      </w:pPr>
+    </w:p>
+    <w:p>
+      <w:pPr>
+        <w:rPr>
+          <w:rStyle w:val="List-SentenceChar"/>
+        </w:rPr>
+      </w:pPr>
+    </w:p>
+    <w:p>
+      <w:pPr>
+        <w:rPr>
+          <w:rFonts w:ascii="Times New Roman" w:hAnsi="Times New Roman" w:cs="Times New Roman"/>
+          <w:sz w:val="22"/>
+          <w:szCs w:val="22"/>
+        </w:rPr>
+      </w:pPr>
+    </w:p>
+    <w:p>
+      <w:pPr>
+        <w:pStyle w:val="BodyText"/>
+        <w:spacing w:before="6"/>
+        <w:rPr>
+          <w:sz w:val="22"/>
+        </w:rPr>
+      </w:pPr>
+    </w:p>
+    <w:p>
+      <w:pPr>
+        <w:pStyle w:val="12ptHeadings"/>
         <w:rPr>
           <w:rFonts w:ascii="Times New Roman" w:hAnsi="Times New Roman" w:cs="Times New Roman"/>
           <w:sz w:val="22"/>
@@ -2175,16 +3238,25 @@
     </w:p>
     <w:p>
       <w:pPr>
-        <w:pStyle w:val="List-Sentence"/>
-      </w:pPr>
-      <w:r>
-        <w:rPr>
+        <w:keepNext/>
+        <w:spacing w:before="6" w:line="240" w:lineRule="auto"/>
+        <w:rPr>
+          <w:rFonts w:ascii="Times New Roman" w:hAnsi="Times New Roman" w:cs="Times New Roman"/>
+          <w:sz w:val="22"/>
+          <w:szCs w:val="22"/>
+        </w:rPr>
+      </w:pPr>
+      <w:r>
+        <w:rPr>
+          <w:rFonts w:ascii="Times New Roman" w:hAnsi="Times New Roman" w:cs="Times New Roman"/>
           <w:noProof/>
+          <w:sz w:val="22"/>
+          <w:szCs w:val="22"/>
         </w:rPr>
         <w:drawing>
-          <wp:inline distT="0" distB="0" distL="0" distR="0" wp14:anchorId="6A18EDBB" wp14:editId="38DB8218">
-            <wp:extent cx="5743575" cy="4795736"/>
-            <wp:effectExtent l="0" t="0" r="0" b="5080"/>
+          <wp:inline distT="0" distB="0" distL="0" distR="0" wp14:anchorId="6A18EDBB" wp14:editId="59651698">
+            <wp:extent cx="5743575" cy="4876800"/>
+            <wp:effectExtent l="0" t="0" r="9525" b="0"/>
             <wp:docPr id="153544301" name="Picture 15"/>
             <wp:cNvGraphicFramePr>
               <a:graphicFrameLocks xmlns:a="http://schemas.openxmlformats.org/drawingml/2006/main" noChangeAspect="1"/>
@@ -2198,7 +3270,7 @@
                       <a:picLocks noChangeAspect="1" noChangeArrowheads="1"/>
                     </pic:cNvPicPr>
                   </pic:nvPicPr>
-                  <pic:blipFill rotWithShape="1">
+                  <pic:blipFill>
                     <a:blip r:embed="rId17">
                       <a:extLst>
                         <a:ext uri="{28A0092B-C50C-407E-A947-70E740481C1C}">
@@ -2206,7 +3278,7 @@
                         </a:ext>
                       </a:extLst>
                     </a:blip>
-                    <a:srcRect b="1662"/>
+                    <a:srcRect/>
                     <a:stretch>
                       <a:fillRect/>
                     </a:stretch>
@@ -2214,7 +3286,7 @@
                   <pic:spPr bwMode="auto">
                     <a:xfrm>
                       <a:off x="0" y="0"/>
-                      <a:ext cx="5743575" cy="4795736"/>
+                      <a:ext cx="5743575" cy="4876800"/>
                     </a:xfrm>
                     <a:prstGeom prst="rect">
                       <a:avLst/>
@@ -2223,11 +3295,6 @@
                     <a:ln>
                       <a:noFill/>
                     </a:ln>
-                    <a:extLst>
-                      <a:ext uri="{53640926-AAD7-44D8-BBD7-CCE9431645EC}">
-                        <a14:shadowObscured xmlns:a14="http://schemas.microsoft.com/office/drawing/2010/main"/>
-                      </a:ext>
-                    </a:extLst>
                   </pic:spPr>
                 </pic:pic>
               </a:graphicData>
@@ -2357,11 +3424,20 @@
     </w:p>
     <w:p>
       <w:pPr>
-        <w:pStyle w:val="List-Sentence"/>
-      </w:pPr>
-      <w:r>
-        <w:rPr>
+        <w:widowControl w:val="0"/>
+        <w:spacing w:before="6" w:line="240" w:lineRule="auto"/>
+        <w:rPr>
+          <w:rFonts w:ascii="Times New Roman" w:eastAsia="Times New Roman" w:hAnsi="Times New Roman" w:cs="Times New Roman"/>
+          <w:sz w:val="22"/>
+          <w:lang w:eastAsia="en-US"/>
+        </w:rPr>
+      </w:pPr>
+      <w:r>
+        <w:rPr>
+          <w:rFonts w:ascii="Times New Roman" w:eastAsia="Times New Roman" w:hAnsi="Times New Roman" w:cs="Times New Roman"/>
           <w:noProof/>
+          <w:sz w:val="22"/>
+          <w:lang w:eastAsia="en-US"/>
         </w:rPr>
         <w:drawing>
           <wp:inline distT="0" distB="0" distL="0" distR="0" wp14:anchorId="3EA5C4C7" wp14:editId="1E9E82C7">
@@ -2418,9 +3494,27 @@
     </w:p>
     <w:p>
       <w:pPr>
-        <w:pStyle w:val="Body-Header"/>
-      </w:pPr>
-      <w:r>
+        <w:keepNext/>
+        <w:widowControl w:val="0"/>
+        <w:spacing w:before="120" w:line="240" w:lineRule="auto"/>
+        <w:rPr>
+          <w:rFonts w:ascii="Arial" w:eastAsia="Times New Roman" w:hAnsi="Arial" w:cs="Arial"/>
+          <w:b/>
+          <w:bCs/>
+          <w:sz w:val="22"/>
+          <w:szCs w:val="22"/>
+          <w:lang w:eastAsia="en-US"/>
+        </w:rPr>
+      </w:pPr>
+      <w:r>
+        <w:rPr>
+          <w:rFonts w:ascii="Arial" w:eastAsia="Times New Roman" w:hAnsi="Arial" w:cs="Arial"/>
+          <w:b/>
+          <w:bCs/>
+          <w:sz w:val="22"/>
+          <w:szCs w:val="22"/>
+          <w:lang w:eastAsia="en-US"/>
+        </w:rPr>
         <w:t>Local Data:</w:t>
       </w:r>
     </w:p>
@@ -2470,6 +3564,12 @@
       </w:r>
       <w:proofErr w:type="spellEnd"/>
     </w:p>
+    <w:p/>
+    <w:p/>
+    <w:p/>
+    <w:p/>
+    <w:p/>
+    <w:p/>
     <w:p>
       <w:pPr>
         <w:pStyle w:val="12ptHeading"/>
@@ -2516,16 +3616,25 @@
     </w:p>
     <w:p>
       <w:pPr>
-        <w:pStyle w:val="List-Sentence"/>
-      </w:pPr>
-      <w:r>
-        <w:rPr>
+        <w:widowControl w:val="0"/>
+        <w:spacing w:before="6" w:line="240" w:lineRule="auto"/>
+        <w:rPr>
+          <w:rFonts w:ascii="Times New Roman" w:eastAsia="Times New Roman" w:hAnsi="Times New Roman" w:cs="Times New Roman"/>
+          <w:sz w:val="22"/>
+          <w:lang w:eastAsia="en-US"/>
+        </w:rPr>
+      </w:pPr>
+      <w:r>
+        <w:rPr>
+          <w:rFonts w:ascii="Times New Roman" w:eastAsia="Times New Roman" w:hAnsi="Times New Roman" w:cs="Times New Roman"/>
           <w:noProof/>
+          <w:sz w:val="22"/>
+          <w:lang w:eastAsia="en-US"/>
         </w:rPr>
         <w:drawing>
-          <wp:inline distT="0" distB="0" distL="0" distR="0" wp14:anchorId="1D0F28DD" wp14:editId="22F7B9E4">
-            <wp:extent cx="5939790" cy="3842425"/>
-            <wp:effectExtent l="0" t="0" r="3810" b="5715"/>
+          <wp:inline distT="0" distB="0" distL="0" distR="0" wp14:anchorId="1D0F28DD" wp14:editId="699F5AA8">
+            <wp:extent cx="5939790" cy="3912235"/>
+            <wp:effectExtent l="0" t="0" r="3810" b="0"/>
             <wp:docPr id="941077820" name="Picture 5"/>
             <wp:cNvGraphicFramePr>
               <a:graphicFrameLocks xmlns:a="http://schemas.openxmlformats.org/drawingml/2006/main" noChangeAspect="1"/>
@@ -2539,7 +3648,7 @@
                       <a:picLocks noChangeAspect="1" noChangeArrowheads="1"/>
                     </pic:cNvPicPr>
                   </pic:nvPicPr>
-                  <pic:blipFill rotWithShape="1">
+                  <pic:blipFill>
                     <a:blip r:embed="rId19">
                       <a:extLst>
                         <a:ext uri="{28A0092B-C50C-407E-A947-70E740481C1C}">
@@ -2547,7 +3656,7 @@
                         </a:ext>
                       </a:extLst>
                     </a:blip>
-                    <a:srcRect b="1784"/>
+                    <a:srcRect/>
                     <a:stretch>
                       <a:fillRect/>
                     </a:stretch>
@@ -2555,7 +3664,7 @@
                   <pic:spPr bwMode="auto">
                     <a:xfrm>
                       <a:off x="0" y="0"/>
-                      <a:ext cx="5939790" cy="3842425"/>
+                      <a:ext cx="5939790" cy="3912235"/>
                     </a:xfrm>
                     <a:prstGeom prst="rect">
                       <a:avLst/>
@@ -2564,11 +3673,6 @@
                     <a:ln>
                       <a:noFill/>
                     </a:ln>
-                    <a:extLst>
-                      <a:ext uri="{53640926-AAD7-44D8-BBD7-CCE9431645EC}">
-                        <a14:shadowObscured xmlns:a14="http://schemas.microsoft.com/office/drawing/2010/main"/>
-                      </a:ext>
-                    </a:extLst>
                   </pic:spPr>
                 </pic:pic>
               </a:graphicData>
@@ -2579,9 +3683,27 @@
     </w:p>
     <w:p>
       <w:pPr>
-        <w:pStyle w:val="Body-Header"/>
-      </w:pPr>
-      <w:r>
+        <w:keepNext/>
+        <w:widowControl w:val="0"/>
+        <w:spacing w:before="120" w:line="240" w:lineRule="auto"/>
+        <w:rPr>
+          <w:rFonts w:ascii="Arial" w:eastAsia="Times New Roman" w:hAnsi="Arial" w:cs="Arial"/>
+          <w:b/>
+          <w:bCs/>
+          <w:sz w:val="22"/>
+          <w:szCs w:val="22"/>
+          <w:lang w:eastAsia="en-US"/>
+        </w:rPr>
+      </w:pPr>
+      <w:r>
+        <w:rPr>
+          <w:rFonts w:ascii="Arial" w:eastAsia="Times New Roman" w:hAnsi="Arial" w:cs="Arial"/>
+          <w:b/>
+          <w:bCs/>
+          <w:sz w:val="22"/>
+          <w:szCs w:val="22"/>
+          <w:lang w:eastAsia="en-US"/>
+        </w:rPr>
         <w:t>Local Data:</w:t>
       </w:r>
     </w:p>
@@ -2646,6 +3768,131 @@
         <w:t>&gt;</w:t>
       </w:r>
     </w:p>
+    <w:p>
+      <w:pPr>
+        <w:widowControl w:val="0"/>
+        <w:spacing w:before="6" w:line="240" w:lineRule="auto"/>
+        <w:rPr>
+          <w:rFonts w:ascii="Times New Roman" w:eastAsia="Times New Roman" w:hAnsi="Times New Roman" w:cs="Times New Roman"/>
+          <w:sz w:val="22"/>
+          <w:lang w:eastAsia="en-US"/>
+        </w:rPr>
+      </w:pPr>
+    </w:p>
+    <w:p>
+      <w:pPr>
+        <w:widowControl w:val="0"/>
+        <w:spacing w:before="6" w:line="240" w:lineRule="auto"/>
+        <w:rPr>
+          <w:rFonts w:ascii="Times New Roman" w:eastAsia="Times New Roman" w:hAnsi="Times New Roman" w:cs="Times New Roman"/>
+          <w:sz w:val="22"/>
+          <w:lang w:eastAsia="en-US"/>
+        </w:rPr>
+      </w:pPr>
+    </w:p>
+    <w:p>
+      <w:pPr>
+        <w:widowControl w:val="0"/>
+        <w:spacing w:before="6" w:line="240" w:lineRule="auto"/>
+        <w:rPr>
+          <w:rFonts w:ascii="Times New Roman" w:eastAsia="Times New Roman" w:hAnsi="Times New Roman" w:cs="Times New Roman"/>
+          <w:sz w:val="22"/>
+          <w:lang w:eastAsia="en-US"/>
+        </w:rPr>
+      </w:pPr>
+    </w:p>
+    <w:p>
+      <w:pPr>
+        <w:widowControl w:val="0"/>
+        <w:spacing w:before="6" w:line="240" w:lineRule="auto"/>
+        <w:rPr>
+          <w:rFonts w:ascii="Times New Roman" w:eastAsia="Times New Roman" w:hAnsi="Times New Roman" w:cs="Times New Roman"/>
+          <w:sz w:val="22"/>
+          <w:lang w:eastAsia="en-US"/>
+        </w:rPr>
+      </w:pPr>
+    </w:p>
+    <w:p>
+      <w:pPr>
+        <w:widowControl w:val="0"/>
+        <w:spacing w:before="6" w:line="240" w:lineRule="auto"/>
+        <w:rPr>
+          <w:rFonts w:ascii="Times New Roman" w:eastAsia="Times New Roman" w:hAnsi="Times New Roman" w:cs="Times New Roman"/>
+          <w:sz w:val="22"/>
+          <w:lang w:eastAsia="en-US"/>
+        </w:rPr>
+      </w:pPr>
+    </w:p>
+    <w:p>
+      <w:pPr>
+        <w:widowControl w:val="0"/>
+        <w:spacing w:before="6" w:line="240" w:lineRule="auto"/>
+        <w:rPr>
+          <w:rFonts w:ascii="Times New Roman" w:eastAsia="Times New Roman" w:hAnsi="Times New Roman" w:cs="Times New Roman"/>
+          <w:sz w:val="22"/>
+          <w:lang w:eastAsia="en-US"/>
+        </w:rPr>
+      </w:pPr>
+    </w:p>
+    <w:p>
+      <w:pPr>
+        <w:widowControl w:val="0"/>
+        <w:spacing w:before="6" w:line="240" w:lineRule="auto"/>
+        <w:rPr>
+          <w:rFonts w:ascii="Times New Roman" w:eastAsia="Times New Roman" w:hAnsi="Times New Roman" w:cs="Times New Roman"/>
+          <w:sz w:val="22"/>
+          <w:lang w:eastAsia="en-US"/>
+        </w:rPr>
+      </w:pPr>
+    </w:p>
+    <w:p>
+      <w:pPr>
+        <w:widowControl w:val="0"/>
+        <w:spacing w:before="6" w:line="240" w:lineRule="auto"/>
+        <w:rPr>
+          <w:rFonts w:ascii="Times New Roman" w:eastAsia="Times New Roman" w:hAnsi="Times New Roman" w:cs="Times New Roman"/>
+          <w:sz w:val="22"/>
+          <w:lang w:eastAsia="en-US"/>
+        </w:rPr>
+      </w:pPr>
+    </w:p>
+    <w:p>
+      <w:pPr>
+        <w:widowControl w:val="0"/>
+        <w:spacing w:before="6" w:line="240" w:lineRule="auto"/>
+        <w:rPr>
+          <w:rFonts w:ascii="Times New Roman" w:eastAsia="Times New Roman" w:hAnsi="Times New Roman" w:cs="Times New Roman"/>
+          <w:sz w:val="22"/>
+          <w:lang w:eastAsia="en-US"/>
+        </w:rPr>
+      </w:pPr>
+    </w:p>
+    <w:p>
+      <w:pPr>
+        <w:widowControl w:val="0"/>
+        <w:spacing w:before="6" w:line="240" w:lineRule="auto"/>
+        <w:rPr>
+          <w:rFonts w:ascii="Times New Roman" w:eastAsia="Times New Roman" w:hAnsi="Times New Roman" w:cs="Times New Roman"/>
+          <w:sz w:val="22"/>
+          <w:lang w:eastAsia="en-US"/>
+        </w:rPr>
+      </w:pPr>
+    </w:p>
+    <w:p>
+      <w:pPr>
+        <w:widowControl w:val="0"/>
+        <w:spacing w:before="6" w:line="240" w:lineRule="auto"/>
+        <w:rPr>
+          <w:rFonts w:ascii="Times New Roman" w:eastAsia="Times New Roman" w:hAnsi="Times New Roman" w:cs="Times New Roman"/>
+          <w:sz w:val="22"/>
+          <w:lang w:eastAsia="en-US"/>
+        </w:rPr>
+      </w:pPr>
+    </w:p>
+    <w:p/>
+    <w:p/>
+    <w:p/>
+    <w:p/>
     <w:p>
       <w:pPr>
         <w:pStyle w:val="12ptHeading"/>
@@ -2692,11 +3939,20 @@
     </w:p>
     <w:p>
       <w:pPr>
-        <w:pStyle w:val="List-Sentence"/>
-      </w:pPr>
-      <w:r>
-        <w:rPr>
+        <w:widowControl w:val="0"/>
+        <w:spacing w:before="6" w:line="240" w:lineRule="auto"/>
+        <w:rPr>
+          <w:rFonts w:ascii="Times New Roman" w:eastAsia="Times New Roman" w:hAnsi="Times New Roman" w:cs="Times New Roman"/>
+          <w:sz w:val="22"/>
+          <w:lang w:eastAsia="en-US"/>
+        </w:rPr>
+      </w:pPr>
+      <w:r>
+        <w:rPr>
+          <w:rFonts w:ascii="Times New Roman" w:eastAsia="Times New Roman" w:hAnsi="Times New Roman" w:cs="Times New Roman"/>
           <w:noProof/>
+          <w:sz w:val="22"/>
+          <w:lang w:eastAsia="en-US"/>
         </w:rPr>
         <w:drawing>
           <wp:inline distT="0" distB="0" distL="0" distR="0" wp14:anchorId="2165DDF6" wp14:editId="5C00F4AA">
@@ -2750,9 +4006,27 @@
     </w:p>
     <w:p>
       <w:pPr>
-        <w:pStyle w:val="Body-Header"/>
-      </w:pPr>
-      <w:r>
+        <w:keepNext/>
+        <w:widowControl w:val="0"/>
+        <w:spacing w:before="120" w:line="240" w:lineRule="auto"/>
+        <w:rPr>
+          <w:rFonts w:ascii="Arial" w:eastAsia="Times New Roman" w:hAnsi="Arial" w:cs="Arial"/>
+          <w:b/>
+          <w:bCs/>
+          <w:sz w:val="22"/>
+          <w:szCs w:val="22"/>
+          <w:lang w:eastAsia="en-US"/>
+        </w:rPr>
+      </w:pPr>
+      <w:r>
+        <w:rPr>
+          <w:rFonts w:ascii="Arial" w:eastAsia="Times New Roman" w:hAnsi="Arial" w:cs="Arial"/>
+          <w:b/>
+          <w:bCs/>
+          <w:sz w:val="22"/>
+          <w:szCs w:val="22"/>
+          <w:lang w:eastAsia="en-US"/>
+        </w:rPr>
         <w:t>Local Data:</w:t>
       </w:r>
     </w:p>
@@ -2807,6 +4081,21 @@
       <w:r>
         <w:t>&gt;</w:t>
       </w:r>
+    </w:p>
+    <w:p>
+      <w:pPr>
+        <w:pStyle w:val="BodyText"/>
+      </w:pPr>
+    </w:p>
+    <w:p>
+      <w:pPr>
+        <w:pStyle w:val="BodyText"/>
+      </w:pPr>
+    </w:p>
+    <w:p>
+      <w:pPr>
+        <w:pStyle w:val="BodyText"/>
+      </w:pPr>
     </w:p>
     <w:p>
       <w:pPr>
@@ -2846,11 +4135,18 @@
     </w:p>
     <w:p>
       <w:pPr>
-        <w:pStyle w:val="List-Sentence"/>
-      </w:pPr>
-      <w:r>
-        <w:rPr>
+        <w:rPr>
+          <w:rFonts w:ascii="Arial" w:hAnsi="Arial" w:cs="Arial"/>
+          <w:sz w:val="22"/>
+          <w:szCs w:val="22"/>
+        </w:rPr>
+      </w:pPr>
+      <w:r>
+        <w:rPr>
+          <w:rFonts w:ascii="Arial" w:hAnsi="Arial" w:cs="Arial"/>
           <w:noProof/>
+          <w:sz w:val="22"/>
+          <w:szCs w:val="22"/>
         </w:rPr>
         <w:drawing>
           <wp:inline distT="0" distB="0" distL="0" distR="0" wp14:anchorId="03509C8E" wp14:editId="46929DC5">
@@ -3018,6 +4314,126 @@
     </w:p>
     <w:p>
       <w:pPr>
+        <w:spacing w:before="6" w:line="240" w:lineRule="auto"/>
+        <w:rPr>
+          <w:rFonts w:ascii="Times New Roman" w:hAnsi="Times New Roman" w:cs="Times New Roman"/>
+          <w:sz w:val="22"/>
+          <w:szCs w:val="22"/>
+        </w:rPr>
+      </w:pPr>
+    </w:p>
+    <w:p>
+      <w:pPr>
+        <w:spacing w:before="6" w:line="240" w:lineRule="auto"/>
+        <w:rPr>
+          <w:rFonts w:ascii="Times New Roman" w:hAnsi="Times New Roman" w:cs="Times New Roman"/>
+          <w:sz w:val="22"/>
+          <w:szCs w:val="22"/>
+        </w:rPr>
+      </w:pPr>
+    </w:p>
+    <w:p>
+      <w:pPr>
+        <w:spacing w:before="6" w:line="240" w:lineRule="auto"/>
+        <w:rPr>
+          <w:rFonts w:ascii="Times New Roman" w:hAnsi="Times New Roman" w:cs="Times New Roman"/>
+          <w:sz w:val="22"/>
+          <w:szCs w:val="22"/>
+        </w:rPr>
+      </w:pPr>
+    </w:p>
+    <w:p>
+      <w:pPr>
+        <w:spacing w:before="6" w:line="240" w:lineRule="auto"/>
+        <w:rPr>
+          <w:rFonts w:ascii="Times New Roman" w:hAnsi="Times New Roman" w:cs="Times New Roman"/>
+          <w:sz w:val="22"/>
+          <w:szCs w:val="22"/>
+        </w:rPr>
+      </w:pPr>
+    </w:p>
+    <w:p>
+      <w:pPr>
+        <w:spacing w:before="6" w:line="240" w:lineRule="auto"/>
+        <w:rPr>
+          <w:rFonts w:ascii="Times New Roman" w:hAnsi="Times New Roman" w:cs="Times New Roman"/>
+          <w:sz w:val="22"/>
+          <w:szCs w:val="22"/>
+        </w:rPr>
+      </w:pPr>
+    </w:p>
+    <w:p>
+      <w:pPr>
+        <w:spacing w:before="6" w:line="240" w:lineRule="auto"/>
+        <w:rPr>
+          <w:rFonts w:ascii="Times New Roman" w:hAnsi="Times New Roman" w:cs="Times New Roman"/>
+          <w:sz w:val="22"/>
+          <w:szCs w:val="22"/>
+        </w:rPr>
+      </w:pPr>
+    </w:p>
+    <w:p>
+      <w:pPr>
+        <w:spacing w:before="6" w:line="240" w:lineRule="auto"/>
+        <w:rPr>
+          <w:rFonts w:ascii="Times New Roman" w:hAnsi="Times New Roman" w:cs="Times New Roman"/>
+          <w:sz w:val="22"/>
+          <w:szCs w:val="22"/>
+        </w:rPr>
+      </w:pPr>
+    </w:p>
+    <w:p>
+      <w:pPr>
+        <w:spacing w:before="6" w:line="240" w:lineRule="auto"/>
+        <w:rPr>
+          <w:rFonts w:ascii="Times New Roman" w:hAnsi="Times New Roman" w:cs="Times New Roman"/>
+          <w:sz w:val="22"/>
+          <w:szCs w:val="22"/>
+        </w:rPr>
+      </w:pPr>
+    </w:p>
+    <w:p>
+      <w:pPr>
+        <w:spacing w:before="6" w:line="240" w:lineRule="auto"/>
+        <w:rPr>
+          <w:rFonts w:ascii="Times New Roman" w:hAnsi="Times New Roman" w:cs="Times New Roman"/>
+          <w:sz w:val="22"/>
+          <w:szCs w:val="22"/>
+        </w:rPr>
+      </w:pPr>
+    </w:p>
+    <w:p>
+      <w:pPr>
+        <w:spacing w:before="6" w:line="240" w:lineRule="auto"/>
+        <w:rPr>
+          <w:rFonts w:ascii="Times New Roman" w:hAnsi="Times New Roman" w:cs="Times New Roman"/>
+          <w:sz w:val="22"/>
+          <w:szCs w:val="22"/>
+        </w:rPr>
+      </w:pPr>
+    </w:p>
+    <w:p>
+      <w:pPr>
+        <w:spacing w:before="6" w:line="240" w:lineRule="auto"/>
+        <w:rPr>
+          <w:rFonts w:ascii="Times New Roman" w:hAnsi="Times New Roman" w:cs="Times New Roman"/>
+          <w:sz w:val="22"/>
+          <w:szCs w:val="22"/>
+        </w:rPr>
+      </w:pPr>
+    </w:p>
+    <w:p>
+      <w:pPr>
+        <w:spacing w:before="6" w:line="240" w:lineRule="auto"/>
+        <w:rPr>
+          <w:rFonts w:ascii="Times New Roman" w:hAnsi="Times New Roman" w:cs="Times New Roman"/>
+          <w:sz w:val="22"/>
+          <w:szCs w:val="22"/>
+        </w:rPr>
+      </w:pPr>
+    </w:p>
+    <w:p>
+      <w:pPr>
         <w:pStyle w:val="12ptHeading"/>
       </w:pPr>
       <w:r>
@@ -3054,11 +4470,18 @@
     </w:p>
     <w:p>
       <w:pPr>
-        <w:pStyle w:val="List-Sentence"/>
-      </w:pPr>
-      <w:r>
-        <w:rPr>
+        <w:rPr>
+          <w:rFonts w:ascii="Arial" w:hAnsi="Arial" w:cs="Arial"/>
+          <w:sz w:val="22"/>
+          <w:szCs w:val="22"/>
+        </w:rPr>
+      </w:pPr>
+      <w:r>
+        <w:rPr>
+          <w:rFonts w:ascii="Arial" w:hAnsi="Arial" w:cs="Arial"/>
           <w:noProof/>
+          <w:sz w:val="22"/>
+          <w:szCs w:val="22"/>
         </w:rPr>
         <w:drawing>
           <wp:inline distT="0" distB="0" distL="0" distR="0" wp14:anchorId="01BB7287" wp14:editId="0F255500">
@@ -3207,12 +4630,183 @@
     </w:p>
     <w:p>
       <w:pPr>
+        <w:spacing w:before="6" w:line="240" w:lineRule="auto"/>
+        <w:rPr>
+          <w:rFonts w:ascii="Times New Roman" w:hAnsi="Times New Roman" w:cs="Times New Roman"/>
+          <w:sz w:val="22"/>
+          <w:szCs w:val="22"/>
+        </w:rPr>
+      </w:pPr>
+    </w:p>
+    <w:p>
+      <w:pPr>
+        <w:spacing w:before="6" w:line="240" w:lineRule="auto"/>
+        <w:rPr>
+          <w:rFonts w:ascii="Times New Roman" w:hAnsi="Times New Roman" w:cs="Times New Roman"/>
+          <w:sz w:val="22"/>
+          <w:szCs w:val="22"/>
+        </w:rPr>
+      </w:pPr>
+    </w:p>
+    <w:p>
+      <w:pPr>
+        <w:spacing w:before="6" w:line="240" w:lineRule="auto"/>
+        <w:rPr>
+          <w:rFonts w:ascii="Times New Roman" w:hAnsi="Times New Roman" w:cs="Times New Roman"/>
+          <w:sz w:val="22"/>
+          <w:szCs w:val="22"/>
+        </w:rPr>
+      </w:pPr>
+    </w:p>
+    <w:p>
+      <w:pPr>
+        <w:spacing w:before="6" w:line="240" w:lineRule="auto"/>
+        <w:rPr>
+          <w:rFonts w:ascii="Times New Roman" w:hAnsi="Times New Roman" w:cs="Times New Roman"/>
+          <w:sz w:val="22"/>
+          <w:szCs w:val="22"/>
+        </w:rPr>
+      </w:pPr>
+    </w:p>
+    <w:p>
+      <w:pPr>
+        <w:spacing w:before="6" w:line="240" w:lineRule="auto"/>
+        <w:rPr>
+          <w:rFonts w:ascii="Times New Roman" w:hAnsi="Times New Roman" w:cs="Times New Roman"/>
+          <w:sz w:val="22"/>
+          <w:szCs w:val="22"/>
+        </w:rPr>
+      </w:pPr>
+    </w:p>
+    <w:p>
+      <w:pPr>
+        <w:spacing w:before="6" w:line="240" w:lineRule="auto"/>
+        <w:rPr>
+          <w:rFonts w:ascii="Times New Roman" w:hAnsi="Times New Roman" w:cs="Times New Roman"/>
+          <w:sz w:val="22"/>
+          <w:szCs w:val="22"/>
+        </w:rPr>
+      </w:pPr>
+    </w:p>
+    <w:p>
+      <w:pPr>
+        <w:spacing w:before="6" w:line="240" w:lineRule="auto"/>
+        <w:rPr>
+          <w:rFonts w:ascii="Times New Roman" w:hAnsi="Times New Roman" w:cs="Times New Roman"/>
+          <w:sz w:val="22"/>
+          <w:szCs w:val="22"/>
+        </w:rPr>
+      </w:pPr>
+    </w:p>
+    <w:p>
+      <w:pPr>
+        <w:spacing w:before="6" w:line="240" w:lineRule="auto"/>
+        <w:rPr>
+          <w:rFonts w:ascii="Times New Roman" w:hAnsi="Times New Roman" w:cs="Times New Roman"/>
+          <w:sz w:val="22"/>
+          <w:szCs w:val="22"/>
+        </w:rPr>
+      </w:pPr>
+    </w:p>
+    <w:p>
+      <w:pPr>
+        <w:spacing w:before="6" w:line="240" w:lineRule="auto"/>
+        <w:rPr>
+          <w:rFonts w:ascii="Times New Roman" w:hAnsi="Times New Roman" w:cs="Times New Roman"/>
+          <w:sz w:val="22"/>
+          <w:szCs w:val="22"/>
+        </w:rPr>
+      </w:pPr>
+    </w:p>
+    <w:p>
+      <w:pPr>
+        <w:spacing w:before="6" w:line="240" w:lineRule="auto"/>
+        <w:rPr>
+          <w:rFonts w:ascii="Times New Roman" w:hAnsi="Times New Roman" w:cs="Times New Roman"/>
+          <w:sz w:val="22"/>
+          <w:szCs w:val="22"/>
+        </w:rPr>
+      </w:pPr>
+    </w:p>
+    <w:p>
+      <w:pPr>
+        <w:spacing w:before="6" w:line="240" w:lineRule="auto"/>
+        <w:rPr>
+          <w:rFonts w:ascii="Times New Roman" w:hAnsi="Times New Roman" w:cs="Times New Roman"/>
+          <w:sz w:val="22"/>
+          <w:szCs w:val="22"/>
+        </w:rPr>
+      </w:pPr>
+    </w:p>
+    <w:p>
+      <w:pPr>
+        <w:spacing w:before="6" w:line="240" w:lineRule="auto"/>
+        <w:rPr>
+          <w:rFonts w:ascii="Times New Roman" w:hAnsi="Times New Roman" w:cs="Times New Roman"/>
+          <w:sz w:val="22"/>
+          <w:szCs w:val="22"/>
+        </w:rPr>
+      </w:pPr>
+    </w:p>
+    <w:p>
+      <w:pPr>
+        <w:spacing w:before="6" w:line="240" w:lineRule="auto"/>
+        <w:rPr>
+          <w:rFonts w:ascii="Times New Roman" w:hAnsi="Times New Roman" w:cs="Times New Roman"/>
+          <w:sz w:val="22"/>
+          <w:szCs w:val="22"/>
+        </w:rPr>
+      </w:pPr>
+    </w:p>
+    <w:p>
+      <w:pPr>
+        <w:spacing w:before="6" w:line="240" w:lineRule="auto"/>
+        <w:rPr>
+          <w:rFonts w:ascii="Times New Roman" w:hAnsi="Times New Roman" w:cs="Times New Roman"/>
+          <w:sz w:val="22"/>
+          <w:szCs w:val="22"/>
+        </w:rPr>
+      </w:pPr>
+    </w:p>
+    <w:p>
+      <w:pPr>
+        <w:spacing w:before="6" w:line="240" w:lineRule="auto"/>
+        <w:rPr>
+          <w:rFonts w:ascii="Times New Roman" w:hAnsi="Times New Roman" w:cs="Times New Roman"/>
+          <w:sz w:val="22"/>
+          <w:szCs w:val="22"/>
+        </w:rPr>
+      </w:pPr>
+    </w:p>
+    <w:p>
+      <w:pPr>
+        <w:spacing w:before="6" w:line="240" w:lineRule="auto"/>
+        <w:rPr>
+          <w:rFonts w:ascii="Times New Roman" w:hAnsi="Times New Roman" w:cs="Times New Roman"/>
+          <w:sz w:val="22"/>
+          <w:szCs w:val="22"/>
+        </w:rPr>
+      </w:pPr>
+    </w:p>
+    <w:p>
+      <w:pPr>
+        <w:spacing w:before="6" w:line="240" w:lineRule="auto"/>
+        <w:rPr>
+          <w:rFonts w:ascii="Times New Roman" w:hAnsi="Times New Roman" w:cs="Times New Roman"/>
+          <w:sz w:val="22"/>
+          <w:szCs w:val="22"/>
+        </w:rPr>
+      </w:pPr>
+    </w:p>
+    <w:p>
+      <w:pPr>
         <w:pStyle w:val="12ptHeading"/>
         <w:rPr>
           <w:szCs w:val="24"/>
         </w:rPr>
       </w:pPr>
       <w:r>
+        <w:lastRenderedPageBreak/>
         <w:t>1.4.4-</w:t>
       </w:r>
       <w:r>
@@ -3245,11 +4839,18 @@
     </w:p>
     <w:p>
       <w:pPr>
-        <w:pStyle w:val="List-Sentence"/>
-      </w:pPr>
-      <w:r>
-        <w:rPr>
+        <w:rPr>
+          <w:rFonts w:ascii="Arial" w:hAnsi="Arial" w:cs="Arial"/>
+          <w:sz w:val="22"/>
+          <w:szCs w:val="22"/>
+        </w:rPr>
+      </w:pPr>
+      <w:r>
+        <w:rPr>
+          <w:rFonts w:ascii="Arial" w:hAnsi="Arial" w:cs="Arial"/>
           <w:noProof/>
+          <w:sz w:val="22"/>
+          <w:szCs w:val="22"/>
         </w:rPr>
         <w:drawing>
           <wp:inline distT="0" distB="0" distL="0" distR="0" wp14:anchorId="263A9E12" wp14:editId="31CEE471">
@@ -3296,103 +4897,410 @@
     </w:p>
     <w:p>
       <w:pPr>
+        <w:rPr>
+          <w:rFonts w:ascii="Arial" w:hAnsi="Arial" w:cs="Arial"/>
+          <w:b/>
+          <w:bCs/>
+          <w:sz w:val="22"/>
+          <w:szCs w:val="22"/>
+        </w:rPr>
+      </w:pPr>
+      <w:r>
+        <w:rPr>
+          <w:rFonts w:ascii="Arial" w:hAnsi="Arial" w:cs="Arial"/>
+          <w:b/>
+          <w:bCs/>
+          <w:sz w:val="22"/>
+          <w:szCs w:val="22"/>
+        </w:rPr>
+        <w:t>Local Data:</w:t>
+      </w:r>
+    </w:p>
+    <w:p>
+      <w:pPr>
+        <w:spacing w:before="6" w:line="240" w:lineRule="auto"/>
+        <w:rPr>
+          <w:rFonts w:ascii="Times New Roman" w:hAnsi="Times New Roman" w:cs="Times New Roman"/>
+          <w:sz w:val="22"/>
+          <w:szCs w:val="22"/>
+        </w:rPr>
+      </w:pPr>
+      <w:proofErr w:type="spellStart"/>
+      <w:r>
+        <w:rPr>
+          <w:rFonts w:ascii="Times New Roman" w:hAnsi="Times New Roman" w:cs="Times New Roman"/>
+          <w:sz w:val="22"/>
+          <w:szCs w:val="22"/>
+        </w:rPr>
+        <w:t>serviceRoute</w:t>
+      </w:r>
+      <w:proofErr w:type="spellEnd"/>
+      <w:r>
+        <w:rPr>
+          <w:rFonts w:ascii="Times New Roman" w:hAnsi="Times New Roman" w:cs="Times New Roman"/>
+          <w:sz w:val="22"/>
+          <w:szCs w:val="22"/>
+        </w:rPr>
+        <w:t>:</w:t>
+      </w:r>
+      <w:r>
+        <w:rPr>
+          <w:rFonts w:ascii="Times New Roman" w:hAnsi="Times New Roman" w:cs="Times New Roman"/>
+          <w:sz w:val="22"/>
+          <w:szCs w:val="22"/>
+        </w:rPr>
+        <w:t xml:space="preserve"> Route</w:t>
+      </w:r>
+      <w:r>
+        <w:rPr>
+          <w:rFonts w:ascii="Times New Roman" w:hAnsi="Times New Roman" w:cs="Times New Roman"/>
+          <w:sz w:val="22"/>
+          <w:szCs w:val="22"/>
+        </w:rPr>
+        <w:t xml:space="preserve"> </w:t>
+      </w:r>
+      <w:r>
+        <w:rPr>
+          <w:rFonts w:ascii="Times New Roman" w:hAnsi="Times New Roman" w:cs="Times New Roman"/>
+          <w:sz w:val="22"/>
+          <w:szCs w:val="22"/>
+        </w:rPr>
+        <w:t>Definition</w:t>
+      </w:r>
+    </w:p>
+    <w:p>
+      <w:pPr>
+        <w:spacing w:before="6" w:line="240" w:lineRule="auto"/>
+        <w:rPr>
+          <w:rFonts w:ascii="Times New Roman" w:hAnsi="Times New Roman" w:cs="Times New Roman"/>
+          <w:sz w:val="22"/>
+          <w:szCs w:val="22"/>
+        </w:rPr>
+      </w:pPr>
+      <w:proofErr w:type="spellStart"/>
+      <w:r>
+        <w:rPr>
+          <w:rFonts w:ascii="Times New Roman" w:hAnsi="Times New Roman" w:cs="Times New Roman"/>
+          <w:sz w:val="22"/>
+          <w:szCs w:val="22"/>
+        </w:rPr>
+        <w:t>serviceResult</w:t>
+      </w:r>
+      <w:proofErr w:type="spellEnd"/>
+      <w:r>
+        <w:rPr>
+          <w:rFonts w:ascii="Times New Roman" w:hAnsi="Times New Roman" w:cs="Times New Roman"/>
+          <w:sz w:val="22"/>
+          <w:szCs w:val="22"/>
+        </w:rPr>
+        <w:t>:</w:t>
+      </w:r>
+      <w:r>
+        <w:rPr>
+          <w:rFonts w:ascii="Times New Roman" w:hAnsi="Times New Roman" w:cs="Times New Roman"/>
+          <w:sz w:val="22"/>
+          <w:szCs w:val="22"/>
+        </w:rPr>
+        <w:t xml:space="preserve"> Service</w:t>
+      </w:r>
+      <w:r>
+        <w:rPr>
+          <w:rFonts w:ascii="Times New Roman" w:hAnsi="Times New Roman" w:cs="Times New Roman"/>
+          <w:sz w:val="22"/>
+          <w:szCs w:val="22"/>
+        </w:rPr>
+        <w:t xml:space="preserve"> </w:t>
+      </w:r>
+      <w:r>
+        <w:rPr>
+          <w:rFonts w:ascii="Times New Roman" w:hAnsi="Times New Roman" w:cs="Times New Roman"/>
+          <w:sz w:val="22"/>
+          <w:szCs w:val="22"/>
+        </w:rPr>
+        <w:t>Result</w:t>
+      </w:r>
+    </w:p>
+    <w:p>
+      <w:pPr>
+        <w:spacing w:before="6" w:line="240" w:lineRule="auto"/>
+        <w:rPr>
+          <w:rFonts w:ascii="Times New Roman" w:hAnsi="Times New Roman" w:cs="Times New Roman"/>
+          <w:sz w:val="22"/>
+          <w:szCs w:val="22"/>
+        </w:rPr>
+      </w:pPr>
+      <w:r>
+        <w:rPr>
+          <w:rFonts w:ascii="Times New Roman" w:hAnsi="Times New Roman" w:cs="Times New Roman"/>
+          <w:sz w:val="22"/>
+          <w:szCs w:val="22"/>
+        </w:rPr>
+        <w:t>response</w:t>
+      </w:r>
+      <w:r>
+        <w:rPr>
+          <w:rFonts w:ascii="Times New Roman" w:hAnsi="Times New Roman" w:cs="Times New Roman"/>
+          <w:sz w:val="22"/>
+          <w:szCs w:val="22"/>
+        </w:rPr>
+        <w:t>:</w:t>
+      </w:r>
+      <w:r>
+        <w:rPr>
+          <w:rFonts w:ascii="Times New Roman" w:hAnsi="Times New Roman" w:cs="Times New Roman"/>
+          <w:sz w:val="22"/>
+          <w:szCs w:val="22"/>
+        </w:rPr>
+        <w:t xml:space="preserve"> Response</w:t>
+      </w:r>
+    </w:p>
+    <w:p>
+      <w:pPr>
+        <w:spacing w:before="6" w:line="240" w:lineRule="auto"/>
+        <w:rPr>
+          <w:rFonts w:ascii="Times New Roman" w:hAnsi="Times New Roman" w:cs="Times New Roman"/>
+          <w:sz w:val="22"/>
+          <w:szCs w:val="22"/>
+        </w:rPr>
+      </w:pPr>
+    </w:p>
+    <w:p>
+      <w:pPr>
+        <w:spacing w:before="6" w:line="240" w:lineRule="auto"/>
+        <w:rPr>
+          <w:rFonts w:ascii="Times New Roman" w:hAnsi="Times New Roman" w:cs="Times New Roman"/>
+          <w:sz w:val="22"/>
+          <w:szCs w:val="22"/>
+        </w:rPr>
+      </w:pPr>
+    </w:p>
+    <w:p>
+      <w:pPr>
+        <w:spacing w:before="6" w:line="240" w:lineRule="auto"/>
+        <w:rPr>
+          <w:rFonts w:ascii="Times New Roman" w:hAnsi="Times New Roman" w:cs="Times New Roman"/>
+          <w:sz w:val="22"/>
+          <w:szCs w:val="22"/>
+        </w:rPr>
+      </w:pPr>
+    </w:p>
+    <w:p>
+      <w:pPr>
+        <w:spacing w:before="6" w:line="240" w:lineRule="auto"/>
+        <w:rPr>
+          <w:rFonts w:ascii="Times New Roman" w:hAnsi="Times New Roman" w:cs="Times New Roman"/>
+          <w:sz w:val="22"/>
+          <w:szCs w:val="22"/>
+        </w:rPr>
+      </w:pPr>
+    </w:p>
+    <w:p>
+      <w:pPr>
+        <w:spacing w:before="6" w:line="240" w:lineRule="auto"/>
+        <w:rPr>
+          <w:rFonts w:ascii="Times New Roman" w:hAnsi="Times New Roman" w:cs="Times New Roman"/>
+          <w:sz w:val="22"/>
+          <w:szCs w:val="22"/>
+        </w:rPr>
+      </w:pPr>
+    </w:p>
+    <w:p>
+      <w:pPr>
+        <w:spacing w:before="6" w:line="240" w:lineRule="auto"/>
+        <w:rPr>
+          <w:rFonts w:ascii="Times New Roman" w:hAnsi="Times New Roman" w:cs="Times New Roman"/>
+          <w:sz w:val="22"/>
+          <w:szCs w:val="22"/>
+        </w:rPr>
+      </w:pPr>
+    </w:p>
+    <w:p>
+      <w:pPr>
+        <w:spacing w:before="6" w:line="240" w:lineRule="auto"/>
+        <w:rPr>
+          <w:rFonts w:ascii="Times New Roman" w:hAnsi="Times New Roman" w:cs="Times New Roman"/>
+          <w:sz w:val="22"/>
+          <w:szCs w:val="22"/>
+        </w:rPr>
+      </w:pPr>
+    </w:p>
+    <w:p>
+      <w:pPr>
+        <w:spacing w:before="6" w:line="240" w:lineRule="auto"/>
+        <w:rPr>
+          <w:rFonts w:ascii="Times New Roman" w:hAnsi="Times New Roman" w:cs="Times New Roman"/>
+          <w:sz w:val="22"/>
+          <w:szCs w:val="22"/>
+        </w:rPr>
+      </w:pPr>
+    </w:p>
+    <w:p>
+      <w:pPr>
+        <w:spacing w:before="6" w:line="240" w:lineRule="auto"/>
+        <w:rPr>
+          <w:rFonts w:ascii="Times New Roman" w:hAnsi="Times New Roman" w:cs="Times New Roman"/>
+          <w:sz w:val="22"/>
+          <w:szCs w:val="22"/>
+        </w:rPr>
+      </w:pPr>
+    </w:p>
+    <w:p>
+      <w:pPr>
+        <w:spacing w:before="6" w:line="240" w:lineRule="auto"/>
+        <w:rPr>
+          <w:rFonts w:ascii="Times New Roman" w:hAnsi="Times New Roman" w:cs="Times New Roman"/>
+          <w:sz w:val="22"/>
+          <w:szCs w:val="22"/>
+        </w:rPr>
+      </w:pPr>
+    </w:p>
+    <w:p>
+      <w:pPr>
+        <w:spacing w:before="6" w:line="240" w:lineRule="auto"/>
+        <w:rPr>
+          <w:rFonts w:ascii="Times New Roman" w:hAnsi="Times New Roman" w:cs="Times New Roman"/>
+          <w:sz w:val="22"/>
+          <w:szCs w:val="22"/>
+        </w:rPr>
+      </w:pPr>
+    </w:p>
+    <w:p>
+      <w:pPr>
+        <w:spacing w:before="6" w:line="240" w:lineRule="auto"/>
+        <w:rPr>
+          <w:rFonts w:ascii="Times New Roman" w:hAnsi="Times New Roman" w:cs="Times New Roman"/>
+          <w:sz w:val="22"/>
+          <w:szCs w:val="22"/>
+        </w:rPr>
+      </w:pPr>
+    </w:p>
+    <w:p>
+      <w:pPr>
+        <w:spacing w:before="6" w:line="240" w:lineRule="auto"/>
+        <w:rPr>
+          <w:rFonts w:ascii="Times New Roman" w:hAnsi="Times New Roman" w:cs="Times New Roman"/>
+          <w:sz w:val="22"/>
+          <w:szCs w:val="22"/>
+        </w:rPr>
+      </w:pPr>
+    </w:p>
+    <w:p>
+      <w:pPr>
+        <w:spacing w:before="6" w:line="240" w:lineRule="auto"/>
+        <w:rPr>
+          <w:rFonts w:ascii="Times New Roman" w:hAnsi="Times New Roman" w:cs="Times New Roman"/>
+          <w:sz w:val="22"/>
+          <w:szCs w:val="22"/>
+        </w:rPr>
+      </w:pPr>
+    </w:p>
+    <w:p>
+      <w:pPr>
+        <w:spacing w:before="6" w:line="240" w:lineRule="auto"/>
+        <w:rPr>
+          <w:rFonts w:ascii="Times New Roman" w:hAnsi="Times New Roman" w:cs="Times New Roman"/>
+          <w:sz w:val="22"/>
+          <w:szCs w:val="22"/>
+        </w:rPr>
+      </w:pPr>
+    </w:p>
+    <w:p>
+      <w:pPr>
+        <w:spacing w:before="6" w:line="240" w:lineRule="auto"/>
+        <w:rPr>
+          <w:rFonts w:ascii="Times New Roman" w:hAnsi="Times New Roman" w:cs="Times New Roman"/>
+          <w:sz w:val="22"/>
+          <w:szCs w:val="22"/>
+        </w:rPr>
+      </w:pPr>
+    </w:p>
+    <w:p>
+      <w:pPr>
+        <w:spacing w:before="6" w:line="240" w:lineRule="auto"/>
+        <w:rPr>
+          <w:rFonts w:ascii="Times New Roman" w:hAnsi="Times New Roman" w:cs="Times New Roman"/>
+          <w:sz w:val="22"/>
+          <w:szCs w:val="22"/>
+        </w:rPr>
+      </w:pPr>
+    </w:p>
+    <w:p>
+      <w:pPr>
+        <w:spacing w:before="6" w:line="240" w:lineRule="auto"/>
+        <w:rPr>
+          <w:rFonts w:ascii="Times New Roman" w:hAnsi="Times New Roman" w:cs="Times New Roman"/>
+          <w:sz w:val="22"/>
+          <w:szCs w:val="22"/>
+        </w:rPr>
+      </w:pPr>
+    </w:p>
+    <w:p>
+      <w:pPr>
+        <w:spacing w:before="6" w:line="240" w:lineRule="auto"/>
+        <w:rPr>
+          <w:rFonts w:ascii="Times New Roman" w:hAnsi="Times New Roman" w:cs="Times New Roman"/>
+          <w:sz w:val="22"/>
+          <w:szCs w:val="22"/>
+        </w:rPr>
+      </w:pPr>
+    </w:p>
+    <w:p>
+      <w:pPr>
+        <w:spacing w:before="6" w:line="240" w:lineRule="auto"/>
+        <w:rPr>
+          <w:rFonts w:ascii="Times New Roman" w:hAnsi="Times New Roman" w:cs="Times New Roman"/>
+          <w:sz w:val="22"/>
+          <w:szCs w:val="22"/>
+        </w:rPr>
+      </w:pPr>
+    </w:p>
+    <w:p>
+      <w:pPr>
+        <w:pStyle w:val="BodyText"/>
+      </w:pPr>
+    </w:p>
+    <w:p>
+      <w:pPr>
+        <w:pStyle w:val="BodyText"/>
+        <w:rPr>
+          <w:sz w:val="22"/>
+          <w:szCs w:val="22"/>
+        </w:rPr>
+      </w:pPr>
+    </w:p>
+    <w:p>
+      <w:pPr>
+        <w:pStyle w:val="135ptHeading"/>
+      </w:pPr>
+      <w:r>
+        <w:lastRenderedPageBreak/>
+        <w:t>1.5 Authentication Service Algorithms</w:t>
+      </w:r>
+    </w:p>
+    <w:p>
+      <w:pPr>
+        <w:pStyle w:val="12ptHeading"/>
+      </w:pPr>
+      <w:r>
+        <w:t xml:space="preserve">1.5.1-ALG </w:t>
+      </w:r>
+      <w:proofErr w:type="spellStart"/>
+      <w:proofErr w:type="gramStart"/>
+      <w:r>
+        <w:t>registerUser</w:t>
+      </w:r>
+      <w:proofErr w:type="spellEnd"/>
+      <w:r>
+        <w:t>(</w:t>
+      </w:r>
+      <w:proofErr w:type="gramEnd"/>
+      <w:r>
+        <w:t>) Algorithm</w:t>
+      </w:r>
+    </w:p>
+    <w:p>
+      <w:pPr>
         <w:pStyle w:val="Body-Header"/>
-      </w:pPr>
-      <w:r>
-        <w:lastRenderedPageBreak/>
-        <w:t>Local Data:</w:t>
-      </w:r>
-    </w:p>
-    <w:p>
-      <w:pPr>
-        <w:pStyle w:val="List-Sentence"/>
-      </w:pPr>
-      <w:proofErr w:type="spellStart"/>
-      <w:r>
-        <w:t>serviceRoute</w:t>
-      </w:r>
-      <w:proofErr w:type="spellEnd"/>
-      <w:r>
-        <w:t>:</w:t>
-      </w:r>
-      <w:r>
-        <w:t xml:space="preserve"> Route</w:t>
-      </w:r>
-      <w:r>
-        <w:t xml:space="preserve"> </w:t>
-      </w:r>
-      <w:r>
-        <w:t>Definition</w:t>
-      </w:r>
-    </w:p>
-    <w:p>
-      <w:pPr>
-        <w:pStyle w:val="List-Sentence"/>
-      </w:pPr>
-      <w:proofErr w:type="spellStart"/>
-      <w:r>
-        <w:t>serviceResult</w:t>
-      </w:r>
-      <w:proofErr w:type="spellEnd"/>
-      <w:r>
-        <w:t>:</w:t>
-      </w:r>
-      <w:r>
-        <w:t xml:space="preserve"> Service</w:t>
-      </w:r>
-      <w:r>
-        <w:t xml:space="preserve"> </w:t>
-      </w:r>
-      <w:r>
-        <w:t>Result</w:t>
-      </w:r>
-    </w:p>
-    <w:p>
-      <w:pPr>
-        <w:pStyle w:val="List-Sentence"/>
-      </w:pPr>
-      <w:r>
-        <w:t>response</w:t>
-      </w:r>
-      <w:r>
-        <w:t>:</w:t>
-      </w:r>
-      <w:r>
-        <w:t xml:space="preserve"> Response</w:t>
-      </w:r>
-    </w:p>
-    <w:p>
-      <w:pPr>
-        <w:pStyle w:val="135ptHeading"/>
-      </w:pPr>
-      <w:r>
-        <w:t>1.5 Authentication Service Algorithms</w:t>
-      </w:r>
-    </w:p>
-    <w:p>
-      <w:pPr>
-        <w:pStyle w:val="12ptHeading"/>
-      </w:pPr>
-      <w:r>
-        <w:t xml:space="preserve">1.5.1-ALG </w:t>
-      </w:r>
-      <w:proofErr w:type="spellStart"/>
-      <w:proofErr w:type="gramStart"/>
-      <w:r>
-        <w:t>registerUser</w:t>
-      </w:r>
-      <w:proofErr w:type="spellEnd"/>
-      <w:r>
-        <w:t>(</w:t>
-      </w:r>
-      <w:proofErr w:type="gramEnd"/>
-      <w:r>
-        <w:t>) Algorithm</w:t>
-      </w:r>
-    </w:p>
-    <w:p>
-      <w:pPr>
-        <w:pStyle w:val="Body-Header"/>
         <w:rPr>
           <w:rFonts w:eastAsia="Arial"/>
         </w:rPr>
@@ -3420,15 +5328,22 @@
     </w:p>
     <w:p>
       <w:pPr>
-        <w:pStyle w:val="List-Sentence"/>
-        <w:rPr>
-          <w:b/>
-          <w:bCs/>
-        </w:rPr>
-      </w:pPr>
-      <w:r>
-        <w:rPr>
+        <w:keepNext/>
+        <w:spacing w:before="6" w:line="240" w:lineRule="auto"/>
+        <w:rPr>
+          <w:rFonts w:ascii="Arial" w:eastAsia="Arial" w:hAnsi="Arial" w:cs="Arial"/>
+          <w:b/>
+          <w:bCs/>
+          <w:sz w:val="22"/>
+          <w:szCs w:val="22"/>
+        </w:rPr>
+      </w:pPr>
+      <w:r>
+        <w:rPr>
+          <w:rFonts w:ascii="Arial" w:eastAsia="Arial" w:hAnsi="Arial" w:cs="Arial"/>
           <w:noProof/>
+          <w:sz w:val="22"/>
+          <w:szCs w:val="22"/>
         </w:rPr>
         <w:drawing>
           <wp:inline distT="0" distB="0" distL="0" distR="0" wp14:anchorId="4C3F716B" wp14:editId="38EEF901">
@@ -3594,52 +5509,87 @@
     </w:p>
     <w:p>
       <w:pPr>
-        <w:pStyle w:val="12ptHeading"/>
-      </w:pPr>
-      <w:r>
+        <w:spacing w:before="6" w:line="240" w:lineRule="auto"/>
+        <w:rPr>
+          <w:rFonts w:ascii="Times New Roman" w:eastAsia="Arial" w:hAnsi="Times New Roman" w:cs="Times New Roman"/>
+          <w:sz w:val="22"/>
+          <w:szCs w:val="22"/>
+        </w:rPr>
+      </w:pPr>
+    </w:p>
+    <w:p>
+      <w:pPr>
+        <w:keepNext/>
+        <w:outlineLvl w:val="3"/>
+        <w:rPr>
+          <w:rFonts w:ascii="Arial" w:hAnsi="Arial" w:cs="Arial"/>
+          <w:b/>
+          <w:bCs/>
+        </w:rPr>
+      </w:pPr>
+      <w:r>
+        <w:rPr>
+          <w:rFonts w:ascii="Arial" w:hAnsi="Arial" w:cs="Arial"/>
+          <w:b/>
+          <w:bCs/>
+        </w:rPr>
         <w:lastRenderedPageBreak/>
         <w:t xml:space="preserve">1.5.1-ALG </w:t>
       </w:r>
       <w:proofErr w:type="spellStart"/>
       <w:proofErr w:type="gramStart"/>
       <w:r>
+        <w:rPr>
+          <w:rFonts w:ascii="Arial" w:hAnsi="Arial" w:cs="Arial"/>
+          <w:b/>
+          <w:bCs/>
+        </w:rPr>
         <w:t>validateEmail</w:t>
       </w:r>
       <w:proofErr w:type="spellEnd"/>
       <w:r>
+        <w:rPr>
+          <w:rFonts w:ascii="Arial" w:hAnsi="Arial" w:cs="Arial"/>
+          <w:b/>
+          <w:bCs/>
+        </w:rPr>
         <w:t>(</w:t>
       </w:r>
       <w:proofErr w:type="gramEnd"/>
       <w:r>
+        <w:rPr>
+          <w:rFonts w:ascii="Arial" w:hAnsi="Arial" w:cs="Arial"/>
+          <w:b/>
+          <w:bCs/>
+        </w:rPr>
         <w:t>) Algorithm</w:t>
       </w:r>
     </w:p>
     <w:p>
       <w:pPr>
-        <w:pStyle w:val="Body-Header"/>
-        <w:rPr>
-          <w:rFonts w:eastAsia="Arial"/>
-          <w:b w:val="0"/>
-          <w:bCs w:val="0"/>
+        <w:keepNext/>
+        <w:spacing w:before="6" w:line="240" w:lineRule="auto"/>
+        <w:rPr>
+          <w:rFonts w:ascii="Times New Roman" w:hAnsi="Times New Roman" w:cs="Times New Roman"/>
+          <w:sz w:val="22"/>
+          <w:szCs w:val="22"/>
         </w:rPr>
       </w:pPr>
       <w:r>
         <w:rPr>
           <w:rStyle w:val="Body-HeaderChar"/>
           <w:rFonts w:eastAsiaTheme="minorEastAsia"/>
-          <w:b/>
-          <w:bCs/>
         </w:rPr>
         <w:t>Purpose:</w:t>
       </w:r>
-    </w:p>
-    <w:p>
-      <w:pPr>
-        <w:pStyle w:val="Intro-Sentence"/>
-        <w:rPr>
-          <w:szCs w:val="22"/>
-        </w:rPr>
-      </w:pPr>
+      <w:r>
+        <w:rPr>
+          <w:rFonts w:ascii="Arial" w:hAnsi="Arial" w:cs="Arial"/>
+          <w:sz w:val="22"/>
+          <w:szCs w:val="22"/>
+        </w:rPr>
+        <w:br/>
+      </w:r>
       <w:r>
         <w:rPr>
           <w:rStyle w:val="Intro-SentenceChar"/>
@@ -3666,13 +5616,14 @@
     </w:p>
     <w:p>
       <w:pPr>
-        <w:pStyle w:val="List-Sentence"/>
-        <w:rPr>
+        <w:rPr>
+          <w:rFonts w:ascii="Arial" w:hAnsi="Arial" w:cs="Arial"/>
           <w:noProof/>
         </w:rPr>
       </w:pPr>
       <w:r>
         <w:rPr>
+          <w:rFonts w:ascii="Arial" w:hAnsi="Arial" w:cs="Arial"/>
           <w:noProof/>
         </w:rPr>
         <w:drawing>
@@ -3720,102 +5671,195 @@
     </w:p>
     <w:p>
       <w:pPr>
-        <w:pStyle w:val="Body-Header"/>
-        <w:rPr>
-          <w:rFonts w:ascii="Times New Roman" w:hAnsi="Times New Roman" w:cs="Times New Roman"/>
-        </w:rPr>
-      </w:pPr>
-      <w:r>
+        <w:keepNext/>
+        <w:spacing w:before="6" w:line="240" w:lineRule="auto"/>
+        <w:rPr>
+          <w:rFonts w:ascii="Times New Roman" w:hAnsi="Times New Roman" w:cs="Times New Roman"/>
+          <w:sz w:val="22"/>
+          <w:szCs w:val="22"/>
+        </w:rPr>
+      </w:pPr>
+      <w:r>
+        <w:rPr>
+          <w:rFonts w:ascii="Arial" w:hAnsi="Arial" w:cs="Arial"/>
+          <w:b/>
+          <w:bCs/>
+          <w:sz w:val="22"/>
+          <w:szCs w:val="22"/>
+        </w:rPr>
         <w:t>Local Data</w:t>
       </w:r>
       <w:r>
+        <w:rPr>
+          <w:rFonts w:ascii="Arial" w:hAnsi="Arial" w:cs="Arial"/>
+          <w:b/>
+          <w:bCs/>
+          <w:sz w:val="22"/>
+          <w:szCs w:val="22"/>
+        </w:rPr>
         <w:t>:</w:t>
       </w:r>
     </w:p>
     <w:p>
       <w:pPr>
-        <w:pStyle w:val="List-Sentence"/>
+        <w:keepNext/>
+        <w:spacing w:before="6" w:line="240" w:lineRule="auto"/>
+        <w:rPr>
+          <w:rFonts w:ascii="Times New Roman" w:hAnsi="Times New Roman" w:cs="Times New Roman"/>
+          <w:sz w:val="22"/>
+          <w:szCs w:val="22"/>
+        </w:rPr>
       </w:pPr>
       <w:proofErr w:type="spellStart"/>
       <w:proofErr w:type="gramStart"/>
       <w:r>
+        <w:rPr>
+          <w:rFonts w:ascii="Times New Roman" w:hAnsi="Times New Roman" w:cs="Times New Roman"/>
+          <w:sz w:val="22"/>
+          <w:szCs w:val="22"/>
+        </w:rPr>
         <w:t>normalizedEmail</w:t>
       </w:r>
       <w:proofErr w:type="spellEnd"/>
       <w:r>
+        <w:rPr>
+          <w:rFonts w:ascii="Times New Roman" w:hAnsi="Times New Roman" w:cs="Times New Roman"/>
+          <w:sz w:val="22"/>
+          <w:szCs w:val="22"/>
+        </w:rPr>
         <w:t xml:space="preserve"> :</w:t>
       </w:r>
       <w:proofErr w:type="gramEnd"/>
       <w:r>
+        <w:rPr>
+          <w:rFonts w:ascii="Times New Roman" w:hAnsi="Times New Roman" w:cs="Times New Roman"/>
+          <w:sz w:val="22"/>
+          <w:szCs w:val="22"/>
+        </w:rPr>
         <w:t xml:space="preserve"> String</w:t>
       </w:r>
     </w:p>
     <w:p>
       <w:pPr>
-        <w:pStyle w:val="List-Sentence"/>
+        <w:spacing w:before="6" w:line="240" w:lineRule="auto"/>
+        <w:rPr>
+          <w:rFonts w:ascii="Times New Roman" w:hAnsi="Times New Roman" w:cs="Times New Roman"/>
+          <w:sz w:val="22"/>
+          <w:szCs w:val="22"/>
+        </w:rPr>
       </w:pPr>
       <w:proofErr w:type="spellStart"/>
       <w:proofErr w:type="gramStart"/>
       <w:r>
+        <w:rPr>
+          <w:rFonts w:ascii="Times New Roman" w:hAnsi="Times New Roman" w:cs="Times New Roman"/>
+          <w:sz w:val="22"/>
+          <w:szCs w:val="22"/>
+        </w:rPr>
         <w:t>emailPattern</w:t>
       </w:r>
       <w:proofErr w:type="spellEnd"/>
       <w:r>
+        <w:rPr>
+          <w:rFonts w:ascii="Times New Roman" w:hAnsi="Times New Roman" w:cs="Times New Roman"/>
+          <w:sz w:val="22"/>
+          <w:szCs w:val="22"/>
+        </w:rPr>
         <w:t xml:space="preserve"> :</w:t>
       </w:r>
       <w:proofErr w:type="gramEnd"/>
       <w:r>
+        <w:rPr>
+          <w:rFonts w:ascii="Times New Roman" w:hAnsi="Times New Roman" w:cs="Times New Roman"/>
+          <w:sz w:val="22"/>
+          <w:szCs w:val="22"/>
+        </w:rPr>
         <w:t xml:space="preserve"> Regular Expression</w:t>
       </w:r>
     </w:p>
     <w:p>
       <w:pPr>
-        <w:pStyle w:val="12ptHeading"/>
-      </w:pPr>
-      <w:r>
+        <w:spacing w:before="6" w:line="240" w:lineRule="auto"/>
+        <w:rPr>
+          <w:rFonts w:ascii="Times New Roman" w:hAnsi="Times New Roman" w:cs="Times New Roman"/>
+          <w:sz w:val="22"/>
+          <w:szCs w:val="22"/>
+        </w:rPr>
+      </w:pPr>
+    </w:p>
+    <w:p>
+      <w:pPr>
+        <w:keepNext/>
+        <w:outlineLvl w:val="3"/>
+        <w:rPr>
+          <w:rFonts w:ascii="Arial" w:hAnsi="Arial" w:cs="Arial"/>
+          <w:b/>
+          <w:bCs/>
+        </w:rPr>
+      </w:pPr>
+      <w:r>
+        <w:rPr>
+          <w:rFonts w:ascii="Arial" w:hAnsi="Arial" w:cs="Arial"/>
+          <w:b/>
+          <w:bCs/>
+        </w:rPr>
         <w:lastRenderedPageBreak/>
         <w:t xml:space="preserve">1.5.1-ALG </w:t>
       </w:r>
       <w:proofErr w:type="spellStart"/>
       <w:proofErr w:type="gramStart"/>
       <w:r>
+        <w:rPr>
+          <w:rFonts w:ascii="Arial" w:hAnsi="Arial" w:cs="Arial"/>
+          <w:b/>
+          <w:bCs/>
+        </w:rPr>
         <w:t>validatePassword</w:t>
       </w:r>
       <w:proofErr w:type="spellEnd"/>
       <w:r>
+        <w:rPr>
+          <w:rFonts w:ascii="Arial" w:hAnsi="Arial" w:cs="Arial"/>
+          <w:b/>
+          <w:bCs/>
+        </w:rPr>
         <w:t>(</w:t>
       </w:r>
       <w:proofErr w:type="gramEnd"/>
       <w:r>
+        <w:rPr>
+          <w:rFonts w:ascii="Arial" w:hAnsi="Arial" w:cs="Arial"/>
+          <w:b/>
+          <w:bCs/>
+        </w:rPr>
         <w:t>) Algorithm</w:t>
       </w:r>
     </w:p>
     <w:p>
       <w:pPr>
-        <w:pStyle w:val="Body-Header"/>
-        <w:rPr>
-          <w:rFonts w:eastAsia="Arial"/>
-          <w:b w:val="0"/>
-          <w:bCs w:val="0"/>
+        <w:keepNext/>
+        <w:spacing w:before="6" w:line="240" w:lineRule="auto"/>
+        <w:rPr>
+          <w:rFonts w:ascii="Times New Roman" w:hAnsi="Times New Roman" w:cs="Times New Roman"/>
+          <w:sz w:val="22"/>
+          <w:szCs w:val="22"/>
         </w:rPr>
       </w:pPr>
       <w:r>
         <w:rPr>
           <w:rStyle w:val="Body-HeaderChar"/>
           <w:rFonts w:eastAsiaTheme="minorEastAsia"/>
-          <w:b/>
-          <w:bCs/>
         </w:rPr>
         <w:t>Purpose:</w:t>
       </w:r>
-    </w:p>
-    <w:p>
-      <w:pPr>
-        <w:pStyle w:val="Intro-Sentence"/>
-        <w:rPr>
-          <w:szCs w:val="22"/>
-        </w:rPr>
-      </w:pPr>
+      <w:r>
+        <w:rPr>
+          <w:rFonts w:ascii="Arial" w:hAnsi="Arial" w:cs="Arial"/>
+          <w:sz w:val="22"/>
+          <w:szCs w:val="22"/>
+        </w:rPr>
+        <w:br/>
+      </w:r>
       <w:r>
         <w:rPr>
           <w:rStyle w:val="Intro-SentenceChar"/>
@@ -3826,10 +5870,13 @@
     </w:p>
     <w:p>
       <w:pPr>
-        <w:pStyle w:val="List-Sentence"/>
-      </w:pPr>
-      <w:r>
-        <w:rPr>
+        <w:rPr>
+          <w:rFonts w:ascii="Arial" w:hAnsi="Arial" w:cs="Arial"/>
+        </w:rPr>
+      </w:pPr>
+      <w:r>
+        <w:rPr>
+          <w:rFonts w:ascii="Arial" w:hAnsi="Arial" w:cs="Arial"/>
           <w:noProof/>
         </w:rPr>
         <w:drawing>
@@ -3877,21 +5924,38 @@
     </w:p>
     <w:p>
       <w:pPr>
-        <w:pStyle w:val="Body-Header"/>
-        <w:rPr>
-          <w:rFonts w:ascii="Times New Roman" w:hAnsi="Times New Roman" w:cs="Times New Roman"/>
-        </w:rPr>
-      </w:pPr>
-      <w:r>
+        <w:keepNext/>
+        <w:spacing w:before="6"/>
+        <w:rPr>
+          <w:rFonts w:ascii="Times New Roman" w:hAnsi="Times New Roman" w:cs="Times New Roman"/>
+          <w:sz w:val="22"/>
+          <w:szCs w:val="22"/>
+        </w:rPr>
+      </w:pPr>
+      <w:r>
+        <w:rPr>
+          <w:rFonts w:ascii="Arial" w:hAnsi="Arial" w:cs="Arial"/>
+          <w:b/>
+          <w:bCs/>
+          <w:sz w:val="22"/>
+          <w:szCs w:val="22"/>
+        </w:rPr>
         <w:t>Local Data</w:t>
       </w:r>
       <w:r>
+        <w:rPr>
+          <w:rFonts w:ascii="Arial" w:hAnsi="Arial" w:cs="Arial"/>
+          <w:b/>
+          <w:bCs/>
+          <w:sz w:val="22"/>
+          <w:szCs w:val="22"/>
+        </w:rPr>
         <w:t>:</w:t>
       </w:r>
     </w:p>
     <w:p>
       <w:pPr>
-        <w:pStyle w:val="List-Sentence"/>
+        <w:spacing w:before="6" w:line="240" w:lineRule="auto"/>
         <w:rPr>
           <w:rFonts w:ascii="Arial" w:hAnsi="Arial" w:cs="Arial"/>
           <w:b/>
@@ -3901,64 +5965,115 @@
       <w:proofErr w:type="spellStart"/>
       <w:proofErr w:type="gramStart"/>
       <w:r>
+        <w:rPr>
+          <w:rFonts w:ascii="Times New Roman" w:hAnsi="Times New Roman" w:cs="Times New Roman"/>
+          <w:sz w:val="22"/>
+          <w:szCs w:val="22"/>
+        </w:rPr>
         <w:t>blockedPasswords</w:t>
       </w:r>
       <w:proofErr w:type="spellEnd"/>
       <w:r>
+        <w:rPr>
+          <w:rFonts w:ascii="Times New Roman" w:hAnsi="Times New Roman" w:cs="Times New Roman"/>
+          <w:sz w:val="22"/>
+          <w:szCs w:val="22"/>
+        </w:rPr>
         <w:t xml:space="preserve"> :</w:t>
       </w:r>
       <w:proofErr w:type="gramEnd"/>
       <w:r>
+        <w:rPr>
+          <w:rFonts w:ascii="Times New Roman" w:hAnsi="Times New Roman" w:cs="Times New Roman"/>
+          <w:sz w:val="22"/>
+          <w:szCs w:val="22"/>
+        </w:rPr>
         <w:t xml:space="preserve"> List of Strings</w:t>
       </w:r>
     </w:p>
     <w:p>
       <w:pPr>
-        <w:pStyle w:val="12ptHeading"/>
-      </w:pPr>
-      <w:r>
+        <w:keepNext/>
+        <w:outlineLvl w:val="3"/>
+        <w:rPr>
+          <w:rFonts w:ascii="Arial" w:hAnsi="Arial" w:cs="Arial"/>
+          <w:b/>
+          <w:bCs/>
+        </w:rPr>
+      </w:pPr>
+    </w:p>
+    <w:p>
+      <w:pPr>
+        <w:keepNext/>
+        <w:outlineLvl w:val="3"/>
+        <w:rPr>
+          <w:rFonts w:ascii="Arial" w:hAnsi="Arial" w:cs="Arial"/>
+          <w:b/>
+          <w:bCs/>
+        </w:rPr>
+      </w:pPr>
+      <w:r>
+        <w:rPr>
+          <w:rFonts w:ascii="Arial" w:hAnsi="Arial" w:cs="Arial"/>
+          <w:b/>
+          <w:bCs/>
+        </w:rPr>
         <w:t xml:space="preserve">1.5.1-ALG </w:t>
       </w:r>
       <w:proofErr w:type="spellStart"/>
       <w:proofErr w:type="gramStart"/>
       <w:r>
+        <w:rPr>
+          <w:rFonts w:ascii="Arial" w:hAnsi="Arial" w:cs="Arial"/>
+          <w:b/>
+          <w:bCs/>
+        </w:rPr>
         <w:t>hashPassword</w:t>
       </w:r>
       <w:proofErr w:type="spellEnd"/>
       <w:r>
+        <w:rPr>
+          <w:rFonts w:ascii="Arial" w:hAnsi="Arial" w:cs="Arial"/>
+          <w:b/>
+          <w:bCs/>
+        </w:rPr>
         <w:t>(</w:t>
       </w:r>
       <w:proofErr w:type="gramEnd"/>
       <w:r>
+        <w:rPr>
+          <w:rFonts w:ascii="Arial" w:hAnsi="Arial" w:cs="Arial"/>
+          <w:b/>
+          <w:bCs/>
+        </w:rPr>
         <w:t>) Algorithm</w:t>
       </w:r>
     </w:p>
     <w:p>
       <w:pPr>
-        <w:pStyle w:val="Body-Header"/>
-        <w:rPr>
-          <w:rFonts w:ascii="Times New Roman" w:hAnsi="Times New Roman" w:cs="Times New Roman"/>
-          <w:b w:val="0"/>
-          <w:bCs w:val="0"/>
+        <w:keepNext/>
+        <w:spacing w:before="6" w:line="240" w:lineRule="auto"/>
+        <w:rPr>
+          <w:rFonts w:ascii="Times New Roman" w:hAnsi="Times New Roman" w:cs="Times New Roman"/>
+          <w:sz w:val="22"/>
+          <w:szCs w:val="22"/>
         </w:rPr>
       </w:pPr>
       <w:r>
         <w:rPr>
           <w:rStyle w:val="Body-HeaderChar"/>
           <w:rFonts w:eastAsiaTheme="minorEastAsia"/>
-          <w:b/>
-          <w:bCs/>
         </w:rPr>
         <w:t>Purpose:</w:t>
       </w:r>
-    </w:p>
-    <w:p>
-      <w:pPr>
-        <w:pStyle w:val="Intro-Sentence"/>
-        <w:rPr>
-          <w:szCs w:val="22"/>
-        </w:rPr>
-      </w:pPr>
+      <w:r>
+        <w:rPr>
+          <w:rFonts w:ascii="Arial" w:hAnsi="Arial" w:cs="Arial"/>
+          <w:sz w:val="22"/>
+          <w:szCs w:val="22"/>
+        </w:rPr>
+        <w:br/>
+      </w:r>
       <w:r>
         <w:rPr>
           <w:rStyle w:val="Intro-SentenceChar"/>
@@ -3985,10 +6100,13 @@
     </w:p>
     <w:p>
       <w:pPr>
-        <w:pStyle w:val="List-Sentence"/>
-      </w:pPr>
-      <w:r>
-        <w:rPr>
+        <w:rPr>
+          <w:rFonts w:ascii="Arial" w:hAnsi="Arial" w:cs="Arial"/>
+        </w:rPr>
+      </w:pPr>
+      <w:r>
+        <w:rPr>
+          <w:rFonts w:ascii="Arial" w:hAnsi="Arial" w:cs="Arial"/>
           <w:noProof/>
         </w:rPr>
         <w:drawing>
@@ -4036,57 +6154,151 @@
     </w:p>
     <w:p>
       <w:pPr>
-        <w:pStyle w:val="Body-Header"/>
-        <w:rPr>
-          <w:rFonts w:ascii="Times New Roman" w:hAnsi="Times New Roman" w:cs="Times New Roman"/>
-          <w:b w:val="0"/>
-          <w:bCs w:val="0"/>
-        </w:rPr>
-      </w:pPr>
-      <w:r>
+        <w:keepNext/>
+        <w:spacing w:before="6" w:line="240" w:lineRule="auto"/>
+        <w:rPr>
+          <w:rFonts w:ascii="Times New Roman" w:hAnsi="Times New Roman" w:cs="Times New Roman"/>
+          <w:sz w:val="22"/>
+          <w:szCs w:val="22"/>
+        </w:rPr>
+      </w:pPr>
+      <w:r>
+        <w:rPr>
+          <w:rFonts w:ascii="Arial" w:hAnsi="Arial" w:cs="Arial"/>
+          <w:b/>
+          <w:bCs/>
+          <w:sz w:val="22"/>
+          <w:szCs w:val="22"/>
+        </w:rPr>
         <w:t>Local Data</w:t>
       </w:r>
       <w:r>
+        <w:rPr>
+          <w:rFonts w:ascii="Arial" w:hAnsi="Arial" w:cs="Arial"/>
+          <w:b/>
+          <w:bCs/>
+          <w:sz w:val="22"/>
+          <w:szCs w:val="22"/>
+        </w:rPr>
         <w:t>:</w:t>
       </w:r>
-    </w:p>
-    <w:p>
-      <w:pPr>
-        <w:pStyle w:val="List-Sentence"/>
-      </w:pPr>
+      <w:r>
+        <w:rPr>
+          <w:rFonts w:ascii="Times New Roman" w:hAnsi="Times New Roman" w:cs="Times New Roman"/>
+          <w:sz w:val="22"/>
+          <w:szCs w:val="22"/>
+        </w:rPr>
+        <w:br/>
+      </w:r>
       <w:proofErr w:type="spellStart"/>
       <w:proofErr w:type="gramStart"/>
       <w:r>
+        <w:rPr>
+          <w:rFonts w:ascii="Times New Roman" w:hAnsi="Times New Roman" w:cs="Times New Roman"/>
+          <w:sz w:val="22"/>
+          <w:szCs w:val="22"/>
+        </w:rPr>
         <w:t>hashedPassword</w:t>
       </w:r>
       <w:proofErr w:type="spellEnd"/>
       <w:r>
+        <w:rPr>
+          <w:rFonts w:ascii="Times New Roman" w:hAnsi="Times New Roman" w:cs="Times New Roman"/>
+          <w:sz w:val="22"/>
+          <w:szCs w:val="22"/>
+        </w:rPr>
         <w:t xml:space="preserve"> :</w:t>
       </w:r>
       <w:proofErr w:type="gramEnd"/>
       <w:r>
+        <w:rPr>
+          <w:rFonts w:ascii="Times New Roman" w:hAnsi="Times New Roman" w:cs="Times New Roman"/>
+          <w:sz w:val="22"/>
+          <w:szCs w:val="22"/>
+        </w:rPr>
         <w:t xml:space="preserve"> String</w:t>
       </w:r>
     </w:p>
     <w:p>
       <w:pPr>
-        <w:pStyle w:val="12ptHeading"/>
-      </w:pPr>
-      <w:r>
+        <w:keepNext/>
+        <w:spacing w:before="6" w:line="240" w:lineRule="auto"/>
+        <w:rPr>
+          <w:rFonts w:ascii="Times New Roman" w:hAnsi="Times New Roman" w:cs="Times New Roman"/>
+          <w:sz w:val="22"/>
+          <w:szCs w:val="22"/>
+        </w:rPr>
+      </w:pPr>
+      <w:r>
+        <w:rPr>
+          <w:rFonts w:ascii="Times New Roman" w:hAnsi="Times New Roman" w:cs="Times New Roman"/>
+          <w:sz w:val="22"/>
+          <w:szCs w:val="22"/>
+        </w:rPr>
+        <w:t xml:space="preserve">                                                                                                                                                                                                                                                                                                                                                                                                                                                                   </w:t>
+      </w:r>
+    </w:p>
+    <w:p>
+      <w:pPr>
+        <w:rPr>
+          <w:rFonts w:ascii="Arial" w:hAnsi="Arial" w:cs="Arial"/>
+          <w:noProof/>
+        </w:rPr>
+      </w:pPr>
+    </w:p>
+    <w:p>
+      <w:pPr>
+        <w:rPr>
+          <w:rFonts w:ascii="Arial" w:hAnsi="Arial" w:cs="Arial"/>
+          <w:noProof/>
+        </w:rPr>
+      </w:pPr>
+    </w:p>
+    <w:p>
+      <w:pPr>
+        <w:keepNext/>
+        <w:outlineLvl w:val="3"/>
+        <w:rPr>
+          <w:rFonts w:ascii="Arial" w:eastAsia="Arial" w:hAnsi="Arial" w:cs="Arial"/>
+          <w:b/>
+          <w:bCs/>
+        </w:rPr>
+      </w:pPr>
+      <w:r>
+        <w:rPr>
+          <w:rFonts w:ascii="Arial" w:eastAsia="Arial" w:hAnsi="Arial" w:cs="Arial"/>
+          <w:b/>
+          <w:bCs/>
+        </w:rPr>
         <w:lastRenderedPageBreak/>
         <w:t xml:space="preserve">1.5.2-ALG </w:t>
       </w:r>
       <w:proofErr w:type="spellStart"/>
       <w:proofErr w:type="gramStart"/>
       <w:r>
+        <w:rPr>
+          <w:rFonts w:ascii="Arial" w:eastAsia="Arial" w:hAnsi="Arial" w:cs="Arial"/>
+          <w:b/>
+          <w:bCs/>
+        </w:rPr>
         <w:t>checkPermissions</w:t>
       </w:r>
       <w:proofErr w:type="spellEnd"/>
       <w:r>
+        <w:rPr>
+          <w:rFonts w:ascii="Arial" w:eastAsia="Arial" w:hAnsi="Arial" w:cs="Arial"/>
+          <w:b/>
+          <w:bCs/>
+        </w:rPr>
         <w:t>(</w:t>
       </w:r>
       <w:proofErr w:type="gramEnd"/>
       <w:r>
+        <w:rPr>
+          <w:rFonts w:ascii="Arial" w:eastAsia="Arial" w:hAnsi="Arial" w:cs="Arial"/>
+          <w:b/>
+          <w:bCs/>
+        </w:rPr>
         <w:t>) Algorithm</w:t>
       </w:r>
     </w:p>
@@ -6848,7 +9060,25 @@
           <w:sz w:val="22"/>
           <w:szCs w:val="22"/>
         </w:rPr>
-        <w:t>Updates an existing image by locating the current image file, validating and processing the new image file, replacing the stored image details, saving the updated image file, and returning a success or error result.</w:t>
+        <w:t xml:space="preserve">Updates an existing image by locating the current image file, </w:t>
+      </w:r>
+      <w:proofErr w:type="gramStart"/>
+      <w:r>
+        <w:rPr>
+          <w:rFonts w:ascii="Times New Roman" w:hAnsi="Times New Roman" w:cs="Times New Roman"/>
+          <w:sz w:val="22"/>
+          <w:szCs w:val="22"/>
+        </w:rPr>
+        <w:t>validating</w:t>
+      </w:r>
+      <w:proofErr w:type="gramEnd"/>
+      <w:r>
+        <w:rPr>
+          <w:rFonts w:ascii="Times New Roman" w:hAnsi="Times New Roman" w:cs="Times New Roman"/>
+          <w:sz w:val="22"/>
+          <w:szCs w:val="22"/>
+        </w:rPr>
+        <w:t xml:space="preserve"> and processing the new image file, replacing the stored image details, saving the updated image file, and returning a success or error result.</w:t>
       </w:r>
     </w:p>
     <w:p>
@@ -9922,7 +12152,10 @@
       </w:r>
       <w:proofErr w:type="gramEnd"/>
       <w:r>
-        <w:t xml:space="preserve">) </w:t>
+        <w:t>)</w:t>
+      </w:r>
+      <w:r>
+        <w:t xml:space="preserve"> </w:t>
       </w:r>
       <w:r>
         <w:rPr>
@@ -10358,7 +12591,7 @@
           <w:lang w:eastAsia="en-US"/>
         </w:rPr>
         <w:drawing>
-          <wp:inline distT="0" distB="0" distL="0" distR="0" wp14:anchorId="7A00B03C" wp14:editId="0FA1CDB0">
+          <wp:inline distT="0" distB="0" distL="0" distR="0" wp14:anchorId="7A00B03C" wp14:editId="0775ED2E">
             <wp:extent cx="5943600" cy="3089740"/>
             <wp:effectExtent l="0" t="0" r="0" b="0"/>
             <wp:docPr id="757368362" name="Picture 8"/>
@@ -11034,7 +13267,6 @@
       <w:r>
         <w:rPr>
           <w:rStyle w:val="Body-HeaderChar"/>
-          <w:rFonts w:eastAsiaTheme="minorEastAsia"/>
         </w:rPr>
         <w:t>Purpose:</w:t>
       </w:r>
@@ -11049,7 +13281,6 @@
       <w:r>
         <w:rPr>
           <w:rStyle w:val="Intro-SentenceChar"/>
-          <w:rFonts w:eastAsiaTheme="minorEastAsia"/>
         </w:rPr>
         <w:t>This algorithm manages the job search pipeline by validating criteria, checking for cached results, querying the database index, and filtering and ranking the final job listings for the user.</w:t>
       </w:r>
@@ -11276,7 +13507,6 @@
       <w:r>
         <w:rPr>
           <w:rStyle w:val="Body-HeaderChar"/>
-          <w:rFonts w:eastAsiaTheme="minorEastAsia"/>
         </w:rPr>
         <w:t>Purpose:</w:t>
       </w:r>
@@ -11291,7 +13521,6 @@
       <w:r>
         <w:rPr>
           <w:rStyle w:val="Intro-SentenceChar"/>
-          <w:rFonts w:eastAsiaTheme="minorEastAsia"/>
         </w:rPr>
         <w:t>This algorithm ensures data integrity by verifying that user-selected search filters—such as realistic GPA ranges, positive pay scales, and logical date ranges—contain valid data before processing.</w:t>
       </w:r>
@@ -11464,7 +13693,6 @@
       <w:r>
         <w:rPr>
           <w:rStyle w:val="Intro-SentenceChar"/>
-          <w:rFonts w:eastAsiaTheme="minorEastAsia"/>
         </w:rPr>
         <w:t>buildSearchQuery</w:t>
       </w:r>
@@ -11472,7 +13700,6 @@
       <w:r>
         <w:rPr>
           <w:rStyle w:val="Intro-SentenceChar"/>
-          <w:rFonts w:eastAsiaTheme="minorEastAsia"/>
         </w:rPr>
         <w:t xml:space="preserve"> builds a search query from the user’s search terms and filters so the search service can find matching job results</w:t>
       </w:r>
@@ -11663,9 +13890,6 @@
     </w:p>
     <w:p>
       <w:r>
-        <w:rPr>
-          <w:noProof/>
-        </w:rPr>
         <w:drawing>
           <wp:inline distT="0" distB="0" distL="0" distR="0" wp14:anchorId="4AB74A5F" wp14:editId="74ACFC2B">
             <wp:extent cx="5486400" cy="4782312"/>
@@ -11759,9 +13983,6 @@
     </w:p>
     <w:p>
       <w:r>
-        <w:rPr>
-          <w:noProof/>
-        </w:rPr>
         <w:drawing>
           <wp:inline distT="0" distB="0" distL="0" distR="0" wp14:anchorId="2B52FFC6" wp14:editId="2A2B160A">
             <wp:extent cx="5486400" cy="4864608"/>
@@ -14056,6 +16277,7 @@
         <w:spacing w:before="20"/>
       </w:pPr>
       <w:r>
+        <w:lastRenderedPageBreak/>
         <w:t>Local Data:</w:t>
       </w:r>
     </w:p>
@@ -14083,15 +16305,7 @@
       <w:proofErr w:type="spellEnd"/>
       <w:r>
         <w:br/>
-      </w:r>
-      <w:proofErr w:type="gramStart"/>
-      <w:r>
-        <w:lastRenderedPageBreak/>
-        <w:t>candidate :</w:t>
-      </w:r>
-      <w:proofErr w:type="gramEnd"/>
-      <w:r>
-        <w:t xml:space="preserve"> </w:t>
+        <w:t xml:space="preserve">candidate : </w:t>
       </w:r>
       <w:proofErr w:type="spellStart"/>
       <w:r>
@@ -14188,6 +16402,7 @@
         <w:spacing w:before="20"/>
       </w:pPr>
       <w:r>
+        <w:lastRenderedPageBreak/>
         <w:t>Local Data:</w:t>
       </w:r>
     </w:p>
@@ -14212,17 +16427,12 @@
         <w:br/>
       </w:r>
       <w:proofErr w:type="spellStart"/>
-      <w:proofErr w:type="gramStart"/>
       <w:r>
         <w:t>normalizedSearchCriteria</w:t>
       </w:r>
       <w:proofErr w:type="spellEnd"/>
       <w:r>
-        <w:t xml:space="preserve"> :</w:t>
-      </w:r>
-      <w:proofErr w:type="gramEnd"/>
-      <w:r>
-        <w:t xml:space="preserve"> </w:t>
+        <w:t xml:space="preserve"> : </w:t>
       </w:r>
       <w:proofErr w:type="spellStart"/>
       <w:r>
@@ -14233,17 +16443,12 @@
         <w:br/>
       </w:r>
       <w:proofErr w:type="spellStart"/>
-      <w:proofErr w:type="gramStart"/>
       <w:r>
         <w:t>candidateList</w:t>
       </w:r>
       <w:proofErr w:type="spellEnd"/>
       <w:r>
-        <w:t xml:space="preserve"> :</w:t>
-      </w:r>
-      <w:proofErr w:type="gramEnd"/>
-      <w:r>
-        <w:t xml:space="preserve"> List of </w:t>
+        <w:t xml:space="preserve"> : List of </w:t>
       </w:r>
       <w:proofErr w:type="spellStart"/>
       <w:r>
@@ -14254,18 +16459,12 @@
         <w:br/>
       </w:r>
       <w:proofErr w:type="spellStart"/>
-      <w:proofErr w:type="gramStart"/>
-      <w:r>
-        <w:lastRenderedPageBreak/>
+      <w:r>
         <w:t>filteredCandidates</w:t>
       </w:r>
       <w:proofErr w:type="spellEnd"/>
       <w:r>
-        <w:t xml:space="preserve"> :</w:t>
-      </w:r>
-      <w:proofErr w:type="gramEnd"/>
-      <w:r>
-        <w:t xml:space="preserve"> List of </w:t>
+        <w:t xml:space="preserve"> : List of </w:t>
       </w:r>
       <w:proofErr w:type="spellStart"/>
       <w:r>
@@ -14276,17 +16475,12 @@
         <w:br/>
       </w:r>
       <w:proofErr w:type="spellStart"/>
-      <w:proofErr w:type="gramStart"/>
       <w:r>
         <w:t>candidateRankedList</w:t>
       </w:r>
       <w:proofErr w:type="spellEnd"/>
       <w:r>
-        <w:t xml:space="preserve"> :</w:t>
-      </w:r>
-      <w:proofErr w:type="gramEnd"/>
-      <w:r>
-        <w:t xml:space="preserve"> </w:t>
+        <w:t xml:space="preserve"> : </w:t>
       </w:r>
       <w:proofErr w:type="spellStart"/>
       <w:r>
@@ -14297,28 +16491,16 @@
         <w:br/>
       </w:r>
       <w:proofErr w:type="spellStart"/>
-      <w:proofErr w:type="gramStart"/>
       <w:r>
         <w:t>matchScore</w:t>
       </w:r>
       <w:proofErr w:type="spellEnd"/>
       <w:r>
-        <w:t xml:space="preserve"> :</w:t>
-      </w:r>
-      <w:proofErr w:type="gramEnd"/>
-      <w:r>
-        <w:t xml:space="preserve"> Number</w:t>
+        <w:t xml:space="preserve"> : Number</w:t>
       </w:r>
       <w:r>
         <w:br/>
-      </w:r>
-      <w:proofErr w:type="gramStart"/>
-      <w:r>
-        <w:t>recommendation :</w:t>
-      </w:r>
-      <w:proofErr w:type="gramEnd"/>
-      <w:r>
-        <w:t xml:space="preserve"> </w:t>
+        <w:t xml:space="preserve">recommendation : </w:t>
       </w:r>
       <w:proofErr w:type="spellStart"/>
       <w:r>
@@ -14485,178 +16667,123 @@
         <w:br/>
       </w:r>
       <w:proofErr w:type="spellStart"/>
-      <w:proofErr w:type="gramStart"/>
       <w:r>
         <w:t>maximumScore</w:t>
       </w:r>
       <w:proofErr w:type="spellEnd"/>
       <w:r>
-        <w:t xml:space="preserve"> :</w:t>
-      </w:r>
-      <w:proofErr w:type="gramEnd"/>
-      <w:r>
-        <w:t xml:space="preserve"> Number</w:t>
+        <w:t xml:space="preserve"> : Number</w:t>
       </w:r>
       <w:r>
         <w:br/>
       </w:r>
       <w:proofErr w:type="spellStart"/>
-      <w:proofErr w:type="gramStart"/>
       <w:r>
         <w:t>skillMatch</w:t>
       </w:r>
       <w:proofErr w:type="spellEnd"/>
       <w:r>
-        <w:t xml:space="preserve"> :</w:t>
-      </w:r>
-      <w:proofErr w:type="gramEnd"/>
-      <w:r>
-        <w:t xml:space="preserve"> Number</w:t>
+        <w:t xml:space="preserve"> : Number</w:t>
       </w:r>
       <w:r>
         <w:br/>
       </w:r>
       <w:proofErr w:type="spellStart"/>
-      <w:proofErr w:type="gramStart"/>
       <w:r>
         <w:lastRenderedPageBreak/>
         <w:t>experienceMatch</w:t>
       </w:r>
       <w:proofErr w:type="spellEnd"/>
       <w:r>
-        <w:t xml:space="preserve"> :</w:t>
-      </w:r>
-      <w:proofErr w:type="gramEnd"/>
-      <w:r>
-        <w:t xml:space="preserve"> Number</w:t>
+        <w:t xml:space="preserve"> : Number</w:t>
       </w:r>
       <w:r>
         <w:br/>
       </w:r>
       <w:proofErr w:type="spellStart"/>
-      <w:proofErr w:type="gramStart"/>
       <w:r>
         <w:t>profileMatch</w:t>
       </w:r>
       <w:proofErr w:type="spellEnd"/>
       <w:r>
-        <w:t xml:space="preserve"> :</w:t>
-      </w:r>
-      <w:proofErr w:type="gramEnd"/>
-      <w:r>
-        <w:t xml:space="preserve"> Number</w:t>
+        <w:t xml:space="preserve"> : Number</w:t>
       </w:r>
       <w:r>
         <w:br/>
       </w:r>
       <w:proofErr w:type="spellStart"/>
-      <w:proofErr w:type="gramStart"/>
       <w:r>
         <w:t>filterMatch</w:t>
       </w:r>
       <w:proofErr w:type="spellEnd"/>
       <w:r>
-        <w:t xml:space="preserve"> :</w:t>
-      </w:r>
-      <w:proofErr w:type="gramEnd"/>
-      <w:r>
-        <w:t xml:space="preserve"> Number</w:t>
+        <w:t xml:space="preserve"> : Number</w:t>
       </w:r>
       <w:r>
         <w:br/>
       </w:r>
       <w:proofErr w:type="spellStart"/>
-      <w:proofErr w:type="gramStart"/>
       <w:r>
         <w:t>skillScore</w:t>
       </w:r>
       <w:proofErr w:type="spellEnd"/>
       <w:r>
-        <w:t xml:space="preserve"> :</w:t>
-      </w:r>
-      <w:proofErr w:type="gramEnd"/>
-      <w:r>
-        <w:t xml:space="preserve"> Number</w:t>
+        <w:t xml:space="preserve"> : Number</w:t>
       </w:r>
       <w:r>
         <w:br/>
       </w:r>
       <w:proofErr w:type="spellStart"/>
-      <w:proofErr w:type="gramStart"/>
       <w:r>
         <w:t>experienceScore</w:t>
       </w:r>
       <w:proofErr w:type="spellEnd"/>
       <w:r>
-        <w:t xml:space="preserve"> :</w:t>
-      </w:r>
-      <w:proofErr w:type="gramEnd"/>
-      <w:r>
-        <w:t xml:space="preserve"> Number</w:t>
+        <w:t xml:space="preserve"> : Number</w:t>
       </w:r>
       <w:r>
         <w:br/>
       </w:r>
       <w:proofErr w:type="spellStart"/>
-      <w:proofErr w:type="gramStart"/>
       <w:r>
         <w:t>profileScore</w:t>
       </w:r>
       <w:proofErr w:type="spellEnd"/>
       <w:r>
-        <w:t xml:space="preserve"> :</w:t>
-      </w:r>
-      <w:proofErr w:type="gramEnd"/>
-      <w:r>
-        <w:t xml:space="preserve"> Number</w:t>
+        <w:t xml:space="preserve"> : Number</w:t>
       </w:r>
       <w:r>
         <w:br/>
       </w:r>
       <w:proofErr w:type="spellStart"/>
-      <w:proofErr w:type="gramStart"/>
       <w:r>
         <w:t>filterScore</w:t>
       </w:r>
       <w:proofErr w:type="spellEnd"/>
       <w:r>
-        <w:t xml:space="preserve"> :</w:t>
-      </w:r>
-      <w:proofErr w:type="gramEnd"/>
-      <w:r>
-        <w:t xml:space="preserve"> Number</w:t>
+        <w:t xml:space="preserve"> : Number</w:t>
       </w:r>
       <w:r>
         <w:br/>
       </w:r>
       <w:proofErr w:type="spellStart"/>
-      <w:proofErr w:type="gramStart"/>
       <w:r>
         <w:t>missingInformationPenalty</w:t>
       </w:r>
       <w:proofErr w:type="spellEnd"/>
       <w:r>
-        <w:t xml:space="preserve"> :</w:t>
-      </w:r>
-      <w:proofErr w:type="gramEnd"/>
-      <w:r>
-        <w:t xml:space="preserve"> Number</w:t>
+        <w:t xml:space="preserve"> : Number</w:t>
       </w:r>
       <w:r>
         <w:br/>
       </w:r>
       <w:proofErr w:type="spellStart"/>
-      <w:proofErr w:type="gramStart"/>
       <w:r>
         <w:t>scoreBreakdown</w:t>
       </w:r>
       <w:proofErr w:type="spellEnd"/>
       <w:r>
-        <w:t xml:space="preserve"> :</w:t>
-      </w:r>
-      <w:proofErr w:type="gramEnd"/>
-      <w:r>
-        <w:t xml:space="preserve"> </w:t>
+        <w:t xml:space="preserve"> : </w:t>
       </w:r>
       <w:proofErr w:type="spellStart"/>
       <w:r>
@@ -14667,17 +16794,12 @@
         <w:br/>
       </w:r>
       <w:proofErr w:type="spellStart"/>
-      <w:proofErr w:type="gramStart"/>
       <w:r>
         <w:t>candidateEligibilityStatus</w:t>
       </w:r>
       <w:proofErr w:type="spellEnd"/>
       <w:r>
-        <w:t xml:space="preserve"> :</w:t>
-      </w:r>
-      <w:proofErr w:type="gramEnd"/>
-      <w:r>
-        <w:t xml:space="preserve"> </w:t>
+        <w:t xml:space="preserve"> : </w:t>
       </w:r>
       <w:proofErr w:type="spellStart"/>
       <w:r>
@@ -15169,7 +17291,6 @@
       <w:r>
         <w:rPr>
           <w:rStyle w:val="Intro-SentenceChar"/>
-          <w:rFonts w:eastAsiaTheme="minorEastAsia"/>
         </w:rPr>
         <w:t xml:space="preserve">Computes 0-100 composite score across four weighted sub-scores: skill match (40pts, delegated to </w:t>
       </w:r>
@@ -15178,7 +17299,6 @@
       <w:r>
         <w:rPr>
           <w:rStyle w:val="Intro-SentenceChar"/>
-          <w:rFonts w:eastAsiaTheme="minorEastAsia"/>
         </w:rPr>
         <w:t>compareSkills</w:t>
       </w:r>
@@ -15186,7 +17306,6 @@
       <w:r>
         <w:rPr>
           <w:rStyle w:val="Intro-SentenceChar"/>
-          <w:rFonts w:eastAsiaTheme="minorEastAsia"/>
         </w:rPr>
         <w:t>(</w:t>
       </w:r>
@@ -15194,7 +17313,6 @@
       <w:r>
         <w:rPr>
           <w:rStyle w:val="Intro-SentenceChar"/>
-          <w:rFonts w:eastAsiaTheme="minorEastAsia"/>
         </w:rPr>
         <w:t>), experience (30pts), education (20 pts), and location/remote (10 pts). Score is clamped at 100 before returning.</w:t>
       </w:r>
@@ -16913,17 +19031,12 @@
         <w:br/>
       </w:r>
       <w:proofErr w:type="spellStart"/>
-      <w:proofErr w:type="gramStart"/>
       <w:r>
         <w:t>scoredCandidateList</w:t>
       </w:r>
       <w:proofErr w:type="spellEnd"/>
       <w:r>
-        <w:t xml:space="preserve"> :</w:t>
-      </w:r>
-      <w:proofErr w:type="gramEnd"/>
-      <w:r>
-        <w:t xml:space="preserve"> List of </w:t>
+        <w:t xml:space="preserve"> : List of </w:t>
       </w:r>
       <w:proofErr w:type="spellStart"/>
       <w:r>
@@ -16934,18 +19047,13 @@
         <w:br/>
       </w:r>
       <w:proofErr w:type="spellStart"/>
-      <w:proofErr w:type="gramStart"/>
       <w:r>
         <w:lastRenderedPageBreak/>
         <w:t>rankedCandidateList</w:t>
       </w:r>
       <w:proofErr w:type="spellEnd"/>
       <w:r>
-        <w:t xml:space="preserve"> :</w:t>
-      </w:r>
-      <w:proofErr w:type="gramEnd"/>
-      <w:r>
-        <w:t xml:space="preserve"> List of </w:t>
+        <w:t xml:space="preserve"> : List of </w:t>
       </w:r>
       <w:proofErr w:type="spellStart"/>
       <w:r>
@@ -16956,17 +19064,12 @@
         <w:br/>
       </w:r>
       <w:proofErr w:type="spellStart"/>
-      <w:proofErr w:type="gramStart"/>
       <w:r>
         <w:t>recommendationSummary</w:t>
       </w:r>
       <w:proofErr w:type="spellEnd"/>
       <w:r>
-        <w:t xml:space="preserve"> :</w:t>
-      </w:r>
-      <w:proofErr w:type="gramEnd"/>
-      <w:r>
-        <w:t xml:space="preserve"> </w:t>
+        <w:t xml:space="preserve"> : </w:t>
       </w:r>
       <w:proofErr w:type="spellStart"/>
       <w:r>
@@ -16977,33 +19080,23 @@
         <w:br/>
       </w:r>
       <w:proofErr w:type="spellStart"/>
-      <w:proofErr w:type="gramStart"/>
       <w:r>
         <w:t>noResultsMessage</w:t>
       </w:r>
       <w:proofErr w:type="spellEnd"/>
       <w:r>
-        <w:t xml:space="preserve"> :</w:t>
-      </w:r>
-      <w:proofErr w:type="gramEnd"/>
-      <w:r>
-        <w:t xml:space="preserve"> String</w:t>
+        <w:t xml:space="preserve"> : String</w:t>
       </w:r>
       <w:r>
         <w:br/>
       </w:r>
       <w:proofErr w:type="spellStart"/>
-      <w:proofErr w:type="gramStart"/>
       <w:r>
         <w:t>candidateProfileList</w:t>
       </w:r>
       <w:proofErr w:type="spellEnd"/>
       <w:r>
-        <w:t xml:space="preserve"> :</w:t>
-      </w:r>
-      <w:proofErr w:type="gramEnd"/>
-      <w:r>
-        <w:t xml:space="preserve"> List of </w:t>
+        <w:t xml:space="preserve"> : List of </w:t>
       </w:r>
       <w:proofErr w:type="spellStart"/>
       <w:r>
@@ -17014,17 +19107,12 @@
         <w:br/>
       </w:r>
       <w:proofErr w:type="spellStart"/>
-      <w:proofErr w:type="gramStart"/>
       <w:r>
         <w:t>filteredCandidateList</w:t>
       </w:r>
       <w:proofErr w:type="spellEnd"/>
       <w:r>
-        <w:t xml:space="preserve"> :</w:t>
-      </w:r>
-      <w:proofErr w:type="gramEnd"/>
-      <w:r>
-        <w:t xml:space="preserve"> List of </w:t>
+        <w:t xml:space="preserve"> : List of </w:t>
       </w:r>
       <w:proofErr w:type="spellStart"/>
       <w:r>
@@ -17035,17 +19123,12 @@
         <w:br/>
       </w:r>
       <w:proofErr w:type="spellStart"/>
-      <w:proofErr w:type="gramStart"/>
       <w:r>
         <w:t>candidateRecord</w:t>
       </w:r>
       <w:proofErr w:type="spellEnd"/>
       <w:r>
-        <w:t xml:space="preserve"> :</w:t>
-      </w:r>
-      <w:proofErr w:type="gramEnd"/>
-      <w:r>
-        <w:t xml:space="preserve"> </w:t>
+        <w:t xml:space="preserve"> : </w:t>
       </w:r>
       <w:proofErr w:type="spellStart"/>
       <w:r>
@@ -17056,17 +19139,12 @@
         <w:br/>
       </w:r>
       <w:proofErr w:type="spellStart"/>
-      <w:proofErr w:type="gramStart"/>
       <w:r>
         <w:t>candidateScoreResult</w:t>
       </w:r>
       <w:proofErr w:type="spellEnd"/>
       <w:r>
-        <w:t xml:space="preserve"> :</w:t>
-      </w:r>
-      <w:proofErr w:type="gramEnd"/>
-      <w:r>
-        <w:t xml:space="preserve"> </w:t>
+        <w:t xml:space="preserve"> : </w:t>
       </w:r>
       <w:proofErr w:type="spellStart"/>
       <w:r>
@@ -17077,17 +19155,12 @@
         <w:br/>
       </w:r>
       <w:proofErr w:type="spellStart"/>
-      <w:proofErr w:type="gramStart"/>
       <w:r>
         <w:t>candidateRecommendation</w:t>
       </w:r>
       <w:proofErr w:type="spellEnd"/>
       <w:r>
-        <w:t xml:space="preserve"> :</w:t>
-      </w:r>
-      <w:proofErr w:type="gramEnd"/>
-      <w:r>
-        <w:t xml:space="preserve"> </w:t>
+        <w:t xml:space="preserve"> : </w:t>
       </w:r>
       <w:proofErr w:type="spellStart"/>
       <w:r>
@@ -18307,7 +20380,6 @@
       <w:r>
         <w:rPr>
           <w:rStyle w:val="Intro-SentenceChar"/>
-          <w:rFonts w:eastAsiaTheme="minorEastAsia"/>
         </w:rPr>
         <w:t xml:space="preserve">This algorithm parses the </w:t>
       </w:r>
@@ -18315,7 +20387,6 @@
       <w:r>
         <w:rPr>
           <w:rStyle w:val="Intro-SentenceChar"/>
-          <w:rFonts w:eastAsiaTheme="minorEastAsia"/>
         </w:rPr>
         <w:t>searchQuery</w:t>
       </w:r>
@@ -18323,7 +20394,6 @@
       <w:r>
         <w:rPr>
           <w:rStyle w:val="Intro-SentenceChar"/>
-          <w:rFonts w:eastAsiaTheme="minorEastAsia"/>
         </w:rPr>
         <w:t xml:space="preserve"> to make the </w:t>
       </w:r>
@@ -18331,7 +20401,6 @@
       <w:r>
         <w:rPr>
           <w:rStyle w:val="Intro-SentenceChar"/>
-          <w:rFonts w:eastAsiaTheme="minorEastAsia"/>
         </w:rPr>
         <w:t>parsedQuery</w:t>
       </w:r>
@@ -19634,7 +21703,7 @@
 </file>
 
 <file path=word/numbering.xml><?xml version="1.0" encoding="utf-8"?>
-<w:numbering xmlns:wpc="http://schemas.microsoft.com/office/word/2010/wordprocessingCanvas" xmlns:cx="http://schemas.microsoft.com/office/drawing/2014/chartex" xmlns:cx1="http://schemas.microsoft.com/office/drawing/2015/9/8/chartex" xmlns:cx2="http://schemas.microsoft.com/office/drawing/2015/10/21/chartex" xmlns:cx3="http://schemas.microsoft.com/office/drawing/2016/5/9/chartex" xmlns:cx4="http://schemas.microsoft.com/office/drawing/2016/5/10/chartex" xmlns:cx5="http://schemas.microsoft.com/office/drawing/2016/5/11/chartex" xmlns:cx6="http://schemas.microsoft.com/office/drawing/2016/5/12/chartex" xmlns:cx7="http://schemas.microsoft.com/office/drawing/2016/5/13/chartex" xmlns:cx8="http://schemas.microsoft.com/office/drawing/2016/5/14/chartex" xmlns:mc="http://schemas.openxmlformats.org/markup-compatibility/2006" xmlns:aink="http://schemas.microsoft.com/office/drawing/2016/ink" xmlns:am3d="http://schemas.microsoft.com/office/drawing/2017/model3d" xmlns:o="urn:schemas-microsoft-com:office:office" xmlns:oel="http://schemas.microsoft.com/office/2019/extlst" xmlns:r="http://schemas.openxmlformats.org/officeDocument/2006/relationships" xmlns:m="http://schemas.openxmlformats.org/officeDocument/2006/math" xmlns:v="urn:schemas-microsoft-com:vml" xmlns:wp14="http://schemas.microsoft.com/office/word/2010/wordprocessingDrawing" xmlns:wp="http://schemas.openxmlformats.org/drawingml/2006/wordprocessingDrawing" xmlns:w10="urn:schemas-microsoft-com:office:word" xmlns:w="http://schemas.openxmlformats.org/wordprocessingml/2006/main" xmlns:w14="http://schemas.microsoft.com/office/word/2010/wordml" xmlns:w15="http://schemas.microsoft.com/office/word/2012/wordml" xmlns:w16cex="http://schemas.microsoft.com/office/word/2018/wordml/cex" xmlns:w16cid="http://schemas.microsoft.com/office/word/2016/wordml/cid" xmlns:w16="http://schemas.microsoft.com/office/word/2018/wordml" xmlns:w16du="http://schemas.microsoft.com/office/word/2023/wordml/word16du" xmlns:w16sdtdh="http://schemas.microsoft.com/office/word/2020/wordml/sdtdatahash" xmlns:w16sdtfl="http://schemas.microsoft.com/office/word/2024/wordml/sdtformatlock" xmlns:w16se="http://schemas.microsoft.com/office/word/2015/wordml/symex" xmlns:wpg="http://schemas.microsoft.com/office/word/2010/wordprocessingGroup" xmlns:wpi="http://schemas.microsoft.com/office/word/2010/wordprocessingInk" xmlns:wne="http://schemas.microsoft.com/office/word/2006/wordml" xmlns:wps="http://schemas.microsoft.com/office/word/2010/wordprocessingShape" mc:Ignorable="w14 w15 w16se w16cid w16 w16cex w16sdtdh w16sdtfl w16du wp14">
+<w:numbering xmlns:wpc="http://schemas.microsoft.com/office/word/2010/wordprocessingCanvas" xmlns:cx="http://schemas.microsoft.com/office/drawing/2014/chartex" xmlns:cx1="http://schemas.microsoft.com/office/drawing/2015/9/8/chartex" xmlns:cx2="http://schemas.microsoft.com/office/drawing/2015/10/21/chartex" xmlns:cx3="http://schemas.microsoft.com/office/drawing/2016/5/9/chartex" xmlns:cx4="http://schemas.microsoft.com/office/drawing/2016/5/10/chartex" xmlns:cx5="http://schemas.microsoft.com/office/drawing/2016/5/11/chartex" xmlns:cx6="http://schemas.microsoft.com/office/drawing/2016/5/12/chartex" xmlns:cx7="http://schemas.microsoft.com/office/drawing/2016/5/13/chartex" xmlns:cx8="http://schemas.microsoft.com/office/drawing/2016/5/14/chartex" xmlns:mc="http://schemas.openxmlformats.org/markup-compatibility/2006" xmlns:aink="http://schemas.microsoft.com/office/drawing/2016/ink" xmlns:am3d="http://schemas.microsoft.com/office/drawing/2017/model3d" xmlns:o="urn:schemas-microsoft-com:office:office" xmlns:oel="http://schemas.microsoft.com/office/2019/extlst" xmlns:r="http://schemas.openxmlformats.org/officeDocument/2006/relationships" xmlns:m="http://schemas.openxmlformats.org/officeDocument/2006/math" xmlns:v="urn:schemas-microsoft-com:vml" xmlns:wp14="http://schemas.microsoft.com/office/word/2010/wordprocessingDrawing" xmlns:wp="http://schemas.openxmlformats.org/drawingml/2006/wordprocessingDrawing" xmlns:w10="urn:schemas-microsoft-com:office:word" xmlns:w="http://schemas.openxmlformats.org/wordprocessingml/2006/main" xmlns:w14="http://schemas.microsoft.com/office/word/2010/wordml" xmlns:w15="http://schemas.microsoft.com/office/word/2012/wordml" xmlns:w16cex="http://schemas.microsoft.com/office/word/2018/wordml/cex" xmlns:w16cid="http://schemas.microsoft.com/office/word/2016/wordml/cid" xmlns:w16="http://schemas.microsoft.com/office/word/2018/wordml" xmlns:w16sdtdh="http://schemas.microsoft.com/office/word/2020/wordml/sdtdatahash" xmlns:w16se="http://schemas.microsoft.com/office/word/2015/wordml/symex" xmlns:wpg="http://schemas.microsoft.com/office/word/2010/wordprocessingGroup" xmlns:wpi="http://schemas.microsoft.com/office/word/2010/wordprocessingInk" xmlns:wne="http://schemas.microsoft.com/office/word/2006/wordml" xmlns:wps="http://schemas.microsoft.com/office/word/2010/wordprocessingShape" mc:Ignorable="w14 w15 w16se w16cid w16 w16cex w16sdtdh wp14">
   <w:abstractNum w:abstractNumId="0" w15:restartNumberingAfterBreak="0">
     <w:nsid w:val="29FA03BA"/>
     <w:multiLevelType w:val="hybridMultilevel"/>
@@ -20571,7 +22640,7 @@
 </file>
 
 <file path=word/styles.xml><?xml version="1.0" encoding="utf-8"?>
-<w:styles xmlns:mc="http://schemas.openxmlformats.org/markup-compatibility/2006" xmlns:r="http://schemas.openxmlformats.org/officeDocument/2006/relationships" xmlns:w="http://schemas.openxmlformats.org/wordprocessingml/2006/main" xmlns:w14="http://schemas.microsoft.com/office/word/2010/wordml" xmlns:w15="http://schemas.microsoft.com/office/word/2012/wordml" xmlns:w16cex="http://schemas.microsoft.com/office/word/2018/wordml/cex" xmlns:w16cid="http://schemas.microsoft.com/office/word/2016/wordml/cid" xmlns:w16="http://schemas.microsoft.com/office/word/2018/wordml" xmlns:w16du="http://schemas.microsoft.com/office/word/2023/wordml/word16du" xmlns:w16sdtdh="http://schemas.microsoft.com/office/word/2020/wordml/sdtdatahash" xmlns:w16sdtfl="http://schemas.microsoft.com/office/word/2024/wordml/sdtformatlock" xmlns:w16se="http://schemas.microsoft.com/office/word/2015/wordml/symex" mc:Ignorable="w14 w15 w16se w16cid w16 w16cex w16sdtdh w16sdtfl w16du">
+<w:styles xmlns:mc="http://schemas.openxmlformats.org/markup-compatibility/2006" xmlns:r="http://schemas.openxmlformats.org/officeDocument/2006/relationships" xmlns:w="http://schemas.openxmlformats.org/wordprocessingml/2006/main" xmlns:w14="http://schemas.microsoft.com/office/word/2010/wordml" xmlns:w15="http://schemas.microsoft.com/office/word/2012/wordml" xmlns:w16cex="http://schemas.microsoft.com/office/word/2018/wordml/cex" xmlns:w16cid="http://schemas.microsoft.com/office/word/2016/wordml/cid" xmlns:w16="http://schemas.microsoft.com/office/word/2018/wordml" xmlns:w16sdtdh="http://schemas.microsoft.com/office/word/2020/wordml/sdtdatahash" xmlns:w16se="http://schemas.microsoft.com/office/word/2015/wordml/symex" mc:Ignorable="w14 w15 w16se w16cid w16 w16cex w16sdtdh">
   <w:docDefaults>
     <w:rPrDefault>
       <w:rPr>
@@ -20594,103 +22663,103 @@
     <w:lsdException w:name="heading 7" w:semiHidden="1" w:uiPriority="9" w:unhideWhenUsed="1" w:qFormat="1"/>
     <w:lsdException w:name="heading 8" w:semiHidden="1" w:uiPriority="9" w:unhideWhenUsed="1" w:qFormat="1"/>
     <w:lsdException w:name="heading 9" w:semiHidden="1" w:uiPriority="9" w:unhideWhenUsed="1" w:qFormat="1"/>
-    <w:lsdException w:name="index 1" w:semiHidden="1"/>
-    <w:lsdException w:name="index 2" w:semiHidden="1"/>
-    <w:lsdException w:name="index 3" w:semiHidden="1"/>
-    <w:lsdException w:name="index 4" w:semiHidden="1"/>
-    <w:lsdException w:name="index 5" w:semiHidden="1"/>
-    <w:lsdException w:name="index 6" w:semiHidden="1"/>
-    <w:lsdException w:name="index 7" w:semiHidden="1"/>
-    <w:lsdException w:name="index 8" w:semiHidden="1"/>
-    <w:lsdException w:name="index 9" w:semiHidden="1"/>
-    <w:lsdException w:name="toc 1" w:semiHidden="1" w:uiPriority="39"/>
-    <w:lsdException w:name="toc 2" w:semiHidden="1" w:uiPriority="39"/>
-    <w:lsdException w:name="toc 3" w:semiHidden="1" w:uiPriority="39"/>
-    <w:lsdException w:name="toc 4" w:semiHidden="1" w:uiPriority="39"/>
-    <w:lsdException w:name="toc 5" w:semiHidden="1" w:uiPriority="39"/>
-    <w:lsdException w:name="toc 6" w:semiHidden="1" w:uiPriority="39"/>
-    <w:lsdException w:name="toc 7" w:semiHidden="1" w:uiPriority="39"/>
-    <w:lsdException w:name="toc 8" w:semiHidden="1" w:uiPriority="39"/>
-    <w:lsdException w:name="toc 9" w:semiHidden="1" w:uiPriority="39"/>
+    <w:lsdException w:name="index 1" w:semiHidden="1" w:unhideWhenUsed="1"/>
+    <w:lsdException w:name="index 2" w:semiHidden="1" w:unhideWhenUsed="1"/>
+    <w:lsdException w:name="index 3" w:semiHidden="1" w:unhideWhenUsed="1"/>
+    <w:lsdException w:name="index 4" w:semiHidden="1" w:unhideWhenUsed="1"/>
+    <w:lsdException w:name="index 5" w:semiHidden="1" w:unhideWhenUsed="1"/>
+    <w:lsdException w:name="index 6" w:semiHidden="1" w:unhideWhenUsed="1"/>
+    <w:lsdException w:name="index 7" w:semiHidden="1" w:unhideWhenUsed="1"/>
+    <w:lsdException w:name="index 8" w:semiHidden="1" w:unhideWhenUsed="1"/>
+    <w:lsdException w:name="index 9" w:semiHidden="1" w:unhideWhenUsed="1"/>
+    <w:lsdException w:name="toc 1" w:semiHidden="1" w:uiPriority="39" w:unhideWhenUsed="1"/>
+    <w:lsdException w:name="toc 2" w:semiHidden="1" w:uiPriority="39" w:unhideWhenUsed="1"/>
+    <w:lsdException w:name="toc 3" w:semiHidden="1" w:uiPriority="39" w:unhideWhenUsed="1"/>
+    <w:lsdException w:name="toc 4" w:semiHidden="1" w:uiPriority="39" w:unhideWhenUsed="1"/>
+    <w:lsdException w:name="toc 5" w:semiHidden="1" w:uiPriority="39" w:unhideWhenUsed="1"/>
+    <w:lsdException w:name="toc 6" w:semiHidden="1" w:uiPriority="39" w:unhideWhenUsed="1"/>
+    <w:lsdException w:name="toc 7" w:semiHidden="1" w:uiPriority="39" w:unhideWhenUsed="1"/>
+    <w:lsdException w:name="toc 8" w:semiHidden="1" w:uiPriority="39" w:unhideWhenUsed="1"/>
+    <w:lsdException w:name="toc 9" w:semiHidden="1" w:uiPriority="39" w:unhideWhenUsed="1"/>
     <w:lsdException w:name="Normal Indent" w:semiHidden="1" w:unhideWhenUsed="1"/>
-    <w:lsdException w:name="footnote text" w:semiHidden="1"/>
-    <w:lsdException w:name="annotation text" w:semiHidden="1"/>
-    <w:lsdException w:name="header" w:semiHidden="1"/>
-    <w:lsdException w:name="footer" w:semiHidden="1"/>
-    <w:lsdException w:name="index heading" w:semiHidden="1"/>
-    <w:lsdException w:name="caption" w:semiHidden="1" w:uiPriority="35" w:qFormat="1"/>
-    <w:lsdException w:name="table of figures" w:semiHidden="1"/>
-    <w:lsdException w:name="envelope address" w:semiHidden="1"/>
-    <w:lsdException w:name="envelope return" w:semiHidden="1"/>
-    <w:lsdException w:name="footnote reference" w:semiHidden="1"/>
-    <w:lsdException w:name="annotation reference" w:semiHidden="1"/>
-    <w:lsdException w:name="line number" w:semiHidden="1"/>
-    <w:lsdException w:name="page number" w:semiHidden="1"/>
-    <w:lsdException w:name="endnote reference" w:semiHidden="1"/>
-    <w:lsdException w:name="endnote text" w:semiHidden="1"/>
-    <w:lsdException w:name="table of authorities" w:semiHidden="1"/>
-    <w:lsdException w:name="macro" w:semiHidden="1"/>
-    <w:lsdException w:name="toa heading" w:semiHidden="1"/>
-    <w:lsdException w:name="List" w:semiHidden="1"/>
-    <w:lsdException w:name="List Bullet" w:semiHidden="1"/>
-    <w:lsdException w:name="List Number" w:semiHidden="1"/>
-    <w:lsdException w:name="List 2" w:semiHidden="1"/>
-    <w:lsdException w:name="List 3" w:semiHidden="1"/>
-    <w:lsdException w:name="List 4" w:semiHidden="1"/>
-    <w:lsdException w:name="List 5" w:semiHidden="1"/>
-    <w:lsdException w:name="List Bullet 2" w:semiHidden="1"/>
-    <w:lsdException w:name="List Bullet 3" w:semiHidden="1"/>
-    <w:lsdException w:name="List Bullet 4" w:semiHidden="1"/>
-    <w:lsdException w:name="List Bullet 5" w:semiHidden="1"/>
-    <w:lsdException w:name="List Number 2" w:semiHidden="1"/>
-    <w:lsdException w:name="List Number 3" w:semiHidden="1"/>
-    <w:lsdException w:name="List Number 4" w:semiHidden="1"/>
-    <w:lsdException w:name="List Number 5" w:semiHidden="1"/>
+    <w:lsdException w:name="footnote text" w:semiHidden="1" w:unhideWhenUsed="1"/>
+    <w:lsdException w:name="annotation text" w:semiHidden="1" w:unhideWhenUsed="1"/>
+    <w:lsdException w:name="header" w:semiHidden="1" w:unhideWhenUsed="1"/>
+    <w:lsdException w:name="footer" w:semiHidden="1" w:unhideWhenUsed="1"/>
+    <w:lsdException w:name="index heading" w:semiHidden="1" w:unhideWhenUsed="1"/>
+    <w:lsdException w:name="caption" w:semiHidden="1" w:uiPriority="35" w:unhideWhenUsed="1" w:qFormat="1"/>
+    <w:lsdException w:name="table of figures" w:semiHidden="1" w:unhideWhenUsed="1"/>
+    <w:lsdException w:name="envelope address" w:semiHidden="1" w:unhideWhenUsed="1"/>
+    <w:lsdException w:name="envelope return" w:semiHidden="1" w:unhideWhenUsed="1"/>
+    <w:lsdException w:name="footnote reference" w:semiHidden="1" w:unhideWhenUsed="1"/>
+    <w:lsdException w:name="annotation reference" w:semiHidden="1" w:unhideWhenUsed="1"/>
+    <w:lsdException w:name="line number" w:semiHidden="1" w:unhideWhenUsed="1"/>
+    <w:lsdException w:name="page number" w:semiHidden="1" w:unhideWhenUsed="1"/>
+    <w:lsdException w:name="endnote reference" w:semiHidden="1" w:unhideWhenUsed="1"/>
+    <w:lsdException w:name="endnote text" w:semiHidden="1" w:unhideWhenUsed="1"/>
+    <w:lsdException w:name="table of authorities" w:semiHidden="1" w:unhideWhenUsed="1"/>
+    <w:lsdException w:name="macro" w:semiHidden="1" w:unhideWhenUsed="1"/>
+    <w:lsdException w:name="toa heading" w:semiHidden="1" w:unhideWhenUsed="1"/>
+    <w:lsdException w:name="List" w:semiHidden="1" w:unhideWhenUsed="1"/>
+    <w:lsdException w:name="List Bullet" w:semiHidden="1" w:unhideWhenUsed="1"/>
+    <w:lsdException w:name="List Number" w:semiHidden="1" w:unhideWhenUsed="1"/>
+    <w:lsdException w:name="List 2" w:semiHidden="1" w:unhideWhenUsed="1"/>
+    <w:lsdException w:name="List 3" w:semiHidden="1" w:unhideWhenUsed="1"/>
+    <w:lsdException w:name="List 4" w:semiHidden="1" w:unhideWhenUsed="1"/>
+    <w:lsdException w:name="List 5" w:semiHidden="1" w:unhideWhenUsed="1"/>
+    <w:lsdException w:name="List Bullet 2" w:semiHidden="1" w:unhideWhenUsed="1"/>
+    <w:lsdException w:name="List Bullet 3" w:semiHidden="1" w:unhideWhenUsed="1"/>
+    <w:lsdException w:name="List Bullet 4" w:semiHidden="1" w:unhideWhenUsed="1"/>
+    <w:lsdException w:name="List Bullet 5" w:semiHidden="1" w:unhideWhenUsed="1"/>
+    <w:lsdException w:name="List Number 2" w:semiHidden="1" w:unhideWhenUsed="1"/>
+    <w:lsdException w:name="List Number 3" w:semiHidden="1" w:unhideWhenUsed="1"/>
+    <w:lsdException w:name="List Number 4" w:semiHidden="1" w:unhideWhenUsed="1"/>
+    <w:lsdException w:name="List Number 5" w:semiHidden="1" w:unhideWhenUsed="1"/>
     <w:lsdException w:name="Title" w:uiPriority="10" w:qFormat="1"/>
-    <w:lsdException w:name="Closing" w:semiHidden="1"/>
-    <w:lsdException w:name="Signature" w:semiHidden="1"/>
+    <w:lsdException w:name="Closing" w:semiHidden="1" w:unhideWhenUsed="1"/>
+    <w:lsdException w:name="Signature" w:semiHidden="1" w:unhideWhenUsed="1"/>
     <w:lsdException w:name="Default Paragraph Font" w:semiHidden="1" w:uiPriority="1" w:unhideWhenUsed="1"/>
     <w:lsdException w:name="Body Text" w:semiHidden="1" w:uiPriority="1" w:unhideWhenUsed="1" w:qFormat="1"/>
-    <w:lsdException w:name="Body Text Indent" w:semiHidden="1"/>
-    <w:lsdException w:name="List Continue" w:semiHidden="1"/>
-    <w:lsdException w:name="List Continue 2" w:semiHidden="1"/>
-    <w:lsdException w:name="List Continue 3" w:semiHidden="1"/>
-    <w:lsdException w:name="List Continue 4" w:semiHidden="1"/>
-    <w:lsdException w:name="List Continue 5" w:semiHidden="1"/>
-    <w:lsdException w:name="Message Header" w:semiHidden="1"/>
+    <w:lsdException w:name="Body Text Indent" w:semiHidden="1" w:unhideWhenUsed="1"/>
+    <w:lsdException w:name="List Continue" w:semiHidden="1" w:unhideWhenUsed="1"/>
+    <w:lsdException w:name="List Continue 2" w:semiHidden="1" w:unhideWhenUsed="1"/>
+    <w:lsdException w:name="List Continue 3" w:semiHidden="1" w:unhideWhenUsed="1"/>
+    <w:lsdException w:name="List Continue 4" w:semiHidden="1" w:unhideWhenUsed="1"/>
+    <w:lsdException w:name="List Continue 5" w:semiHidden="1" w:unhideWhenUsed="1"/>
+    <w:lsdException w:name="Message Header" w:semiHidden="1" w:unhideWhenUsed="1"/>
     <w:lsdException w:name="Subtitle" w:uiPriority="11" w:qFormat="1"/>
-    <w:lsdException w:name="Salutation" w:semiHidden="1"/>
-    <w:lsdException w:name="Date" w:semiHidden="1"/>
-    <w:lsdException w:name="Body Text First Indent" w:semiHidden="1"/>
-    <w:lsdException w:name="Body Text First Indent 2" w:semiHidden="1"/>
-    <w:lsdException w:name="Note Heading" w:semiHidden="1"/>
-    <w:lsdException w:name="Body Text 2" w:semiHidden="1"/>
-    <w:lsdException w:name="Body Text 3" w:semiHidden="1"/>
-    <w:lsdException w:name="Body Text Indent 2" w:semiHidden="1"/>
-    <w:lsdException w:name="Body Text Indent 3" w:semiHidden="1"/>
-    <w:lsdException w:name="Block Text" w:semiHidden="1"/>
-    <w:lsdException w:name="Hyperlink" w:semiHidden="1"/>
-    <w:lsdException w:name="FollowedHyperlink" w:semiHidden="1"/>
-    <w:lsdException w:name="Strong" w:semiHidden="1" w:uiPriority="22" w:qFormat="1"/>
-    <w:lsdException w:name="Emphasis" w:semiHidden="1" w:uiPriority="20" w:qFormat="1"/>
-    <w:lsdException w:name="Document Map" w:semiHidden="1"/>
-    <w:lsdException w:name="Plain Text" w:semiHidden="1"/>
-    <w:lsdException w:name="E-mail Signature" w:semiHidden="1"/>
+    <w:lsdException w:name="Salutation" w:semiHidden="1" w:unhideWhenUsed="1"/>
+    <w:lsdException w:name="Date" w:semiHidden="1" w:unhideWhenUsed="1"/>
+    <w:lsdException w:name="Body Text First Indent" w:semiHidden="1" w:unhideWhenUsed="1"/>
+    <w:lsdException w:name="Body Text First Indent 2" w:semiHidden="1" w:unhideWhenUsed="1"/>
+    <w:lsdException w:name="Note Heading" w:semiHidden="1" w:unhideWhenUsed="1"/>
+    <w:lsdException w:name="Body Text 2" w:semiHidden="1" w:unhideWhenUsed="1"/>
+    <w:lsdException w:name="Body Text 3" w:semiHidden="1" w:unhideWhenUsed="1"/>
+    <w:lsdException w:name="Body Text Indent 2" w:semiHidden="1" w:unhideWhenUsed="1"/>
+    <w:lsdException w:name="Body Text Indent 3" w:semiHidden="1" w:unhideWhenUsed="1"/>
+    <w:lsdException w:name="Block Text" w:semiHidden="1" w:unhideWhenUsed="1"/>
+    <w:lsdException w:name="Hyperlink" w:semiHidden="1" w:unhideWhenUsed="1"/>
+    <w:lsdException w:name="FollowedHyperlink" w:semiHidden="1" w:unhideWhenUsed="1"/>
+    <w:lsdException w:name="Strong" w:uiPriority="22" w:qFormat="1"/>
+    <w:lsdException w:name="Emphasis" w:uiPriority="20" w:qFormat="1"/>
+    <w:lsdException w:name="Document Map" w:semiHidden="1" w:unhideWhenUsed="1"/>
+    <w:lsdException w:name="Plain Text" w:semiHidden="1" w:unhideWhenUsed="1"/>
+    <w:lsdException w:name="E-mail Signature" w:semiHidden="1" w:unhideWhenUsed="1"/>
     <w:lsdException w:name="HTML Top of Form" w:semiHidden="1" w:unhideWhenUsed="1"/>
     <w:lsdException w:name="HTML Bottom of Form" w:semiHidden="1" w:unhideWhenUsed="1"/>
     <w:lsdException w:name="Normal (Web)" w:semiHidden="1" w:unhideWhenUsed="1"/>
-    <w:lsdException w:name="HTML Acronym" w:semiHidden="1"/>
-    <w:lsdException w:name="HTML Address" w:semiHidden="1"/>
-    <w:lsdException w:name="HTML Cite" w:semiHidden="1"/>
-    <w:lsdException w:name="HTML Code" w:semiHidden="1"/>
-    <w:lsdException w:name="HTML Definition" w:semiHidden="1"/>
-    <w:lsdException w:name="HTML Keyboard" w:semiHidden="1"/>
-    <w:lsdException w:name="HTML Preformatted" w:semiHidden="1"/>
-    <w:lsdException w:name="HTML Sample" w:semiHidden="1"/>
-    <w:lsdException w:name="HTML Typewriter" w:semiHidden="1"/>
-    <w:lsdException w:name="HTML Variable" w:semiHidden="1"/>
+    <w:lsdException w:name="HTML Acronym" w:semiHidden="1" w:unhideWhenUsed="1"/>
+    <w:lsdException w:name="HTML Address" w:semiHidden="1" w:unhideWhenUsed="1"/>
+    <w:lsdException w:name="HTML Cite" w:semiHidden="1" w:unhideWhenUsed="1"/>
+    <w:lsdException w:name="HTML Code" w:semiHidden="1" w:unhideWhenUsed="1"/>
+    <w:lsdException w:name="HTML Definition" w:semiHidden="1" w:unhideWhenUsed="1"/>
+    <w:lsdException w:name="HTML Keyboard" w:semiHidden="1" w:unhideWhenUsed="1"/>
+    <w:lsdException w:name="HTML Preformatted" w:semiHidden="1" w:unhideWhenUsed="1"/>
+    <w:lsdException w:name="HTML Sample" w:semiHidden="1" w:unhideWhenUsed="1"/>
+    <w:lsdException w:name="HTML Typewriter" w:semiHidden="1" w:unhideWhenUsed="1"/>
+    <w:lsdException w:name="HTML Variable" w:semiHidden="1" w:unhideWhenUsed="1"/>
     <w:lsdException w:name="Normal Table" w:semiHidden="1" w:unhideWhenUsed="1"/>
-    <w:lsdException w:name="annotation subject" w:semiHidden="1"/>
+    <w:lsdException w:name="annotation subject" w:semiHidden="1" w:unhideWhenUsed="1"/>
     <w:lsdException w:name="No List" w:semiHidden="1" w:unhideWhenUsed="1"/>
     <w:lsdException w:name="Outline List 1" w:semiHidden="1" w:unhideWhenUsed="1"/>
     <w:lsdException w:name="Outline List 2" w:semiHidden="1" w:unhideWhenUsed="1"/>
@@ -20737,11 +22806,11 @@
     <w:lsdException w:name="Table Web 1" w:semiHidden="1" w:unhideWhenUsed="1"/>
     <w:lsdException w:name="Table Web 2" w:semiHidden="1" w:unhideWhenUsed="1"/>
     <w:lsdException w:name="Table Web 3" w:semiHidden="1" w:unhideWhenUsed="1"/>
-    <w:lsdException w:name="Balloon Text" w:semiHidden="1"/>
+    <w:lsdException w:name="Balloon Text" w:semiHidden="1" w:unhideWhenUsed="1"/>
     <w:lsdException w:name="Table Grid" w:uiPriority="39"/>
     <w:lsdException w:name="Table Theme" w:semiHidden="1" w:unhideWhenUsed="1"/>
     <w:lsdException w:name="Placeholder Text" w:semiHidden="1"/>
-    <w:lsdException w:name="No Spacing" w:semiHidden="1" w:uiPriority="5" w:qFormat="1"/>
+    <w:lsdException w:name="No Spacing" w:uiPriority="1" w:qFormat="1"/>
     <w:lsdException w:name="Light Shading" w:uiPriority="60"/>
     <w:lsdException w:name="Light List" w:uiPriority="61"/>
     <w:lsdException w:name="Light Grid" w:uiPriority="62"/>
@@ -20844,13 +22913,13 @@
     <w:lsdException w:name="Colorful Shading Accent 6" w:uiPriority="71"/>
     <w:lsdException w:name="Colorful List Accent 6" w:uiPriority="72"/>
     <w:lsdException w:name="Colorful Grid Accent 6" w:uiPriority="73"/>
-    <w:lsdException w:name="Subtle Emphasis" w:semiHidden="1" w:uiPriority="19" w:qFormat="1"/>
+    <w:lsdException w:name="Subtle Emphasis" w:uiPriority="19" w:qFormat="1"/>
     <w:lsdException w:name="Intense Emphasis" w:uiPriority="21" w:qFormat="1"/>
-    <w:lsdException w:name="Subtle Reference" w:semiHidden="1" w:uiPriority="31" w:qFormat="1"/>
+    <w:lsdException w:name="Subtle Reference" w:uiPriority="31" w:qFormat="1"/>
     <w:lsdException w:name="Intense Reference" w:uiPriority="32" w:qFormat="1"/>
-    <w:lsdException w:name="Book Title" w:semiHidden="1" w:uiPriority="33" w:qFormat="1"/>
-    <w:lsdException w:name="Bibliography" w:semiHidden="1" w:uiPriority="37"/>
-    <w:lsdException w:name="TOC Heading" w:semiHidden="1" w:uiPriority="39" w:qFormat="1"/>
+    <w:lsdException w:name="Book Title" w:uiPriority="33" w:qFormat="1"/>
+    <w:lsdException w:name="Bibliography" w:semiHidden="1" w:uiPriority="37" w:unhideWhenUsed="1"/>
+    <w:lsdException w:name="TOC Heading" w:semiHidden="1" w:uiPriority="39" w:unhideWhenUsed="1" w:qFormat="1"/>
     <w:lsdException w:name="Plain Table 1" w:uiPriority="41"/>
     <w:lsdException w:name="Plain Table 2" w:uiPriority="42"/>
     <w:lsdException w:name="Plain Table 3" w:uiPriority="43"/>
@@ -20955,18 +23024,16 @@
     <w:lsdException w:name="List Table 5 Dark Accent 6" w:uiPriority="50"/>
     <w:lsdException w:name="List Table 6 Colorful Accent 6" w:uiPriority="51"/>
     <w:lsdException w:name="List Table 7 Colorful Accent 6" w:uiPriority="52"/>
-    <w:lsdException w:name="Mention" w:semiHidden="1"/>
-    <w:lsdException w:name="Smart Hyperlink" w:semiHidden="1"/>
-    <w:lsdException w:name="Hashtag" w:semiHidden="1"/>
-    <w:lsdException w:name="Unresolved Mention" w:semiHidden="1"/>
-    <w:lsdException w:name="Smart Link" w:semiHidden="1"/>
+    <w:lsdException w:name="Mention" w:semiHidden="1" w:unhideWhenUsed="1"/>
+    <w:lsdException w:name="Smart Hyperlink" w:semiHidden="1" w:unhideWhenUsed="1"/>
+    <w:lsdException w:name="Hashtag" w:semiHidden="1" w:unhideWhenUsed="1"/>
+    <w:lsdException w:name="Unresolved Mention" w:semiHidden="1" w:unhideWhenUsed="1"/>
+    <w:lsdException w:name="Smart Link" w:semiHidden="1" w:unhideWhenUsed="1"/>
   </w:latentStyles>
   <w:style w:type="paragraph" w:default="1" w:styleId="Normal">
     <w:name w:val="Normal"/>
-    <w:uiPriority w:val="5"/>
-    <w:semiHidden/>
     <w:qFormat/>
-    <w:rsid w:val="00F12E05"/>
+    <w:rsid w:val="0050664B"/>
     <w:pPr>
       <w:spacing w:line="278" w:lineRule="auto"/>
     </w:pPr>
@@ -20981,7 +23048,6 @@
     <w:next w:val="Normal"/>
     <w:link w:val="Heading1Char"/>
     <w:uiPriority w:val="9"/>
-    <w:semiHidden/>
     <w:qFormat/>
     <w:rsid w:val="001D21F1"/>
     <w:pPr>
@@ -21004,6 +23070,7 @@
     <w:link w:val="Heading2Char"/>
     <w:uiPriority w:val="9"/>
     <w:semiHidden/>
+    <w:unhideWhenUsed/>
     <w:qFormat/>
     <w:rsid w:val="001D21F1"/>
     <w:pPr>
@@ -21026,6 +23093,7 @@
     <w:link w:val="Heading3Char"/>
     <w:uiPriority w:val="9"/>
     <w:semiHidden/>
+    <w:unhideWhenUsed/>
     <w:qFormat/>
     <w:rsid w:val="0050664B"/>
     <w:pPr>
@@ -21048,6 +23116,7 @@
     <w:link w:val="Heading4Char"/>
     <w:uiPriority w:val="9"/>
     <w:semiHidden/>
+    <w:unhideWhenUsed/>
     <w:qFormat/>
     <w:rsid w:val="00DA14A7"/>
     <w:pPr>
@@ -21070,6 +23139,7 @@
     <w:link w:val="Heading5Char"/>
     <w:uiPriority w:val="9"/>
     <w:semiHidden/>
+    <w:unhideWhenUsed/>
     <w:qFormat/>
     <w:rsid w:val="008C0D0E"/>
     <w:pPr>
@@ -21090,6 +23160,7 @@
     <w:link w:val="Heading6Char"/>
     <w:uiPriority w:val="9"/>
     <w:semiHidden/>
+    <w:unhideWhenUsed/>
     <w:qFormat/>
     <w:rsid w:val="008C0D0E"/>
     <w:pPr>
@@ -21112,6 +23183,7 @@
     <w:link w:val="Heading7Char"/>
     <w:uiPriority w:val="9"/>
     <w:semiHidden/>
+    <w:unhideWhenUsed/>
     <w:qFormat/>
     <w:rsid w:val="008C0D0E"/>
     <w:pPr>
@@ -21132,6 +23204,7 @@
     <w:link w:val="Heading8Char"/>
     <w:uiPriority w:val="9"/>
     <w:semiHidden/>
+    <w:unhideWhenUsed/>
     <w:qFormat/>
     <w:rsid w:val="008C0D0E"/>
     <w:pPr>
@@ -21153,6 +23226,7 @@
     <w:link w:val="Heading9Char"/>
     <w:uiPriority w:val="9"/>
     <w:semiHidden/>
+    <w:unhideWhenUsed/>
     <w:qFormat/>
     <w:rsid w:val="008C0D0E"/>
     <w:pPr>
@@ -21168,6 +23242,7 @@
   <w:style w:type="character" w:default="1" w:styleId="DefaultParagraphFont">
     <w:name w:val="Default Paragraph Font"/>
     <w:uiPriority w:val="1"/>
+    <w:semiHidden/>
     <w:unhideWhenUsed/>
   </w:style>
   <w:style w:type="table" w:default="1" w:styleId="TableNormal">
@@ -21374,8 +23449,6 @@
     <w:name w:val="GitHub Processes"/>
     <w:basedOn w:val="Heading1"/>
     <w:next w:val="Normal"/>
-    <w:uiPriority w:val="5"/>
-    <w:semiHidden/>
     <w:qFormat/>
     <w:rsid w:val="00E8435D"/>
     <w:pPr>
@@ -21394,14 +23467,12 @@
     <w:basedOn w:val="DefaultParagraphFont"/>
     <w:link w:val="Heading1"/>
     <w:uiPriority w:val="9"/>
-    <w:semiHidden/>
-    <w:rsid w:val="00F12E05"/>
+    <w:rsid w:val="001D21F1"/>
     <w:rPr>
       <w:rFonts w:asciiTheme="majorHAnsi" w:eastAsiaTheme="majorEastAsia" w:hAnsiTheme="majorHAnsi" w:cstheme="majorBidi"/>
       <w:color w:val="0F4761" w:themeColor="accent1" w:themeShade="BF"/>
       <w:sz w:val="40"/>
       <w:szCs w:val="40"/>
-      <w:lang w:eastAsia="ja-JP"/>
     </w:rPr>
   </w:style>
   <w:style w:type="paragraph" w:styleId="NormalIndent">
@@ -21409,6 +23480,7 @@
     <w:basedOn w:val="Normal"/>
     <w:uiPriority w:val="99"/>
     <w:semiHidden/>
+    <w:unhideWhenUsed/>
     <w:rsid w:val="001D21F1"/>
     <w:pPr>
       <w:ind w:left="720"/>
@@ -21418,8 +23490,6 @@
     <w:name w:val="Sub-Info"/>
     <w:basedOn w:val="Heading2"/>
     <w:next w:val="Normal"/>
-    <w:uiPriority w:val="5"/>
-    <w:semiHidden/>
     <w:qFormat/>
     <w:rsid w:val="00E8435D"/>
     <w:pPr>
@@ -21438,13 +23508,12 @@
     <w:link w:val="Heading2"/>
     <w:uiPriority w:val="9"/>
     <w:semiHidden/>
-    <w:rsid w:val="00F12E05"/>
+    <w:rsid w:val="001D21F1"/>
     <w:rPr>
       <w:rFonts w:asciiTheme="majorHAnsi" w:eastAsiaTheme="majorEastAsia" w:hAnsiTheme="majorHAnsi" w:cstheme="majorBidi"/>
       <w:color w:val="0F4761" w:themeColor="accent1" w:themeShade="BF"/>
       <w:sz w:val="32"/>
       <w:szCs w:val="32"/>
-      <w:lang w:eastAsia="ja-JP"/>
     </w:rPr>
   </w:style>
   <w:style w:type="paragraph" w:styleId="NormalWeb">
@@ -21452,6 +23521,7 @@
     <w:basedOn w:val="Normal"/>
     <w:uiPriority w:val="99"/>
     <w:semiHidden/>
+    <w:unhideWhenUsed/>
     <w:rsid w:val="001D21F1"/>
     <w:rPr>
       <w:rFonts w:ascii="Times New Roman" w:hAnsi="Times New Roman" w:cs="Times New Roman"/>
@@ -21461,8 +23531,6 @@
     <w:name w:val="Options"/>
     <w:basedOn w:val="Heading4"/>
     <w:next w:val="Roboto12"/>
-    <w:uiPriority w:val="5"/>
-    <w:semiHidden/>
     <w:qFormat/>
     <w:rsid w:val="00E8435D"/>
     <w:pPr>
@@ -21483,20 +23551,17 @@
     <w:link w:val="Heading4"/>
     <w:uiPriority w:val="9"/>
     <w:semiHidden/>
-    <w:rsid w:val="00F12E05"/>
+    <w:rsid w:val="00DA14A7"/>
     <w:rPr>
       <w:rFonts w:asciiTheme="minorHAnsi" w:eastAsiaTheme="majorEastAsia" w:hAnsiTheme="minorHAnsi" w:cstheme="majorBidi"/>
       <w:i/>
       <w:iCs/>
       <w:color w:val="0F4761" w:themeColor="accent1" w:themeShade="BF"/>
-      <w:lang w:eastAsia="ja-JP"/>
     </w:rPr>
   </w:style>
   <w:style w:type="paragraph" w:customStyle="1" w:styleId="Roboto12">
     <w:name w:val="Roboto12"/>
     <w:basedOn w:val="NormalWeb"/>
-    <w:uiPriority w:val="5"/>
-    <w:semiHidden/>
     <w:qFormat/>
     <w:rsid w:val="00DA14A7"/>
     <w:pPr>
@@ -21512,8 +23577,6 @@
     <w:basedOn w:val="Heading1"/>
     <w:next w:val="Normal"/>
     <w:link w:val="Alt1-Hd-1Char"/>
-    <w:uiPriority w:val="5"/>
-    <w:semiHidden/>
     <w:qFormat/>
     <w:rsid w:val="00B21048"/>
     <w:pPr>
@@ -21531,9 +23594,7 @@
     <w:name w:val="Alt1-Hd-1 Char"/>
     <w:basedOn w:val="Heading1Char"/>
     <w:link w:val="Alt1-Hd-1"/>
-    <w:uiPriority w:val="5"/>
-    <w:semiHidden/>
-    <w:rsid w:val="00F12E05"/>
+    <w:rsid w:val="00B21048"/>
     <w:rPr>
       <w:rFonts w:asciiTheme="majorHAnsi" w:eastAsia="Roboto" w:hAnsiTheme="majorHAnsi" w:cstheme="majorBidi"/>
       <w:b/>
@@ -21541,7 +23602,6 @@
       <w:color w:val="000000" w:themeColor="text1"/>
       <w:sz w:val="40"/>
       <w:szCs w:val="40"/>
-      <w:lang w:eastAsia="ja-JP"/>
     </w:rPr>
   </w:style>
   <w:style w:type="paragraph" w:customStyle="1" w:styleId="Alt1-Hd-2">
@@ -21549,8 +23609,6 @@
     <w:basedOn w:val="Normal"/>
     <w:next w:val="Normal"/>
     <w:link w:val="Alt1-Hd-2Char"/>
-    <w:uiPriority w:val="5"/>
-    <w:semiHidden/>
     <w:qFormat/>
     <w:rsid w:val="00B21048"/>
     <w:pPr>
@@ -21572,9 +23630,7 @@
     <w:name w:val="Alt1-Hd-2 Char"/>
     <w:basedOn w:val="DefaultParagraphFont"/>
     <w:link w:val="Alt1-Hd-2"/>
-    <w:uiPriority w:val="5"/>
-    <w:semiHidden/>
-    <w:rsid w:val="00F12E05"/>
+    <w:rsid w:val="00B21048"/>
     <w:rPr>
       <w:rFonts w:eastAsia="Times New Roman" w:cstheme="majorBidi"/>
       <w:b/>
@@ -21589,7 +23645,7 @@
     <w:link w:val="Heading3"/>
     <w:uiPriority w:val="9"/>
     <w:semiHidden/>
-    <w:rsid w:val="00F12E05"/>
+    <w:rsid w:val="0050664B"/>
     <w:rPr>
       <w:rFonts w:eastAsiaTheme="majorEastAsia" w:cstheme="majorBidi"/>
       <w:color w:val="0070C0"/>
@@ -21603,8 +23659,6 @@
     <w:basedOn w:val="Heading3"/>
     <w:next w:val="Normal"/>
     <w:autoRedefine/>
-    <w:uiPriority w:val="5"/>
-    <w:semiHidden/>
     <w:qFormat/>
     <w:rsid w:val="0050664B"/>
     <w:pPr>
@@ -21627,8 +23681,6 @@
     <w:next w:val="Normal"/>
     <w:link w:val="Hd3Char"/>
     <w:autoRedefine/>
-    <w:uiPriority w:val="5"/>
-    <w:semiHidden/>
     <w:qFormat/>
     <w:rsid w:val="00FB063C"/>
     <w:pPr>
@@ -21643,9 +23695,7 @@
     <w:name w:val="Hd 3 Char"/>
     <w:basedOn w:val="Heading3Char"/>
     <w:link w:val="Hd3"/>
-    <w:uiPriority w:val="5"/>
-    <w:semiHidden/>
-    <w:rsid w:val="00F12E05"/>
+    <w:rsid w:val="00FB063C"/>
     <w:rPr>
       <w:rFonts w:eastAsiaTheme="majorEastAsia" w:cstheme="majorBidi"/>
       <w:color w:val="0070C0"/>
@@ -21659,8 +23709,6 @@
     <w:basedOn w:val="Heading4"/>
     <w:next w:val="Normal"/>
     <w:autoRedefine/>
-    <w:uiPriority w:val="5"/>
-    <w:semiHidden/>
     <w:qFormat/>
     <w:rsid w:val="0050664B"/>
     <w:pPr>
@@ -21685,8 +23733,6 @@
     <w:basedOn w:val="Normal"/>
     <w:next w:val="Normal"/>
     <w:autoRedefine/>
-    <w:uiPriority w:val="5"/>
-    <w:semiHidden/>
     <w:qFormat/>
     <w:rsid w:val="0050664B"/>
     <w:pPr>
@@ -21708,8 +23754,6 @@
     <w:next w:val="Normal"/>
     <w:link w:val="Hd-2Char"/>
     <w:autoRedefine/>
-    <w:uiPriority w:val="5"/>
-    <w:semiHidden/>
     <w:qFormat/>
     <w:rsid w:val="0050664B"/>
     <w:pPr>
@@ -21725,9 +23769,7 @@
     <w:name w:val="Hd-2 Char"/>
     <w:basedOn w:val="Alt1-Hd-2Char"/>
     <w:link w:val="Hd-2"/>
-    <w:uiPriority w:val="5"/>
-    <w:semiHidden/>
-    <w:rsid w:val="00F12E05"/>
+    <w:rsid w:val="0050664B"/>
     <w:rPr>
       <w:rFonts w:eastAsia="Times New Roman" w:cstheme="majorBidi"/>
       <w:b/>
@@ -21742,8 +23784,6 @@
     <w:next w:val="Normal"/>
     <w:link w:val="Mini-H1Char"/>
     <w:autoRedefine/>
-    <w:uiPriority w:val="5"/>
-    <w:semiHidden/>
     <w:qFormat/>
     <w:rsid w:val="0050664B"/>
     <w:pPr>
@@ -21763,9 +23803,7 @@
     <w:name w:val="Mini-H1 Char"/>
     <w:basedOn w:val="DefaultParagraphFont"/>
     <w:link w:val="Mini-H1"/>
-    <w:uiPriority w:val="5"/>
-    <w:semiHidden/>
-    <w:rsid w:val="00F12E05"/>
+    <w:rsid w:val="0050664B"/>
     <w:rPr>
       <w:rFonts w:asciiTheme="majorHAnsi" w:eastAsiaTheme="majorEastAsia" w:hAnsiTheme="majorHAnsi" w:cstheme="majorBidi"/>
       <w:bCs/>
@@ -21782,8 +23820,7 @@
     <w:next w:val="Normal"/>
     <w:link w:val="H-3Char"/>
     <w:autoRedefine/>
-    <w:uiPriority w:val="5"/>
-    <w:semiHidden/>
+    <w:uiPriority w:val="1"/>
     <w:qFormat/>
     <w:rsid w:val="00835E79"/>
     <w:pPr>
@@ -21804,9 +23841,8 @@
     <w:name w:val="H-3 Char"/>
     <w:basedOn w:val="Heading3Char"/>
     <w:link w:val="H-3"/>
-    <w:uiPriority w:val="5"/>
-    <w:semiHidden/>
-    <w:rsid w:val="00F12E05"/>
+    <w:uiPriority w:val="1"/>
+    <w:rsid w:val="00835E79"/>
     <w:rPr>
       <w:rFonts w:ascii="Arial" w:eastAsia="Arial" w:hAnsi="Arial" w:cs="Arial"/>
       <w:b/>
@@ -21821,8 +23857,7 @@
     <w:basedOn w:val="Heading3"/>
     <w:link w:val="Style3Char"/>
     <w:autoRedefine/>
-    <w:uiPriority w:val="5"/>
-    <w:semiHidden/>
+    <w:uiPriority w:val="1"/>
     <w:qFormat/>
     <w:rsid w:val="00835E79"/>
     <w:pPr>
@@ -21848,9 +23883,8 @@
     <w:name w:val="Style3 Char"/>
     <w:basedOn w:val="DefaultParagraphFont"/>
     <w:link w:val="Style3"/>
-    <w:uiPriority w:val="5"/>
-    <w:semiHidden/>
-    <w:rsid w:val="00F12E05"/>
+    <w:uiPriority w:val="1"/>
+    <w:rsid w:val="00835E79"/>
     <w:rPr>
       <w:rFonts w:ascii="Arial" w:eastAsia="Arial" w:hAnsi="Arial" w:cs="Arial"/>
       <w:b/>
@@ -21865,8 +23899,7 @@
     <w:basedOn w:val="Normal"/>
     <w:link w:val="12ptHeadingsChar"/>
     <w:autoRedefine/>
-    <w:uiPriority w:val="5"/>
-    <w:semiHidden/>
+    <w:uiPriority w:val="1"/>
     <w:qFormat/>
     <w:rsid w:val="00023F69"/>
     <w:pPr>
@@ -21890,9 +23923,8 @@
     <w:name w:val="12 pt Headings Char"/>
     <w:basedOn w:val="DefaultParagraphFont"/>
     <w:link w:val="12ptHeadings"/>
-    <w:uiPriority w:val="5"/>
-    <w:semiHidden/>
-    <w:rsid w:val="00F12E05"/>
+    <w:uiPriority w:val="1"/>
+    <w:rsid w:val="00023F69"/>
     <w:rPr>
       <w:rFonts w:ascii="Arial" w:eastAsia="Arial" w:hAnsi="Arial" w:cs="Arial"/>
       <w:b/>
@@ -21906,8 +23938,6 @@
     <w:basedOn w:val="12ptHeading"/>
     <w:link w:val="13ptHeadingChar"/>
     <w:autoRedefine/>
-    <w:uiPriority w:val="5"/>
-    <w:semiHidden/>
     <w:qFormat/>
     <w:rsid w:val="009C31F9"/>
     <w:pPr>
@@ -21921,9 +23951,7 @@
     <w:name w:val="13pt Heading Char"/>
     <w:basedOn w:val="12ptHeadingChar"/>
     <w:link w:val="13ptHeading"/>
-    <w:uiPriority w:val="5"/>
-    <w:semiHidden/>
-    <w:rsid w:val="00F12E05"/>
+    <w:rsid w:val="009C31F9"/>
     <w:rPr>
       <w:rFonts w:ascii="Arial" w:eastAsia="Arial" w:hAnsi="Arial" w:cs="Arial"/>
       <w:b/>
@@ -21935,17 +23963,19 @@
   </w:style>
   <w:style w:type="paragraph" w:customStyle="1" w:styleId="12ptHeading">
     <w:name w:val="12pt Heading"/>
+    <w:basedOn w:val="Normal"/>
     <w:next w:val="BodyText"/>
     <w:link w:val="12ptHeadingChar"/>
+    <w:autoRedefine/>
     <w:uiPriority w:val="1"/>
     <w:qFormat/>
-    <w:rsid w:val="009009AA"/>
+    <w:rsid w:val="009C31F9"/>
     <w:pPr>
       <w:keepNext/>
       <w:widowControl w:val="0"/>
       <w:autoSpaceDE w:val="0"/>
       <w:autoSpaceDN w:val="0"/>
-      <w:spacing w:before="240" w:after="80"/>
+      <w:spacing w:before="240" w:after="80" w:line="240" w:lineRule="auto"/>
       <w:outlineLvl w:val="3"/>
     </w:pPr>
     <w:rPr>
@@ -21954,6 +23984,7 @@
       <w:color w:val="000000"/>
       <w:kern w:val="36"/>
       <w:szCs w:val="26"/>
+      <w:lang w:eastAsia="en-US"/>
     </w:rPr>
   </w:style>
   <w:style w:type="character" w:customStyle="1" w:styleId="12ptHeadingChar">
@@ -21961,7 +23992,7 @@
     <w:basedOn w:val="DefaultParagraphFont"/>
     <w:link w:val="12ptHeading"/>
     <w:uiPriority w:val="1"/>
-    <w:rsid w:val="009009AA"/>
+    <w:rsid w:val="009C31F9"/>
     <w:rPr>
       <w:rFonts w:ascii="Arial" w:eastAsia="Arial" w:hAnsi="Arial" w:cs="Arial"/>
       <w:b/>
@@ -21972,29 +24003,29 @@
   </w:style>
   <w:style w:type="paragraph" w:customStyle="1" w:styleId="135ptHeading">
     <w:name w:val="13.5pt Heading"/>
+    <w:basedOn w:val="12ptHeading"/>
     <w:next w:val="BodyText"/>
     <w:link w:val="135ptHeadingChar"/>
+    <w:autoRedefine/>
+    <w:uiPriority w:val="1"/>
     <w:qFormat/>
-    <w:rsid w:val="009009AA"/>
+    <w:rsid w:val="009F51CF"/>
     <w:pPr>
-      <w:keepNext/>
-      <w:widowControl w:val="0"/>
-      <w:spacing w:before="240" w:after="80"/>
+      <w:autoSpaceDE/>
+      <w:autoSpaceDN/>
       <w:outlineLvl w:val="2"/>
     </w:pPr>
     <w:rPr>
-      <w:rFonts w:ascii="Arial" w:eastAsia="Arial" w:hAnsi="Arial" w:cs="Arial"/>
-      <w:b/>
-      <w:color w:val="000000"/>
+      <w:kern w:val="0"/>
       <w:sz w:val="27"/>
-      <w:szCs w:val="26"/>
     </w:rPr>
   </w:style>
   <w:style w:type="character" w:customStyle="1" w:styleId="135ptHeadingChar">
     <w:name w:val="13.5pt Heading Char"/>
     <w:basedOn w:val="12ptHeadingChar"/>
     <w:link w:val="135ptHeading"/>
-    <w:rsid w:val="009009AA"/>
+    <w:uiPriority w:val="1"/>
+    <w:rsid w:val="009F51CF"/>
     <w:rPr>
       <w:rFonts w:ascii="Arial" w:eastAsia="Arial" w:hAnsi="Arial" w:cs="Arial"/>
       <w:b/>
@@ -22010,7 +24041,7 @@
     <w:link w:val="Heading5"/>
     <w:uiPriority w:val="9"/>
     <w:semiHidden/>
-    <w:rsid w:val="00F12E05"/>
+    <w:rsid w:val="008C0D0E"/>
     <w:rPr>
       <w:rFonts w:asciiTheme="minorHAnsi" w:eastAsiaTheme="majorEastAsia" w:hAnsiTheme="minorHAnsi" w:cstheme="majorBidi"/>
       <w:color w:val="0F4761" w:themeColor="accent1" w:themeShade="BF"/>
@@ -22023,7 +24054,7 @@
     <w:link w:val="Heading6"/>
     <w:uiPriority w:val="9"/>
     <w:semiHidden/>
-    <w:rsid w:val="00F12E05"/>
+    <w:rsid w:val="008C0D0E"/>
     <w:rPr>
       <w:rFonts w:asciiTheme="minorHAnsi" w:eastAsiaTheme="majorEastAsia" w:hAnsiTheme="minorHAnsi" w:cstheme="majorBidi"/>
       <w:i/>
@@ -22038,7 +24069,7 @@
     <w:link w:val="Heading7"/>
     <w:uiPriority w:val="9"/>
     <w:semiHidden/>
-    <w:rsid w:val="00F12E05"/>
+    <w:rsid w:val="008C0D0E"/>
     <w:rPr>
       <w:rFonts w:asciiTheme="minorHAnsi" w:eastAsiaTheme="majorEastAsia" w:hAnsiTheme="minorHAnsi" w:cstheme="majorBidi"/>
       <w:color w:val="595959" w:themeColor="text1" w:themeTint="A6"/>
@@ -22051,7 +24082,7 @@
     <w:link w:val="Heading8"/>
     <w:uiPriority w:val="9"/>
     <w:semiHidden/>
-    <w:rsid w:val="00F12E05"/>
+    <w:rsid w:val="008C0D0E"/>
     <w:rPr>
       <w:rFonts w:asciiTheme="minorHAnsi" w:eastAsiaTheme="majorEastAsia" w:hAnsiTheme="minorHAnsi" w:cstheme="majorBidi"/>
       <w:i/>
@@ -22066,7 +24097,7 @@
     <w:link w:val="Heading9"/>
     <w:uiPriority w:val="9"/>
     <w:semiHidden/>
-    <w:rsid w:val="00F12E05"/>
+    <w:rsid w:val="008C0D0E"/>
     <w:rPr>
       <w:rFonts w:asciiTheme="minorHAnsi" w:eastAsiaTheme="majorEastAsia" w:hAnsiTheme="minorHAnsi" w:cstheme="majorBidi"/>
       <w:color w:val="272727" w:themeColor="text1" w:themeTint="D8"/>
@@ -22079,7 +24110,6 @@
     <w:next w:val="Normal"/>
     <w:link w:val="TitleChar"/>
     <w:uiPriority w:val="10"/>
-    <w:semiHidden/>
     <w:qFormat/>
     <w:rsid w:val="008C0D0E"/>
     <w:pPr>
@@ -22099,8 +24129,7 @@
     <w:basedOn w:val="DefaultParagraphFont"/>
     <w:link w:val="Title"/>
     <w:uiPriority w:val="10"/>
-    <w:semiHidden/>
-    <w:rsid w:val="00F12E05"/>
+    <w:rsid w:val="008C0D0E"/>
     <w:rPr>
       <w:rFonts w:asciiTheme="majorHAnsi" w:eastAsiaTheme="majorEastAsia" w:hAnsiTheme="majorHAnsi" w:cstheme="majorBidi"/>
       <w:spacing w:val="-10"/>
@@ -22116,7 +24145,6 @@
     <w:next w:val="Normal"/>
     <w:link w:val="SubtitleChar"/>
     <w:uiPriority w:val="11"/>
-    <w:semiHidden/>
     <w:qFormat/>
     <w:rsid w:val="008C0D0E"/>
     <w:pPr>
@@ -22138,8 +24166,7 @@
     <w:basedOn w:val="DefaultParagraphFont"/>
     <w:link w:val="Subtitle"/>
     <w:uiPriority w:val="11"/>
-    <w:semiHidden/>
-    <w:rsid w:val="00F12E05"/>
+    <w:rsid w:val="008C0D0E"/>
     <w:rPr>
       <w:rFonts w:asciiTheme="minorHAnsi" w:eastAsiaTheme="majorEastAsia" w:hAnsiTheme="minorHAnsi" w:cstheme="majorBidi"/>
       <w:color w:val="595959" w:themeColor="text1" w:themeTint="A6"/>
@@ -22155,7 +24182,6 @@
     <w:next w:val="Normal"/>
     <w:link w:val="QuoteChar"/>
     <w:uiPriority w:val="29"/>
-    <w:semiHidden/>
     <w:qFormat/>
     <w:rsid w:val="008C0D0E"/>
     <w:pPr>
@@ -22173,8 +24199,7 @@
     <w:basedOn w:val="DefaultParagraphFont"/>
     <w:link w:val="Quote"/>
     <w:uiPriority w:val="29"/>
-    <w:semiHidden/>
-    <w:rsid w:val="00F12E05"/>
+    <w:rsid w:val="008C0D0E"/>
     <w:rPr>
       <w:rFonts w:eastAsiaTheme="minorEastAsia"/>
       <w:i/>
@@ -22187,7 +24212,6 @@
     <w:name w:val="List Paragraph"/>
     <w:basedOn w:val="Normal"/>
     <w:uiPriority w:val="34"/>
-    <w:semiHidden/>
     <w:qFormat/>
     <w:rsid w:val="008C0D0E"/>
     <w:pPr>
@@ -22199,7 +24223,6 @@
     <w:name w:val="Intense Emphasis"/>
     <w:basedOn w:val="DefaultParagraphFont"/>
     <w:uiPriority w:val="21"/>
-    <w:semiHidden/>
     <w:qFormat/>
     <w:rsid w:val="008C0D0E"/>
     <w:rPr>
@@ -22214,7 +24237,6 @@
     <w:next w:val="Normal"/>
     <w:link w:val="IntenseQuoteChar"/>
     <w:uiPriority w:val="30"/>
-    <w:semiHidden/>
     <w:qFormat/>
     <w:rsid w:val="008C0D0E"/>
     <w:pPr>
@@ -22237,8 +24259,7 @@
     <w:basedOn w:val="DefaultParagraphFont"/>
     <w:link w:val="IntenseQuote"/>
     <w:uiPriority w:val="30"/>
-    <w:semiHidden/>
-    <w:rsid w:val="00F12E05"/>
+    <w:rsid w:val="008C0D0E"/>
     <w:rPr>
       <w:rFonts w:eastAsiaTheme="minorEastAsia"/>
       <w:i/>
@@ -22251,7 +24272,6 @@
     <w:name w:val="Intense Reference"/>
     <w:basedOn w:val="DefaultParagraphFont"/>
     <w:uiPriority w:val="32"/>
-    <w:semiHidden/>
     <w:qFormat/>
     <w:rsid w:val="008C0D0E"/>
     <w:rPr>
@@ -22265,8 +24285,6 @@
   <w:style w:type="paragraph" w:customStyle="1" w:styleId="isselectedend">
     <w:name w:val="isselectedend"/>
     <w:basedOn w:val="Normal"/>
-    <w:uiPriority w:val="5"/>
-    <w:semiHidden/>
     <w:rsid w:val="00BE21A5"/>
     <w:pPr>
       <w:spacing w:before="100" w:beforeAutospacing="1" w:after="100" w:afterAutospacing="1" w:line="240" w:lineRule="auto"/>
@@ -22280,8 +24298,7 @@
     <w:name w:val="Body Text"/>
     <w:basedOn w:val="Normal"/>
     <w:link w:val="BodyTextChar"/>
-    <w:uiPriority w:val="5"/>
-    <w:semiHidden/>
+    <w:uiPriority w:val="1"/>
     <w:qFormat/>
     <w:rsid w:val="00C47C5D"/>
     <w:pPr>
@@ -22297,27 +24314,24 @@
     <w:name w:val="Body Text Char"/>
     <w:basedOn w:val="DefaultParagraphFont"/>
     <w:link w:val="BodyText"/>
-    <w:uiPriority w:val="5"/>
-    <w:semiHidden/>
-    <w:rsid w:val="00F12E05"/>
+    <w:uiPriority w:val="1"/>
+    <w:rsid w:val="00C47C5D"/>
     <w:rPr>
       <w:rFonts w:ascii="Times New Roman" w:eastAsia="Times New Roman" w:hAnsi="Times New Roman" w:cs="Times New Roman"/>
     </w:rPr>
   </w:style>
   <w:style w:type="paragraph" w:customStyle="1" w:styleId="Body-Header">
     <w:name w:val="Body-Header"/>
+    <w:basedOn w:val="BodyText"/>
     <w:next w:val="Intro-Sentence"/>
     <w:link w:val="Body-HeaderChar"/>
-    <w:uiPriority w:val="2"/>
     <w:qFormat/>
-    <w:rsid w:val="009009AA"/>
+    <w:rsid w:val="009679EC"/>
     <w:pPr>
-      <w:keepNext/>
-      <w:widowControl w:val="0"/>
       <w:spacing w:before="120"/>
     </w:pPr>
     <w:rPr>
-      <w:rFonts w:ascii="Arial" w:eastAsia="Times New Roman" w:hAnsi="Arial" w:cs="Arial"/>
+      <w:rFonts w:ascii="Arial" w:hAnsi="Arial" w:cs="Arial"/>
       <w:b/>
       <w:bCs/>
       <w:sz w:val="22"/>
@@ -22328,8 +24342,7 @@
     <w:name w:val="Body-Header Char"/>
     <w:basedOn w:val="BodyTextChar"/>
     <w:link w:val="Body-Header"/>
-    <w:uiPriority w:val="2"/>
-    <w:rsid w:val="009009AA"/>
+    <w:rsid w:val="009679EC"/>
     <w:rPr>
       <w:rFonts w:ascii="Arial" w:eastAsia="Times New Roman" w:hAnsi="Arial" w:cs="Arial"/>
       <w:b/>
@@ -22340,17 +24353,15 @@
   </w:style>
   <w:style w:type="paragraph" w:customStyle="1" w:styleId="Intro-Sentence">
     <w:name w:val="Intro-Sentence"/>
+    <w:basedOn w:val="BodyText"/>
     <w:next w:val="List-Sentence"/>
     <w:link w:val="Intro-SentenceChar"/>
-    <w:uiPriority w:val="3"/>
     <w:qFormat/>
-    <w:rsid w:val="00890D88"/>
+    <w:rsid w:val="009679EC"/>
     <w:pPr>
-      <w:keepNext/>
       <w:spacing w:before="6" w:after="120"/>
     </w:pPr>
     <w:rPr>
-      <w:rFonts w:ascii="Times New Roman" w:eastAsia="Times New Roman" w:hAnsi="Times New Roman" w:cs="Times New Roman"/>
       <w:sz w:val="22"/>
     </w:rPr>
   </w:style>
@@ -22358,8 +24369,7 @@
     <w:name w:val="Intro-Sentence Char"/>
     <w:basedOn w:val="BodyTextChar"/>
     <w:link w:val="Intro-Sentence"/>
-    <w:uiPriority w:val="3"/>
-    <w:rsid w:val="00890D88"/>
+    <w:rsid w:val="009679EC"/>
     <w:rPr>
       <w:rFonts w:ascii="Times New Roman" w:eastAsia="Times New Roman" w:hAnsi="Times New Roman" w:cs="Times New Roman"/>
       <w:sz w:val="22"/>
@@ -22367,19 +24377,19 @@
   </w:style>
   <w:style w:type="paragraph" w:customStyle="1" w:styleId="List-Sentence">
     <w:name w:val="List-Sentence"/>
+    <w:basedOn w:val="Normal"/>
     <w:link w:val="List-SentenceChar"/>
-    <w:uiPriority w:val="4"/>
     <w:qFormat/>
-    <w:rsid w:val="007C75DC"/>
+    <w:rsid w:val="009679EC"/>
     <w:pPr>
-      <w:widowControl w:val="0"/>
-      <w:spacing w:before="6"/>
+      <w:spacing w:before="6" w:line="240" w:lineRule="auto"/>
     </w:pPr>
     <w:rPr>
       <w:rFonts w:ascii="Times New Roman" w:eastAsia="Arial" w:hAnsi="Times New Roman" w:cs="Times New Roman"/>
       <w:kern w:val="2"/>
       <w:sz w:val="22"/>
       <w:szCs w:val="22"/>
+      <w:lang w:eastAsia="en-US"/>
       <w14:ligatures w14:val="standardContextual"/>
     </w:rPr>
   </w:style>
@@ -22387,8 +24397,7 @@
     <w:name w:val="List-Sentence Char"/>
     <w:basedOn w:val="DefaultParagraphFont"/>
     <w:link w:val="List-Sentence"/>
-    <w:uiPriority w:val="4"/>
-    <w:rsid w:val="007C75DC"/>
+    <w:rsid w:val="009679EC"/>
     <w:rPr>
       <w:rFonts w:ascii="Times New Roman" w:eastAsia="Arial" w:hAnsi="Times New Roman" w:cs="Times New Roman"/>
       <w:kern w:val="2"/>
@@ -22399,8 +24408,6 @@
   </w:style>
   <w:style w:type="paragraph" w:customStyle="1" w:styleId="M5AlgorithmHeading">
     <w:name w:val="M5 Algorithm Heading"/>
-    <w:uiPriority w:val="5"/>
-    <w:semiHidden/>
     <w:rsid w:val="003B6AC7"/>
     <w:pPr>
       <w:keepNext/>
@@ -22415,8 +24422,6 @@
   </w:style>
   <w:style w:type="paragraph" w:customStyle="1" w:styleId="M5SectionHeading">
     <w:name w:val="M5 Section Heading"/>
-    <w:uiPriority w:val="5"/>
-    <w:semiHidden/>
     <w:rsid w:val="003B6AC7"/>
     <w:pPr>
       <w:keepNext/>
